--- a/examples/Example_business_case_single_port_large_1_robot.docx
+++ b/examples/Example_business_case_single_port_large_1_robot.docx
@@ -222,7 +222,7 @@
                 <w:b w:val="0"/>
                 <w:sz w:val="22"/>
               </w:rPr>
-              <w:t>27 October 2026</w:t>
+              <w:t>28 October 2026</w:t>
             </w:r>
           </w:p>
         </w:tc>
@@ -305,7 +305,7 @@
           <w:color w:val="595959"/>
           <w:sz w:val="18"/>
         </w:rPr>
-        <w:t>DRAFT. Generated by the Robotic Programme Decision Tool, engine version 0.5.1. 29 of the 36 assumptions in the register (Appendix D) are placeholders, assumptions or only partly sourced, and none has yet been reviewed by the relevant specialty. The figures must not be used for approval until that review is complete.</w:t>
+        <w:t>DRAFT. Generated by the Robotic Programme Decision Tool, engine version 0.6.1. 42 of the 44 assumptions in the register (Appendix D) are placeholders, assumptions or only partly sourced, and none has yet been reviewed by the relevant specialty. The figures must not be used for approval until that review is complete.</w:t>
       </w:r>
     </w:p>
     <w:p>
@@ -383,7 +383,7 @@
           <w:b w:val="0"/>
           <w:sz w:val="22"/>
         </w:rPr>
-        <w:t>: 1 robot (Platform D), operating 11 of 18 available sessions per fortnight across 4 specialties and a shared list.</w:t>
+        <w:t>: 1 robot (Platform D), operating 12 of 18 available sessions per fortnight across 5 list types on the two-week theatre template.</w:t>
       </w:r>
     </w:p>
     <w:p>
@@ -1035,7 +1035,7 @@
           <w:b w:val="0"/>
           <w:sz w:val="22"/>
         </w:rPr>
-        <w:t>Each ratio divides the whole five-year extra cost by one consequence, so they must not be added. No 30-day cost avoided is deducted.</w:t>
+        <w:t>Each ratio divides the whole five-year extra cost by one consequence, so they must not be added. Neither 30-day cost avoided nor tariff income is deducted, so the ratios measure NHS resources used.</w:t>
       </w:r>
     </w:p>
     <w:p>
@@ -1353,6 +1353,16 @@
       </w:tr>
     </w:tbl>
     <w:p/>
+    <w:p>
+      <w:r>
+        <w:rPr>
+          <w:rFonts w:ascii="Arial" w:hAnsi="Arial"/>
+          <w:b w:val="0"/>
+          <w:sz w:val="22"/>
+        </w:rPr>
+        <w:t>Tariff: the income line counts only the difference over what the trust would earn for the same patients without the robot, entered per procedure, and assumes those patients would otherwise be treated at this trust. It appears in the trust's cash case only. It is a transfer within the NHS, so it is excluded from the economic view (net present cost) and from the cost per outcome. No extra tariff income has been entered for this case.</w:t>
+      </w:r>
+    </w:p>
     <w:p>
       <w:r>
         <w:rPr>
@@ -1495,6 +1505,64 @@
                 <w:b w:val="0"/>
                 <w:sz w:val="19"/>
               </w:rPr>
+              <w:t>Robotic cases per robot per year</w:t>
+            </w:r>
+          </w:p>
+        </w:tc>
+        <w:tc>
+          <w:tcPr>
+            <w:tcW w:type="dxa" w:w="2200"/>
+          </w:tcPr>
+          <w:p>
+            <w:pPr>
+              <w:spacing w:after="0" w:before="0"/>
+            </w:pPr>
+            <w:r>
+              <w:rPr>
+                <w:rFonts w:ascii="Arial" w:hAnsi="Arial"/>
+                <w:b w:val="0"/>
+                <w:sz w:val="19"/>
+              </w:rPr>
+              <w:t>340</w:t>
+            </w:r>
+          </w:p>
+        </w:tc>
+        <w:tc>
+          <w:tcPr>
+            <w:tcW w:type="dxa" w:w="1826"/>
+            <w:shd w:val="clear" w:color="auto" w:fill="C6EFCE"/>
+          </w:tcPr>
+          <w:p>
+            <w:pPr>
+              <w:spacing w:after="0" w:before="0"/>
+            </w:pPr>
+            <w:r>
+              <w:rPr>
+                <w:rFonts w:ascii="Arial" w:hAnsi="Arial"/>
+                <w:b w:val="0"/>
+                <w:sz w:val="19"/>
+              </w:rPr>
+              <w:t>Green</w:t>
+            </w:r>
+          </w:p>
+        </w:tc>
+      </w:tr>
+      <w:tr>
+        <w:tc>
+          <w:tcPr>
+            <w:tcW w:type="dxa" w:w="4999"/>
+            <w:shd w:val="clear" w:color="auto" w:fill="F2F2F2"/>
+          </w:tcPr>
+          <w:p>
+            <w:pPr>
+              <w:spacing w:after="0" w:before="0"/>
+            </w:pPr>
+            <w:r>
+              <w:rPr>
+                <w:rFonts w:ascii="Arial" w:hAnsi="Arial"/>
+                <w:b w:val="0"/>
+                <w:sz w:val="19"/>
+              </w:rPr>
               <w:t>Robot utilisation (booked sessions)</w:t>
             </w:r>
           </w:p>
@@ -1502,6 +1570,7 @@
         <w:tc>
           <w:tcPr>
             <w:tcW w:type="dxa" w:w="2200"/>
+            <w:shd w:val="clear" w:color="auto" w:fill="F2F2F2"/>
           </w:tcPr>
           <w:p>
             <w:pPr>
@@ -1513,7 +1582,7 @@
                 <w:b w:val="0"/>
                 <w:sz w:val="19"/>
               </w:rPr>
-              <w:t>61%</w:t>
+              <w:t>67%</w:t>
             </w:r>
           </w:p>
         </w:tc>
@@ -1541,6 +1610,63 @@
         <w:tc>
           <w:tcPr>
             <w:tcW w:type="dxa" w:w="4999"/>
+          </w:tcPr>
+          <w:p>
+            <w:pPr>
+              <w:spacing w:after="0" w:before="0"/>
+            </w:pPr>
+            <w:r>
+              <w:rPr>
+                <w:rFonts w:ascii="Arial" w:hAnsi="Arial"/>
+                <w:b w:val="0"/>
+                <w:sz w:val="19"/>
+              </w:rPr>
+              <w:t>Share of robotic cases displacing open surgery (advisory)</w:t>
+            </w:r>
+          </w:p>
+        </w:tc>
+        <w:tc>
+          <w:tcPr>
+            <w:tcW w:type="dxa" w:w="2200"/>
+          </w:tcPr>
+          <w:p>
+            <w:pPr>
+              <w:spacing w:after="0" w:before="0"/>
+            </w:pPr>
+            <w:r>
+              <w:rPr>
+                <w:rFonts w:ascii="Arial" w:hAnsi="Arial"/>
+                <w:b w:val="0"/>
+                <w:sz w:val="19"/>
+              </w:rPr>
+              <w:t>19%</w:t>
+            </w:r>
+          </w:p>
+        </w:tc>
+        <w:tc>
+          <w:tcPr>
+            <w:tcW w:type="dxa" w:w="1826"/>
+            <w:shd w:val="clear" w:color="auto" w:fill="FFEB9C"/>
+          </w:tcPr>
+          <w:p>
+            <w:pPr>
+              <w:spacing w:after="0" w:before="0"/>
+            </w:pPr>
+            <w:r>
+              <w:rPr>
+                <w:rFonts w:ascii="Arial" w:hAnsi="Arial"/>
+                <w:b w:val="0"/>
+                <w:sz w:val="19"/>
+              </w:rPr>
+              <w:t>Amber</w:t>
+            </w:r>
+          </w:p>
+        </w:tc>
+      </w:tr>
+      <w:tr>
+        <w:tc>
+          <w:tcPr>
+            <w:tcW w:type="dxa" w:w="4999"/>
             <w:shd w:val="clear" w:color="auto" w:fill="F2F2F2"/>
           </w:tcPr>
           <w:p>
@@ -1553,7 +1679,7 @@
                 <w:b w:val="0"/>
                 <w:sz w:val="19"/>
               </w:rPr>
-              <w:t>Share of robotic cases displacing open surgery (advisory)</w:t>
+              <w:t>Lists less than 75% full</w:t>
             </w:r>
           </w:p>
         </w:tc>
@@ -1572,7 +1698,7 @@
                 <w:b w:val="0"/>
                 <w:sz w:val="19"/>
               </w:rPr>
-              <w:t>19%</w:t>
+              <w:t>1</w:t>
             </w:r>
           </w:p>
         </w:tc>
@@ -1611,7 +1737,7 @@
                 <w:b w:val="0"/>
                 <w:sz w:val="19"/>
               </w:rPr>
-              <w:t>Lists less than 75% full</w:t>
+              <w:t>Instrument price basis</w:t>
             </w:r>
           </w:p>
         </w:tc>
@@ -1629,14 +1755,14 @@
                 <w:b w:val="0"/>
                 <w:sz w:val="19"/>
               </w:rPr>
-              <w:t>0</w:t>
+              <w:t>Standard discount, 15% off list</w:t>
             </w:r>
           </w:p>
         </w:tc>
         <w:tc>
           <w:tcPr>
             <w:tcW w:type="dxa" w:w="1826"/>
-            <w:shd w:val="clear" w:color="auto" w:fill="C6EFCE"/>
+            <w:shd w:val="clear" w:color="auto" w:fill="FFEB9C"/>
           </w:tcPr>
           <w:p>
             <w:pPr>
@@ -1648,7 +1774,7 @@
                 <w:b w:val="0"/>
                 <w:sz w:val="19"/>
               </w:rPr>
-              <w:t>Green</w:t>
+              <w:t>Amber</w:t>
             </w:r>
           </w:p>
         </w:tc>
@@ -1669,7 +1795,7 @@
                 <w:b w:val="0"/>
                 <w:sz w:val="19"/>
               </w:rPr>
-              <w:t>Instrument price basis</w:t>
+              <w:t>Platform price</w:t>
             </w:r>
           </w:p>
         </w:tc>
@@ -1688,7 +1814,64 @@
                 <w:b w:val="0"/>
                 <w:sz w:val="19"/>
               </w:rPr>
-              <w:t>Standard discount, 15% off list</w:t>
+              <w:t>Illustrative</w:t>
+            </w:r>
+          </w:p>
+        </w:tc>
+        <w:tc>
+          <w:tcPr>
+            <w:tcW w:type="dxa" w:w="1826"/>
+            <w:shd w:val="clear" w:color="auto" w:fill="FFC7CE"/>
+          </w:tcPr>
+          <w:p>
+            <w:pPr>
+              <w:spacing w:after="0" w:before="0"/>
+            </w:pPr>
+            <w:r>
+              <w:rPr>
+                <w:rFonts w:ascii="Arial" w:hAnsi="Arial"/>
+                <w:b w:val="0"/>
+                <w:sz w:val="19"/>
+              </w:rPr>
+              <w:t>Red</w:t>
+            </w:r>
+          </w:p>
+        </w:tc>
+      </w:tr>
+      <w:tr>
+        <w:tc>
+          <w:tcPr>
+            <w:tcW w:type="dxa" w:w="4999"/>
+          </w:tcPr>
+          <w:p>
+            <w:pPr>
+              <w:spacing w:after="0" w:before="0"/>
+            </w:pPr>
+            <w:r>
+              <w:rPr>
+                <w:rFonts w:ascii="Arial" w:hAnsi="Arial"/>
+                <w:b w:val="0"/>
+                <w:sz w:val="19"/>
+              </w:rPr>
+              <w:t>Platform evidence base</w:t>
+            </w:r>
+          </w:p>
+        </w:tc>
+        <w:tc>
+          <w:tcPr>
+            <w:tcW w:type="dxa" w:w="2200"/>
+          </w:tcPr>
+          <w:p>
+            <w:pPr>
+              <w:spacing w:after="0" w:before="0"/>
+            </w:pPr>
+            <w:r>
+              <w:rPr>
+                <w:rFonts w:ascii="Arial" w:hAnsi="Arial"/>
+                <w:b w:val="0"/>
+                <w:sz w:val="19"/>
+              </w:rPr>
+              <w:t>Exploratory</w:t>
             </w:r>
           </w:p>
         </w:tc>
@@ -1716,6 +1899,7 @@
         <w:tc>
           <w:tcPr>
             <w:tcW w:type="dxa" w:w="4999"/>
+            <w:shd w:val="clear" w:color="auto" w:fill="F2F2F2"/>
           </w:tcPr>
           <w:p>
             <w:pPr>
@@ -1727,65 +1911,7 @@
                 <w:b w:val="0"/>
                 <w:sz w:val="19"/>
               </w:rPr>
-              <w:t>Platform price</w:t>
-            </w:r>
-          </w:p>
-        </w:tc>
-        <w:tc>
-          <w:tcPr>
-            <w:tcW w:type="dxa" w:w="2200"/>
-          </w:tcPr>
-          <w:p>
-            <w:pPr>
-              <w:spacing w:after="0" w:before="0"/>
-            </w:pPr>
-            <w:r>
-              <w:rPr>
-                <w:rFonts w:ascii="Arial" w:hAnsi="Arial"/>
-                <w:b w:val="0"/>
-                <w:sz w:val="19"/>
-              </w:rPr>
-              <w:t>Illustrative</w:t>
-            </w:r>
-          </w:p>
-        </w:tc>
-        <w:tc>
-          <w:tcPr>
-            <w:tcW w:type="dxa" w:w="1826"/>
-            <w:shd w:val="clear" w:color="auto" w:fill="FFC7CE"/>
-          </w:tcPr>
-          <w:p>
-            <w:pPr>
-              <w:spacing w:after="0" w:before="0"/>
-            </w:pPr>
-            <w:r>
-              <w:rPr>
-                <w:rFonts w:ascii="Arial" w:hAnsi="Arial"/>
-                <w:b w:val="0"/>
-                <w:sz w:val="19"/>
-              </w:rPr>
-              <w:t>Red</w:t>
-            </w:r>
-          </w:p>
-        </w:tc>
-      </w:tr>
-      <w:tr>
-        <w:tc>
-          <w:tcPr>
-            <w:tcW w:type="dxa" w:w="4999"/>
-            <w:shd w:val="clear" w:color="auto" w:fill="F2F2F2"/>
-          </w:tcPr>
-          <w:p>
-            <w:pPr>
-              <w:spacing w:after="0" w:before="0"/>
-            </w:pPr>
-            <w:r>
-              <w:rPr>
-                <w:rFonts w:ascii="Arial" w:hAnsi="Arial"/>
-                <w:b w:val="0"/>
-                <w:sz w:val="19"/>
-              </w:rPr>
-              <w:t>Platform evidence base</w:t>
+              <w:t>Benefit assumptions changed from defaults</w:t>
             </w:r>
           </w:p>
         </w:tc>
@@ -1793,63 +1919,6 @@
           <w:tcPr>
             <w:tcW w:type="dxa" w:w="2200"/>
             <w:shd w:val="clear" w:color="auto" w:fill="F2F2F2"/>
-          </w:tcPr>
-          <w:p>
-            <w:pPr>
-              <w:spacing w:after="0" w:before="0"/>
-            </w:pPr>
-            <w:r>
-              <w:rPr>
-                <w:rFonts w:ascii="Arial" w:hAnsi="Arial"/>
-                <w:b w:val="0"/>
-                <w:sz w:val="19"/>
-              </w:rPr>
-              <w:t>Exploratory</w:t>
-            </w:r>
-          </w:p>
-        </w:tc>
-        <w:tc>
-          <w:tcPr>
-            <w:tcW w:type="dxa" w:w="1826"/>
-            <w:shd w:val="clear" w:color="auto" w:fill="FFEB9C"/>
-          </w:tcPr>
-          <w:p>
-            <w:pPr>
-              <w:spacing w:after="0" w:before="0"/>
-            </w:pPr>
-            <w:r>
-              <w:rPr>
-                <w:rFonts w:ascii="Arial" w:hAnsi="Arial"/>
-                <w:b w:val="0"/>
-                <w:sz w:val="19"/>
-              </w:rPr>
-              <w:t>Amber</w:t>
-            </w:r>
-          </w:p>
-        </w:tc>
-      </w:tr>
-      <w:tr>
-        <w:tc>
-          <w:tcPr>
-            <w:tcW w:type="dxa" w:w="4999"/>
-          </w:tcPr>
-          <w:p>
-            <w:pPr>
-              <w:spacing w:after="0" w:before="0"/>
-            </w:pPr>
-            <w:r>
-              <w:rPr>
-                <w:rFonts w:ascii="Arial" w:hAnsi="Arial"/>
-                <w:b w:val="0"/>
-                <w:sz w:val="19"/>
-              </w:rPr>
-              <w:t>Benefit assumptions changed from defaults</w:t>
-            </w:r>
-          </w:p>
-        </w:tc>
-        <w:tc>
-          <w:tcPr>
-            <w:tcW w:type="dxa" w:w="2200"/>
           </w:tcPr>
           <w:p>
             <w:pPr>
@@ -1989,7 +2058,7 @@
           <w:b w:val="0"/>
           <w:sz w:val="22"/>
         </w:rPr>
-        <w:t>The programme includes specialties that NHS England has signalled as priorities for robotic access: none with a dedicated list in this configuration. Other specialties with dedicated lists are Single-port radical prostatectomy, Single-port kidney surgery (partial nephrectomy, pyeloplasty), Single-port transanal surgery (local excision of rectal lesions), Single-port thoracic surgery (lung and mediastinal resection). A shared list pools the remaining demand from Single-port radical prostatectomy, Single-port transoral surgery (head and neck), Single-port transanal surgery (local excision of rectal lesions).</w:t>
+        <w:t>The programme includes specialties that NHS England has signalled as priorities for robotic access: none scheduled in this configuration. Other procedures scheduled are Single-port radical prostatectomy, Single-port kidney surgery (partial nephrectomy, pyeloplasty), Single-port transoral surgery (head and neck), Single-port transanal surgery (local excision of rectal lesions), Single-port thoracic surgery (lung and mediastinal resection).</w:t>
       </w:r>
     </w:p>
     <w:p>
@@ -2049,7 +2118,7 @@
           <w:b w:val="0"/>
           <w:sz w:val="22"/>
         </w:rPr>
-        <w:t>Keep booked robot utilisation at or above 85% (currently planned at 61%).</w:t>
+        <w:t>Keep booked robot utilisation at or above 85% (currently planned at 67%).</w:t>
       </w:r>
     </w:p>
     <w:p>
@@ -2103,7 +2172,17 @@
           <w:b w:val="0"/>
           <w:sz w:val="22"/>
         </w:rPr>
-        <w:t>For each specialty, the analysis asks what would have happened to the same patients without a robot (open or laparoscopic surgery, or robotic surgery at another centre in one sensitivity scenario) and applies the 30-day differences to that mix. The headline is the extra cost to the trust with no deduction for 30-day cost avoided. The economic view (section 3.7) deducts cost avoided and uses discounted cash at the HM Treasury Green Book rate of 3.5%, with capital in year 0 and residual value credited at year 5. Robotic cases are capped at 700 per robot per year.</w:t>
+        <w:t>For each specialty, the analysis asks what would have happened to the same patients without a robot (open or laparoscopic surgery, or robotic surgery at another centre in one sensitivity scenario) and applies the 30-day differences to that mix. The headline is the extra cost to the trust with no deduction for 30-day cost avoided. The economic view (section 3.7) deducts cost avoided and uses discounted cash at the HM Treasury Green Book rate of 3.5%, with capital in year 0 and residual value credited at year 5. Activity above 700 robotic cases per robot per year is flagged as an advisory guardrail; it is not cut.</w:t>
+      </w:r>
+    </w:p>
+    <w:p>
+      <w:r>
+        <w:rPr>
+          <w:rFonts w:ascii="Arial" w:hAnsi="Arial"/>
+          <w:b w:val="0"/>
+          <w:sz w:val="22"/>
+        </w:rPr>
+        <w:t>Activity comes from a two-week theatre template: each session's list type and its major, medium and minor cases are mapped to procedures (Appendix A), counted over the fortnight and extrapolated to a year. Where annual demand is entered, delivered cases are limited to demand and any shortfall is reported.</w:t>
       </w:r>
     </w:p>
     <w:p>
@@ -2454,7 +2533,7 @@
                 <w:b w:val="0"/>
                 <w:sz w:val="17"/>
               </w:rPr>
-              <w:t>61%</w:t>
+              <w:t>67%</w:t>
             </w:r>
           </w:p>
         </w:tc>
@@ -2587,7 +2666,7 @@
                 <w:b w:val="0"/>
                 <w:sz w:val="17"/>
               </w:rPr>
-              <w:t>31%</w:t>
+              <w:t>33%</w:t>
             </w:r>
           </w:p>
         </w:tc>
@@ -2755,7 +2834,7 @@
       <w:r>
         <w:drawing>
           <wp:inline xmlns:a="http://schemas.openxmlformats.org/drawingml/2006/main" xmlns:pic="http://schemas.openxmlformats.org/drawingml/2006/picture">
-            <wp:extent cx="5760000" cy="3047732"/>
+            <wp:extent cx="5760000" cy="3279703"/>
             <wp:docPr id="1" name="Picture 1"/>
             <wp:cNvGraphicFramePr>
               <a:graphicFrameLocks noChangeAspect="1"/>
@@ -2776,7 +2855,7 @@
                   <pic:spPr>
                     <a:xfrm>
                       <a:off x="0" y="0"/>
-                      <a:ext cx="5760000" cy="3047732"/>
+                      <a:ext cx="5760000" cy="3279703"/>
                     </a:xfrm>
                     <a:prstGeom prst="rect"/>
                   </pic:spPr>
@@ -3467,7 +3546,7 @@
                 <w:b w:val="0"/>
                 <w:sz w:val="17"/>
               </w:rPr>
-              <w:t>Sterile services per case</w:t>
+              <w:t>Share of templated cases that go ahead</w:t>
             </w:r>
           </w:p>
         </w:tc>
@@ -3486,7 +3565,7 @@
                 <w:b w:val="0"/>
                 <w:sz w:val="17"/>
               </w:rPr>
-              <w:t>half</w:t>
+              <w:t>85%</w:t>
             </w:r>
           </w:p>
         </w:tc>
@@ -3505,7 +3584,7 @@
                 <w:b w:val="0"/>
                 <w:sz w:val="17"/>
               </w:rPr>
-              <w:t>double</w:t>
+              <w:t>100%</w:t>
             </w:r>
           </w:p>
         </w:tc>
@@ -3524,7 +3603,7 @@
                 <w:b w:val="0"/>
                 <w:sz w:val="17"/>
               </w:rPr>
-              <w:t>£6,366,197</w:t>
+              <w:t>£6,207,033</w:t>
             </w:r>
           </w:p>
         </w:tc>
@@ -3543,7 +3622,7 @@
                 <w:b w:val="0"/>
                 <w:sz w:val="17"/>
               </w:rPr>
-              <w:t>£6,542,147</w:t>
+              <w:t>£6,424,847</w:t>
             </w:r>
           </w:p>
         </w:tc>
@@ -3563,7 +3642,7 @@
                 <w:b w:val="0"/>
                 <w:sz w:val="17"/>
               </w:rPr>
-              <w:t>Extra theatre minutes per case</w:t>
+              <w:t>Sterile services per case</w:t>
             </w:r>
           </w:p>
         </w:tc>
@@ -3581,7 +3660,7 @@
                 <w:b w:val="0"/>
                 <w:sz w:val="17"/>
               </w:rPr>
-              <w:t>-50%</w:t>
+              <w:t>half</w:t>
             </w:r>
           </w:p>
         </w:tc>
@@ -3599,7 +3678,7 @@
                 <w:b w:val="0"/>
                 <w:sz w:val="17"/>
               </w:rPr>
-              <w:t>+50%</w:t>
+              <w:t>double</w:t>
             </w:r>
           </w:p>
         </w:tc>
@@ -3617,7 +3696,7 @@
                 <w:b w:val="0"/>
                 <w:sz w:val="17"/>
               </w:rPr>
-              <w:t>£6,397,109</w:t>
+              <w:t>£6,366,197</w:t>
             </w:r>
           </w:p>
         </w:tc>
@@ -3635,7 +3714,7 @@
                 <w:b w:val="0"/>
                 <w:sz w:val="17"/>
               </w:rPr>
-              <w:t>£6,452,585</w:t>
+              <w:t>£6,542,147</w:t>
             </w:r>
           </w:p>
         </w:tc>
@@ -3656,7 +3735,7 @@
                 <w:b w:val="0"/>
                 <w:sz w:val="17"/>
               </w:rPr>
-              <w:t>Cost per theatre minute</w:t>
+              <w:t>Extra theatre minutes per case</w:t>
             </w:r>
           </w:p>
         </w:tc>
@@ -3675,7 +3754,7 @@
                 <w:b w:val="0"/>
                 <w:sz w:val="17"/>
               </w:rPr>
-              <w:t>£8</w:t>
+              <w:t>-50%</w:t>
             </w:r>
           </w:p>
         </w:tc>
@@ -3694,7 +3773,7 @@
                 <w:b w:val="0"/>
                 <w:sz w:val="17"/>
               </w:rPr>
-              <w:t>£20</w:t>
+              <w:t>+50%</w:t>
             </w:r>
           </w:p>
         </w:tc>
@@ -3713,7 +3792,7 @@
                 <w:b w:val="0"/>
                 <w:sz w:val="17"/>
               </w:rPr>
-              <w:t>£6,406,355</w:t>
+              <w:t>£6,397,109</w:t>
             </w:r>
           </w:p>
         </w:tc>
@@ -3732,7 +3811,7 @@
                 <w:b w:val="0"/>
                 <w:sz w:val="17"/>
               </w:rPr>
-              <w:t>£6,461,831</w:t>
+              <w:t>£6,452,585</w:t>
             </w:r>
           </w:p>
         </w:tc>
@@ -3752,6 +3831,99 @@
                 <w:b w:val="0"/>
                 <w:sz w:val="17"/>
               </w:rPr>
+              <w:t>Cost per theatre minute</w:t>
+            </w:r>
+          </w:p>
+        </w:tc>
+        <w:tc>
+          <w:tcPr>
+            <w:tcW w:type="dxa" w:w="1300"/>
+          </w:tcPr>
+          <w:p>
+            <w:pPr>
+              <w:spacing w:after="0" w:before="0"/>
+            </w:pPr>
+            <w:r>
+              <w:rPr>
+                <w:rFonts w:ascii="Arial" w:hAnsi="Arial"/>
+                <w:b w:val="0"/>
+                <w:sz w:val="17"/>
+              </w:rPr>
+              <w:t>£8</w:t>
+            </w:r>
+          </w:p>
+        </w:tc>
+        <w:tc>
+          <w:tcPr>
+            <w:tcW w:type="dxa" w:w="1300"/>
+          </w:tcPr>
+          <w:p>
+            <w:pPr>
+              <w:spacing w:after="0" w:before="0"/>
+            </w:pPr>
+            <w:r>
+              <w:rPr>
+                <w:rFonts w:ascii="Arial" w:hAnsi="Arial"/>
+                <w:b w:val="0"/>
+                <w:sz w:val="17"/>
+              </w:rPr>
+              <w:t>£20</w:t>
+            </w:r>
+          </w:p>
+        </w:tc>
+        <w:tc>
+          <w:tcPr>
+            <w:tcW w:type="dxa" w:w="1563"/>
+          </w:tcPr>
+          <w:p>
+            <w:pPr>
+              <w:spacing w:after="0" w:before="0"/>
+            </w:pPr>
+            <w:r>
+              <w:rPr>
+                <w:rFonts w:ascii="Arial" w:hAnsi="Arial"/>
+                <w:b w:val="0"/>
+                <w:sz w:val="17"/>
+              </w:rPr>
+              <w:t>£6,406,355</w:t>
+            </w:r>
+          </w:p>
+        </w:tc>
+        <w:tc>
+          <w:tcPr>
+            <w:tcW w:type="dxa" w:w="1563"/>
+          </w:tcPr>
+          <w:p>
+            <w:pPr>
+              <w:spacing w:after="0" w:before="0"/>
+            </w:pPr>
+            <w:r>
+              <w:rPr>
+                <w:rFonts w:ascii="Arial" w:hAnsi="Arial"/>
+                <w:b w:val="0"/>
+                <w:sz w:val="17"/>
+              </w:rPr>
+              <w:t>£6,461,831</w:t>
+            </w:r>
+          </w:p>
+        </w:tc>
+      </w:tr>
+      <w:tr>
+        <w:tc>
+          <w:tcPr>
+            <w:tcW w:type="dxa" w:w="3300"/>
+            <w:shd w:val="clear" w:color="auto" w:fill="F2F2F2"/>
+          </w:tcPr>
+          <w:p>
+            <w:pPr>
+              <w:spacing w:after="0" w:before="0"/>
+            </w:pPr>
+            <w:r>
+              <w:rPr>
+                <w:rFonts w:ascii="Arial" w:hAnsi="Arial"/>
+                <w:b w:val="0"/>
+                <w:sz w:val="17"/>
+              </w:rPr>
               <w:t>Share open without the robot (all specialties)</w:t>
             </w:r>
           </w:p>
@@ -3759,6 +3931,7 @@
         <w:tc>
           <w:tcPr>
             <w:tcW w:type="dxa" w:w="1300"/>
+            <w:shd w:val="clear" w:color="auto" w:fill="F2F2F2"/>
           </w:tcPr>
           <w:p>
             <w:pPr>
@@ -3777,6 +3950,7 @@
         <w:tc>
           <w:tcPr>
             <w:tcW w:type="dxa" w:w="1300"/>
+            <w:shd w:val="clear" w:color="auto" w:fill="F2F2F2"/>
           </w:tcPr>
           <w:p>
             <w:pPr>
@@ -3795,6 +3969,7 @@
         <w:tc>
           <w:tcPr>
             <w:tcW w:type="dxa" w:w="1563"/>
+            <w:shd w:val="clear" w:color="auto" w:fill="F2F2F2"/>
           </w:tcPr>
           <w:p>
             <w:pPr>
@@ -3813,6 +3988,7 @@
         <w:tc>
           <w:tcPr>
             <w:tcW w:type="dxa" w:w="1563"/>
+            <w:shd w:val="clear" w:color="auto" w:fill="F2F2F2"/>
           </w:tcPr>
           <w:p>
             <w:pPr>
@@ -4735,7 +4911,7 @@
                 <w:b w:val="0"/>
                 <w:sz w:val="17"/>
               </w:rPr>
-              <w:t>Sterile services per case</w:t>
+              <w:t>Share of templated cases that go ahead</w:t>
             </w:r>
           </w:p>
         </w:tc>
@@ -4753,7 +4929,7 @@
                 <w:b w:val="0"/>
                 <w:sz w:val="17"/>
               </w:rPr>
-              <w:t>half</w:t>
+              <w:t>85%</w:t>
             </w:r>
           </w:p>
         </w:tc>
@@ -4771,7 +4947,7 @@
                 <w:b w:val="0"/>
                 <w:sz w:val="17"/>
               </w:rPr>
-              <w:t>double</w:t>
+              <w:t>100%</w:t>
             </w:r>
           </w:p>
         </w:tc>
@@ -4789,7 +4965,7 @@
                 <w:b w:val="0"/>
                 <w:sz w:val="17"/>
               </w:rPr>
-              <w:t>£5,992</w:t>
+              <w:t>£6,260</w:t>
             </w:r>
           </w:p>
         </w:tc>
@@ -4807,7 +4983,7 @@
                 <w:b w:val="0"/>
                 <w:sz w:val="17"/>
               </w:rPr>
-              <w:t>£6,157</w:t>
+              <w:t>£6,047</w:t>
             </w:r>
           </w:p>
         </w:tc>
@@ -4828,7 +5004,7 @@
                 <w:b w:val="0"/>
                 <w:sz w:val="17"/>
               </w:rPr>
-              <w:t>Extra theatre minutes per case</w:t>
+              <w:t>Sterile services per case</w:t>
             </w:r>
           </w:p>
         </w:tc>
@@ -4847,7 +5023,7 @@
                 <w:b w:val="0"/>
                 <w:sz w:val="17"/>
               </w:rPr>
-              <w:t>-50%</w:t>
+              <w:t>half</w:t>
             </w:r>
           </w:p>
         </w:tc>
@@ -4866,7 +5042,7 @@
                 <w:b w:val="0"/>
                 <w:sz w:val="17"/>
               </w:rPr>
-              <w:t>+50%</w:t>
+              <w:t>double</w:t>
             </w:r>
           </w:p>
         </w:tc>
@@ -4885,7 +5061,7 @@
                 <w:b w:val="0"/>
                 <w:sz w:val="17"/>
               </w:rPr>
-              <w:t>£6,021</w:t>
+              <w:t>£5,992</w:t>
             </w:r>
           </w:p>
         </w:tc>
@@ -4904,7 +5080,7 @@
                 <w:b w:val="0"/>
                 <w:sz w:val="17"/>
               </w:rPr>
-              <w:t>£6,073</w:t>
+              <w:t>£6,157</w:t>
             </w:r>
           </w:p>
         </w:tc>
@@ -4924,6 +5100,99 @@
                 <w:b w:val="0"/>
                 <w:sz w:val="17"/>
               </w:rPr>
+              <w:t>Extra theatre minutes per case</w:t>
+            </w:r>
+          </w:p>
+        </w:tc>
+        <w:tc>
+          <w:tcPr>
+            <w:tcW w:type="dxa" w:w="1300"/>
+          </w:tcPr>
+          <w:p>
+            <w:pPr>
+              <w:spacing w:after="0" w:before="0"/>
+            </w:pPr>
+            <w:r>
+              <w:rPr>
+                <w:rFonts w:ascii="Arial" w:hAnsi="Arial"/>
+                <w:b w:val="0"/>
+                <w:sz w:val="17"/>
+              </w:rPr>
+              <w:t>-50%</w:t>
+            </w:r>
+          </w:p>
+        </w:tc>
+        <w:tc>
+          <w:tcPr>
+            <w:tcW w:type="dxa" w:w="1300"/>
+          </w:tcPr>
+          <w:p>
+            <w:pPr>
+              <w:spacing w:after="0" w:before="0"/>
+            </w:pPr>
+            <w:r>
+              <w:rPr>
+                <w:rFonts w:ascii="Arial" w:hAnsi="Arial"/>
+                <w:b w:val="0"/>
+                <w:sz w:val="17"/>
+              </w:rPr>
+              <w:t>+50%</w:t>
+            </w:r>
+          </w:p>
+        </w:tc>
+        <w:tc>
+          <w:tcPr>
+            <w:tcW w:type="dxa" w:w="1563"/>
+          </w:tcPr>
+          <w:p>
+            <w:pPr>
+              <w:spacing w:after="0" w:before="0"/>
+            </w:pPr>
+            <w:r>
+              <w:rPr>
+                <w:rFonts w:ascii="Arial" w:hAnsi="Arial"/>
+                <w:b w:val="0"/>
+                <w:sz w:val="17"/>
+              </w:rPr>
+              <w:t>£6,021</w:t>
+            </w:r>
+          </w:p>
+        </w:tc>
+        <w:tc>
+          <w:tcPr>
+            <w:tcW w:type="dxa" w:w="1563"/>
+          </w:tcPr>
+          <w:p>
+            <w:pPr>
+              <w:spacing w:after="0" w:before="0"/>
+            </w:pPr>
+            <w:r>
+              <w:rPr>
+                <w:rFonts w:ascii="Arial" w:hAnsi="Arial"/>
+                <w:b w:val="0"/>
+                <w:sz w:val="17"/>
+              </w:rPr>
+              <w:t>£6,073</w:t>
+            </w:r>
+          </w:p>
+        </w:tc>
+      </w:tr>
+      <w:tr>
+        <w:tc>
+          <w:tcPr>
+            <w:tcW w:type="dxa" w:w="3300"/>
+            <w:shd w:val="clear" w:color="auto" w:fill="F2F2F2"/>
+          </w:tcPr>
+          <w:p>
+            <w:pPr>
+              <w:spacing w:after="0" w:before="0"/>
+            </w:pPr>
+            <w:r>
+              <w:rPr>
+                <w:rFonts w:ascii="Arial" w:hAnsi="Arial"/>
+                <w:b w:val="0"/>
+                <w:sz w:val="17"/>
+              </w:rPr>
               <w:t>Cost per theatre minute</w:t>
             </w:r>
           </w:p>
@@ -4931,6 +5200,7 @@
         <w:tc>
           <w:tcPr>
             <w:tcW w:type="dxa" w:w="1300"/>
+            <w:shd w:val="clear" w:color="auto" w:fill="F2F2F2"/>
           </w:tcPr>
           <w:p>
             <w:pPr>
@@ -4949,6 +5219,7 @@
         <w:tc>
           <w:tcPr>
             <w:tcW w:type="dxa" w:w="1300"/>
+            <w:shd w:val="clear" w:color="auto" w:fill="F2F2F2"/>
           </w:tcPr>
           <w:p>
             <w:pPr>
@@ -4967,6 +5238,7 @@
         <w:tc>
           <w:tcPr>
             <w:tcW w:type="dxa" w:w="1563"/>
+            <w:shd w:val="clear" w:color="auto" w:fill="F2F2F2"/>
           </w:tcPr>
           <w:p>
             <w:pPr>
@@ -4985,6 +5257,7 @@
         <w:tc>
           <w:tcPr>
             <w:tcW w:type="dxa" w:w="1563"/>
+            <w:shd w:val="clear" w:color="auto" w:fill="F2F2F2"/>
           </w:tcPr>
           <w:p>
             <w:pPr>
@@ -5917,7 +6190,7 @@
           <w:b w:val="0"/>
           <w:sz w:val="22"/>
         </w:rPr>
-        <w:t>Break-even: none. At this case mix each extra case adds more cost than it avoids at 30 days, so higher volume lowers the cost per case but never reaches break-even. The search is limited to the volume the programme could actually deliver: the lower of the cap of 700 cases per robot and every session filled at the planned cases per session.</w:t>
+        <w:t>Break-even: none. At this case mix each extra case adds more cost than it avoids at 30 days, so higher volume lowers the cost per case but never reaches break-even. The search is limited to the volume the programme could actually deliver: every available session filled at the planned cases per session.</w:t>
       </w:r>
     </w:p>
     <w:tbl>
@@ -6060,7 +6333,7 @@
                 <w:b w:val="0"/>
                 <w:sz w:val="19"/>
               </w:rPr>
-              <w:t>556</w:t>
+              <w:t>510</w:t>
             </w:r>
           </w:p>
         </w:tc>
@@ -6138,7 +6411,7 @@
                 <w:b w:val="0"/>
                 <w:sz w:val="19"/>
               </w:rPr>
-              <w:t>£1,620,288</w:t>
+              <w:t>£1,531,991</w:t>
             </w:r>
           </w:p>
         </w:tc>
@@ -8591,6 +8864,16 @@
       </w:tr>
     </w:tbl>
     <w:p/>
+    <w:p>
+      <w:r>
+        <w:rPr>
+          <w:rFonts w:ascii="Arial" w:hAnsi="Arial"/>
+          <w:b w:val="0"/>
+          <w:sz w:val="22"/>
+        </w:rPr>
+        <w:t>Tariff: the income line counts only the difference over what the trust would earn for the same patients without the robot, entered per procedure, and assumes those patients would otherwise be treated at this trust. It appears in the trust's cash case only. It is a transfer within the NHS, so it is excluded from the economic view (net present cost) and from the cost per outcome.</w:t>
+      </w:r>
+    </w:p>
     <w:tbl>
       <w:tblPr>
         <w:tblW w:type="auto" w:w="0"/>
@@ -9120,7 +9403,7 @@
         <w:pStyle w:val="Heading2"/>
       </w:pPr>
       <w:r>
-        <w:t>6.1 Fortnightly list plan</w:t>
+        <w:t>6.1 Two-week theatre template</w:t>
       </w:r>
     </w:p>
     <w:p>
@@ -9130,7 +9413,7 @@
           <w:b w:val="0"/>
           <w:sz w:val="22"/>
         </w:rPr>
-        <w:t>Capacity is 18 sessions per fortnight (9 per robot per week, one weekly slot kept for maintenance); 11 are booked and 7 left free. A dedicated list is created only if it would be at least 75% full; smaller remaining demand is pooled on a shared list, again only if that list would be at least 75% full.</w:t>
+        <w:t>The template (pre-filled from demand, standard day) covers 14 days, Monday to Sunday twice, with AM, PM and evening sessions on each robot. Standard hours are weekday AM and PM, with Friday PM kept for maintenance; evening and weekend sessions count only when used. 12 of 18 available sessions per fortnight are booked (67%). The fortnight is extrapolated to 45 operating weeks a year, and 100% of templated cases are assumed to go ahead.</w:t>
       </w:r>
     </w:p>
     <w:tbl>
@@ -9150,12 +9433,12 @@
         <w:tblLayout w:type="fixed"/>
       </w:tblPr>
       <w:tblGrid>
-        <w:gridCol w:w="3000"/>
+        <w:gridCol w:w="3100"/>
+        <w:gridCol w:w="1100"/>
+        <w:gridCol w:w="1300"/>
         <w:gridCol w:w="1200"/>
-        <w:gridCol w:w="1700"/>
-        <w:gridCol w:w="1100"/>
-        <w:gridCol w:w="1100"/>
-        <w:gridCol w:w="926"/>
+        <w:gridCol w:w="1200"/>
+        <w:gridCol w:w="1126"/>
       </w:tblGrid>
       <w:tr>
         <w:trPr>
@@ -9163,7 +9446,7 @@
         </w:trPr>
         <w:tc>
           <w:tcPr>
-            <w:tcW w:type="dxa" w:w="3000"/>
+            <w:tcW w:type="dxa" w:w="3100"/>
             <w:shd w:val="clear" w:color="auto" w:fill="1F3864"/>
           </w:tcPr>
           <w:p>
@@ -9176,9 +9459,51 @@
                 <w:rFonts w:ascii="Arial" w:hAnsi="Arial"/>
                 <w:b/>
                 <w:color w:val="FFFFFF"/>
-                <w:sz w:val="19"/>
-              </w:rPr>
-              <w:t>Specialty</w:t>
+                <w:sz w:val="17"/>
+              </w:rPr>
+              <w:t>Procedure</w:t>
+            </w:r>
+          </w:p>
+        </w:tc>
+        <w:tc>
+          <w:tcPr>
+            <w:tcW w:type="dxa" w:w="1100"/>
+            <w:shd w:val="clear" w:color="auto" w:fill="1F3864"/>
+          </w:tcPr>
+          <w:p>
+            <w:pPr>
+              <w:spacing w:after="0" w:before="0"/>
+            </w:pPr>
+            <w:r/>
+            <w:r>
+              <w:rPr>
+                <w:rFonts w:ascii="Arial" w:hAnsi="Arial"/>
+                <w:b/>
+                <w:color w:val="FFFFFF"/>
+                <w:sz w:val="17"/>
+              </w:rPr>
+              <w:t>Sessions per fortnight</w:t>
+            </w:r>
+          </w:p>
+        </w:tc>
+        <w:tc>
+          <w:tcPr>
+            <w:tcW w:type="dxa" w:w="1300"/>
+            <w:shd w:val="clear" w:color="auto" w:fill="1F3864"/>
+          </w:tcPr>
+          <w:p>
+            <w:pPr>
+              <w:spacing w:after="0" w:before="0"/>
+            </w:pPr>
+            <w:r/>
+            <w:r>
+              <w:rPr>
+                <w:rFonts w:ascii="Arial" w:hAnsi="Arial"/>
+                <w:b/>
+                <w:color w:val="FFFFFF"/>
+                <w:sz w:val="17"/>
+              </w:rPr>
+              <w:t>Cases on template (year)</w:t>
             </w:r>
           </w:p>
         </w:tc>
@@ -9197,15 +9522,15 @@
                 <w:rFonts w:ascii="Arial" w:hAnsi="Arial"/>
                 <w:b/>
                 <w:color w:val="FFFFFF"/>
-                <w:sz w:val="19"/>
-              </w:rPr>
-              <w:t>Sessions per fortnight</w:t>
-            </w:r>
-          </w:p>
-        </w:tc>
-        <w:tc>
-          <w:tcPr>
-            <w:tcW w:type="dxa" w:w="1700"/>
+                <w:sz w:val="17"/>
+              </w:rPr>
+              <w:t>Demand (year)</w:t>
+            </w:r>
+          </w:p>
+        </w:tc>
+        <w:tc>
+          <w:tcPr>
+            <w:tcW w:type="dxa" w:w="1200"/>
             <w:shd w:val="clear" w:color="auto" w:fill="1F3864"/>
           </w:tcPr>
           <w:p>
@@ -9218,15 +9543,15 @@
                 <w:rFonts w:ascii="Arial" w:hAnsi="Arial"/>
                 <w:b/>
                 <w:color w:val="FFFFFF"/>
-                <w:sz w:val="19"/>
-              </w:rPr>
-              <w:t>List</w:t>
-            </w:r>
-          </w:p>
-        </w:tc>
-        <w:tc>
-          <w:tcPr>
-            <w:tcW w:type="dxa" w:w="1100"/>
+                <w:sz w:val="17"/>
+              </w:rPr>
+              <w:t>Cases delivered</w:t>
+            </w:r>
+          </w:p>
+        </w:tc>
+        <w:tc>
+          <w:tcPr>
+            <w:tcW w:type="dxa" w:w="1126"/>
             <w:shd w:val="clear" w:color="auto" w:fill="1F3864"/>
           </w:tcPr>
           <w:p>
@@ -9239,49 +9564,7 @@
                 <w:rFonts w:ascii="Arial" w:hAnsi="Arial"/>
                 <w:b/>
                 <w:color w:val="FFFFFF"/>
-                <w:sz w:val="19"/>
-              </w:rPr>
-              <w:t>Cases on own lists</w:t>
-            </w:r>
-          </w:p>
-        </w:tc>
-        <w:tc>
-          <w:tcPr>
-            <w:tcW w:type="dxa" w:w="1100"/>
-            <w:shd w:val="clear" w:color="auto" w:fill="1F3864"/>
-          </w:tcPr>
-          <w:p>
-            <w:pPr>
-              <w:spacing w:after="0" w:before="0"/>
-            </w:pPr>
-            <w:r/>
-            <w:r>
-              <w:rPr>
-                <w:rFonts w:ascii="Arial" w:hAnsi="Arial"/>
-                <w:b/>
-                <w:color w:val="FFFFFF"/>
-                <w:sz w:val="19"/>
-              </w:rPr>
-              <w:t>Cases on shared list</w:t>
-            </w:r>
-          </w:p>
-        </w:tc>
-        <w:tc>
-          <w:tcPr>
-            <w:tcW w:type="dxa" w:w="926"/>
-            <w:shd w:val="clear" w:color="auto" w:fill="1F3864"/>
-          </w:tcPr>
-          <w:p>
-            <w:pPr>
-              <w:spacing w:after="0" w:before="0"/>
-            </w:pPr>
-            <w:r/>
-            <w:r>
-              <w:rPr>
-                <w:rFonts w:ascii="Arial" w:hAnsi="Arial"/>
-                <w:b/>
-                <w:color w:val="FFFFFF"/>
-                <w:sz w:val="19"/>
+                <w:sz w:val="17"/>
               </w:rPr>
               <w:t>Unmet demand</w:t>
             </w:r>
@@ -9291,17 +9574,17 @@
       <w:tr>
         <w:tc>
           <w:tcPr>
-            <w:tcW w:type="dxa" w:w="3000"/>
-          </w:tcPr>
-          <w:p>
-            <w:pPr>
-              <w:spacing w:after="0" w:before="0"/>
-            </w:pPr>
-            <w:r>
-              <w:rPr>
-                <w:rFonts w:ascii="Arial" w:hAnsi="Arial"/>
-                <w:b w:val="0"/>
-                <w:sz w:val="19"/>
+            <w:tcW w:type="dxa" w:w="3100"/>
+          </w:tcPr>
+          <w:p>
+            <w:pPr>
+              <w:spacing w:after="0" w:before="0"/>
+            </w:pPr>
+            <w:r>
+              <w:rPr>
+                <w:rFonts w:ascii="Arial" w:hAnsi="Arial"/>
+                <w:b w:val="0"/>
+                <w:sz w:val="17"/>
               </w:rPr>
               <w:t>Single-port radical prostatectomy</w:t>
             </w:r>
@@ -9309,6 +9592,42 @@
         </w:tc>
         <w:tc>
           <w:tcPr>
+            <w:tcW w:type="dxa" w:w="1100"/>
+          </w:tcPr>
+          <w:p>
+            <w:pPr>
+              <w:spacing w:after="0" w:before="0"/>
+            </w:pPr>
+            <w:r>
+              <w:rPr>
+                <w:rFonts w:ascii="Arial" w:hAnsi="Arial"/>
+                <w:b w:val="0"/>
+                <w:sz w:val="17"/>
+              </w:rPr>
+              <w:t>5.0</w:t>
+            </w:r>
+          </w:p>
+        </w:tc>
+        <w:tc>
+          <w:tcPr>
+            <w:tcW w:type="dxa" w:w="1300"/>
+          </w:tcPr>
+          <w:p>
+            <w:pPr>
+              <w:spacing w:after="0" w:before="0"/>
+            </w:pPr>
+            <w:r>
+              <w:rPr>
+                <w:rFonts w:ascii="Arial" w:hAnsi="Arial"/>
+                <w:b w:val="0"/>
+                <w:sz w:val="17"/>
+              </w:rPr>
+              <w:t>158</w:t>
+            </w:r>
+          </w:p>
+        </w:tc>
+        <w:tc>
+          <w:tcPr>
             <w:tcW w:type="dxa" w:w="1200"/>
           </w:tcPr>
           <w:p>
@@ -9319,79 +9638,43 @@
               <w:rPr>
                 <w:rFonts w:ascii="Arial" w:hAnsi="Arial"/>
                 <w:b w:val="0"/>
-                <w:sz w:val="19"/>
-              </w:rPr>
-              <w:t>4</w:t>
-            </w:r>
-          </w:p>
-        </w:tc>
-        <w:tc>
-          <w:tcPr>
-            <w:tcW w:type="dxa" w:w="1700"/>
-          </w:tcPr>
-          <w:p>
-            <w:pPr>
-              <w:spacing w:after="0" w:before="0"/>
-            </w:pPr>
-            <w:r>
-              <w:rPr>
-                <w:rFonts w:ascii="Arial" w:hAnsi="Arial"/>
-                <w:b w:val="0"/>
-                <w:sz w:val="19"/>
-              </w:rPr>
-              <w:t>3 per all-day list</w:t>
-            </w:r>
-          </w:p>
-        </w:tc>
-        <w:tc>
-          <w:tcPr>
-            <w:tcW w:type="dxa" w:w="1100"/>
-          </w:tcPr>
-          <w:p>
-            <w:pPr>
-              <w:spacing w:after="0" w:before="0"/>
-            </w:pPr>
-            <w:r>
-              <w:rPr>
-                <w:rFonts w:ascii="Arial" w:hAnsi="Arial"/>
-                <w:b w:val="0"/>
-                <w:sz w:val="19"/>
-              </w:rPr>
-              <w:t>135</w:t>
-            </w:r>
-          </w:p>
-        </w:tc>
-        <w:tc>
-          <w:tcPr>
-            <w:tcW w:type="dxa" w:w="1100"/>
-          </w:tcPr>
-          <w:p>
-            <w:pPr>
-              <w:spacing w:after="0" w:before="0"/>
-            </w:pPr>
-            <w:r>
-              <w:rPr>
-                <w:rFonts w:ascii="Arial" w:hAnsi="Arial"/>
-                <w:b w:val="0"/>
-                <w:sz w:val="19"/>
-              </w:rPr>
-              <w:t>15</w:t>
-            </w:r>
-          </w:p>
-        </w:tc>
-        <w:tc>
-          <w:tcPr>
-            <w:tcW w:type="dxa" w:w="926"/>
-          </w:tcPr>
-          <w:p>
-            <w:pPr>
-              <w:spacing w:after="0" w:before="0"/>
-            </w:pPr>
-            <w:r>
-              <w:rPr>
-                <w:rFonts w:ascii="Arial" w:hAnsi="Arial"/>
-                <w:b w:val="0"/>
-                <w:sz w:val="19"/>
+                <w:sz w:val="17"/>
+              </w:rPr>
+              <w:t>150</w:t>
+            </w:r>
+          </w:p>
+        </w:tc>
+        <w:tc>
+          <w:tcPr>
+            <w:tcW w:type="dxa" w:w="1200"/>
+          </w:tcPr>
+          <w:p>
+            <w:pPr>
+              <w:spacing w:after="0" w:before="0"/>
+            </w:pPr>
+            <w:r>
+              <w:rPr>
+                <w:rFonts w:ascii="Arial" w:hAnsi="Arial"/>
+                <w:b w:val="0"/>
+                <w:sz w:val="17"/>
+              </w:rPr>
+              <w:t>150</w:t>
+            </w:r>
+          </w:p>
+        </w:tc>
+        <w:tc>
+          <w:tcPr>
+            <w:tcW w:type="dxa" w:w="1126"/>
+          </w:tcPr>
+          <w:p>
+            <w:pPr>
+              <w:spacing w:after="0" w:before="0"/>
+            </w:pPr>
+            <w:r>
+              <w:rPr>
+                <w:rFonts w:ascii="Arial" w:hAnsi="Arial"/>
+                <w:b w:val="0"/>
+                <w:sz w:val="17"/>
               </w:rPr>
               <w:t>0</w:t>
             </w:r>
@@ -9401,7 +9684,7 @@
       <w:tr>
         <w:tc>
           <w:tcPr>
-            <w:tcW w:type="dxa" w:w="3000"/>
+            <w:tcW w:type="dxa" w:w="3100"/>
             <w:shd w:val="clear" w:color="auto" w:fill="F2F2F2"/>
           </w:tcPr>
           <w:p>
@@ -9412,9 +9695,47 @@
               <w:rPr>
                 <w:rFonts w:ascii="Arial" w:hAnsi="Arial"/>
                 <w:b w:val="0"/>
-                <w:sz w:val="19"/>
+                <w:sz w:val="17"/>
               </w:rPr>
               <w:t>Single-port kidney surgery (partial nephrectomy, pyeloplasty)</w:t>
+            </w:r>
+          </w:p>
+        </w:tc>
+        <w:tc>
+          <w:tcPr>
+            <w:tcW w:type="dxa" w:w="1100"/>
+            <w:shd w:val="clear" w:color="auto" w:fill="F2F2F2"/>
+          </w:tcPr>
+          <w:p>
+            <w:pPr>
+              <w:spacing w:after="0" w:before="0"/>
+            </w:pPr>
+            <w:r>
+              <w:rPr>
+                <w:rFonts w:ascii="Arial" w:hAnsi="Arial"/>
+                <w:b w:val="0"/>
+                <w:sz w:val="17"/>
+              </w:rPr>
+              <w:t>2.0</w:t>
+            </w:r>
+          </w:p>
+        </w:tc>
+        <w:tc>
+          <w:tcPr>
+            <w:tcW w:type="dxa" w:w="1300"/>
+            <w:shd w:val="clear" w:color="auto" w:fill="F2F2F2"/>
+          </w:tcPr>
+          <w:p>
+            <w:pPr>
+              <w:spacing w:after="0" w:before="0"/>
+            </w:pPr>
+            <w:r>
+              <w:rPr>
+                <w:rFonts w:ascii="Arial" w:hAnsi="Arial"/>
+                <w:b w:val="0"/>
+                <w:sz w:val="17"/>
+              </w:rPr>
+              <w:t>68</w:t>
             </w:r>
           </w:p>
         </w:tc>
@@ -9431,15 +9752,15 @@
               <w:rPr>
                 <w:rFonts w:ascii="Arial" w:hAnsi="Arial"/>
                 <w:b w:val="0"/>
-                <w:sz w:val="19"/>
-              </w:rPr>
-              <w:t>2</w:t>
-            </w:r>
-          </w:p>
-        </w:tc>
-        <w:tc>
-          <w:tcPr>
-            <w:tcW w:type="dxa" w:w="1700"/>
+                <w:sz w:val="17"/>
+              </w:rPr>
+              <w:t>60</w:t>
+            </w:r>
+          </w:p>
+        </w:tc>
+        <w:tc>
+          <w:tcPr>
+            <w:tcW w:type="dxa" w:w="1200"/>
             <w:shd w:val="clear" w:color="auto" w:fill="F2F2F2"/>
           </w:tcPr>
           <w:p>
@@ -9450,9 +9771,159 @@
               <w:rPr>
                 <w:rFonts w:ascii="Arial" w:hAnsi="Arial"/>
                 <w:b w:val="0"/>
-                <w:sz w:val="19"/>
-              </w:rPr>
-              <w:t>3 per all-day list</w:t>
+                <w:sz w:val="17"/>
+              </w:rPr>
+              <w:t>60</w:t>
+            </w:r>
+          </w:p>
+        </w:tc>
+        <w:tc>
+          <w:tcPr>
+            <w:tcW w:type="dxa" w:w="1126"/>
+            <w:shd w:val="clear" w:color="auto" w:fill="F2F2F2"/>
+          </w:tcPr>
+          <w:p>
+            <w:pPr>
+              <w:spacing w:after="0" w:before="0"/>
+            </w:pPr>
+            <w:r>
+              <w:rPr>
+                <w:rFonts w:ascii="Arial" w:hAnsi="Arial"/>
+                <w:b w:val="0"/>
+                <w:sz w:val="17"/>
+              </w:rPr>
+              <w:t>0</w:t>
+            </w:r>
+          </w:p>
+        </w:tc>
+      </w:tr>
+      <w:tr>
+        <w:tc>
+          <w:tcPr>
+            <w:tcW w:type="dxa" w:w="3100"/>
+          </w:tcPr>
+          <w:p>
+            <w:pPr>
+              <w:spacing w:after="0" w:before="0"/>
+            </w:pPr>
+            <w:r>
+              <w:rPr>
+                <w:rFonts w:ascii="Arial" w:hAnsi="Arial"/>
+                <w:b w:val="0"/>
+                <w:sz w:val="17"/>
+              </w:rPr>
+              <w:t>Single-port transoral surgery (head and neck)</w:t>
+            </w:r>
+          </w:p>
+        </w:tc>
+        <w:tc>
+          <w:tcPr>
+            <w:tcW w:type="dxa" w:w="1100"/>
+          </w:tcPr>
+          <w:p>
+            <w:pPr>
+              <w:spacing w:after="0" w:before="0"/>
+            </w:pPr>
+            <w:r>
+              <w:rPr>
+                <w:rFonts w:ascii="Arial" w:hAnsi="Arial"/>
+                <w:b w:val="0"/>
+                <w:sz w:val="17"/>
+              </w:rPr>
+              <w:t>1.0</w:t>
+            </w:r>
+          </w:p>
+        </w:tc>
+        <w:tc>
+          <w:tcPr>
+            <w:tcW w:type="dxa" w:w="1300"/>
+          </w:tcPr>
+          <w:p>
+            <w:pPr>
+              <w:spacing w:after="0" w:before="0"/>
+            </w:pPr>
+            <w:r>
+              <w:rPr>
+                <w:rFonts w:ascii="Arial" w:hAnsi="Arial"/>
+                <w:b w:val="0"/>
+                <w:sz w:val="17"/>
+              </w:rPr>
+              <w:t>45</w:t>
+            </w:r>
+          </w:p>
+        </w:tc>
+        <w:tc>
+          <w:tcPr>
+            <w:tcW w:type="dxa" w:w="1200"/>
+          </w:tcPr>
+          <w:p>
+            <w:pPr>
+              <w:spacing w:after="0" w:before="0"/>
+            </w:pPr>
+            <w:r>
+              <w:rPr>
+                <w:rFonts w:ascii="Arial" w:hAnsi="Arial"/>
+                <w:b w:val="0"/>
+                <w:sz w:val="17"/>
+              </w:rPr>
+              <w:t>40</w:t>
+            </w:r>
+          </w:p>
+        </w:tc>
+        <w:tc>
+          <w:tcPr>
+            <w:tcW w:type="dxa" w:w="1200"/>
+          </w:tcPr>
+          <w:p>
+            <w:pPr>
+              <w:spacing w:after="0" w:before="0"/>
+            </w:pPr>
+            <w:r>
+              <w:rPr>
+                <w:rFonts w:ascii="Arial" w:hAnsi="Arial"/>
+                <w:b w:val="0"/>
+                <w:sz w:val="17"/>
+              </w:rPr>
+              <w:t>40</w:t>
+            </w:r>
+          </w:p>
+        </w:tc>
+        <w:tc>
+          <w:tcPr>
+            <w:tcW w:type="dxa" w:w="1126"/>
+          </w:tcPr>
+          <w:p>
+            <w:pPr>
+              <w:spacing w:after="0" w:before="0"/>
+            </w:pPr>
+            <w:r>
+              <w:rPr>
+                <w:rFonts w:ascii="Arial" w:hAnsi="Arial"/>
+                <w:b w:val="0"/>
+                <w:sz w:val="17"/>
+              </w:rPr>
+              <w:t>0</w:t>
+            </w:r>
+          </w:p>
+        </w:tc>
+      </w:tr>
+      <w:tr>
+        <w:tc>
+          <w:tcPr>
+            <w:tcW w:type="dxa" w:w="3100"/>
+            <w:shd w:val="clear" w:color="auto" w:fill="F2F2F2"/>
+          </w:tcPr>
+          <w:p>
+            <w:pPr>
+              <w:spacing w:after="0" w:before="0"/>
+            </w:pPr>
+            <w:r>
+              <w:rPr>
+                <w:rFonts w:ascii="Arial" w:hAnsi="Arial"/>
+                <w:b w:val="0"/>
+                <w:sz w:val="17"/>
+              </w:rPr>
+              <w:t>Single-port transanal surgery (local excision of rectal lesions)</w:t>
             </w:r>
           </w:p>
         </w:tc>
@@ -9469,15 +9940,15 @@
               <w:rPr>
                 <w:rFonts w:ascii="Arial" w:hAnsi="Arial"/>
                 <w:b w:val="0"/>
-                <w:sz w:val="19"/>
-              </w:rPr>
-              <w:t>60</w:t>
-            </w:r>
-          </w:p>
-        </w:tc>
-        <w:tc>
-          <w:tcPr>
-            <w:tcW w:type="dxa" w:w="1100"/>
+                <w:sz w:val="17"/>
+              </w:rPr>
+              <w:t>2.0</w:t>
+            </w:r>
+          </w:p>
+        </w:tc>
+        <w:tc>
+          <w:tcPr>
+            <w:tcW w:type="dxa" w:w="1300"/>
             <w:shd w:val="clear" w:color="auto" w:fill="F2F2F2"/>
           </w:tcPr>
           <w:p>
@@ -9488,15 +9959,15 @@
               <w:rPr>
                 <w:rFonts w:ascii="Arial" w:hAnsi="Arial"/>
                 <w:b w:val="0"/>
-                <w:sz w:val="19"/>
-              </w:rPr>
-              <w:t>0</w:t>
-            </w:r>
-          </w:p>
-        </w:tc>
-        <w:tc>
-          <w:tcPr>
-            <w:tcW w:type="dxa" w:w="926"/>
+                <w:sz w:val="17"/>
+              </w:rPr>
+              <w:t>68</w:t>
+            </w:r>
+          </w:p>
+        </w:tc>
+        <w:tc>
+          <w:tcPr>
+            <w:tcW w:type="dxa" w:w="1200"/>
             <w:shd w:val="clear" w:color="auto" w:fill="F2F2F2"/>
           </w:tcPr>
           <w:p>
@@ -9507,7 +9978,45 @@
               <w:rPr>
                 <w:rFonts w:ascii="Arial" w:hAnsi="Arial"/>
                 <w:b w:val="0"/>
-                <w:sz w:val="19"/>
+                <w:sz w:val="17"/>
+              </w:rPr>
+              <w:t>50</w:t>
+            </w:r>
+          </w:p>
+        </w:tc>
+        <w:tc>
+          <w:tcPr>
+            <w:tcW w:type="dxa" w:w="1200"/>
+            <w:shd w:val="clear" w:color="auto" w:fill="F2F2F2"/>
+          </w:tcPr>
+          <w:p>
+            <w:pPr>
+              <w:spacing w:after="0" w:before="0"/>
+            </w:pPr>
+            <w:r>
+              <w:rPr>
+                <w:rFonts w:ascii="Arial" w:hAnsi="Arial"/>
+                <w:b w:val="0"/>
+                <w:sz w:val="17"/>
+              </w:rPr>
+              <w:t>50</w:t>
+            </w:r>
+          </w:p>
+        </w:tc>
+        <w:tc>
+          <w:tcPr>
+            <w:tcW w:type="dxa" w:w="1126"/>
+            <w:shd w:val="clear" w:color="auto" w:fill="F2F2F2"/>
+          </w:tcPr>
+          <w:p>
+            <w:pPr>
+              <w:spacing w:after="0" w:before="0"/>
+            </w:pPr>
+            <w:r>
+              <w:rPr>
+                <w:rFonts w:ascii="Arial" w:hAnsi="Arial"/>
+                <w:b w:val="0"/>
+                <w:sz w:val="17"/>
               </w:rPr>
               <w:t>0</w:t>
             </w:r>
@@ -9517,19 +10026,55 @@
       <w:tr>
         <w:tc>
           <w:tcPr>
-            <w:tcW w:type="dxa" w:w="3000"/>
-          </w:tcPr>
-          <w:p>
-            <w:pPr>
-              <w:spacing w:after="0" w:before="0"/>
-            </w:pPr>
-            <w:r>
-              <w:rPr>
-                <w:rFonts w:ascii="Arial" w:hAnsi="Arial"/>
-                <w:b w:val="0"/>
-                <w:sz w:val="19"/>
-              </w:rPr>
-              <w:t>Single-port transoral surgery (head and neck)</w:t>
+            <w:tcW w:type="dxa" w:w="3100"/>
+          </w:tcPr>
+          <w:p>
+            <w:pPr>
+              <w:spacing w:after="0" w:before="0"/>
+            </w:pPr>
+            <w:r>
+              <w:rPr>
+                <w:rFonts w:ascii="Arial" w:hAnsi="Arial"/>
+                <w:b w:val="0"/>
+                <w:sz w:val="17"/>
+              </w:rPr>
+              <w:t>Single-port thoracic surgery (lung and mediastinal resection)</w:t>
+            </w:r>
+          </w:p>
+        </w:tc>
+        <w:tc>
+          <w:tcPr>
+            <w:tcW w:type="dxa" w:w="1100"/>
+          </w:tcPr>
+          <w:p>
+            <w:pPr>
+              <w:spacing w:after="0" w:before="0"/>
+            </w:pPr>
+            <w:r>
+              <w:rPr>
+                <w:rFonts w:ascii="Arial" w:hAnsi="Arial"/>
+                <w:b w:val="0"/>
+                <w:sz w:val="17"/>
+              </w:rPr>
+              <w:t>2.0</w:t>
+            </w:r>
+          </w:p>
+        </w:tc>
+        <w:tc>
+          <w:tcPr>
+            <w:tcW w:type="dxa" w:w="1300"/>
+          </w:tcPr>
+          <w:p>
+            <w:pPr>
+              <w:spacing w:after="0" w:before="0"/>
+            </w:pPr>
+            <w:r>
+              <w:rPr>
+                <w:rFonts w:ascii="Arial" w:hAnsi="Arial"/>
+                <w:b w:val="0"/>
+                <w:sz w:val="17"/>
+              </w:rPr>
+              <w:t>45</w:t>
             </w:r>
           </w:p>
         </w:tc>
@@ -9545,419 +10090,67 @@
               <w:rPr>
                 <w:rFonts w:ascii="Arial" w:hAnsi="Arial"/>
                 <w:b w:val="0"/>
-                <w:sz w:val="19"/>
+                <w:sz w:val="17"/>
+              </w:rPr>
+              <w:t>40</w:t>
+            </w:r>
+          </w:p>
+        </w:tc>
+        <w:tc>
+          <w:tcPr>
+            <w:tcW w:type="dxa" w:w="1200"/>
+          </w:tcPr>
+          <w:p>
+            <w:pPr>
+              <w:spacing w:after="0" w:before="0"/>
+            </w:pPr>
+            <w:r>
+              <w:rPr>
+                <w:rFonts w:ascii="Arial" w:hAnsi="Arial"/>
+                <w:b w:val="0"/>
+                <w:sz w:val="17"/>
+              </w:rPr>
+              <w:t>40</w:t>
+            </w:r>
+          </w:p>
+        </w:tc>
+        <w:tc>
+          <w:tcPr>
+            <w:tcW w:type="dxa" w:w="1126"/>
+          </w:tcPr>
+          <w:p>
+            <w:pPr>
+              <w:spacing w:after="0" w:before="0"/>
+            </w:pPr>
+            <w:r>
+              <w:rPr>
+                <w:rFonts w:ascii="Arial" w:hAnsi="Arial"/>
+                <w:b w:val="0"/>
+                <w:sz w:val="17"/>
               </w:rPr>
               <w:t>0</w:t>
             </w:r>
-          </w:p>
-        </w:tc>
-        <w:tc>
-          <w:tcPr>
-            <w:tcW w:type="dxa" w:w="1700"/>
-          </w:tcPr>
-          <w:p>
-            <w:pPr>
-              <w:spacing w:after="0" w:before="0"/>
-            </w:pPr>
-            <w:r>
-              <w:rPr>
-                <w:rFonts w:ascii="Arial" w:hAnsi="Arial"/>
-                <w:b w:val="0"/>
-                <w:sz w:val="19"/>
-              </w:rPr>
-              <w:t>3 per all-day list</w:t>
-            </w:r>
-          </w:p>
-        </w:tc>
-        <w:tc>
-          <w:tcPr>
-            <w:tcW w:type="dxa" w:w="1100"/>
-          </w:tcPr>
-          <w:p>
-            <w:pPr>
-              <w:spacing w:after="0" w:before="0"/>
-            </w:pPr>
-            <w:r>
-              <w:rPr>
-                <w:rFonts w:ascii="Arial" w:hAnsi="Arial"/>
-                <w:b w:val="0"/>
-                <w:sz w:val="19"/>
-              </w:rPr>
-              <w:t>0</w:t>
-            </w:r>
-          </w:p>
-        </w:tc>
-        <w:tc>
-          <w:tcPr>
-            <w:tcW w:type="dxa" w:w="1100"/>
-          </w:tcPr>
-          <w:p>
-            <w:pPr>
-              <w:spacing w:after="0" w:before="0"/>
-            </w:pPr>
-            <w:r>
-              <w:rPr>
-                <w:rFonts w:ascii="Arial" w:hAnsi="Arial"/>
-                <w:b w:val="0"/>
-                <w:sz w:val="19"/>
-              </w:rPr>
-              <w:t>40</w:t>
-            </w:r>
-          </w:p>
-        </w:tc>
-        <w:tc>
-          <w:tcPr>
-            <w:tcW w:type="dxa" w:w="926"/>
-          </w:tcPr>
-          <w:p>
-            <w:pPr>
-              <w:spacing w:after="0" w:before="0"/>
-            </w:pPr>
-            <w:r>
-              <w:rPr>
-                <w:rFonts w:ascii="Arial" w:hAnsi="Arial"/>
-                <w:b w:val="0"/>
-                <w:sz w:val="19"/>
-              </w:rPr>
-              <w:t>0</w:t>
-            </w:r>
-          </w:p>
-        </w:tc>
-      </w:tr>
-      <w:tr>
-        <w:tc>
-          <w:tcPr>
-            <w:tcW w:type="dxa" w:w="3000"/>
-            <w:shd w:val="clear" w:color="auto" w:fill="F2F2F2"/>
-          </w:tcPr>
-          <w:p>
-            <w:pPr>
-              <w:spacing w:after="0" w:before="0"/>
-            </w:pPr>
-            <w:r>
-              <w:rPr>
-                <w:rFonts w:ascii="Arial" w:hAnsi="Arial"/>
-                <w:b w:val="0"/>
-                <w:sz w:val="19"/>
-              </w:rPr>
-              <w:t>Single-port transanal surgery (local excision of rectal lesions)</w:t>
-            </w:r>
-          </w:p>
-        </w:tc>
-        <w:tc>
-          <w:tcPr>
-            <w:tcW w:type="dxa" w:w="1200"/>
-            <w:shd w:val="clear" w:color="auto" w:fill="F2F2F2"/>
-          </w:tcPr>
-          <w:p>
-            <w:pPr>
-              <w:spacing w:after="0" w:before="0"/>
-            </w:pPr>
-            <w:r>
-              <w:rPr>
-                <w:rFonts w:ascii="Arial" w:hAnsi="Arial"/>
-                <w:b w:val="0"/>
-                <w:sz w:val="19"/>
-              </w:rPr>
-              <w:t>1</w:t>
-            </w:r>
-          </w:p>
-        </w:tc>
-        <w:tc>
-          <w:tcPr>
-            <w:tcW w:type="dxa" w:w="1700"/>
-            <w:shd w:val="clear" w:color="auto" w:fill="F2F2F2"/>
-          </w:tcPr>
-          <w:p>
-            <w:pPr>
-              <w:spacing w:after="0" w:before="0"/>
-            </w:pPr>
-            <w:r>
-              <w:rPr>
-                <w:rFonts w:ascii="Arial" w:hAnsi="Arial"/>
-                <w:b w:val="0"/>
-                <w:sz w:val="19"/>
-              </w:rPr>
-              <w:t>2 per half-day list</w:t>
-            </w:r>
-          </w:p>
-        </w:tc>
-        <w:tc>
-          <w:tcPr>
-            <w:tcW w:type="dxa" w:w="1100"/>
-            <w:shd w:val="clear" w:color="auto" w:fill="F2F2F2"/>
-          </w:tcPr>
-          <w:p>
-            <w:pPr>
-              <w:spacing w:after="0" w:before="0"/>
-            </w:pPr>
-            <w:r>
-              <w:rPr>
-                <w:rFonts w:ascii="Arial" w:hAnsi="Arial"/>
-                <w:b w:val="0"/>
-                <w:sz w:val="19"/>
-              </w:rPr>
-              <w:t>45</w:t>
-            </w:r>
-          </w:p>
-        </w:tc>
-        <w:tc>
-          <w:tcPr>
-            <w:tcW w:type="dxa" w:w="1100"/>
-            <w:shd w:val="clear" w:color="auto" w:fill="F2F2F2"/>
-          </w:tcPr>
-          <w:p>
-            <w:pPr>
-              <w:spacing w:after="0" w:before="0"/>
-            </w:pPr>
-            <w:r>
-              <w:rPr>
-                <w:rFonts w:ascii="Arial" w:hAnsi="Arial"/>
-                <w:b w:val="0"/>
-                <w:sz w:val="19"/>
-              </w:rPr>
-              <w:t>5</w:t>
-            </w:r>
-          </w:p>
-        </w:tc>
-        <w:tc>
-          <w:tcPr>
-            <w:tcW w:type="dxa" w:w="926"/>
-            <w:shd w:val="clear" w:color="auto" w:fill="F2F2F2"/>
-          </w:tcPr>
-          <w:p>
-            <w:pPr>
-              <w:spacing w:after="0" w:before="0"/>
-            </w:pPr>
-            <w:r>
-              <w:rPr>
-                <w:rFonts w:ascii="Arial" w:hAnsi="Arial"/>
-                <w:b w:val="0"/>
-                <w:sz w:val="19"/>
-              </w:rPr>
-              <w:t>0</w:t>
-            </w:r>
-          </w:p>
-        </w:tc>
-      </w:tr>
-      <w:tr>
-        <w:tc>
-          <w:tcPr>
-            <w:tcW w:type="dxa" w:w="3000"/>
-          </w:tcPr>
-          <w:p>
-            <w:pPr>
-              <w:spacing w:after="0" w:before="0"/>
-            </w:pPr>
-            <w:r>
-              <w:rPr>
-                <w:rFonts w:ascii="Arial" w:hAnsi="Arial"/>
-                <w:b w:val="0"/>
-                <w:sz w:val="19"/>
-              </w:rPr>
-              <w:t>Single-port thoracic surgery (lung and mediastinal resection)</w:t>
-            </w:r>
-          </w:p>
-        </w:tc>
-        <w:tc>
-          <w:tcPr>
-            <w:tcW w:type="dxa" w:w="1200"/>
-          </w:tcPr>
-          <w:p>
-            <w:pPr>
-              <w:spacing w:after="0" w:before="0"/>
-            </w:pPr>
-            <w:r>
-              <w:rPr>
-                <w:rFonts w:ascii="Arial" w:hAnsi="Arial"/>
-                <w:b w:val="0"/>
-                <w:sz w:val="19"/>
-              </w:rPr>
-              <w:t>2</w:t>
-            </w:r>
-          </w:p>
-        </w:tc>
-        <w:tc>
-          <w:tcPr>
-            <w:tcW w:type="dxa" w:w="1700"/>
-          </w:tcPr>
-          <w:p>
-            <w:pPr>
-              <w:spacing w:after="0" w:before="0"/>
-            </w:pPr>
-            <w:r>
-              <w:rPr>
-                <w:rFonts w:ascii="Arial" w:hAnsi="Arial"/>
-                <w:b w:val="0"/>
-                <w:sz w:val="19"/>
-              </w:rPr>
-              <w:t>2 per all-day list</w:t>
-            </w:r>
-          </w:p>
-        </w:tc>
-        <w:tc>
-          <w:tcPr>
-            <w:tcW w:type="dxa" w:w="1100"/>
-          </w:tcPr>
-          <w:p>
-            <w:pPr>
-              <w:spacing w:after="0" w:before="0"/>
-            </w:pPr>
-            <w:r>
-              <w:rPr>
-                <w:rFonts w:ascii="Arial" w:hAnsi="Arial"/>
-                <w:b w:val="0"/>
-                <w:sz w:val="19"/>
-              </w:rPr>
-              <w:t>40</w:t>
-            </w:r>
-          </w:p>
-        </w:tc>
-        <w:tc>
-          <w:tcPr>
-            <w:tcW w:type="dxa" w:w="1100"/>
-          </w:tcPr>
-          <w:p>
-            <w:pPr>
-              <w:spacing w:after="0" w:before="0"/>
-            </w:pPr>
-            <w:r>
-              <w:rPr>
-                <w:rFonts w:ascii="Arial" w:hAnsi="Arial"/>
-                <w:b w:val="0"/>
-                <w:sz w:val="19"/>
-              </w:rPr>
-              <w:t>0</w:t>
-            </w:r>
-          </w:p>
-        </w:tc>
-        <w:tc>
-          <w:tcPr>
-            <w:tcW w:type="dxa" w:w="926"/>
-          </w:tcPr>
-          <w:p>
-            <w:pPr>
-              <w:spacing w:after="0" w:before="0"/>
-            </w:pPr>
-            <w:r>
-              <w:rPr>
-                <w:rFonts w:ascii="Arial" w:hAnsi="Arial"/>
-                <w:b w:val="0"/>
-                <w:sz w:val="19"/>
-              </w:rPr>
-              <w:t>0</w:t>
-            </w:r>
-          </w:p>
-        </w:tc>
-      </w:tr>
-      <w:tr>
-        <w:tc>
-          <w:tcPr>
-            <w:tcW w:type="dxa" w:w="3000"/>
-            <w:shd w:val="clear" w:color="auto" w:fill="F2F2F2"/>
-          </w:tcPr>
-          <w:p>
-            <w:pPr>
-              <w:spacing w:after="0" w:before="0"/>
-            </w:pPr>
-            <w:r>
-              <w:rPr>
-                <w:rFonts w:ascii="Arial" w:hAnsi="Arial"/>
-                <w:b w:val="0"/>
-                <w:sz w:val="19"/>
-              </w:rPr>
-              <w:t>Shared list (pooled smaller specialties)</w:t>
-            </w:r>
-          </w:p>
-        </w:tc>
-        <w:tc>
-          <w:tcPr>
-            <w:tcW w:type="dxa" w:w="1200"/>
-            <w:shd w:val="clear" w:color="auto" w:fill="F2F2F2"/>
-          </w:tcPr>
-          <w:p>
-            <w:pPr>
-              <w:spacing w:after="0" w:before="0"/>
-            </w:pPr>
-            <w:r>
-              <w:rPr>
-                <w:rFonts w:ascii="Arial" w:hAnsi="Arial"/>
-                <w:b w:val="0"/>
-                <w:sz w:val="19"/>
-              </w:rPr>
-              <w:t>2</w:t>
-            </w:r>
-          </w:p>
-        </w:tc>
-        <w:tc>
-          <w:tcPr>
-            <w:tcW w:type="dxa" w:w="1700"/>
-            <w:shd w:val="clear" w:color="auto" w:fill="F2F2F2"/>
-          </w:tcPr>
-          <w:p>
-            <w:pPr>
-              <w:spacing w:after="0" w:before="0"/>
-            </w:pPr>
-            <w:r>
-              <w:rPr>
-                <w:rFonts w:ascii="Arial" w:hAnsi="Arial"/>
-                <w:b w:val="0"/>
-                <w:sz w:val="19"/>
-              </w:rPr>
-              <w:t>half-day, 87% full</w:t>
-            </w:r>
-          </w:p>
-        </w:tc>
-        <w:tc>
-          <w:tcPr>
-            <w:tcW w:type="dxa" w:w="1100"/>
-            <w:shd w:val="clear" w:color="auto" w:fill="F2F2F2"/>
-          </w:tcPr>
-          <w:p>
-            <w:pPr>
-              <w:spacing w:after="0" w:before="0"/>
-            </w:pPr>
-          </w:p>
-        </w:tc>
-        <w:tc>
-          <w:tcPr>
-            <w:tcW w:type="dxa" w:w="1100"/>
-            <w:shd w:val="clear" w:color="auto" w:fill="F2F2F2"/>
-          </w:tcPr>
-          <w:p>
-            <w:pPr>
-              <w:spacing w:after="0" w:before="0"/>
-            </w:pPr>
-            <w:r>
-              <w:rPr>
-                <w:rFonts w:ascii="Arial" w:hAnsi="Arial"/>
-                <w:b w:val="0"/>
-                <w:sz w:val="19"/>
-              </w:rPr>
-              <w:t>60</w:t>
-            </w:r>
-          </w:p>
-        </w:tc>
-        <w:tc>
-          <w:tcPr>
-            <w:tcW w:type="dxa" w:w="926"/>
-            <w:shd w:val="clear" w:color="auto" w:fill="F2F2F2"/>
-          </w:tcPr>
-          <w:p>
-            <w:pPr>
-              <w:spacing w:after="0" w:before="0"/>
-            </w:pPr>
           </w:p>
         </w:tc>
       </w:tr>
     </w:tbl>
     <w:p/>
+    <w:p>
+      <w:r>
+        <w:rPr>
+          <w:rFonts w:ascii="Arial" w:hAnsi="Arial"/>
+          <w:b w:val="0"/>
+          <w:sz w:val="22"/>
+        </w:rPr>
+        <w:t>All demand entered is scheduled.</w:t>
+      </w:r>
+    </w:p>
     <w:p>
       <w:pPr>
         <w:pStyle w:val="Heading3"/>
       </w:pPr>
       <w:r>
-        <w:t>Robot 1: two-week rota</w:t>
+        <w:t>Robot 1: two-week template</w:t>
       </w:r>
     </w:p>
     <w:tbl>
@@ -9977,12 +10170,10 @@
         <w:tblLayout w:type="fixed"/>
       </w:tblPr>
       <w:tblGrid>
-        <w:gridCol w:w="1426"/>
-        <w:gridCol w:w="1520"/>
-        <w:gridCol w:w="1520"/>
-        <w:gridCol w:w="1520"/>
-        <w:gridCol w:w="1520"/>
-        <w:gridCol w:w="1520"/>
+        <w:gridCol w:w="1526"/>
+        <w:gridCol w:w="2500"/>
+        <w:gridCol w:w="2500"/>
+        <w:gridCol w:w="2500"/>
       </w:tblGrid>
       <w:tr>
         <w:trPr>
@@ -9990,7 +10181,7 @@
         </w:trPr>
         <w:tc>
           <w:tcPr>
-            <w:tcW w:type="dxa" w:w="1426"/>
+            <w:tcW w:type="dxa" w:w="1526"/>
             <w:shd w:val="clear" w:color="auto" w:fill="1F3864"/>
           </w:tcPr>
           <w:p>
@@ -10002,7 +10193,7 @@
         </w:tc>
         <w:tc>
           <w:tcPr>
-            <w:tcW w:type="dxa" w:w="1520"/>
+            <w:tcW w:type="dxa" w:w="2500"/>
             <w:shd w:val="clear" w:color="auto" w:fill="1F3864"/>
           </w:tcPr>
           <w:p>
@@ -10017,13 +10208,13 @@
                 <w:color w:val="FFFFFF"/>
                 <w:sz w:val="17"/>
               </w:rPr>
-              <w:t>Mon</w:t>
-            </w:r>
-          </w:p>
-        </w:tc>
-        <w:tc>
-          <w:tcPr>
-            <w:tcW w:type="dxa" w:w="1520"/>
+              <w:t>AM</w:t>
+            </w:r>
+          </w:p>
+        </w:tc>
+        <w:tc>
+          <w:tcPr>
+            <w:tcW w:type="dxa" w:w="2500"/>
             <w:shd w:val="clear" w:color="auto" w:fill="1F3864"/>
           </w:tcPr>
           <w:p>
@@ -10038,13 +10229,13 @@
                 <w:color w:val="FFFFFF"/>
                 <w:sz w:val="17"/>
               </w:rPr>
-              <w:t>Tue</w:t>
-            </w:r>
-          </w:p>
-        </w:tc>
-        <w:tc>
-          <w:tcPr>
-            <w:tcW w:type="dxa" w:w="1520"/>
+              <w:t>PM</w:t>
+            </w:r>
+          </w:p>
+        </w:tc>
+        <w:tc>
+          <w:tcPr>
+            <w:tcW w:type="dxa" w:w="2500"/>
             <w:shd w:val="clear" w:color="auto" w:fill="1F3864"/>
           </w:tcPr>
           <w:p>
@@ -10059,49 +10250,7 @@
                 <w:color w:val="FFFFFF"/>
                 <w:sz w:val="17"/>
               </w:rPr>
-              <w:t>Wed</w:t>
-            </w:r>
-          </w:p>
-        </w:tc>
-        <w:tc>
-          <w:tcPr>
-            <w:tcW w:type="dxa" w:w="1520"/>
-            <w:shd w:val="clear" w:color="auto" w:fill="1F3864"/>
-          </w:tcPr>
-          <w:p>
-            <w:pPr>
-              <w:spacing w:after="0" w:before="0"/>
-            </w:pPr>
-            <w:r/>
-            <w:r>
-              <w:rPr>
-                <w:rFonts w:ascii="Arial" w:hAnsi="Arial"/>
-                <w:b/>
-                <w:color w:val="FFFFFF"/>
-                <w:sz w:val="17"/>
-              </w:rPr>
-              <w:t>Thu</w:t>
-            </w:r>
-          </w:p>
-        </w:tc>
-        <w:tc>
-          <w:tcPr>
-            <w:tcW w:type="dxa" w:w="1520"/>
-            <w:shd w:val="clear" w:color="auto" w:fill="1F3864"/>
-          </w:tcPr>
-          <w:p>
-            <w:pPr>
-              <w:spacing w:after="0" w:before="0"/>
-            </w:pPr>
-            <w:r/>
-            <w:r>
-              <w:rPr>
-                <w:rFonts w:ascii="Arial" w:hAnsi="Arial"/>
-                <w:b/>
-                <w:color w:val="FFFFFF"/>
-                <w:sz w:val="17"/>
-              </w:rPr>
-              <w:t>Fri</w:t>
+              <w:t>Evening</w:t>
             </w:r>
           </w:p>
         </w:tc>
@@ -10109,117 +10258,73 @@
       <w:tr>
         <w:tc>
           <w:tcPr>
-            <w:tcW w:type="dxa" w:w="1426"/>
-          </w:tcPr>
-          <w:p>
-            <w:pPr>
-              <w:spacing w:after="0" w:before="0"/>
-            </w:pPr>
-            <w:r>
-              <w:rPr>
-                <w:rFonts w:ascii="Arial" w:hAnsi="Arial"/>
-                <w:b w:val="0"/>
-                <w:sz w:val="17"/>
-              </w:rPr>
-              <w:t>Week 1 AM</w:t>
-            </w:r>
-          </w:p>
-        </w:tc>
-        <w:tc>
-          <w:tcPr>
-            <w:tcW w:type="dxa" w:w="1520"/>
-          </w:tcPr>
-          <w:p>
-            <w:pPr>
-              <w:spacing w:after="0" w:before="0"/>
-            </w:pPr>
-            <w:r>
-              <w:rPr>
-                <w:rFonts w:ascii="Arial" w:hAnsi="Arial"/>
-                <w:b w:val="0"/>
-                <w:sz w:val="17"/>
-              </w:rPr>
-              <w:t>Urology</w:t>
-            </w:r>
-          </w:p>
-        </w:tc>
-        <w:tc>
-          <w:tcPr>
-            <w:tcW w:type="dxa" w:w="1520"/>
-          </w:tcPr>
-          <w:p>
-            <w:pPr>
-              <w:spacing w:after="0" w:before="0"/>
-            </w:pPr>
-            <w:r>
-              <w:rPr>
-                <w:rFonts w:ascii="Arial" w:hAnsi="Arial"/>
-                <w:b w:val="0"/>
-                <w:sz w:val="17"/>
-              </w:rPr>
-              <w:t>Urology</w:t>
-            </w:r>
-          </w:p>
-        </w:tc>
-        <w:tc>
-          <w:tcPr>
-            <w:tcW w:type="dxa" w:w="1520"/>
-          </w:tcPr>
-          <w:p>
-            <w:pPr>
-              <w:spacing w:after="0" w:before="0"/>
-            </w:pPr>
-            <w:r>
-              <w:rPr>
-                <w:rFonts w:ascii="Arial" w:hAnsi="Arial"/>
-                <w:b w:val="0"/>
-                <w:sz w:val="17"/>
-              </w:rPr>
-              <w:t>Urology</w:t>
-            </w:r>
-          </w:p>
-        </w:tc>
-        <w:tc>
-          <w:tcPr>
-            <w:tcW w:type="dxa" w:w="1520"/>
-          </w:tcPr>
-          <w:p>
-            <w:pPr>
-              <w:spacing w:after="0" w:before="0"/>
-            </w:pPr>
-            <w:r>
-              <w:rPr>
-                <w:rFonts w:ascii="Arial" w:hAnsi="Arial"/>
-                <w:b w:val="0"/>
-                <w:sz w:val="17"/>
-              </w:rPr>
-              <w:t>Thoracic</w:t>
-            </w:r>
-          </w:p>
-        </w:tc>
-        <w:tc>
-          <w:tcPr>
-            <w:tcW w:type="dxa" w:w="1520"/>
-          </w:tcPr>
-          <w:p>
-            <w:pPr>
-              <w:spacing w:after="0" w:before="0"/>
-            </w:pPr>
-            <w:r>
-              <w:rPr>
-                <w:rFonts w:ascii="Arial" w:hAnsi="Arial"/>
-                <w:b w:val="0"/>
-                <w:sz w:val="17"/>
-              </w:rPr>
-              <w:t>Colorectal</w:t>
-            </w:r>
+            <w:tcW w:type="dxa" w:w="1526"/>
+          </w:tcPr>
+          <w:p>
+            <w:pPr>
+              <w:spacing w:after="0" w:before="0"/>
+            </w:pPr>
+            <w:r>
+              <w:rPr>
+                <w:rFonts w:ascii="Arial" w:hAnsi="Arial"/>
+                <w:b w:val="0"/>
+                <w:sz w:val="17"/>
+              </w:rPr>
+              <w:t>Week 1 Mon</w:t>
+            </w:r>
+          </w:p>
+        </w:tc>
+        <w:tc>
+          <w:tcPr>
+            <w:tcW w:type="dxa" w:w="2500"/>
+          </w:tcPr>
+          <w:p>
+            <w:pPr>
+              <w:spacing w:after="0" w:before="0"/>
+            </w:pPr>
+            <w:r>
+              <w:rPr>
+                <w:rFonts w:ascii="Arial" w:hAnsi="Arial"/>
+                <w:b w:val="0"/>
+                <w:sz w:val="17"/>
+              </w:rPr>
+              <w:t>Colorectal: transanal (single-port): 2 minor</w:t>
+            </w:r>
+          </w:p>
+        </w:tc>
+        <w:tc>
+          <w:tcPr>
+            <w:tcW w:type="dxa" w:w="2500"/>
+          </w:tcPr>
+          <w:p>
+            <w:pPr>
+              <w:spacing w:after="0" w:before="0"/>
+            </w:pPr>
+            <w:r>
+              <w:rPr>
+                <w:rFonts w:ascii="Arial" w:hAnsi="Arial"/>
+                <w:b w:val="0"/>
+                <w:sz w:val="17"/>
+              </w:rPr>
+              <w:t>Colorectal: transanal (single-port): 1 minor</w:t>
+            </w:r>
+          </w:p>
+        </w:tc>
+        <w:tc>
+          <w:tcPr>
+            <w:tcW w:type="dxa" w:w="2500"/>
+          </w:tcPr>
+          <w:p>
+            <w:pPr>
+              <w:spacing w:after="0" w:before="0"/>
+            </w:pPr>
           </w:p>
         </w:tc>
       </w:tr>
       <w:tr>
         <w:tc>
           <w:tcPr>
-            <w:tcW w:type="dxa" w:w="1426"/>
+            <w:tcW w:type="dxa" w:w="1526"/>
             <w:shd w:val="clear" w:color="auto" w:fill="F2F2F2"/>
           </w:tcPr>
           <w:p>
@@ -10232,13 +10337,13 @@
                 <w:b w:val="0"/>
                 <w:sz w:val="17"/>
               </w:rPr>
-              <w:t>Week 1 PM</w:t>
-            </w:r>
-          </w:p>
-        </w:tc>
-        <w:tc>
-          <w:tcPr>
-            <w:tcW w:type="dxa" w:w="1520"/>
+              <w:t>Week 1 Tue</w:t>
+            </w:r>
+          </w:p>
+        </w:tc>
+        <w:tc>
+          <w:tcPr>
+            <w:tcW w:type="dxa" w:w="2500"/>
             <w:shd w:val="clear" w:color="auto" w:fill="F2F2F2"/>
           </w:tcPr>
           <w:p>
@@ -10251,13 +10356,13 @@
                 <w:b w:val="0"/>
                 <w:sz w:val="17"/>
               </w:rPr>
-              <w:t>Urology</w:t>
-            </w:r>
-          </w:p>
-        </w:tc>
-        <w:tc>
-          <w:tcPr>
-            <w:tcW w:type="dxa" w:w="1520"/>
+              <w:t>Urology: prostate (single-port): 2 medium</w:t>
+            </w:r>
+          </w:p>
+        </w:tc>
+        <w:tc>
+          <w:tcPr>
+            <w:tcW w:type="dxa" w:w="2500"/>
             <w:shd w:val="clear" w:color="auto" w:fill="F2F2F2"/>
           </w:tcPr>
           <w:p>
@@ -10270,182 +10375,92 @@
                 <w:b w:val="0"/>
                 <w:sz w:val="17"/>
               </w:rPr>
-              <w:t>Urology</w:t>
-            </w:r>
-          </w:p>
-        </w:tc>
-        <w:tc>
-          <w:tcPr>
-            <w:tcW w:type="dxa" w:w="1520"/>
+              <w:t>Urology: prostate (single-port): 1 medium</w:t>
+            </w:r>
+          </w:p>
+        </w:tc>
+        <w:tc>
+          <w:tcPr>
+            <w:tcW w:type="dxa" w:w="2500"/>
             <w:shd w:val="clear" w:color="auto" w:fill="F2F2F2"/>
           </w:tcPr>
           <w:p>
             <w:pPr>
               <w:spacing w:after="0" w:before="0"/>
             </w:pPr>
-            <w:r>
-              <w:rPr>
-                <w:rFonts w:ascii="Arial" w:hAnsi="Arial"/>
-                <w:b w:val="0"/>
-                <w:sz w:val="17"/>
-              </w:rPr>
-              <w:t>Urology</w:t>
-            </w:r>
-          </w:p>
-        </w:tc>
-        <w:tc>
-          <w:tcPr>
-            <w:tcW w:type="dxa" w:w="1520"/>
-            <w:shd w:val="clear" w:color="auto" w:fill="F2F2F2"/>
-          </w:tcPr>
-          <w:p>
-            <w:pPr>
-              <w:spacing w:after="0" w:before="0"/>
-            </w:pPr>
-            <w:r>
-              <w:rPr>
-                <w:rFonts w:ascii="Arial" w:hAnsi="Arial"/>
-                <w:b w:val="0"/>
-                <w:sz w:val="17"/>
-              </w:rPr>
-              <w:t>Thoracic</w:t>
-            </w:r>
-          </w:p>
-        </w:tc>
-        <w:tc>
-          <w:tcPr>
-            <w:tcW w:type="dxa" w:w="1520"/>
-            <w:shd w:val="clear" w:color="auto" w:fill="F2F2F2"/>
-          </w:tcPr>
-          <w:p>
-            <w:pPr>
-              <w:spacing w:after="0" w:before="0"/>
-            </w:pPr>
-            <w:r>
-              <w:rPr>
-                <w:rFonts w:ascii="Arial" w:hAnsi="Arial"/>
-                <w:b w:val="0"/>
-                <w:sz w:val="17"/>
-              </w:rPr>
-              <w:t>Maintenance</w:t>
-            </w:r>
           </w:p>
         </w:tc>
       </w:tr>
       <w:tr>
         <w:tc>
           <w:tcPr>
-            <w:tcW w:type="dxa" w:w="1426"/>
-          </w:tcPr>
-          <w:p>
-            <w:pPr>
-              <w:spacing w:after="0" w:before="0"/>
-            </w:pPr>
-            <w:r>
-              <w:rPr>
-                <w:rFonts w:ascii="Arial" w:hAnsi="Arial"/>
-                <w:b w:val="0"/>
-                <w:sz w:val="17"/>
-              </w:rPr>
-              <w:t>Week 2 AM</w:t>
-            </w:r>
-          </w:p>
-        </w:tc>
-        <w:tc>
-          <w:tcPr>
-            <w:tcW w:type="dxa" w:w="1520"/>
-          </w:tcPr>
-          <w:p>
-            <w:pPr>
-              <w:spacing w:after="0" w:before="0"/>
-            </w:pPr>
-            <w:r>
-              <w:rPr>
-                <w:rFonts w:ascii="Arial" w:hAnsi="Arial"/>
-                <w:b w:val="0"/>
-                <w:sz w:val="17"/>
-              </w:rPr>
-              <w:t>Shared</w:t>
-            </w:r>
-          </w:p>
-        </w:tc>
-        <w:tc>
-          <w:tcPr>
-            <w:tcW w:type="dxa" w:w="1520"/>
-          </w:tcPr>
-          <w:p>
-            <w:pPr>
-              <w:spacing w:after="0" w:before="0"/>
-            </w:pPr>
-            <w:r>
-              <w:rPr>
-                <w:rFonts w:ascii="Arial" w:hAnsi="Arial"/>
-                <w:b w:val="0"/>
-                <w:sz w:val="17"/>
-              </w:rPr>
-              <w:t>Unbooked</w:t>
-            </w:r>
-          </w:p>
-        </w:tc>
-        <w:tc>
-          <w:tcPr>
-            <w:tcW w:type="dxa" w:w="1520"/>
-          </w:tcPr>
-          <w:p>
-            <w:pPr>
-              <w:spacing w:after="0" w:before="0"/>
-            </w:pPr>
-            <w:r>
-              <w:rPr>
-                <w:rFonts w:ascii="Arial" w:hAnsi="Arial"/>
-                <w:b w:val="0"/>
-                <w:sz w:val="17"/>
-              </w:rPr>
-              <w:t>Unbooked</w:t>
-            </w:r>
-          </w:p>
-        </w:tc>
-        <w:tc>
-          <w:tcPr>
-            <w:tcW w:type="dxa" w:w="1520"/>
-          </w:tcPr>
-          <w:p>
-            <w:pPr>
-              <w:spacing w:after="0" w:before="0"/>
-            </w:pPr>
-            <w:r>
-              <w:rPr>
-                <w:rFonts w:ascii="Arial" w:hAnsi="Arial"/>
-                <w:b w:val="0"/>
-                <w:sz w:val="17"/>
-              </w:rPr>
-              <w:t>Unbooked</w:t>
-            </w:r>
-          </w:p>
-        </w:tc>
-        <w:tc>
-          <w:tcPr>
-            <w:tcW w:type="dxa" w:w="1520"/>
-          </w:tcPr>
-          <w:p>
-            <w:pPr>
-              <w:spacing w:after="0" w:before="0"/>
-            </w:pPr>
-            <w:r>
-              <w:rPr>
-                <w:rFonts w:ascii="Arial" w:hAnsi="Arial"/>
-                <w:b w:val="0"/>
-                <w:sz w:val="17"/>
-              </w:rPr>
-              <w:t>Unbooked</w:t>
-            </w:r>
+            <w:tcW w:type="dxa" w:w="1526"/>
+          </w:tcPr>
+          <w:p>
+            <w:pPr>
+              <w:spacing w:after="0" w:before="0"/>
+            </w:pPr>
+            <w:r>
+              <w:rPr>
+                <w:rFonts w:ascii="Arial" w:hAnsi="Arial"/>
+                <w:b w:val="0"/>
+                <w:sz w:val="17"/>
+              </w:rPr>
+              <w:t>Week 1 Wed</w:t>
+            </w:r>
+          </w:p>
+        </w:tc>
+        <w:tc>
+          <w:tcPr>
+            <w:tcW w:type="dxa" w:w="2500"/>
+          </w:tcPr>
+          <w:p>
+            <w:pPr>
+              <w:spacing w:after="0" w:before="0"/>
+            </w:pPr>
+            <w:r>
+              <w:rPr>
+                <w:rFonts w:ascii="Arial" w:hAnsi="Arial"/>
+                <w:b w:val="0"/>
+                <w:sz w:val="17"/>
+              </w:rPr>
+              <w:t>Head and neck: transoral (single-port): 2 major</w:t>
+            </w:r>
+          </w:p>
+        </w:tc>
+        <w:tc>
+          <w:tcPr>
+            <w:tcW w:type="dxa" w:w="2500"/>
+          </w:tcPr>
+          <w:p>
+            <w:pPr>
+              <w:spacing w:after="0" w:before="0"/>
+            </w:pPr>
+            <w:r>
+              <w:rPr>
+                <w:rFonts w:ascii="Arial" w:hAnsi="Arial"/>
+                <w:b w:val="0"/>
+                <w:sz w:val="17"/>
+              </w:rPr>
+              <w:t>Thoracic (single-port): 1 major</w:t>
+            </w:r>
+          </w:p>
+        </w:tc>
+        <w:tc>
+          <w:tcPr>
+            <w:tcW w:type="dxa" w:w="2500"/>
+          </w:tcPr>
+          <w:p>
+            <w:pPr>
+              <w:spacing w:after="0" w:before="0"/>
+            </w:pPr>
           </w:p>
         </w:tc>
       </w:tr>
       <w:tr>
         <w:tc>
           <w:tcPr>
-            <w:tcW w:type="dxa" w:w="1426"/>
+            <w:tcW w:type="dxa" w:w="1526"/>
             <w:shd w:val="clear" w:color="auto" w:fill="F2F2F2"/>
           </w:tcPr>
           <w:p>
@@ -10458,13 +10473,13 @@
                 <w:b w:val="0"/>
                 <w:sz w:val="17"/>
               </w:rPr>
-              <w:t>Week 2 PM</w:t>
-            </w:r>
-          </w:p>
-        </w:tc>
-        <w:tc>
-          <w:tcPr>
-            <w:tcW w:type="dxa" w:w="1520"/>
+              <w:t>Week 1 Thu</w:t>
+            </w:r>
+          </w:p>
+        </w:tc>
+        <w:tc>
+          <w:tcPr>
+            <w:tcW w:type="dxa" w:w="2500"/>
             <w:shd w:val="clear" w:color="auto" w:fill="F2F2F2"/>
           </w:tcPr>
           <w:p>
@@ -10477,13 +10492,13 @@
                 <w:b w:val="0"/>
                 <w:sz w:val="17"/>
               </w:rPr>
-              <w:t>Shared</w:t>
-            </w:r>
-          </w:p>
-        </w:tc>
-        <w:tc>
-          <w:tcPr>
-            <w:tcW w:type="dxa" w:w="1520"/>
+              <w:t>Unbooked</w:t>
+            </w:r>
+          </w:p>
+        </w:tc>
+        <w:tc>
+          <w:tcPr>
+            <w:tcW w:type="dxa" w:w="2500"/>
             <w:shd w:val="clear" w:color="auto" w:fill="F2F2F2"/>
           </w:tcPr>
           <w:p>
@@ -10502,13 +10517,43 @@
         </w:tc>
         <w:tc>
           <w:tcPr>
-            <w:tcW w:type="dxa" w:w="1520"/>
+            <w:tcW w:type="dxa" w:w="2500"/>
             <w:shd w:val="clear" w:color="auto" w:fill="F2F2F2"/>
           </w:tcPr>
           <w:p>
             <w:pPr>
               <w:spacing w:after="0" w:before="0"/>
             </w:pPr>
+          </w:p>
+        </w:tc>
+      </w:tr>
+      <w:tr>
+        <w:tc>
+          <w:tcPr>
+            <w:tcW w:type="dxa" w:w="1526"/>
+          </w:tcPr>
+          <w:p>
+            <w:pPr>
+              <w:spacing w:after="0" w:before="0"/>
+            </w:pPr>
+            <w:r>
+              <w:rPr>
+                <w:rFonts w:ascii="Arial" w:hAnsi="Arial"/>
+                <w:b w:val="0"/>
+                <w:sz w:val="17"/>
+              </w:rPr>
+              <w:t>Week 1 Fri</w:t>
+            </w:r>
+          </w:p>
+        </w:tc>
+        <w:tc>
+          <w:tcPr>
+            <w:tcW w:type="dxa" w:w="2500"/>
+          </w:tcPr>
+          <w:p>
+            <w:pPr>
+              <w:spacing w:after="0" w:before="0"/>
+            </w:pPr>
             <w:r>
               <w:rPr>
                 <w:rFonts w:ascii="Arial" w:hAnsi="Arial"/>
@@ -10521,7 +10566,37 @@
         </w:tc>
         <w:tc>
           <w:tcPr>
-            <w:tcW w:type="dxa" w:w="1520"/>
+            <w:tcW w:type="dxa" w:w="2500"/>
+          </w:tcPr>
+          <w:p>
+            <w:pPr>
+              <w:spacing w:after="0" w:before="0"/>
+            </w:pPr>
+            <w:r>
+              <w:rPr>
+                <w:rFonts w:ascii="Arial" w:hAnsi="Arial"/>
+                <w:b w:val="0"/>
+                <w:sz w:val="17"/>
+              </w:rPr>
+              <w:t>Maintenance</w:t>
+            </w:r>
+          </w:p>
+        </w:tc>
+        <w:tc>
+          <w:tcPr>
+            <w:tcW w:type="dxa" w:w="2500"/>
+          </w:tcPr>
+          <w:p>
+            <w:pPr>
+              <w:spacing w:after="0" w:before="0"/>
+            </w:pPr>
+          </w:p>
+        </w:tc>
+      </w:tr>
+      <w:tr>
+        <w:tc>
+          <w:tcPr>
+            <w:tcW w:type="dxa" w:w="1526"/>
             <w:shd w:val="clear" w:color="auto" w:fill="F2F2F2"/>
           </w:tcPr>
           <w:p>
@@ -10534,13 +10609,266 @@
                 <w:b w:val="0"/>
                 <w:sz w:val="17"/>
               </w:rPr>
+              <w:t>Week 2 Mon</w:t>
+            </w:r>
+          </w:p>
+        </w:tc>
+        <w:tc>
+          <w:tcPr>
+            <w:tcW w:type="dxa" w:w="2500"/>
+            <w:shd w:val="clear" w:color="auto" w:fill="F2F2F2"/>
+          </w:tcPr>
+          <w:p>
+            <w:pPr>
+              <w:spacing w:after="0" w:before="0"/>
+            </w:pPr>
+            <w:r>
+              <w:rPr>
+                <w:rFonts w:ascii="Arial" w:hAnsi="Arial"/>
+                <w:b w:val="0"/>
+                <w:sz w:val="17"/>
+              </w:rPr>
+              <w:t>Urology: prostate (single-port): 2 medium</w:t>
+            </w:r>
+          </w:p>
+        </w:tc>
+        <w:tc>
+          <w:tcPr>
+            <w:tcW w:type="dxa" w:w="2500"/>
+            <w:shd w:val="clear" w:color="auto" w:fill="F2F2F2"/>
+          </w:tcPr>
+          <w:p>
+            <w:pPr>
+              <w:spacing w:after="0" w:before="0"/>
+            </w:pPr>
+            <w:r>
+              <w:rPr>
+                <w:rFonts w:ascii="Arial" w:hAnsi="Arial"/>
+                <w:b w:val="0"/>
+                <w:sz w:val="17"/>
+              </w:rPr>
+              <w:t>Urology: prostate (single-port): 1 medium</w:t>
+            </w:r>
+          </w:p>
+        </w:tc>
+        <w:tc>
+          <w:tcPr>
+            <w:tcW w:type="dxa" w:w="2500"/>
+            <w:shd w:val="clear" w:color="auto" w:fill="F2F2F2"/>
+          </w:tcPr>
+          <w:p>
+            <w:pPr>
+              <w:spacing w:after="0" w:before="0"/>
+            </w:pPr>
+          </w:p>
+        </w:tc>
+      </w:tr>
+      <w:tr>
+        <w:tc>
+          <w:tcPr>
+            <w:tcW w:type="dxa" w:w="1526"/>
+          </w:tcPr>
+          <w:p>
+            <w:pPr>
+              <w:spacing w:after="0" w:before="0"/>
+            </w:pPr>
+            <w:r>
+              <w:rPr>
+                <w:rFonts w:ascii="Arial" w:hAnsi="Arial"/>
+                <w:b w:val="0"/>
+                <w:sz w:val="17"/>
+              </w:rPr>
+              <w:t>Week 2 Tue</w:t>
+            </w:r>
+          </w:p>
+        </w:tc>
+        <w:tc>
+          <w:tcPr>
+            <w:tcW w:type="dxa" w:w="2500"/>
+          </w:tcPr>
+          <w:p>
+            <w:pPr>
+              <w:spacing w:after="0" w:before="0"/>
+            </w:pPr>
+            <w:r>
+              <w:rPr>
+                <w:rFonts w:ascii="Arial" w:hAnsi="Arial"/>
+                <w:b w:val="0"/>
+                <w:sz w:val="17"/>
+              </w:rPr>
+              <w:t>Urology: kidney (single-port): 2 medium</w:t>
+            </w:r>
+          </w:p>
+        </w:tc>
+        <w:tc>
+          <w:tcPr>
+            <w:tcW w:type="dxa" w:w="2500"/>
+          </w:tcPr>
+          <w:p>
+            <w:pPr>
+              <w:spacing w:after="0" w:before="0"/>
+            </w:pPr>
+            <w:r>
+              <w:rPr>
+                <w:rFonts w:ascii="Arial" w:hAnsi="Arial"/>
+                <w:b w:val="0"/>
+                <w:sz w:val="17"/>
+              </w:rPr>
+              <w:t>Urology: kidney (single-port): 1 medium</w:t>
+            </w:r>
+          </w:p>
+        </w:tc>
+        <w:tc>
+          <w:tcPr>
+            <w:tcW w:type="dxa" w:w="2500"/>
+          </w:tcPr>
+          <w:p>
+            <w:pPr>
+              <w:spacing w:after="0" w:before="0"/>
+            </w:pPr>
+          </w:p>
+        </w:tc>
+      </w:tr>
+      <w:tr>
+        <w:tc>
+          <w:tcPr>
+            <w:tcW w:type="dxa" w:w="1526"/>
+            <w:shd w:val="clear" w:color="auto" w:fill="F2F2F2"/>
+          </w:tcPr>
+          <w:p>
+            <w:pPr>
+              <w:spacing w:after="0" w:before="0"/>
+            </w:pPr>
+            <w:r>
+              <w:rPr>
+                <w:rFonts w:ascii="Arial" w:hAnsi="Arial"/>
+                <w:b w:val="0"/>
+                <w:sz w:val="17"/>
+              </w:rPr>
+              <w:t>Week 2 Wed</w:t>
+            </w:r>
+          </w:p>
+        </w:tc>
+        <w:tc>
+          <w:tcPr>
+            <w:tcW w:type="dxa" w:w="2500"/>
+            <w:shd w:val="clear" w:color="auto" w:fill="F2F2F2"/>
+          </w:tcPr>
+          <w:p>
+            <w:pPr>
+              <w:spacing w:after="0" w:before="0"/>
+            </w:pPr>
+            <w:r>
+              <w:rPr>
+                <w:rFonts w:ascii="Arial" w:hAnsi="Arial"/>
+                <w:b w:val="0"/>
+                <w:sz w:val="17"/>
+              </w:rPr>
+              <w:t>Thoracic (single-port): 1 major</w:t>
+            </w:r>
+          </w:p>
+        </w:tc>
+        <w:tc>
+          <w:tcPr>
+            <w:tcW w:type="dxa" w:w="2500"/>
+            <w:shd w:val="clear" w:color="auto" w:fill="F2F2F2"/>
+          </w:tcPr>
+          <w:p>
+            <w:pPr>
+              <w:spacing w:after="0" w:before="0"/>
+            </w:pPr>
+            <w:r>
+              <w:rPr>
+                <w:rFonts w:ascii="Arial" w:hAnsi="Arial"/>
+                <w:b w:val="0"/>
+                <w:sz w:val="17"/>
+              </w:rPr>
+              <w:t>Urology: prostate (single-port): 1 medium</w:t>
+            </w:r>
+          </w:p>
+        </w:tc>
+        <w:tc>
+          <w:tcPr>
+            <w:tcW w:type="dxa" w:w="2500"/>
+            <w:shd w:val="clear" w:color="auto" w:fill="F2F2F2"/>
+          </w:tcPr>
+          <w:p>
+            <w:pPr>
+              <w:spacing w:after="0" w:before="0"/>
+            </w:pPr>
+          </w:p>
+        </w:tc>
+      </w:tr>
+      <w:tr>
+        <w:tc>
+          <w:tcPr>
+            <w:tcW w:type="dxa" w:w="1526"/>
+          </w:tcPr>
+          <w:p>
+            <w:pPr>
+              <w:spacing w:after="0" w:before="0"/>
+            </w:pPr>
+            <w:r>
+              <w:rPr>
+                <w:rFonts w:ascii="Arial" w:hAnsi="Arial"/>
+                <w:b w:val="0"/>
+                <w:sz w:val="17"/>
+              </w:rPr>
+              <w:t>Week 2 Thu</w:t>
+            </w:r>
+          </w:p>
+        </w:tc>
+        <w:tc>
+          <w:tcPr>
+            <w:tcW w:type="dxa" w:w="2500"/>
+          </w:tcPr>
+          <w:p>
+            <w:pPr>
+              <w:spacing w:after="0" w:before="0"/>
+            </w:pPr>
+            <w:r>
+              <w:rPr>
+                <w:rFonts w:ascii="Arial" w:hAnsi="Arial"/>
+                <w:b w:val="0"/>
+                <w:sz w:val="17"/>
+              </w:rPr>
               <w:t>Unbooked</w:t>
             </w:r>
           </w:p>
         </w:tc>
         <w:tc>
           <w:tcPr>
-            <w:tcW w:type="dxa" w:w="1520"/>
+            <w:tcW w:type="dxa" w:w="2500"/>
+          </w:tcPr>
+          <w:p>
+            <w:pPr>
+              <w:spacing w:after="0" w:before="0"/>
+            </w:pPr>
+            <w:r>
+              <w:rPr>
+                <w:rFonts w:ascii="Arial" w:hAnsi="Arial"/>
+                <w:b w:val="0"/>
+                <w:sz w:val="17"/>
+              </w:rPr>
+              <w:t>Unbooked</w:t>
+            </w:r>
+          </w:p>
+        </w:tc>
+        <w:tc>
+          <w:tcPr>
+            <w:tcW w:type="dxa" w:w="2500"/>
+          </w:tcPr>
+          <w:p>
+            <w:pPr>
+              <w:spacing w:after="0" w:before="0"/>
+            </w:pPr>
+          </w:p>
+        </w:tc>
+      </w:tr>
+      <w:tr>
+        <w:tc>
+          <w:tcPr>
+            <w:tcW w:type="dxa" w:w="1526"/>
             <w:shd w:val="clear" w:color="auto" w:fill="F2F2F2"/>
           </w:tcPr>
           <w:p>
@@ -10553,13 +10881,72 @@
                 <w:b w:val="0"/>
                 <w:sz w:val="17"/>
               </w:rPr>
+              <w:t>Week 2 Fri</w:t>
+            </w:r>
+          </w:p>
+        </w:tc>
+        <w:tc>
+          <w:tcPr>
+            <w:tcW w:type="dxa" w:w="2500"/>
+            <w:shd w:val="clear" w:color="auto" w:fill="F2F2F2"/>
+          </w:tcPr>
+          <w:p>
+            <w:pPr>
+              <w:spacing w:after="0" w:before="0"/>
+            </w:pPr>
+            <w:r>
+              <w:rPr>
+                <w:rFonts w:ascii="Arial" w:hAnsi="Arial"/>
+                <w:b w:val="0"/>
+                <w:sz w:val="17"/>
+              </w:rPr>
+              <w:t>Unbooked</w:t>
+            </w:r>
+          </w:p>
+        </w:tc>
+        <w:tc>
+          <w:tcPr>
+            <w:tcW w:type="dxa" w:w="2500"/>
+            <w:shd w:val="clear" w:color="auto" w:fill="F2F2F2"/>
+          </w:tcPr>
+          <w:p>
+            <w:pPr>
+              <w:spacing w:after="0" w:before="0"/>
+            </w:pPr>
+            <w:r>
+              <w:rPr>
+                <w:rFonts w:ascii="Arial" w:hAnsi="Arial"/>
+                <w:b w:val="0"/>
+                <w:sz w:val="17"/>
+              </w:rPr>
               <w:t>Maintenance</w:t>
             </w:r>
+          </w:p>
+        </w:tc>
+        <w:tc>
+          <w:tcPr>
+            <w:tcW w:type="dxa" w:w="2500"/>
+            <w:shd w:val="clear" w:color="auto" w:fill="F2F2F2"/>
+          </w:tcPr>
+          <w:p>
+            <w:pPr>
+              <w:spacing w:after="0" w:before="0"/>
+            </w:pPr>
           </w:p>
         </w:tc>
       </w:tr>
     </w:tbl>
     <w:p/>
+    <w:p>
+      <w:r>
+        <w:rPr>
+          <w:rFonts w:ascii="Arial" w:hAnsi="Arial"/>
+          <w:b w:val="0"/>
+          <w:sz w:val="22"/>
+        </w:rPr>
+        <w:t>Saturdays and Sundays are shown only where a session is in use.</w:t>
+      </w:r>
+    </w:p>
     <w:p>
       <w:pPr>
         <w:pStyle w:val="Heading2"/>
@@ -10862,7 +11249,7 @@
                 <w:b w:val="0"/>
                 <w:sz w:val="19"/>
               </w:rPr>
-              <w:t>43%</w:t>
+              <w:t>47%</w:t>
             </w:r>
           </w:p>
         </w:tc>
@@ -14339,6 +14726,837 @@
     <w:p/>
     <w:p>
       <w:pPr>
+        <w:pStyle w:val="Heading3"/>
+      </w:pPr>
+      <w:r>
+        <w:t>How the theatre template maps to procedures</w:t>
+      </w:r>
+    </w:p>
+    <w:p>
+      <w:r>
+        <w:rPr>
+          <w:rFonts w:ascii="Arial" w:hAnsi="Arial"/>
+          <w:b w:val="0"/>
+          <w:sz w:val="22"/>
+        </w:rPr>
+        <w:t>Each session on the template has a list type and a number of major, medium and minor cases. The table shows which procedure each tier counts as, and the split where a tier covers several procedures. 'Not modelled' cases are costed but carry no 30-day benefit. Changes from the defaults are listed in Appendix C.</w:t>
+      </w:r>
+    </w:p>
+    <w:tbl>
+      <w:tblPr>
+        <w:tblW w:type="auto" w:w="0"/>
+        <w:jc w:val="left"/>
+        <w:tblLayout w:type="fixed"/>
+        <w:tblLook w:firstColumn="1" w:firstRow="1" w:lastColumn="0" w:lastRow="0" w:noHBand="0" w:noVBand="1" w:val="04A0"/>
+        <w:tblBorders>
+          <w:top w:val="single" w:sz="4" w:color="BFBFBF"/>
+          <w:left w:val="single" w:sz="4" w:color="BFBFBF"/>
+          <w:bottom w:val="single" w:sz="4" w:color="BFBFBF"/>
+          <w:right w:val="single" w:sz="4" w:color="BFBFBF"/>
+          <w:insideH w:val="single" w:sz="4" w:color="BFBFBF"/>
+          <w:insideV w:val="single" w:sz="4" w:color="BFBFBF"/>
+        </w:tblBorders>
+        <w:tblLayout w:type="fixed"/>
+      </w:tblPr>
+      <w:tblGrid>
+        <w:gridCol w:w="2600"/>
+        <w:gridCol w:w="1200"/>
+        <w:gridCol w:w="5226"/>
+      </w:tblGrid>
+      <w:tr>
+        <w:trPr>
+          <w:tblHeader w:val="true"/>
+        </w:trPr>
+        <w:tc>
+          <w:tcPr>
+            <w:tcW w:type="dxa" w:w="2600"/>
+            <w:shd w:val="clear" w:color="auto" w:fill="1F3864"/>
+          </w:tcPr>
+          <w:p>
+            <w:pPr>
+              <w:spacing w:after="0" w:before="0"/>
+            </w:pPr>
+            <w:r/>
+            <w:r>
+              <w:rPr>
+                <w:rFonts w:ascii="Arial" w:hAnsi="Arial"/>
+                <w:b/>
+                <w:color w:val="FFFFFF"/>
+                <w:sz w:val="17"/>
+              </w:rPr>
+              <w:t>List type</w:t>
+            </w:r>
+          </w:p>
+        </w:tc>
+        <w:tc>
+          <w:tcPr>
+            <w:tcW w:type="dxa" w:w="1200"/>
+            <w:shd w:val="clear" w:color="auto" w:fill="1F3864"/>
+          </w:tcPr>
+          <w:p>
+            <w:pPr>
+              <w:spacing w:after="0" w:before="0"/>
+            </w:pPr>
+            <w:r/>
+            <w:r>
+              <w:rPr>
+                <w:rFonts w:ascii="Arial" w:hAnsi="Arial"/>
+                <w:b/>
+                <w:color w:val="FFFFFF"/>
+                <w:sz w:val="17"/>
+              </w:rPr>
+              <w:t>Tier</w:t>
+            </w:r>
+          </w:p>
+        </w:tc>
+        <w:tc>
+          <w:tcPr>
+            <w:tcW w:type="dxa" w:w="5225"/>
+            <w:shd w:val="clear" w:color="auto" w:fill="1F3864"/>
+          </w:tcPr>
+          <w:p>
+            <w:pPr>
+              <w:spacing w:after="0" w:before="0"/>
+            </w:pPr>
+            <w:r/>
+            <w:r>
+              <w:rPr>
+                <w:rFonts w:ascii="Arial" w:hAnsi="Arial"/>
+                <w:b/>
+                <w:color w:val="FFFFFF"/>
+                <w:sz w:val="17"/>
+              </w:rPr>
+              <w:t>Counts as</w:t>
+            </w:r>
+          </w:p>
+        </w:tc>
+      </w:tr>
+      <w:tr>
+        <w:tc>
+          <w:tcPr>
+            <w:tcW w:type="dxa" w:w="2600"/>
+          </w:tcPr>
+          <w:p>
+            <w:pPr>
+              <w:spacing w:after="0" w:before="0"/>
+            </w:pPr>
+            <w:r>
+              <w:rPr>
+                <w:rFonts w:ascii="Arial" w:hAnsi="Arial"/>
+                <w:b w:val="0"/>
+                <w:sz w:val="17"/>
+              </w:rPr>
+              <w:t>Urology: prostate (single-port)</w:t>
+            </w:r>
+          </w:p>
+        </w:tc>
+        <w:tc>
+          <w:tcPr>
+            <w:tcW w:type="dxa" w:w="1200"/>
+          </w:tcPr>
+          <w:p>
+            <w:pPr>
+              <w:spacing w:after="0" w:before="0"/>
+            </w:pPr>
+            <w:r>
+              <w:rPr>
+                <w:rFonts w:ascii="Arial" w:hAnsi="Arial"/>
+                <w:b w:val="0"/>
+                <w:sz w:val="17"/>
+              </w:rPr>
+              <w:t>Medium</w:t>
+            </w:r>
+          </w:p>
+        </w:tc>
+        <w:tc>
+          <w:tcPr>
+            <w:tcW w:type="dxa" w:w="5225"/>
+          </w:tcPr>
+          <w:p>
+            <w:pPr>
+              <w:spacing w:after="0" w:before="0"/>
+            </w:pPr>
+            <w:r>
+              <w:rPr>
+                <w:rFonts w:ascii="Arial" w:hAnsi="Arial"/>
+                <w:b w:val="0"/>
+                <w:sz w:val="17"/>
+              </w:rPr>
+              <w:t>Single-port radical prostatectomy 100%</w:t>
+            </w:r>
+          </w:p>
+        </w:tc>
+      </w:tr>
+      <w:tr>
+        <w:tc>
+          <w:tcPr>
+            <w:tcW w:type="dxa" w:w="2600"/>
+            <w:shd w:val="clear" w:color="auto" w:fill="F2F2F2"/>
+          </w:tcPr>
+          <w:p>
+            <w:pPr>
+              <w:spacing w:after="0" w:before="0"/>
+            </w:pPr>
+            <w:r>
+              <w:rPr>
+                <w:rFonts w:ascii="Arial" w:hAnsi="Arial"/>
+                <w:b w:val="0"/>
+                <w:sz w:val="17"/>
+              </w:rPr>
+              <w:t>Urology: kidney (single-port)</w:t>
+            </w:r>
+          </w:p>
+        </w:tc>
+        <w:tc>
+          <w:tcPr>
+            <w:tcW w:type="dxa" w:w="1200"/>
+            <w:shd w:val="clear" w:color="auto" w:fill="F2F2F2"/>
+          </w:tcPr>
+          <w:p>
+            <w:pPr>
+              <w:spacing w:after="0" w:before="0"/>
+            </w:pPr>
+            <w:r>
+              <w:rPr>
+                <w:rFonts w:ascii="Arial" w:hAnsi="Arial"/>
+                <w:b w:val="0"/>
+                <w:sz w:val="17"/>
+              </w:rPr>
+              <w:t>Medium</w:t>
+            </w:r>
+          </w:p>
+        </w:tc>
+        <w:tc>
+          <w:tcPr>
+            <w:tcW w:type="dxa" w:w="5225"/>
+            <w:shd w:val="clear" w:color="auto" w:fill="F2F2F2"/>
+          </w:tcPr>
+          <w:p>
+            <w:pPr>
+              <w:spacing w:after="0" w:before="0"/>
+            </w:pPr>
+            <w:r>
+              <w:rPr>
+                <w:rFonts w:ascii="Arial" w:hAnsi="Arial"/>
+                <w:b w:val="0"/>
+                <w:sz w:val="17"/>
+              </w:rPr>
+              <w:t>Single-port kidney surgery (partial nephrectomy, pyeloplasty) 100%</w:t>
+            </w:r>
+          </w:p>
+        </w:tc>
+      </w:tr>
+      <w:tr>
+        <w:tc>
+          <w:tcPr>
+            <w:tcW w:type="dxa" w:w="2600"/>
+          </w:tcPr>
+          <w:p>
+            <w:pPr>
+              <w:spacing w:after="0" w:before="0"/>
+            </w:pPr>
+            <w:r>
+              <w:rPr>
+                <w:rFonts w:ascii="Arial" w:hAnsi="Arial"/>
+                <w:b w:val="0"/>
+                <w:sz w:val="17"/>
+              </w:rPr>
+              <w:t>Head and neck: transoral (single-port)</w:t>
+            </w:r>
+          </w:p>
+        </w:tc>
+        <w:tc>
+          <w:tcPr>
+            <w:tcW w:type="dxa" w:w="1200"/>
+          </w:tcPr>
+          <w:p>
+            <w:pPr>
+              <w:spacing w:after="0" w:before="0"/>
+            </w:pPr>
+            <w:r>
+              <w:rPr>
+                <w:rFonts w:ascii="Arial" w:hAnsi="Arial"/>
+                <w:b w:val="0"/>
+                <w:sz w:val="17"/>
+              </w:rPr>
+              <w:t>Major</w:t>
+            </w:r>
+          </w:p>
+        </w:tc>
+        <w:tc>
+          <w:tcPr>
+            <w:tcW w:type="dxa" w:w="5225"/>
+          </w:tcPr>
+          <w:p>
+            <w:pPr>
+              <w:spacing w:after="0" w:before="0"/>
+            </w:pPr>
+            <w:r>
+              <w:rPr>
+                <w:rFonts w:ascii="Arial" w:hAnsi="Arial"/>
+                <w:b w:val="0"/>
+                <w:sz w:val="17"/>
+              </w:rPr>
+              <w:t>Single-port transoral surgery (head and neck) 100%</w:t>
+            </w:r>
+          </w:p>
+        </w:tc>
+      </w:tr>
+      <w:tr>
+        <w:tc>
+          <w:tcPr>
+            <w:tcW w:type="dxa" w:w="2600"/>
+            <w:shd w:val="clear" w:color="auto" w:fill="F2F2F2"/>
+          </w:tcPr>
+          <w:p>
+            <w:pPr>
+              <w:spacing w:after="0" w:before="0"/>
+            </w:pPr>
+            <w:r>
+              <w:rPr>
+                <w:rFonts w:ascii="Arial" w:hAnsi="Arial"/>
+                <w:b w:val="0"/>
+                <w:sz w:val="17"/>
+              </w:rPr>
+              <w:t>Colorectal: transanal (single-port)</w:t>
+            </w:r>
+          </w:p>
+        </w:tc>
+        <w:tc>
+          <w:tcPr>
+            <w:tcW w:type="dxa" w:w="1200"/>
+            <w:shd w:val="clear" w:color="auto" w:fill="F2F2F2"/>
+          </w:tcPr>
+          <w:p>
+            <w:pPr>
+              <w:spacing w:after="0" w:before="0"/>
+            </w:pPr>
+            <w:r>
+              <w:rPr>
+                <w:rFonts w:ascii="Arial" w:hAnsi="Arial"/>
+                <w:b w:val="0"/>
+                <w:sz w:val="17"/>
+              </w:rPr>
+              <w:t>Minor</w:t>
+            </w:r>
+          </w:p>
+        </w:tc>
+        <w:tc>
+          <w:tcPr>
+            <w:tcW w:type="dxa" w:w="5225"/>
+            <w:shd w:val="clear" w:color="auto" w:fill="F2F2F2"/>
+          </w:tcPr>
+          <w:p>
+            <w:pPr>
+              <w:spacing w:after="0" w:before="0"/>
+            </w:pPr>
+            <w:r>
+              <w:rPr>
+                <w:rFonts w:ascii="Arial" w:hAnsi="Arial"/>
+                <w:b w:val="0"/>
+                <w:sz w:val="17"/>
+              </w:rPr>
+              <w:t>Single-port transanal surgery (local excision of rectal lesions) 100%</w:t>
+            </w:r>
+          </w:p>
+        </w:tc>
+      </w:tr>
+      <w:tr>
+        <w:tc>
+          <w:tcPr>
+            <w:tcW w:type="dxa" w:w="2600"/>
+          </w:tcPr>
+          <w:p>
+            <w:pPr>
+              <w:spacing w:after="0" w:before="0"/>
+            </w:pPr>
+            <w:r>
+              <w:rPr>
+                <w:rFonts w:ascii="Arial" w:hAnsi="Arial"/>
+                <w:b w:val="0"/>
+                <w:sz w:val="17"/>
+              </w:rPr>
+              <w:t>Thoracic (single-port)</w:t>
+            </w:r>
+          </w:p>
+        </w:tc>
+        <w:tc>
+          <w:tcPr>
+            <w:tcW w:type="dxa" w:w="1200"/>
+          </w:tcPr>
+          <w:p>
+            <w:pPr>
+              <w:spacing w:after="0" w:before="0"/>
+            </w:pPr>
+            <w:r>
+              <w:rPr>
+                <w:rFonts w:ascii="Arial" w:hAnsi="Arial"/>
+                <w:b w:val="0"/>
+                <w:sz w:val="17"/>
+              </w:rPr>
+              <w:t>Major</w:t>
+            </w:r>
+          </w:p>
+        </w:tc>
+        <w:tc>
+          <w:tcPr>
+            <w:tcW w:type="dxa" w:w="5225"/>
+          </w:tcPr>
+          <w:p>
+            <w:pPr>
+              <w:spacing w:after="0" w:before="0"/>
+            </w:pPr>
+            <w:r>
+              <w:rPr>
+                <w:rFonts w:ascii="Arial" w:hAnsi="Arial"/>
+                <w:b w:val="0"/>
+                <w:sz w:val="17"/>
+              </w:rPr>
+              <w:t>Single-port thoracic surgery (lung and mediastinal resection) 100%</w:t>
+            </w:r>
+          </w:p>
+        </w:tc>
+      </w:tr>
+      <w:tr>
+        <w:tc>
+          <w:tcPr>
+            <w:tcW w:type="dxa" w:w="2600"/>
+            <w:shd w:val="clear" w:color="auto" w:fill="F2F2F2"/>
+          </w:tcPr>
+          <w:p>
+            <w:pPr>
+              <w:spacing w:after="0" w:before="0"/>
+            </w:pPr>
+            <w:r>
+              <w:rPr>
+                <w:rFonts w:ascii="Arial" w:hAnsi="Arial"/>
+                <w:b w:val="0"/>
+                <w:sz w:val="17"/>
+              </w:rPr>
+              <w:t>Any other list type or tier</w:t>
+            </w:r>
+          </w:p>
+        </w:tc>
+        <w:tc>
+          <w:tcPr>
+            <w:tcW w:type="dxa" w:w="1200"/>
+            <w:shd w:val="clear" w:color="auto" w:fill="F2F2F2"/>
+          </w:tcPr>
+          <w:p>
+            <w:pPr>
+              <w:spacing w:after="0" w:before="0"/>
+            </w:pPr>
+          </w:p>
+        </w:tc>
+        <w:tc>
+          <w:tcPr>
+            <w:tcW w:type="dxa" w:w="5225"/>
+            <w:shd w:val="clear" w:color="auto" w:fill="F2F2F2"/>
+          </w:tcPr>
+          <w:p>
+            <w:pPr>
+              <w:spacing w:after="0" w:before="0"/>
+            </w:pPr>
+            <w:r>
+              <w:rPr>
+                <w:rFonts w:ascii="Arial" w:hAnsi="Arial"/>
+                <w:b w:val="0"/>
+                <w:sz w:val="17"/>
+              </w:rPr>
+              <w:t>Not modelled</w:t>
+            </w:r>
+          </w:p>
+        </w:tc>
+      </w:tr>
+    </w:tbl>
+    <w:p/>
+    <w:p>
+      <w:pPr>
+        <w:pStyle w:val="Heading3"/>
+      </w:pPr>
+      <w:r>
+        <w:t>Tariff: extra income per robotic case (cash case only)</w:t>
+      </w:r>
+    </w:p>
+    <w:tbl>
+      <w:tblPr>
+        <w:tblW w:type="auto" w:w="0"/>
+        <w:jc w:val="left"/>
+        <w:tblLayout w:type="fixed"/>
+        <w:tblLook w:firstColumn="1" w:firstRow="1" w:lastColumn="0" w:lastRow="0" w:noHBand="0" w:noVBand="1" w:val="04A0"/>
+        <w:tblBorders>
+          <w:top w:val="single" w:sz="4" w:color="BFBFBF"/>
+          <w:left w:val="single" w:sz="4" w:color="BFBFBF"/>
+          <w:bottom w:val="single" w:sz="4" w:color="BFBFBF"/>
+          <w:right w:val="single" w:sz="4" w:color="BFBFBF"/>
+          <w:insideH w:val="single" w:sz="4" w:color="BFBFBF"/>
+          <w:insideV w:val="single" w:sz="4" w:color="BFBFBF"/>
+        </w:tblBorders>
+        <w:tblLayout w:type="fixed"/>
+      </w:tblPr>
+      <w:tblGrid>
+        <w:gridCol w:w="3000"/>
+        <w:gridCol w:w="1600"/>
+        <w:gridCol w:w="4426"/>
+      </w:tblGrid>
+      <w:tr>
+        <w:trPr>
+          <w:tblHeader w:val="true"/>
+        </w:trPr>
+        <w:tc>
+          <w:tcPr>
+            <w:tcW w:type="dxa" w:w="3000"/>
+            <w:shd w:val="clear" w:color="auto" w:fill="1F3864"/>
+          </w:tcPr>
+          <w:p>
+            <w:pPr>
+              <w:spacing w:after="0" w:before="0"/>
+            </w:pPr>
+            <w:r/>
+            <w:r>
+              <w:rPr>
+                <w:rFonts w:ascii="Arial" w:hAnsi="Arial"/>
+                <w:b/>
+                <w:color w:val="FFFFFF"/>
+                <w:sz w:val="17"/>
+              </w:rPr>
+              <w:t>Procedure</w:t>
+            </w:r>
+          </w:p>
+        </w:tc>
+        <w:tc>
+          <w:tcPr>
+            <w:tcW w:type="dxa" w:w="1600"/>
+            <w:shd w:val="clear" w:color="auto" w:fill="1F3864"/>
+          </w:tcPr>
+          <w:p>
+            <w:pPr>
+              <w:spacing w:after="0" w:before="0"/>
+            </w:pPr>
+            <w:r/>
+            <w:r>
+              <w:rPr>
+                <w:rFonts w:ascii="Arial" w:hAnsi="Arial"/>
+                <w:b/>
+                <w:color w:val="FFFFFF"/>
+                <w:sz w:val="17"/>
+              </w:rPr>
+              <w:t>Extra income per case</w:t>
+            </w:r>
+          </w:p>
+        </w:tc>
+        <w:tc>
+          <w:tcPr>
+            <w:tcW w:type="dxa" w:w="4425"/>
+            <w:shd w:val="clear" w:color="auto" w:fill="1F3864"/>
+          </w:tcPr>
+          <w:p>
+            <w:pPr>
+              <w:spacing w:after="0" w:before="0"/>
+            </w:pPr>
+            <w:r/>
+            <w:r>
+              <w:rPr>
+                <w:rFonts w:ascii="Arial" w:hAnsi="Arial"/>
+                <w:b/>
+                <w:color w:val="FFFFFF"/>
+                <w:sz w:val="17"/>
+              </w:rPr>
+              <w:t>Source</w:t>
+            </w:r>
+          </w:p>
+        </w:tc>
+      </w:tr>
+      <w:tr>
+        <w:tc>
+          <w:tcPr>
+            <w:tcW w:type="dxa" w:w="3000"/>
+          </w:tcPr>
+          <w:p>
+            <w:pPr>
+              <w:spacing w:after="0" w:before="0"/>
+            </w:pPr>
+            <w:r>
+              <w:rPr>
+                <w:rFonts w:ascii="Arial" w:hAnsi="Arial"/>
+                <w:b w:val="0"/>
+                <w:sz w:val="17"/>
+              </w:rPr>
+              <w:t>Single-port radical prostatectomy</w:t>
+            </w:r>
+          </w:p>
+        </w:tc>
+        <w:tc>
+          <w:tcPr>
+            <w:tcW w:type="dxa" w:w="1600"/>
+          </w:tcPr>
+          <w:p>
+            <w:pPr>
+              <w:spacing w:after="0" w:before="0"/>
+            </w:pPr>
+            <w:r>
+              <w:rPr>
+                <w:rFonts w:ascii="Arial" w:hAnsi="Arial"/>
+                <w:b w:val="0"/>
+                <w:sz w:val="17"/>
+              </w:rPr>
+              <w:t>£0</w:t>
+            </w:r>
+          </w:p>
+        </w:tc>
+        <w:tc>
+          <w:tcPr>
+            <w:tcW w:type="dxa" w:w="4425"/>
+          </w:tcPr>
+          <w:p>
+            <w:pPr>
+              <w:spacing w:after="0" w:before="0"/>
+            </w:pPr>
+            <w:r>
+              <w:rPr>
+                <w:rFonts w:ascii="Arial" w:hAnsi="Arial"/>
+                <w:b w:val="0"/>
+                <w:sz w:val="17"/>
+              </w:rPr>
+              <w:t>No robotic price difference identified: £0.</w:t>
+            </w:r>
+          </w:p>
+        </w:tc>
+      </w:tr>
+      <w:tr>
+        <w:tc>
+          <w:tcPr>
+            <w:tcW w:type="dxa" w:w="3000"/>
+            <w:shd w:val="clear" w:color="auto" w:fill="F2F2F2"/>
+          </w:tcPr>
+          <w:p>
+            <w:pPr>
+              <w:spacing w:after="0" w:before="0"/>
+            </w:pPr>
+            <w:r>
+              <w:rPr>
+                <w:rFonts w:ascii="Arial" w:hAnsi="Arial"/>
+                <w:b w:val="0"/>
+                <w:sz w:val="17"/>
+              </w:rPr>
+              <w:t>Single-port kidney surgery (partial nephrectomy, pyeloplasty)</w:t>
+            </w:r>
+          </w:p>
+        </w:tc>
+        <w:tc>
+          <w:tcPr>
+            <w:tcW w:type="dxa" w:w="1600"/>
+            <w:shd w:val="clear" w:color="auto" w:fill="F2F2F2"/>
+          </w:tcPr>
+          <w:p>
+            <w:pPr>
+              <w:spacing w:after="0" w:before="0"/>
+            </w:pPr>
+            <w:r>
+              <w:rPr>
+                <w:rFonts w:ascii="Arial" w:hAnsi="Arial"/>
+                <w:b w:val="0"/>
+                <w:sz w:val="17"/>
+              </w:rPr>
+              <w:t>£0</w:t>
+            </w:r>
+          </w:p>
+        </w:tc>
+        <w:tc>
+          <w:tcPr>
+            <w:tcW w:type="dxa" w:w="4425"/>
+            <w:shd w:val="clear" w:color="auto" w:fill="F2F2F2"/>
+          </w:tcPr>
+          <w:p>
+            <w:pPr>
+              <w:spacing w:after="0" w:before="0"/>
+            </w:pPr>
+            <w:r>
+              <w:rPr>
+                <w:rFonts w:ascii="Arial" w:hAnsi="Arial"/>
+                <w:b w:val="0"/>
+                <w:sz w:val="17"/>
+              </w:rPr>
+              <w:t>No robotic price difference identified: £0.</w:t>
+            </w:r>
+          </w:p>
+        </w:tc>
+      </w:tr>
+      <w:tr>
+        <w:tc>
+          <w:tcPr>
+            <w:tcW w:type="dxa" w:w="3000"/>
+          </w:tcPr>
+          <w:p>
+            <w:pPr>
+              <w:spacing w:after="0" w:before="0"/>
+            </w:pPr>
+            <w:r>
+              <w:rPr>
+                <w:rFonts w:ascii="Arial" w:hAnsi="Arial"/>
+                <w:b w:val="0"/>
+                <w:sz w:val="17"/>
+              </w:rPr>
+              <w:t>Single-port transoral surgery (head and neck)</w:t>
+            </w:r>
+          </w:p>
+        </w:tc>
+        <w:tc>
+          <w:tcPr>
+            <w:tcW w:type="dxa" w:w="1600"/>
+          </w:tcPr>
+          <w:p>
+            <w:pPr>
+              <w:spacing w:after="0" w:before="0"/>
+            </w:pPr>
+            <w:r>
+              <w:rPr>
+                <w:rFonts w:ascii="Arial" w:hAnsi="Arial"/>
+                <w:b w:val="0"/>
+                <w:sz w:val="17"/>
+              </w:rPr>
+              <w:t>£0</w:t>
+            </w:r>
+          </w:p>
+        </w:tc>
+        <w:tc>
+          <w:tcPr>
+            <w:tcW w:type="dxa" w:w="4425"/>
+          </w:tcPr>
+          <w:p>
+            <w:pPr>
+              <w:spacing w:after="0" w:before="0"/>
+            </w:pPr>
+            <w:r>
+              <w:rPr>
+                <w:rFonts w:ascii="Arial" w:hAnsi="Arial"/>
+                <w:b w:val="0"/>
+                <w:sz w:val="17"/>
+              </w:rPr>
+              <w:t>No robotic price difference identified: £0.</w:t>
+            </w:r>
+          </w:p>
+        </w:tc>
+      </w:tr>
+      <w:tr>
+        <w:tc>
+          <w:tcPr>
+            <w:tcW w:type="dxa" w:w="3000"/>
+            <w:shd w:val="clear" w:color="auto" w:fill="F2F2F2"/>
+          </w:tcPr>
+          <w:p>
+            <w:pPr>
+              <w:spacing w:after="0" w:before="0"/>
+            </w:pPr>
+            <w:r>
+              <w:rPr>
+                <w:rFonts w:ascii="Arial" w:hAnsi="Arial"/>
+                <w:b w:val="0"/>
+                <w:sz w:val="17"/>
+              </w:rPr>
+              <w:t>Single-port transanal surgery (local excision of rectal lesions)</w:t>
+            </w:r>
+          </w:p>
+        </w:tc>
+        <w:tc>
+          <w:tcPr>
+            <w:tcW w:type="dxa" w:w="1600"/>
+            <w:shd w:val="clear" w:color="auto" w:fill="F2F2F2"/>
+          </w:tcPr>
+          <w:p>
+            <w:pPr>
+              <w:spacing w:after="0" w:before="0"/>
+            </w:pPr>
+            <w:r>
+              <w:rPr>
+                <w:rFonts w:ascii="Arial" w:hAnsi="Arial"/>
+                <w:b w:val="0"/>
+                <w:sz w:val="17"/>
+              </w:rPr>
+              <w:t>£0</w:t>
+            </w:r>
+          </w:p>
+        </w:tc>
+        <w:tc>
+          <w:tcPr>
+            <w:tcW w:type="dxa" w:w="4425"/>
+            <w:shd w:val="clear" w:color="auto" w:fill="F2F2F2"/>
+          </w:tcPr>
+          <w:p>
+            <w:pPr>
+              <w:spacing w:after="0" w:before="0"/>
+            </w:pPr>
+            <w:r>
+              <w:rPr>
+                <w:rFonts w:ascii="Arial" w:hAnsi="Arial"/>
+                <w:b w:val="0"/>
+                <w:sz w:val="17"/>
+              </w:rPr>
+              <w:t>No robotic price difference identified: £0.</w:t>
+            </w:r>
+          </w:p>
+        </w:tc>
+      </w:tr>
+      <w:tr>
+        <w:tc>
+          <w:tcPr>
+            <w:tcW w:type="dxa" w:w="3000"/>
+          </w:tcPr>
+          <w:p>
+            <w:pPr>
+              <w:spacing w:after="0" w:before="0"/>
+            </w:pPr>
+            <w:r>
+              <w:rPr>
+                <w:rFonts w:ascii="Arial" w:hAnsi="Arial"/>
+                <w:b w:val="0"/>
+                <w:sz w:val="17"/>
+              </w:rPr>
+              <w:t>Single-port thoracic surgery (lung and mediastinal resection)</w:t>
+            </w:r>
+          </w:p>
+        </w:tc>
+        <w:tc>
+          <w:tcPr>
+            <w:tcW w:type="dxa" w:w="1600"/>
+          </w:tcPr>
+          <w:p>
+            <w:pPr>
+              <w:spacing w:after="0" w:before="0"/>
+            </w:pPr>
+            <w:r>
+              <w:rPr>
+                <w:rFonts w:ascii="Arial" w:hAnsi="Arial"/>
+                <w:b w:val="0"/>
+                <w:sz w:val="17"/>
+              </w:rPr>
+              <w:t>£0</w:t>
+            </w:r>
+          </w:p>
+        </w:tc>
+        <w:tc>
+          <w:tcPr>
+            <w:tcW w:type="dxa" w:w="4425"/>
+          </w:tcPr>
+          <w:p>
+            <w:pPr>
+              <w:spacing w:after="0" w:before="0"/>
+            </w:pPr>
+            <w:r>
+              <w:rPr>
+                <w:rFonts w:ascii="Arial" w:hAnsi="Arial"/>
+                <w:b w:val="0"/>
+                <w:sz w:val="17"/>
+              </w:rPr>
+              <w:t>No robotic price difference identified: £0.</w:t>
+            </w:r>
+          </w:p>
+        </w:tc>
+      </w:tr>
+    </w:tbl>
+    <w:p/>
+    <w:p>
+      <w:pPr>
         <w:pStyle w:val="Heading1"/>
       </w:pPr>
       <w:r>
@@ -15131,7 +16349,7 @@
                 <w:b w:val="0"/>
                 <w:sz w:val="17"/>
               </w:rPr>
-              <w:t>Maximum cases per robot per year</w:t>
+              <w:t>Cases per robot per year: advisory level</w:t>
             </w:r>
           </w:p>
         </w:tc>
@@ -15167,7 +16385,7 @@
                 <w:b w:val="0"/>
                 <w:sz w:val="17"/>
               </w:rPr>
-              <w:t>Hard cap on inputs and break-even.</w:t>
+              <w:t>Amber guardrail above this level; activity is not cut.</w:t>
             </w:r>
           </w:p>
         </w:tc>
@@ -15226,7 +16444,122 @@
                 <w:b w:val="0"/>
                 <w:sz w:val="17"/>
               </w:rPr>
-              <w:t>A list is created only if at least this full.</w:t>
+              <w:t>Lists below this fill are flagged.</w:t>
+            </w:r>
+          </w:p>
+        </w:tc>
+      </w:tr>
+      <w:tr>
+        <w:tc>
+          <w:tcPr>
+            <w:tcW w:type="dxa" w:w="3400"/>
+          </w:tcPr>
+          <w:p>
+            <w:pPr>
+              <w:spacing w:after="0" w:before="0"/>
+            </w:pPr>
+            <w:r>
+              <w:rPr>
+                <w:rFonts w:ascii="Arial" w:hAnsi="Arial"/>
+                <w:b w:val="0"/>
+                <w:sz w:val="17"/>
+              </w:rPr>
+              <w:t>Maximum cases per session</w:t>
+            </w:r>
+          </w:p>
+        </w:tc>
+        <w:tc>
+          <w:tcPr>
+            <w:tcW w:type="dxa" w:w="1600"/>
+          </w:tcPr>
+          <w:p>
+            <w:pPr>
+              <w:spacing w:after="0" w:before="0"/>
+            </w:pPr>
+            <w:r>
+              <w:rPr>
+                <w:rFonts w:ascii="Arial" w:hAnsi="Arial"/>
+                <w:b w:val="0"/>
+                <w:sz w:val="17"/>
+              </w:rPr>
+              <w:t>3</w:t>
+            </w:r>
+          </w:p>
+        </w:tc>
+        <w:tc>
+          <w:tcPr>
+            <w:tcW w:type="dxa" w:w="4025"/>
+          </w:tcPr>
+          <w:p>
+            <w:pPr>
+              <w:spacing w:after="0" w:before="0"/>
+            </w:pPr>
+            <w:r>
+              <w:rPr>
+                <w:rFonts w:ascii="Arial" w:hAnsi="Arial"/>
+                <w:b w:val="0"/>
+                <w:sz w:val="17"/>
+              </w:rPr>
+              <w:t>Template entries above this are flagged.</w:t>
+            </w:r>
+          </w:p>
+        </w:tc>
+      </w:tr>
+      <w:tr>
+        <w:tc>
+          <w:tcPr>
+            <w:tcW w:type="dxa" w:w="3400"/>
+            <w:shd w:val="clear" w:color="auto" w:fill="F2F2F2"/>
+          </w:tcPr>
+          <w:p>
+            <w:pPr>
+              <w:spacing w:after="0" w:before="0"/>
+            </w:pPr>
+            <w:r>
+              <w:rPr>
+                <w:rFonts w:ascii="Arial" w:hAnsi="Arial"/>
+                <w:b w:val="0"/>
+                <w:sz w:val="17"/>
+              </w:rPr>
+              <w:t>Share of templated cases that go ahead</w:t>
+            </w:r>
+          </w:p>
+        </w:tc>
+        <w:tc>
+          <w:tcPr>
+            <w:tcW w:type="dxa" w:w="1600"/>
+            <w:shd w:val="clear" w:color="auto" w:fill="F2F2F2"/>
+          </w:tcPr>
+          <w:p>
+            <w:pPr>
+              <w:spacing w:after="0" w:before="0"/>
+            </w:pPr>
+            <w:r>
+              <w:rPr>
+                <w:rFonts w:ascii="Arial" w:hAnsi="Arial"/>
+                <w:b w:val="0"/>
+                <w:sz w:val="17"/>
+              </w:rPr>
+              <w:t>100%</w:t>
+            </w:r>
+          </w:p>
+        </w:tc>
+        <w:tc>
+          <w:tcPr>
+            <w:tcW w:type="dxa" w:w="4025"/>
+            <w:shd w:val="clear" w:color="auto" w:fill="F2F2F2"/>
+          </w:tcPr>
+          <w:p>
+            <w:pPr>
+              <w:spacing w:after="0" w:before="0"/>
+            </w:pPr>
+            <w:r>
+              <w:rPr>
+                <w:rFonts w:ascii="Arial" w:hAnsi="Arial"/>
+                <w:b w:val="0"/>
+                <w:sz w:val="17"/>
+              </w:rPr>
+              <w:t>Allows for cancellations. Placeholder.</w:t>
             </w:r>
           </w:p>
         </w:tc>
@@ -15373,7 +16706,7 @@
           <w:b w:val="0"/>
           <w:sz w:val="22"/>
         </w:rPr>
-        <w:t>Engine version 0.5.1. The calculation engine is covered by an automated test suite including hand-calculated cases and an independent re-calculation of all cost avoided.</w:t>
+        <w:t>Engine version 0.6.1. The calculation engine is covered by an automated test suite including hand-calculated cases and an independent re-calculation of all cost avoided.</w:t>
       </w:r>
     </w:p>
     <w:p>
@@ -15417,7 +16750,7 @@
           <w:b w:val="0"/>
           <w:sz w:val="22"/>
         </w:rPr>
-        <w:t>Booked utilisation 61% is below the 75% threshold: consider fewer robots or more specialties.</w:t>
+        <w:t>Single-port transanal surgery (local excision of rectal lesions): the template schedules 68 cases a year but demand is 50, so its lists would be only 74% full.</w:t>
       </w:r>
     </w:p>
     <w:p>
@@ -15430,7 +16763,20 @@
           <w:b w:val="0"/>
           <w:sz w:val="22"/>
         </w:rPr>
-        <w:t>7 sessions per fortnight left unbooked: all demand entered is already scheduled.</w:t>
+        <w:t>Booked utilisation 67% is below the 75% threshold: consider fewer robots or more specialties.</w:t>
+      </w:r>
+    </w:p>
+    <w:p>
+      <w:pPr>
+        <w:pStyle w:val="ListBullet"/>
+      </w:pPr>
+      <w:r>
+        <w:rPr>
+          <w:rFonts w:ascii="Arial" w:hAnsi="Arial"/>
+          <w:b w:val="0"/>
+          <w:sz w:val="22"/>
+        </w:rPr>
+        <w:t>6 open sessions per fortnight left unbooked on the template.</w:t>
       </w:r>
     </w:p>
     <w:p>
@@ -15448,7 +16794,7 @@
           <w:b w:val="0"/>
           <w:sz w:val="22"/>
         </w:rPr>
-        <w:t>Every input the case depends on, with its source, evidence grade, status and the person who must sign it off. 6 assumption; 1 partly sourced; 22 placeholder; 2 sourced; 5 trust input. No entry has yet been reviewed by the relevant specialty.</w:t>
+        <w:t>Every input the case depends on, with its source, evidence grade, status and the person who must sign it off. 10 assumption; 1 partly sourced; 25 placeholder; 2 sourced; 6 trust input. No entry has yet been reviewed by the relevant specialty.</w:t>
       </w:r>
     </w:p>
     <w:tbl>
@@ -15599,7 +16945,7 @@
                 <w:b w:val="0"/>
                 <w:sz w:val="17"/>
               </w:rPr>
-              <w:t>Single-port radical prostatectomy: robotic cases per year</w:t>
+              <w:t>Single-port radical prostatectomy: annual demand (robotic cases)</w:t>
             </w:r>
           </w:p>
         </w:tc>
@@ -15635,7 +16981,7 @@
                 <w:b w:val="0"/>
                 <w:sz w:val="17"/>
               </w:rPr>
-              <w:t>Trust activity data</w:t>
+              <w:t>Trust activity data (preset values are placeholders)</w:t>
             </w:r>
           </w:p>
         </w:tc>
@@ -15884,7 +17230,7 @@
                 <w:b w:val="0"/>
                 <w:sz w:val="17"/>
               </w:rPr>
-              <w:t>Single-port kidney surgery (partial nephrectomy, pyeloplasty): robotic cases per year</w:t>
+              <w:t>Single-port kidney surgery (partial nephrectomy, pyeloplasty): annual demand (robotic cases)</w:t>
             </w:r>
           </w:p>
         </w:tc>
@@ -15922,7 +17268,7 @@
                 <w:b w:val="0"/>
                 <w:sz w:val="17"/>
               </w:rPr>
-              <w:t>Trust activity data</w:t>
+              <w:t>Trust activity data (preset values are placeholders)</w:t>
             </w:r>
           </w:p>
         </w:tc>
@@ -16172,7 +17518,7 @@
                 <w:b w:val="0"/>
                 <w:sz w:val="17"/>
               </w:rPr>
-              <w:t>Single-port transoral surgery (head and neck): robotic cases per year</w:t>
+              <w:t>Single-port transoral surgery (head and neck): annual demand (robotic cases)</w:t>
             </w:r>
           </w:p>
         </w:tc>
@@ -16208,7 +17554,7 @@
                 <w:b w:val="0"/>
                 <w:sz w:val="17"/>
               </w:rPr>
-              <w:t>Trust activity data</w:t>
+              <w:t>Trust activity data (preset values are placeholders)</w:t>
             </w:r>
           </w:p>
         </w:tc>
@@ -16457,7 +17803,7 @@
                 <w:b w:val="0"/>
                 <w:sz w:val="17"/>
               </w:rPr>
-              <w:t>Single-port transanal surgery (local excision of rectal lesions): robotic cases per year</w:t>
+              <w:t>Single-port transanal surgery (local excision of rectal lesions): annual demand (robotic cases)</w:t>
             </w:r>
           </w:p>
         </w:tc>
@@ -16495,7 +17841,7 @@
                 <w:b w:val="0"/>
                 <w:sz w:val="17"/>
               </w:rPr>
-              <w:t>Trust activity data</w:t>
+              <w:t>Trust activity data (preset values are placeholders)</w:t>
             </w:r>
           </w:p>
         </w:tc>
@@ -16745,7 +18091,7 @@
                 <w:b w:val="0"/>
                 <w:sz w:val="17"/>
               </w:rPr>
-              <w:t>Single-port thoracic surgery (lung and mediastinal resection): robotic cases per year</w:t>
+              <w:t>Single-port thoracic surgery (lung and mediastinal resection): annual demand (robotic cases)</w:t>
             </w:r>
           </w:p>
         </w:tc>
@@ -16781,7 +18127,7 @@
                 <w:b w:val="0"/>
                 <w:sz w:val="17"/>
               </w:rPr>
-              <w:t>Trust activity data</w:t>
+              <w:t>Trust activity data (preset values are placeholders)</w:t>
             </w:r>
           </w:p>
         </w:tc>
@@ -17030,7 +18376,7 @@
                 <w:b w:val="0"/>
                 <w:sz w:val="17"/>
               </w:rPr>
-              <w:t>Excess bed-day (cost avoided, not cash)</w:t>
+              <w:t>Two-week theatre template</w:t>
             </w:r>
           </w:p>
         </w:tc>
@@ -17049,7 +18395,7 @@
                 <w:b w:val="0"/>
                 <w:sz w:val="17"/>
               </w:rPr>
-              <w:t>£400</w:t>
+              <w:t>Standard day, pre-filled from demand</w:t>
             </w:r>
           </w:p>
         </w:tc>
@@ -17068,7 +18414,7 @@
                 <w:b w:val="0"/>
                 <w:sz w:val="17"/>
               </w:rPr>
-              <w:t>Single-trust FOI 2023/24 (£379); national context: UK Parliament written answer UIN 100046, December 2025 (elective bed-day £1,198, 2024/25)</w:t>
+              <w:t>Trust theatre plan</w:t>
             </w:r>
           </w:p>
         </w:tc>
@@ -17087,7 +18433,7 @@
                 <w:b w:val="0"/>
                 <w:sz w:val="17"/>
               </w:rPr>
-              <w:t>Placeholder</w:t>
+              <w:t>Trust input</w:t>
             </w:r>
           </w:p>
         </w:tc>
@@ -17107,7 +18453,7 @@
                 <w:sz w:val="17"/>
                 <w:highlight w:val="yellow"/>
               </w:rPr>
-              <w:t>[Finance lead]</w:t>
+              <w:t>[Theatres lead]</w:t>
             </w:r>
           </w:p>
         </w:tc>
@@ -17127,7 +18473,7 @@
                 <w:b w:val="0"/>
                 <w:sz w:val="17"/>
               </w:rPr>
-              <w:t>Return to theatre (non-ward)</w:t>
+              <w:t>Major, medium and minor tiers: which procedure each counts as</w:t>
             </w:r>
           </w:p>
         </w:tc>
@@ -17145,7 +18491,7 @@
                 <w:b w:val="0"/>
                 <w:sz w:val="17"/>
               </w:rPr>
-              <w:t>£6,000</w:t>
+              <w:t>See Appendix A</w:t>
             </w:r>
           </w:p>
         </w:tc>
@@ -17163,7 +18509,7 @@
                 <w:b w:val="0"/>
                 <w:sz w:val="17"/>
               </w:rPr>
-              <w:t>None found</w:t>
+              <w:t>Clinical lead's mapping (v0.6); medium tier for prostate, kidney and bladder lists</w:t>
             </w:r>
           </w:p>
         </w:tc>
@@ -17181,7 +18527,7 @@
                 <w:b w:val="0"/>
                 <w:sz w:val="17"/>
               </w:rPr>
-              <w:t>Placeholder</w:t>
+              <w:t>Assumption</w:t>
             </w:r>
           </w:p>
         </w:tc>
@@ -17200,7 +18546,7 @@
                 <w:sz w:val="17"/>
                 <w:highlight w:val="yellow"/>
               </w:rPr>
-              <w:t>[Finance lead]</w:t>
+              <w:t>[Clinical lead]</w:t>
             </w:r>
           </w:p>
         </w:tc>
@@ -17221,7 +18567,7 @@
                 <w:b w:val="0"/>
                 <w:sz w:val="17"/>
               </w:rPr>
-              <w:t>Major complication (non-ward)</w:t>
+              <w:t>Maximum cases per session</w:t>
             </w:r>
           </w:p>
         </w:tc>
@@ -17240,7 +18586,7 @@
                 <w:b w:val="0"/>
                 <w:sz w:val="17"/>
               </w:rPr>
-              <w:t>£4,000</w:t>
+              <w:t>3</w:t>
             </w:r>
           </w:p>
         </w:tc>
@@ -17259,7 +18605,7 @@
                 <w:b w:val="0"/>
                 <w:sz w:val="17"/>
               </w:rPr>
-              <w:t>None found</w:t>
+              <w:t>Clinical lead's default; adjustable</w:t>
             </w:r>
           </w:p>
         </w:tc>
@@ -17278,7 +18624,7 @@
                 <w:b w:val="0"/>
                 <w:sz w:val="17"/>
               </w:rPr>
-              <w:t>Placeholder</w:t>
+              <w:t>Assumption</w:t>
             </w:r>
           </w:p>
         </w:tc>
@@ -17298,7 +18644,7 @@
                 <w:sz w:val="17"/>
                 <w:highlight w:val="yellow"/>
               </w:rPr>
-              <w:t>[Finance lead]</w:t>
+              <w:t>[Clinical lead]</w:t>
             </w:r>
           </w:p>
         </w:tc>
@@ -17318,7 +18664,7 @@
                 <w:b w:val="0"/>
                 <w:sz w:val="17"/>
               </w:rPr>
-              <w:t>Readmission (full spell)</w:t>
+              <w:t>Share of templated cases that go ahead</w:t>
             </w:r>
           </w:p>
         </w:tc>
@@ -17336,7 +18682,7 @@
                 <w:b w:val="0"/>
                 <w:sz w:val="17"/>
               </w:rPr>
-              <w:t>£2,500</w:t>
+              <w:t>100%</w:t>
             </w:r>
           </w:p>
         </w:tc>
@@ -17354,7 +18700,7 @@
                 <w:b w:val="0"/>
                 <w:sz w:val="17"/>
               </w:rPr>
-              <w:t>None found</w:t>
+              <w:t>None found (cancellations and under-runs)</w:t>
             </w:r>
           </w:p>
         </w:tc>
@@ -17391,7 +18737,7 @@
                 <w:sz w:val="17"/>
                 <w:highlight w:val="yellow"/>
               </w:rPr>
-              <w:t>[Finance lead]</w:t>
+              <w:t>[Theatres lead]</w:t>
             </w:r>
           </w:p>
         </w:tc>
@@ -17412,7 +18758,7 @@
                 <w:b w:val="0"/>
                 <w:sz w:val="17"/>
               </w:rPr>
-              <w:t>Conversion to open (non-ward)</w:t>
+              <w:t>Cases that map to no modelled procedure</w:t>
             </w:r>
           </w:p>
         </w:tc>
@@ -17431,7 +18777,7 @@
                 <w:b w:val="0"/>
                 <w:sz w:val="17"/>
               </w:rPr>
-              <w:t>£1,000</w:t>
+              <w:t>Costed, no 30-day benefit</w:t>
             </w:r>
           </w:p>
         </w:tc>
@@ -17450,7 +18796,7 @@
                 <w:b w:val="0"/>
                 <w:sz w:val="17"/>
               </w:rPr>
-              <w:t>None found</w:t>
+              <w:t>Project team decision (conservative)</w:t>
             </w:r>
           </w:p>
         </w:tc>
@@ -17469,7 +18815,7 @@
                 <w:b w:val="0"/>
                 <w:sz w:val="17"/>
               </w:rPr>
-              <w:t>Placeholder</w:t>
+              <w:t>Assumption</w:t>
             </w:r>
           </w:p>
         </w:tc>
@@ -17489,7 +18835,7 @@
                 <w:sz w:val="17"/>
                 <w:highlight w:val="yellow"/>
               </w:rPr>
-              <w:t>[Finance lead]</w:t>
+              <w:t>[Project team]</w:t>
             </w:r>
           </w:p>
         </w:tc>
@@ -17509,7 +18855,7 @@
                 <w:b w:val="0"/>
                 <w:sz w:val="17"/>
               </w:rPr>
-              <w:t>Extra theatre minute</w:t>
+              <w:t>Extra tariff income, all other procedures</w:t>
             </w:r>
           </w:p>
         </w:tc>
@@ -17527,7 +18873,7 @@
                 <w:b w:val="0"/>
                 <w:sz w:val="17"/>
               </w:rPr>
-              <w:t>£12</w:t>
+              <w:t>£0</w:t>
             </w:r>
           </w:p>
         </w:tc>
@@ -17545,7 +18891,7 @@
                 <w:b w:val="0"/>
                 <w:sz w:val="17"/>
               </w:rPr>
-              <w:t>None found</w:t>
+              <w:t>No robotic price difference identified: £0. Not checked per HRG.</w:t>
             </w:r>
           </w:p>
         </w:tc>
@@ -17603,7 +18949,7 @@
                 <w:b w:val="0"/>
                 <w:sz w:val="17"/>
               </w:rPr>
-              <w:t>Sterile services per robotic case</w:t>
+              <w:t>Tariff: patients would otherwise be treated at this trust</w:t>
             </w:r>
           </w:p>
         </w:tc>
@@ -17622,7 +18968,7 @@
                 <w:b w:val="0"/>
                 <w:sz w:val="17"/>
               </w:rPr>
-              <w:t>£75</w:t>
+              <w:t>Assumed</w:t>
             </w:r>
           </w:p>
         </w:tc>
@@ -17641,7 +18987,7 @@
                 <w:b w:val="0"/>
                 <w:sz w:val="17"/>
               </w:rPr>
-              <w:t>None found; sterilisation requirements are listed for consideration in system choice (GIRFT 2025)</w:t>
+              <w:t>If they would otherwise go to another provider, the trust gains the whole tariff and that provider loses it: a transfer, not a gain to the NHS</w:t>
             </w:r>
           </w:p>
         </w:tc>
@@ -17660,7 +19006,7 @@
                 <w:b w:val="0"/>
                 <w:sz w:val="17"/>
               </w:rPr>
-              <w:t>Placeholder</w:t>
+              <w:t>Assumption</w:t>
             </w:r>
           </w:p>
         </w:tc>
@@ -17700,7 +19046,7 @@
                 <w:b w:val="0"/>
                 <w:sz w:val="17"/>
               </w:rPr>
-              <w:t>Platform price basis</w:t>
+              <w:t>Tariff: payment mechanism and market forces factor</w:t>
             </w:r>
           </w:p>
         </w:tc>
@@ -17718,7 +19064,7 @@
                 <w:b w:val="0"/>
                 <w:sz w:val="17"/>
               </w:rPr>
-              <w:t>Platform D: single-port (purchase), exploratory</w:t>
+              <w:t>Not modelled</w:t>
             </w:r>
           </w:p>
         </w:tc>
@@ -17736,7 +19082,7 @@
                 <w:b w:val="0"/>
                 <w:sz w:val="17"/>
               </w:rPr>
-              <w:t>Illustrative only. Instruments set about £1,000 per case above multi-port, reflecting reported extra instrument and drape costs of $1,170 to $1,820 per case (AUA 2022); capital not published</w:t>
+              <w:t>Elective income may be paid under aligned payment and incentive (fixed plus variable) rather than full unit prices; the market forces factor is not applied</w:t>
             </w:r>
           </w:p>
         </w:tc>
@@ -17773,7 +19119,7 @@
                 <w:sz w:val="17"/>
                 <w:highlight w:val="yellow"/>
               </w:rPr>
-              <w:t>[Procurement lead]</w:t>
+              <w:t>[Finance lead]</w:t>
             </w:r>
           </w:p>
         </w:tc>
@@ -17794,7 +19140,7 @@
                 <w:b w:val="0"/>
                 <w:sz w:val="17"/>
               </w:rPr>
-              <w:t>Instrument price per case</w:t>
+              <w:t>Excess bed-day (cost avoided, not cash)</w:t>
             </w:r>
           </w:p>
         </w:tc>
@@ -17813,7 +19159,7 @@
                 <w:b w:val="0"/>
                 <w:sz w:val="17"/>
               </w:rPr>
-              <w:t>£2,125</w:t>
+              <w:t>£400</w:t>
             </w:r>
           </w:p>
         </w:tc>
@@ -17832,7 +19178,7 @@
                 <w:b w:val="0"/>
                 <w:sz w:val="17"/>
               </w:rPr>
-              <w:t>US single-centre average about $1,500 per case; single-port extra $1,170 to $1,820 (AUA 2022 abstract MP32-10)</w:t>
+              <w:t>Single-trust FOI 2023/24 (£379); national context: UK Parliament written answer UIN 100046, December 2025 (elective bed-day £1,198, 2024/25)</w:t>
             </w:r>
           </w:p>
         </w:tc>
@@ -17871,7 +19217,7 @@
                 <w:sz w:val="17"/>
                 <w:highlight w:val="yellow"/>
               </w:rPr>
-              <w:t>[Procurement lead]</w:t>
+              <w:t>[Finance lead]</w:t>
             </w:r>
           </w:p>
         </w:tc>
@@ -17891,7 +19237,7 @@
                 <w:b w:val="0"/>
                 <w:sz w:val="17"/>
               </w:rPr>
-              <w:t>Instrument discounts (15% standard, 30% volume)</w:t>
+              <w:t>Return to theatre (non-ward)</w:t>
             </w:r>
           </w:p>
         </w:tc>
@@ -17909,7 +19255,7 @@
                 <w:b w:val="0"/>
                 <w:sz w:val="17"/>
               </w:rPr>
-              <w:t>15% and 30%</w:t>
+              <w:t>£6,000</w:t>
             </w:r>
           </w:p>
         </w:tc>
@@ -17964,7 +19310,7 @@
                 <w:sz w:val="17"/>
                 <w:highlight w:val="yellow"/>
               </w:rPr>
-              <w:t>[Procurement lead]</w:t>
+              <w:t>[Finance lead]</w:t>
             </w:r>
           </w:p>
         </w:tc>
@@ -17985,7 +19331,7 @@
                 <w:b w:val="0"/>
                 <w:sz w:val="17"/>
               </w:rPr>
-              <w:t>Sessions per robot per week; operating weeks</w:t>
+              <w:t>Major complication (non-ward)</w:t>
             </w:r>
           </w:p>
         </w:tc>
@@ -18004,7 +19350,7 @@
                 <w:b w:val="0"/>
                 <w:sz w:val="17"/>
               </w:rPr>
-              <w:t>9; 45</w:t>
+              <w:t>£4,000</w:t>
             </w:r>
           </w:p>
         </w:tc>
@@ -18023,7 +19369,7 @@
                 <w:b w:val="0"/>
                 <w:sz w:val="17"/>
               </w:rPr>
-              <w:t>Programmes should be fully used on all working days (GIRFT 2025)</w:t>
+              <w:t>None found</w:t>
             </w:r>
           </w:p>
         </w:tc>
@@ -18042,7 +19388,7 @@
                 <w:b w:val="0"/>
                 <w:sz w:val="17"/>
               </w:rPr>
-              <w:t>Assumption</w:t>
+              <w:t>Placeholder</w:t>
             </w:r>
           </w:p>
         </w:tc>
@@ -18062,7 +19408,7 @@
                 <w:sz w:val="17"/>
                 <w:highlight w:val="yellow"/>
               </w:rPr>
-              <w:t>[Senior responsible owner]</w:t>
+              <w:t>[Finance lead]</w:t>
             </w:r>
           </w:p>
         </w:tc>
@@ -18082,7 +19428,7 @@
                 <w:b w:val="0"/>
                 <w:sz w:val="17"/>
               </w:rPr>
-              <w:t>Utilisation ramp (years 1 to 5)</w:t>
+              <w:t>Readmission (full spell)</w:t>
             </w:r>
           </w:p>
         </w:tc>
@@ -18100,7 +19446,7 @@
                 <w:b w:val="0"/>
                 <w:sz w:val="17"/>
               </w:rPr>
-              <w:t>70%, 90%, 100%, 100%, 100%</w:t>
+              <w:t>£2,500</w:t>
             </w:r>
           </w:p>
         </w:tc>
@@ -18136,7 +19482,7 @@
                 <w:b w:val="0"/>
                 <w:sz w:val="17"/>
               </w:rPr>
-              <w:t>Assumption</w:t>
+              <w:t>Placeholder</w:t>
             </w:r>
           </w:p>
         </w:tc>
@@ -18155,7 +19501,7 @@
                 <w:sz w:val="17"/>
                 <w:highlight w:val="yellow"/>
               </w:rPr>
-              <w:t>[Senior responsible owner]</w:t>
+              <w:t>[Finance lead]</w:t>
             </w:r>
           </w:p>
         </w:tc>
@@ -18176,7 +19522,7 @@
                 <w:b w:val="0"/>
                 <w:sz w:val="17"/>
               </w:rPr>
-              <w:t>Learning curve on benefits (years 1 to 5)</w:t>
+              <w:t>Conversion to open (non-ward)</w:t>
             </w:r>
           </w:p>
         </w:tc>
@@ -18195,7 +19541,7 @@
                 <w:b w:val="0"/>
                 <w:sz w:val="17"/>
               </w:rPr>
-              <w:t>75%, 90%, 100%, 100%, 100%</w:t>
+              <w:t>£1,000</w:t>
             </w:r>
           </w:p>
         </w:tc>
@@ -18233,7 +19579,7 @@
                 <w:b w:val="0"/>
                 <w:sz w:val="17"/>
               </w:rPr>
-              <w:t>Assumption</w:t>
+              <w:t>Placeholder</w:t>
             </w:r>
           </w:p>
         </w:tc>
@@ -18253,7 +19599,7 @@
                 <w:sz w:val="17"/>
                 <w:highlight w:val="yellow"/>
               </w:rPr>
-              <w:t>[Senior responsible owner]</w:t>
+              <w:t>[Finance lead]</w:t>
             </w:r>
           </w:p>
         </w:tc>
@@ -18273,7 +19619,7 @@
                 <w:b w:val="0"/>
                 <w:sz w:val="17"/>
               </w:rPr>
-              <w:t>Implementation, training and proctoring per robot</w:t>
+              <w:t>Extra theatre minute</w:t>
             </w:r>
           </w:p>
         </w:tc>
@@ -18291,7 +19637,7 @@
                 <w:b w:val="0"/>
                 <w:sz w:val="17"/>
               </w:rPr>
-              <w:t>£75,000</w:t>
+              <w:t>£12</w:t>
             </w:r>
           </w:p>
         </w:tc>
@@ -18309,7 +19655,7 @@
                 <w:b w:val="0"/>
                 <w:sz w:val="17"/>
               </w:rPr>
-              <w:t>None found; GIRFT 2025 asks the business case to consider proctoring arrangements, including funding</w:t>
+              <w:t>None found</w:t>
             </w:r>
           </w:p>
         </w:tc>
@@ -18346,7 +19692,7 @@
                 <w:sz w:val="17"/>
                 <w:highlight w:val="yellow"/>
               </w:rPr>
-              <w:t>[Senior responsible owner]</w:t>
+              <w:t>[Finance lead]</w:t>
             </w:r>
           </w:p>
         </w:tc>
@@ -18367,7 +19713,7 @@
                 <w:b w:val="0"/>
                 <w:sz w:val="17"/>
               </w:rPr>
-              <w:t>Theatre works per robot (one-off)</w:t>
+              <w:t>Sterile services per robotic case</w:t>
             </w:r>
           </w:p>
         </w:tc>
@@ -18386,7 +19732,7 @@
                 <w:b w:val="0"/>
                 <w:sz w:val="17"/>
               </w:rPr>
-              <w:t>£50,000</w:t>
+              <w:t>£75</w:t>
             </w:r>
           </w:p>
         </w:tc>
@@ -18405,7 +19751,7 @@
                 <w:b w:val="0"/>
                 <w:sz w:val="17"/>
               </w:rPr>
-              <w:t>None found</w:t>
+              <w:t>None found; sterilisation requirements are listed for consideration in system choice (GIRFT 2025)</w:t>
             </w:r>
           </w:p>
         </w:tc>
@@ -18444,7 +19790,7 @@
                 <w:sz w:val="17"/>
                 <w:highlight w:val="yellow"/>
               </w:rPr>
-              <w:t>[Estates lead]</w:t>
+              <w:t>[Finance lead]</w:t>
             </w:r>
           </w:p>
         </w:tc>
@@ -18464,7 +19810,7 @@
                 <w:b w:val="0"/>
                 <w:sz w:val="17"/>
               </w:rPr>
-              <w:t>Surgical first assistant or care practitioner</w:t>
+              <w:t>Platform price basis</w:t>
             </w:r>
           </w:p>
         </w:tc>
@@ -18482,7 +19828,7 @@
                 <w:b w:val="0"/>
                 <w:sz w:val="17"/>
               </w:rPr>
-              <w:t>1 WTE per robot at £60,000</w:t>
+              <w:t>Platform D: single-port (purchase), exploratory</w:t>
             </w:r>
           </w:p>
         </w:tc>
@@ -18500,7 +19846,7 @@
                 <w:b w:val="0"/>
                 <w:sz w:val="17"/>
               </w:rPr>
-              <w:t>NHS England and GIRFT, Implementation of robotic-assisted surgery in England, July 2025 (provision should be built into the business case); cost is a placeholder</w:t>
+              <w:t>Illustrative only. Instruments set about £1,000 per case above multi-port, reflecting reported extra instrument and drape costs of $1,170 to $1,820 per case (AUA 2022); capital not published</w:t>
             </w:r>
           </w:p>
         </w:tc>
@@ -18518,7 +19864,7 @@
                 <w:b w:val="0"/>
                 <w:sz w:val="17"/>
               </w:rPr>
-              <w:t>Partly sourced</w:t>
+              <w:t>Placeholder</w:t>
             </w:r>
           </w:p>
         </w:tc>
@@ -18537,7 +19883,7 @@
                 <w:sz w:val="17"/>
                 <w:highlight w:val="yellow"/>
               </w:rPr>
-              <w:t>[Theatres lead]</w:t>
+              <w:t>[Procurement lead]</w:t>
             </w:r>
           </w:p>
         </w:tc>
@@ -18558,7 +19904,7 @@
                 <w:b w:val="0"/>
                 <w:sz w:val="17"/>
               </w:rPr>
-              <w:t>Maximum robotic cases per robot per year</w:t>
+              <w:t>Instrument price per case</w:t>
             </w:r>
           </w:p>
         </w:tc>
@@ -18577,7 +19923,7 @@
                 <w:b w:val="0"/>
                 <w:sz w:val="17"/>
               </w:rPr>
-              <w:t>700</w:t>
+              <w:t>£2,125</w:t>
             </w:r>
           </w:p>
         </w:tc>
@@ -18596,7 +19942,771 @@
                 <w:b w:val="0"/>
                 <w:sz w:val="17"/>
               </w:rPr>
-              <w:t>Project team decision (hard cap)</w:t>
+              <w:t>US single-centre average about $1,500 per case; single-port extra $1,170 to $1,820 (AUA 2022 abstract MP32-10)</w:t>
+            </w:r>
+          </w:p>
+        </w:tc>
+        <w:tc>
+          <w:tcPr>
+            <w:tcW w:type="dxa" w:w="1100"/>
+            <w:shd w:val="clear" w:color="auto" w:fill="F2F2F2"/>
+          </w:tcPr>
+          <w:p>
+            <w:pPr>
+              <w:spacing w:after="0" w:before="0"/>
+            </w:pPr>
+            <w:r>
+              <w:rPr>
+                <w:rFonts w:ascii="Arial" w:hAnsi="Arial"/>
+                <w:b w:val="0"/>
+                <w:sz w:val="17"/>
+              </w:rPr>
+              <w:t>Placeholder</w:t>
+            </w:r>
+          </w:p>
+        </w:tc>
+        <w:tc>
+          <w:tcPr>
+            <w:tcW w:type="dxa" w:w="1400"/>
+            <w:shd w:val="clear" w:color="auto" w:fill="F2F2F2"/>
+          </w:tcPr>
+          <w:p>
+            <w:pPr>
+              <w:spacing w:after="0" w:before="0"/>
+            </w:pPr>
+            <w:r>
+              <w:rPr>
+                <w:rFonts w:ascii="Arial" w:hAnsi="Arial"/>
+                <w:b w:val="0"/>
+                <w:sz w:val="17"/>
+                <w:highlight w:val="yellow"/>
+              </w:rPr>
+              <w:t>[Procurement lead]</w:t>
+            </w:r>
+          </w:p>
+        </w:tc>
+      </w:tr>
+      <w:tr>
+        <w:tc>
+          <w:tcPr>
+            <w:tcW w:type="dxa" w:w="2500"/>
+          </w:tcPr>
+          <w:p>
+            <w:pPr>
+              <w:spacing w:after="0" w:before="0"/>
+            </w:pPr>
+            <w:r>
+              <w:rPr>
+                <w:rFonts w:ascii="Arial" w:hAnsi="Arial"/>
+                <w:b w:val="0"/>
+                <w:sz w:val="17"/>
+              </w:rPr>
+              <w:t>Instrument discounts (15% standard, 30% volume)</w:t>
+            </w:r>
+          </w:p>
+        </w:tc>
+        <w:tc>
+          <w:tcPr>
+            <w:tcW w:type="dxa" w:w="1100"/>
+          </w:tcPr>
+          <w:p>
+            <w:pPr>
+              <w:spacing w:after="0" w:before="0"/>
+            </w:pPr>
+            <w:r>
+              <w:rPr>
+                <w:rFonts w:ascii="Arial" w:hAnsi="Arial"/>
+                <w:b w:val="0"/>
+                <w:sz w:val="17"/>
+              </w:rPr>
+              <w:t>15% and 30%</w:t>
+            </w:r>
+          </w:p>
+        </w:tc>
+        <w:tc>
+          <w:tcPr>
+            <w:tcW w:type="dxa" w:w="2926"/>
+          </w:tcPr>
+          <w:p>
+            <w:pPr>
+              <w:spacing w:after="0" w:before="0"/>
+            </w:pPr>
+            <w:r>
+              <w:rPr>
+                <w:rFonts w:ascii="Arial" w:hAnsi="Arial"/>
+                <w:b w:val="0"/>
+                <w:sz w:val="17"/>
+              </w:rPr>
+              <w:t>None found</w:t>
+            </w:r>
+          </w:p>
+        </w:tc>
+        <w:tc>
+          <w:tcPr>
+            <w:tcW w:type="dxa" w:w="1100"/>
+          </w:tcPr>
+          <w:p>
+            <w:pPr>
+              <w:spacing w:after="0" w:before="0"/>
+            </w:pPr>
+            <w:r>
+              <w:rPr>
+                <w:rFonts w:ascii="Arial" w:hAnsi="Arial"/>
+                <w:b w:val="0"/>
+                <w:sz w:val="17"/>
+              </w:rPr>
+              <w:t>Placeholder</w:t>
+            </w:r>
+          </w:p>
+        </w:tc>
+        <w:tc>
+          <w:tcPr>
+            <w:tcW w:type="dxa" w:w="1400"/>
+          </w:tcPr>
+          <w:p>
+            <w:pPr>
+              <w:spacing w:after="0" w:before="0"/>
+            </w:pPr>
+            <w:r>
+              <w:rPr>
+                <w:rFonts w:ascii="Arial" w:hAnsi="Arial"/>
+                <w:b w:val="0"/>
+                <w:sz w:val="17"/>
+                <w:highlight w:val="yellow"/>
+              </w:rPr>
+              <w:t>[Procurement lead]</w:t>
+            </w:r>
+          </w:p>
+        </w:tc>
+      </w:tr>
+      <w:tr>
+        <w:tc>
+          <w:tcPr>
+            <w:tcW w:type="dxa" w:w="2500"/>
+            <w:shd w:val="clear" w:color="auto" w:fill="F2F2F2"/>
+          </w:tcPr>
+          <w:p>
+            <w:pPr>
+              <w:spacing w:after="0" w:before="0"/>
+            </w:pPr>
+            <w:r>
+              <w:rPr>
+                <w:rFonts w:ascii="Arial" w:hAnsi="Arial"/>
+                <w:b w:val="0"/>
+                <w:sz w:val="17"/>
+              </w:rPr>
+              <w:t>Sessions per robot per week; operating weeks</w:t>
+            </w:r>
+          </w:p>
+        </w:tc>
+        <w:tc>
+          <w:tcPr>
+            <w:tcW w:type="dxa" w:w="1100"/>
+            <w:shd w:val="clear" w:color="auto" w:fill="F2F2F2"/>
+          </w:tcPr>
+          <w:p>
+            <w:pPr>
+              <w:spacing w:after="0" w:before="0"/>
+            </w:pPr>
+            <w:r>
+              <w:rPr>
+                <w:rFonts w:ascii="Arial" w:hAnsi="Arial"/>
+                <w:b w:val="0"/>
+                <w:sz w:val="17"/>
+              </w:rPr>
+              <w:t>9; 45</w:t>
+            </w:r>
+          </w:p>
+        </w:tc>
+        <w:tc>
+          <w:tcPr>
+            <w:tcW w:type="dxa" w:w="2926"/>
+            <w:shd w:val="clear" w:color="auto" w:fill="F2F2F2"/>
+          </w:tcPr>
+          <w:p>
+            <w:pPr>
+              <w:spacing w:after="0" w:before="0"/>
+            </w:pPr>
+            <w:r>
+              <w:rPr>
+                <w:rFonts w:ascii="Arial" w:hAnsi="Arial"/>
+                <w:b w:val="0"/>
+                <w:sz w:val="17"/>
+              </w:rPr>
+              <w:t>Programmes should be fully used on all working days (GIRFT 2025)</w:t>
+            </w:r>
+          </w:p>
+        </w:tc>
+        <w:tc>
+          <w:tcPr>
+            <w:tcW w:type="dxa" w:w="1100"/>
+            <w:shd w:val="clear" w:color="auto" w:fill="F2F2F2"/>
+          </w:tcPr>
+          <w:p>
+            <w:pPr>
+              <w:spacing w:after="0" w:before="0"/>
+            </w:pPr>
+            <w:r>
+              <w:rPr>
+                <w:rFonts w:ascii="Arial" w:hAnsi="Arial"/>
+                <w:b w:val="0"/>
+                <w:sz w:val="17"/>
+              </w:rPr>
+              <w:t>Assumption</w:t>
+            </w:r>
+          </w:p>
+        </w:tc>
+        <w:tc>
+          <w:tcPr>
+            <w:tcW w:type="dxa" w:w="1400"/>
+            <w:shd w:val="clear" w:color="auto" w:fill="F2F2F2"/>
+          </w:tcPr>
+          <w:p>
+            <w:pPr>
+              <w:spacing w:after="0" w:before="0"/>
+            </w:pPr>
+            <w:r>
+              <w:rPr>
+                <w:rFonts w:ascii="Arial" w:hAnsi="Arial"/>
+                <w:b w:val="0"/>
+                <w:sz w:val="17"/>
+                <w:highlight w:val="yellow"/>
+              </w:rPr>
+              <w:t>[Senior responsible owner]</w:t>
+            </w:r>
+          </w:p>
+        </w:tc>
+      </w:tr>
+      <w:tr>
+        <w:tc>
+          <w:tcPr>
+            <w:tcW w:type="dxa" w:w="2500"/>
+          </w:tcPr>
+          <w:p>
+            <w:pPr>
+              <w:spacing w:after="0" w:before="0"/>
+            </w:pPr>
+            <w:r>
+              <w:rPr>
+                <w:rFonts w:ascii="Arial" w:hAnsi="Arial"/>
+                <w:b w:val="0"/>
+                <w:sz w:val="17"/>
+              </w:rPr>
+              <w:t>Utilisation ramp (years 1 to 5)</w:t>
+            </w:r>
+          </w:p>
+        </w:tc>
+        <w:tc>
+          <w:tcPr>
+            <w:tcW w:type="dxa" w:w="1100"/>
+          </w:tcPr>
+          <w:p>
+            <w:pPr>
+              <w:spacing w:after="0" w:before="0"/>
+            </w:pPr>
+            <w:r>
+              <w:rPr>
+                <w:rFonts w:ascii="Arial" w:hAnsi="Arial"/>
+                <w:b w:val="0"/>
+                <w:sz w:val="17"/>
+              </w:rPr>
+              <w:t>70%, 90%, 100%, 100%, 100%</w:t>
+            </w:r>
+          </w:p>
+        </w:tc>
+        <w:tc>
+          <w:tcPr>
+            <w:tcW w:type="dxa" w:w="2926"/>
+          </w:tcPr>
+          <w:p>
+            <w:pPr>
+              <w:spacing w:after="0" w:before="0"/>
+            </w:pPr>
+            <w:r>
+              <w:rPr>
+                <w:rFonts w:ascii="Arial" w:hAnsi="Arial"/>
+                <w:b w:val="0"/>
+                <w:sz w:val="17"/>
+              </w:rPr>
+              <w:t>None found</w:t>
+            </w:r>
+          </w:p>
+        </w:tc>
+        <w:tc>
+          <w:tcPr>
+            <w:tcW w:type="dxa" w:w="1100"/>
+          </w:tcPr>
+          <w:p>
+            <w:pPr>
+              <w:spacing w:after="0" w:before="0"/>
+            </w:pPr>
+            <w:r>
+              <w:rPr>
+                <w:rFonts w:ascii="Arial" w:hAnsi="Arial"/>
+                <w:b w:val="0"/>
+                <w:sz w:val="17"/>
+              </w:rPr>
+              <w:t>Assumption</w:t>
+            </w:r>
+          </w:p>
+        </w:tc>
+        <w:tc>
+          <w:tcPr>
+            <w:tcW w:type="dxa" w:w="1400"/>
+          </w:tcPr>
+          <w:p>
+            <w:pPr>
+              <w:spacing w:after="0" w:before="0"/>
+            </w:pPr>
+            <w:r>
+              <w:rPr>
+                <w:rFonts w:ascii="Arial" w:hAnsi="Arial"/>
+                <w:b w:val="0"/>
+                <w:sz w:val="17"/>
+                <w:highlight w:val="yellow"/>
+              </w:rPr>
+              <w:t>[Senior responsible owner]</w:t>
+            </w:r>
+          </w:p>
+        </w:tc>
+      </w:tr>
+      <w:tr>
+        <w:tc>
+          <w:tcPr>
+            <w:tcW w:type="dxa" w:w="2500"/>
+            <w:shd w:val="clear" w:color="auto" w:fill="F2F2F2"/>
+          </w:tcPr>
+          <w:p>
+            <w:pPr>
+              <w:spacing w:after="0" w:before="0"/>
+            </w:pPr>
+            <w:r>
+              <w:rPr>
+                <w:rFonts w:ascii="Arial" w:hAnsi="Arial"/>
+                <w:b w:val="0"/>
+                <w:sz w:val="17"/>
+              </w:rPr>
+              <w:t>Learning curve on benefits (years 1 to 5)</w:t>
+            </w:r>
+          </w:p>
+        </w:tc>
+        <w:tc>
+          <w:tcPr>
+            <w:tcW w:type="dxa" w:w="1100"/>
+            <w:shd w:val="clear" w:color="auto" w:fill="F2F2F2"/>
+          </w:tcPr>
+          <w:p>
+            <w:pPr>
+              <w:spacing w:after="0" w:before="0"/>
+            </w:pPr>
+            <w:r>
+              <w:rPr>
+                <w:rFonts w:ascii="Arial" w:hAnsi="Arial"/>
+                <w:b w:val="0"/>
+                <w:sz w:val="17"/>
+              </w:rPr>
+              <w:t>75%, 90%, 100%, 100%, 100%</w:t>
+            </w:r>
+          </w:p>
+        </w:tc>
+        <w:tc>
+          <w:tcPr>
+            <w:tcW w:type="dxa" w:w="2926"/>
+            <w:shd w:val="clear" w:color="auto" w:fill="F2F2F2"/>
+          </w:tcPr>
+          <w:p>
+            <w:pPr>
+              <w:spacing w:after="0" w:before="0"/>
+            </w:pPr>
+            <w:r>
+              <w:rPr>
+                <w:rFonts w:ascii="Arial" w:hAnsi="Arial"/>
+                <w:b w:val="0"/>
+                <w:sz w:val="17"/>
+              </w:rPr>
+              <w:t>None found</w:t>
+            </w:r>
+          </w:p>
+        </w:tc>
+        <w:tc>
+          <w:tcPr>
+            <w:tcW w:type="dxa" w:w="1100"/>
+            <w:shd w:val="clear" w:color="auto" w:fill="F2F2F2"/>
+          </w:tcPr>
+          <w:p>
+            <w:pPr>
+              <w:spacing w:after="0" w:before="0"/>
+            </w:pPr>
+            <w:r>
+              <w:rPr>
+                <w:rFonts w:ascii="Arial" w:hAnsi="Arial"/>
+                <w:b w:val="0"/>
+                <w:sz w:val="17"/>
+              </w:rPr>
+              <w:t>Assumption</w:t>
+            </w:r>
+          </w:p>
+        </w:tc>
+        <w:tc>
+          <w:tcPr>
+            <w:tcW w:type="dxa" w:w="1400"/>
+            <w:shd w:val="clear" w:color="auto" w:fill="F2F2F2"/>
+          </w:tcPr>
+          <w:p>
+            <w:pPr>
+              <w:spacing w:after="0" w:before="0"/>
+            </w:pPr>
+            <w:r>
+              <w:rPr>
+                <w:rFonts w:ascii="Arial" w:hAnsi="Arial"/>
+                <w:b w:val="0"/>
+                <w:sz w:val="17"/>
+                <w:highlight w:val="yellow"/>
+              </w:rPr>
+              <w:t>[Senior responsible owner]</w:t>
+            </w:r>
+          </w:p>
+        </w:tc>
+      </w:tr>
+      <w:tr>
+        <w:tc>
+          <w:tcPr>
+            <w:tcW w:type="dxa" w:w="2500"/>
+          </w:tcPr>
+          <w:p>
+            <w:pPr>
+              <w:spacing w:after="0" w:before="0"/>
+            </w:pPr>
+            <w:r>
+              <w:rPr>
+                <w:rFonts w:ascii="Arial" w:hAnsi="Arial"/>
+                <w:b w:val="0"/>
+                <w:sz w:val="17"/>
+              </w:rPr>
+              <w:t>Implementation, training and proctoring per robot</w:t>
+            </w:r>
+          </w:p>
+        </w:tc>
+        <w:tc>
+          <w:tcPr>
+            <w:tcW w:type="dxa" w:w="1100"/>
+          </w:tcPr>
+          <w:p>
+            <w:pPr>
+              <w:spacing w:after="0" w:before="0"/>
+            </w:pPr>
+            <w:r>
+              <w:rPr>
+                <w:rFonts w:ascii="Arial" w:hAnsi="Arial"/>
+                <w:b w:val="0"/>
+                <w:sz w:val="17"/>
+              </w:rPr>
+              <w:t>£75,000</w:t>
+            </w:r>
+          </w:p>
+        </w:tc>
+        <w:tc>
+          <w:tcPr>
+            <w:tcW w:type="dxa" w:w="2926"/>
+          </w:tcPr>
+          <w:p>
+            <w:pPr>
+              <w:spacing w:after="0" w:before="0"/>
+            </w:pPr>
+            <w:r>
+              <w:rPr>
+                <w:rFonts w:ascii="Arial" w:hAnsi="Arial"/>
+                <w:b w:val="0"/>
+                <w:sz w:val="17"/>
+              </w:rPr>
+              <w:t>None found; GIRFT 2025 asks the business case to consider proctoring arrangements, including funding</w:t>
+            </w:r>
+          </w:p>
+        </w:tc>
+        <w:tc>
+          <w:tcPr>
+            <w:tcW w:type="dxa" w:w="1100"/>
+          </w:tcPr>
+          <w:p>
+            <w:pPr>
+              <w:spacing w:after="0" w:before="0"/>
+            </w:pPr>
+            <w:r>
+              <w:rPr>
+                <w:rFonts w:ascii="Arial" w:hAnsi="Arial"/>
+                <w:b w:val="0"/>
+                <w:sz w:val="17"/>
+              </w:rPr>
+              <w:t>Placeholder</w:t>
+            </w:r>
+          </w:p>
+        </w:tc>
+        <w:tc>
+          <w:tcPr>
+            <w:tcW w:type="dxa" w:w="1400"/>
+          </w:tcPr>
+          <w:p>
+            <w:pPr>
+              <w:spacing w:after="0" w:before="0"/>
+            </w:pPr>
+            <w:r>
+              <w:rPr>
+                <w:rFonts w:ascii="Arial" w:hAnsi="Arial"/>
+                <w:b w:val="0"/>
+                <w:sz w:val="17"/>
+                <w:highlight w:val="yellow"/>
+              </w:rPr>
+              <w:t>[Senior responsible owner]</w:t>
+            </w:r>
+          </w:p>
+        </w:tc>
+      </w:tr>
+      <w:tr>
+        <w:tc>
+          <w:tcPr>
+            <w:tcW w:type="dxa" w:w="2500"/>
+            <w:shd w:val="clear" w:color="auto" w:fill="F2F2F2"/>
+          </w:tcPr>
+          <w:p>
+            <w:pPr>
+              <w:spacing w:after="0" w:before="0"/>
+            </w:pPr>
+            <w:r>
+              <w:rPr>
+                <w:rFonts w:ascii="Arial" w:hAnsi="Arial"/>
+                <w:b w:val="0"/>
+                <w:sz w:val="17"/>
+              </w:rPr>
+              <w:t>Theatre works per robot (one-off)</w:t>
+            </w:r>
+          </w:p>
+        </w:tc>
+        <w:tc>
+          <w:tcPr>
+            <w:tcW w:type="dxa" w:w="1100"/>
+            <w:shd w:val="clear" w:color="auto" w:fill="F2F2F2"/>
+          </w:tcPr>
+          <w:p>
+            <w:pPr>
+              <w:spacing w:after="0" w:before="0"/>
+            </w:pPr>
+            <w:r>
+              <w:rPr>
+                <w:rFonts w:ascii="Arial" w:hAnsi="Arial"/>
+                <w:b w:val="0"/>
+                <w:sz w:val="17"/>
+              </w:rPr>
+              <w:t>£50,000</w:t>
+            </w:r>
+          </w:p>
+        </w:tc>
+        <w:tc>
+          <w:tcPr>
+            <w:tcW w:type="dxa" w:w="2926"/>
+            <w:shd w:val="clear" w:color="auto" w:fill="F2F2F2"/>
+          </w:tcPr>
+          <w:p>
+            <w:pPr>
+              <w:spacing w:after="0" w:before="0"/>
+            </w:pPr>
+            <w:r>
+              <w:rPr>
+                <w:rFonts w:ascii="Arial" w:hAnsi="Arial"/>
+                <w:b w:val="0"/>
+                <w:sz w:val="17"/>
+              </w:rPr>
+              <w:t>None found</w:t>
+            </w:r>
+          </w:p>
+        </w:tc>
+        <w:tc>
+          <w:tcPr>
+            <w:tcW w:type="dxa" w:w="1100"/>
+            <w:shd w:val="clear" w:color="auto" w:fill="F2F2F2"/>
+          </w:tcPr>
+          <w:p>
+            <w:pPr>
+              <w:spacing w:after="0" w:before="0"/>
+            </w:pPr>
+            <w:r>
+              <w:rPr>
+                <w:rFonts w:ascii="Arial" w:hAnsi="Arial"/>
+                <w:b w:val="0"/>
+                <w:sz w:val="17"/>
+              </w:rPr>
+              <w:t>Placeholder</w:t>
+            </w:r>
+          </w:p>
+        </w:tc>
+        <w:tc>
+          <w:tcPr>
+            <w:tcW w:type="dxa" w:w="1400"/>
+            <w:shd w:val="clear" w:color="auto" w:fill="F2F2F2"/>
+          </w:tcPr>
+          <w:p>
+            <w:pPr>
+              <w:spacing w:after="0" w:before="0"/>
+            </w:pPr>
+            <w:r>
+              <w:rPr>
+                <w:rFonts w:ascii="Arial" w:hAnsi="Arial"/>
+                <w:b w:val="0"/>
+                <w:sz w:val="17"/>
+                <w:highlight w:val="yellow"/>
+              </w:rPr>
+              <w:t>[Estates lead]</w:t>
+            </w:r>
+          </w:p>
+        </w:tc>
+      </w:tr>
+      <w:tr>
+        <w:tc>
+          <w:tcPr>
+            <w:tcW w:type="dxa" w:w="2500"/>
+          </w:tcPr>
+          <w:p>
+            <w:pPr>
+              <w:spacing w:after="0" w:before="0"/>
+            </w:pPr>
+            <w:r>
+              <w:rPr>
+                <w:rFonts w:ascii="Arial" w:hAnsi="Arial"/>
+                <w:b w:val="0"/>
+                <w:sz w:val="17"/>
+              </w:rPr>
+              <w:t>Surgical first assistant or care practitioner</w:t>
+            </w:r>
+          </w:p>
+        </w:tc>
+        <w:tc>
+          <w:tcPr>
+            <w:tcW w:type="dxa" w:w="1100"/>
+          </w:tcPr>
+          <w:p>
+            <w:pPr>
+              <w:spacing w:after="0" w:before="0"/>
+            </w:pPr>
+            <w:r>
+              <w:rPr>
+                <w:rFonts w:ascii="Arial" w:hAnsi="Arial"/>
+                <w:b w:val="0"/>
+                <w:sz w:val="17"/>
+              </w:rPr>
+              <w:t>1 WTE per robot at £60,000</w:t>
+            </w:r>
+          </w:p>
+        </w:tc>
+        <w:tc>
+          <w:tcPr>
+            <w:tcW w:type="dxa" w:w="2926"/>
+          </w:tcPr>
+          <w:p>
+            <w:pPr>
+              <w:spacing w:after="0" w:before="0"/>
+            </w:pPr>
+            <w:r>
+              <w:rPr>
+                <w:rFonts w:ascii="Arial" w:hAnsi="Arial"/>
+                <w:b w:val="0"/>
+                <w:sz w:val="17"/>
+              </w:rPr>
+              <w:t>NHS England and GIRFT, Implementation of robotic-assisted surgery in England, July 2025 (provision should be built into the business case); cost is a placeholder</w:t>
+            </w:r>
+          </w:p>
+        </w:tc>
+        <w:tc>
+          <w:tcPr>
+            <w:tcW w:type="dxa" w:w="1100"/>
+          </w:tcPr>
+          <w:p>
+            <w:pPr>
+              <w:spacing w:after="0" w:before="0"/>
+            </w:pPr>
+            <w:r>
+              <w:rPr>
+                <w:rFonts w:ascii="Arial" w:hAnsi="Arial"/>
+                <w:b w:val="0"/>
+                <w:sz w:val="17"/>
+              </w:rPr>
+              <w:t>Partly sourced</w:t>
+            </w:r>
+          </w:p>
+        </w:tc>
+        <w:tc>
+          <w:tcPr>
+            <w:tcW w:type="dxa" w:w="1400"/>
+          </w:tcPr>
+          <w:p>
+            <w:pPr>
+              <w:spacing w:after="0" w:before="0"/>
+            </w:pPr>
+            <w:r>
+              <w:rPr>
+                <w:rFonts w:ascii="Arial" w:hAnsi="Arial"/>
+                <w:b w:val="0"/>
+                <w:sz w:val="17"/>
+                <w:highlight w:val="yellow"/>
+              </w:rPr>
+              <w:t>[Theatres lead]</w:t>
+            </w:r>
+          </w:p>
+        </w:tc>
+      </w:tr>
+      <w:tr>
+        <w:tc>
+          <w:tcPr>
+            <w:tcW w:type="dxa" w:w="2500"/>
+            <w:shd w:val="clear" w:color="auto" w:fill="F2F2F2"/>
+          </w:tcPr>
+          <w:p>
+            <w:pPr>
+              <w:spacing w:after="0" w:before="0"/>
+            </w:pPr>
+            <w:r>
+              <w:rPr>
+                <w:rFonts w:ascii="Arial" w:hAnsi="Arial"/>
+                <w:b w:val="0"/>
+                <w:sz w:val="17"/>
+              </w:rPr>
+              <w:t>Robotic cases per robot per year: advisory level</w:t>
+            </w:r>
+          </w:p>
+        </w:tc>
+        <w:tc>
+          <w:tcPr>
+            <w:tcW w:type="dxa" w:w="1100"/>
+            <w:shd w:val="clear" w:color="auto" w:fill="F2F2F2"/>
+          </w:tcPr>
+          <w:p>
+            <w:pPr>
+              <w:spacing w:after="0" w:before="0"/>
+            </w:pPr>
+            <w:r>
+              <w:rPr>
+                <w:rFonts w:ascii="Arial" w:hAnsi="Arial"/>
+                <w:b w:val="0"/>
+                <w:sz w:val="17"/>
+              </w:rPr>
+              <w:t>700</w:t>
+            </w:r>
+          </w:p>
+        </w:tc>
+        <w:tc>
+          <w:tcPr>
+            <w:tcW w:type="dxa" w:w="2926"/>
+            <w:shd w:val="clear" w:color="auto" w:fill="F2F2F2"/>
+          </w:tcPr>
+          <w:p>
+            <w:pPr>
+              <w:spacing w:after="0" w:before="0"/>
+            </w:pPr>
+            <w:r>
+              <w:rPr>
+                <w:rFonts w:ascii="Arial" w:hAnsi="Arial"/>
+                <w:b w:val="0"/>
+                <w:sz w:val="17"/>
+              </w:rPr>
+              <w:t>Project team decision (amber guardrail above this level, not a cut)</w:t>
             </w:r>
           </w:p>
         </w:tc>

--- a/examples/Example_business_case_single_port_large_1_robot.docx
+++ b/examples/Example_business_case_single_port_large_1_robot.docx
@@ -222,7 +222,7 @@
                 <w:b w:val="0"/>
                 <w:sz w:val="22"/>
               </w:rPr>
-              <w:t>28 October 2026</w:t>
+              <w:t>29 October 2026</w:t>
             </w:r>
           </w:p>
         </w:tc>
@@ -305,7 +305,7 @@
           <w:color w:val="595959"/>
           <w:sz w:val="18"/>
         </w:rPr>
-        <w:t>DRAFT. Generated by the Robotic Programme Decision Tool, engine version 0.6.1. 42 of the 44 assumptions in the register (Appendix D) are placeholders, assumptions or only partly sourced, and none has yet been reviewed by the relevant specialty. The figures must not be used for approval until that review is complete.</w:t>
+        <w:t>DRAFT. Generated by the Robotic Programme Decision Tool, engine version 0.7.0. 37 of the 39 assumptions in the register (Appendix D) are placeholders, assumptions or only partly sourced, and none has yet been reviewed by the relevant specialty. The figures must not be used for approval until that review is complete.</w:t>
       </w:r>
     </w:p>
     <w:p>
@@ -383,7 +383,7 @@
           <w:b w:val="0"/>
           <w:sz w:val="22"/>
         </w:rPr>
-        <w:t>: 1 robot (Platform D), operating 12 of 18 available sessions per fortnight across 5 list types on the two-week theatre template.</w:t>
+        <w:t>: 1 robot (Platform D), operating 13 of 18 available sessions per fortnight across 3 procedures on the two-week theatre template.</w:t>
       </w:r>
     </w:p>
     <w:p>
@@ -514,7 +514,7 @@
                 <w:b w:val="0"/>
                 <w:sz w:val="19"/>
               </w:rPr>
-              <w:t>340</w:t>
+              <w:t>290</w:t>
             </w:r>
           </w:p>
         </w:tc>
@@ -554,7 +554,7 @@
                 <w:b w:val="0"/>
                 <w:sz w:val="19"/>
               </w:rPr>
-              <w:t>63</w:t>
+              <w:t>53</w:t>
             </w:r>
           </w:p>
         </w:tc>
@@ -592,7 +592,7 @@
                 <w:b w:val="0"/>
                 <w:sz w:val="19"/>
               </w:rPr>
-              <w:t>245</w:t>
+              <w:t>232</w:t>
             </w:r>
           </w:p>
         </w:tc>
@@ -670,7 +670,7 @@
                 <w:b w:val="0"/>
                 <w:sz w:val="19"/>
               </w:rPr>
-              <w:t>2.7</w:t>
+              <w:t>2.1</w:t>
             </w:r>
           </w:p>
         </w:tc>
@@ -710,7 +710,7 @@
                 <w:b w:val="0"/>
                 <w:sz w:val="19"/>
               </w:rPr>
-              <w:t>0.4</w:t>
+              <w:t>0.3</w:t>
             </w:r>
           </w:p>
         </w:tc>
@@ -788,7 +788,7 @@
                 <w:b w:val="0"/>
                 <w:sz w:val="19"/>
               </w:rPr>
-              <w:t>61</w:t>
+              <w:t>58</w:t>
             </w:r>
           </w:p>
         </w:tc>
@@ -903,7 +903,7 @@
                 <w:b w:val="0"/>
                 <w:sz w:val="19"/>
               </w:rPr>
-              <w:t>£4,108</w:t>
+              <w:t>£4,391</w:t>
             </w:r>
           </w:p>
         </w:tc>
@@ -943,7 +943,7 @@
                 <w:b w:val="0"/>
                 <w:sz w:val="19"/>
               </w:rPr>
-              <w:t>£22,170</w:t>
+              <w:t>£24,028</w:t>
             </w:r>
           </w:p>
         </w:tc>
@@ -981,7 +981,7 @@
                 <w:b w:val="0"/>
                 <w:sz w:val="19"/>
               </w:rPr>
-              <w:t>£6,047</w:t>
+              <w:t>£5,822</w:t>
             </w:r>
           </w:p>
         </w:tc>
@@ -1021,7 +1021,7 @@
                 <w:b w:val="0"/>
                 <w:sz w:val="19"/>
               </w:rPr>
-              <w:t>£429,590</w:t>
+              <w:t>£482,489</w:t>
             </w:r>
           </w:p>
         </w:tc>
@@ -1256,7 +1256,7 @@
                 <w:b/>
                 <w:sz w:val="19"/>
               </w:rPr>
-              <w:t>1,238</w:t>
+              <w:t>1,152</w:t>
             </w:r>
           </w:p>
         </w:tc>
@@ -1274,7 +1274,7 @@
                 <w:b/>
                 <w:sz w:val="19"/>
               </w:rPr>
-              <w:t>1,255</w:t>
+              <w:t>1,144</w:t>
             </w:r>
           </w:p>
         </w:tc>
@@ -1292,7 +1292,7 @@
                 <w:b/>
                 <w:sz w:val="19"/>
               </w:rPr>
-              <w:t>1,321</w:t>
+              <w:t>1,198</w:t>
             </w:r>
           </w:p>
         </w:tc>
@@ -1310,7 +1310,7 @@
                 <w:b/>
                 <w:sz w:val="19"/>
               </w:rPr>
-              <w:t>1,311</w:t>
+              <w:t>1,188</w:t>
             </w:r>
           </w:p>
         </w:tc>
@@ -1328,7 +1328,7 @@
                 <w:b/>
                 <w:sz w:val="19"/>
               </w:rPr>
-              <w:t>1,301</w:t>
+              <w:t>1,178</w:t>
             </w:r>
           </w:p>
         </w:tc>
@@ -1346,7 +1346,7 @@
                 <w:b/>
                 <w:sz w:val="19"/>
               </w:rPr>
-              <w:t>6,425</w:t>
+              <w:t>5,858</w:t>
             </w:r>
           </w:p>
         </w:tc>
@@ -1380,7 +1380,7 @@
           <w:b w:val="0"/>
           <w:sz w:val="22"/>
         </w:rPr>
-        <w:t>Over five years the programme would also avoid about £487,872 of 30-day costs, mostly bed-days (1,063). These are not deducted: they release capacity, not cash, unless beds or staff are removed or reused. They are shown in the economic case.</w:t>
+        <w:t>Over five years the programme would also avoid about £453,634 of 30-day costs, mostly bed-days (1,006). These are not deducted: they release capacity, not cash, unless beds or staff are removed or reused. They are shown in the economic case.</w:t>
       </w:r>
     </w:p>
     <w:p>
@@ -1523,7 +1523,7 @@
                 <w:b w:val="0"/>
                 <w:sz w:val="19"/>
               </w:rPr>
-              <w:t>340</w:t>
+              <w:t>290</w:t>
             </w:r>
           </w:p>
         </w:tc>
@@ -1563,7 +1563,7 @@
                 <w:b w:val="0"/>
                 <w:sz w:val="19"/>
               </w:rPr>
-              <w:t>Robot utilisation (booked sessions)</w:t>
+              <w:t>Procedures with 30-day benefit not yet modelled</w:t>
             </w:r>
           </w:p>
         </w:tc>
@@ -1582,7 +1582,64 @@
                 <w:b w:val="0"/>
                 <w:sz w:val="19"/>
               </w:rPr>
-              <w:t>67%</w:t>
+              <w:t>None</w:t>
+            </w:r>
+          </w:p>
+        </w:tc>
+        <w:tc>
+          <w:tcPr>
+            <w:tcW w:type="dxa" w:w="1826"/>
+            <w:shd w:val="clear" w:color="auto" w:fill="C6EFCE"/>
+          </w:tcPr>
+          <w:p>
+            <w:pPr>
+              <w:spacing w:after="0" w:before="0"/>
+            </w:pPr>
+            <w:r>
+              <w:rPr>
+                <w:rFonts w:ascii="Arial" w:hAnsi="Arial"/>
+                <w:b w:val="0"/>
+                <w:sz w:val="19"/>
+              </w:rPr>
+              <w:t>Green</w:t>
+            </w:r>
+          </w:p>
+        </w:tc>
+      </w:tr>
+      <w:tr>
+        <w:tc>
+          <w:tcPr>
+            <w:tcW w:type="dxa" w:w="4999"/>
+          </w:tcPr>
+          <w:p>
+            <w:pPr>
+              <w:spacing w:after="0" w:before="0"/>
+            </w:pPr>
+            <w:r>
+              <w:rPr>
+                <w:rFonts w:ascii="Arial" w:hAnsi="Arial"/>
+                <w:b w:val="0"/>
+                <w:sz w:val="19"/>
+              </w:rPr>
+              <w:t>Robot utilisation (booked sessions)</w:t>
+            </w:r>
+          </w:p>
+        </w:tc>
+        <w:tc>
+          <w:tcPr>
+            <w:tcW w:type="dxa" w:w="2200"/>
+          </w:tcPr>
+          <w:p>
+            <w:pPr>
+              <w:spacing w:after="0" w:before="0"/>
+            </w:pPr>
+            <w:r>
+              <w:rPr>
+                <w:rFonts w:ascii="Arial" w:hAnsi="Arial"/>
+                <w:b w:val="0"/>
+                <w:sz w:val="19"/>
+              </w:rPr>
+              <w:t>72%</w:t>
             </w:r>
           </w:p>
         </w:tc>
@@ -1610,6 +1667,7 @@
         <w:tc>
           <w:tcPr>
             <w:tcW w:type="dxa" w:w="4999"/>
+            <w:shd w:val="clear" w:color="auto" w:fill="F2F2F2"/>
           </w:tcPr>
           <w:p>
             <w:pPr>
@@ -1628,6 +1686,7 @@
         <w:tc>
           <w:tcPr>
             <w:tcW w:type="dxa" w:w="2200"/>
+            <w:shd w:val="clear" w:color="auto" w:fill="F2F2F2"/>
           </w:tcPr>
           <w:p>
             <w:pPr>
@@ -1639,7 +1698,7 @@
                 <w:b w:val="0"/>
                 <w:sz w:val="19"/>
               </w:rPr>
-              <w:t>19%</w:t>
+              <w:t>18%</w:t>
             </w:r>
           </w:p>
         </w:tc>
@@ -1667,6 +1726,63 @@
         <w:tc>
           <w:tcPr>
             <w:tcW w:type="dxa" w:w="4999"/>
+          </w:tcPr>
+          <w:p>
+            <w:pPr>
+              <w:spacing w:after="0" w:before="0"/>
+            </w:pPr>
+            <w:r>
+              <w:rPr>
+                <w:rFonts w:ascii="Arial" w:hAnsi="Arial"/>
+                <w:b w:val="0"/>
+                <w:sz w:val="19"/>
+              </w:rPr>
+              <w:t>Lists less than 75% full</w:t>
+            </w:r>
+          </w:p>
+        </w:tc>
+        <w:tc>
+          <w:tcPr>
+            <w:tcW w:type="dxa" w:w="2200"/>
+          </w:tcPr>
+          <w:p>
+            <w:pPr>
+              <w:spacing w:after="0" w:before="0"/>
+            </w:pPr>
+            <w:r>
+              <w:rPr>
+                <w:rFonts w:ascii="Arial" w:hAnsi="Arial"/>
+                <w:b w:val="0"/>
+                <w:sz w:val="19"/>
+              </w:rPr>
+              <w:t>0</w:t>
+            </w:r>
+          </w:p>
+        </w:tc>
+        <w:tc>
+          <w:tcPr>
+            <w:tcW w:type="dxa" w:w="1826"/>
+            <w:shd w:val="clear" w:color="auto" w:fill="C6EFCE"/>
+          </w:tcPr>
+          <w:p>
+            <w:pPr>
+              <w:spacing w:after="0" w:before="0"/>
+            </w:pPr>
+            <w:r>
+              <w:rPr>
+                <w:rFonts w:ascii="Arial" w:hAnsi="Arial"/>
+                <w:b w:val="0"/>
+                <w:sz w:val="19"/>
+              </w:rPr>
+              <w:t>Green</w:t>
+            </w:r>
+          </w:p>
+        </w:tc>
+      </w:tr>
+      <w:tr>
+        <w:tc>
+          <w:tcPr>
+            <w:tcW w:type="dxa" w:w="4999"/>
             <w:shd w:val="clear" w:color="auto" w:fill="F2F2F2"/>
           </w:tcPr>
           <w:p>
@@ -1679,7 +1795,7 @@
                 <w:b w:val="0"/>
                 <w:sz w:val="19"/>
               </w:rPr>
-              <w:t>Lists less than 75% full</w:t>
+              <w:t>Instrument price basis</w:t>
             </w:r>
           </w:p>
         </w:tc>
@@ -1698,7 +1814,7 @@
                 <w:b w:val="0"/>
                 <w:sz w:val="19"/>
               </w:rPr>
-              <w:t>1</w:t>
+              <w:t>Standard discount, 15% off list</w:t>
             </w:r>
           </w:p>
         </w:tc>
@@ -1737,7 +1853,7 @@
                 <w:b w:val="0"/>
                 <w:sz w:val="19"/>
               </w:rPr>
-              <w:t>Instrument price basis</w:t>
+              <w:t>Platform price</w:t>
             </w:r>
           </w:p>
         </w:tc>
@@ -1755,7 +1871,66 @@
                 <w:b w:val="0"/>
                 <w:sz w:val="19"/>
               </w:rPr>
-              <w:t>Standard discount, 15% off list</w:t>
+              <w:t>Illustrative</w:t>
+            </w:r>
+          </w:p>
+        </w:tc>
+        <w:tc>
+          <w:tcPr>
+            <w:tcW w:type="dxa" w:w="1826"/>
+            <w:shd w:val="clear" w:color="auto" w:fill="FFC7CE"/>
+          </w:tcPr>
+          <w:p>
+            <w:pPr>
+              <w:spacing w:after="0" w:before="0"/>
+            </w:pPr>
+            <w:r>
+              <w:rPr>
+                <w:rFonts w:ascii="Arial" w:hAnsi="Arial"/>
+                <w:b w:val="0"/>
+                <w:sz w:val="19"/>
+              </w:rPr>
+              <w:t>Red</w:t>
+            </w:r>
+          </w:p>
+        </w:tc>
+      </w:tr>
+      <w:tr>
+        <w:tc>
+          <w:tcPr>
+            <w:tcW w:type="dxa" w:w="4999"/>
+            <w:shd w:val="clear" w:color="auto" w:fill="F2F2F2"/>
+          </w:tcPr>
+          <w:p>
+            <w:pPr>
+              <w:spacing w:after="0" w:before="0"/>
+            </w:pPr>
+            <w:r>
+              <w:rPr>
+                <w:rFonts w:ascii="Arial" w:hAnsi="Arial"/>
+                <w:b w:val="0"/>
+                <w:sz w:val="19"/>
+              </w:rPr>
+              <w:t>Platform evidence base</w:t>
+            </w:r>
+          </w:p>
+        </w:tc>
+        <w:tc>
+          <w:tcPr>
+            <w:tcW w:type="dxa" w:w="2200"/>
+            <w:shd w:val="clear" w:color="auto" w:fill="F2F2F2"/>
+          </w:tcPr>
+          <w:p>
+            <w:pPr>
+              <w:spacing w:after="0" w:before="0"/>
+            </w:pPr>
+            <w:r>
+              <w:rPr>
+                <w:rFonts w:ascii="Arial" w:hAnsi="Arial"/>
+                <w:b w:val="0"/>
+                <w:sz w:val="19"/>
+              </w:rPr>
+              <w:t>Exploratory</w:t>
             </w:r>
           </w:p>
         </w:tc>
@@ -1783,7 +1958,6 @@
         <w:tc>
           <w:tcPr>
             <w:tcW w:type="dxa" w:w="4999"/>
-            <w:shd w:val="clear" w:color="auto" w:fill="F2F2F2"/>
           </w:tcPr>
           <w:p>
             <w:pPr>
@@ -1795,130 +1969,13 @@
                 <w:b w:val="0"/>
                 <w:sz w:val="19"/>
               </w:rPr>
-              <w:t>Platform price</w:t>
+              <w:t>Benefit assumptions changed from defaults</w:t>
             </w:r>
           </w:p>
         </w:tc>
         <w:tc>
           <w:tcPr>
             <w:tcW w:type="dxa" w:w="2200"/>
-            <w:shd w:val="clear" w:color="auto" w:fill="F2F2F2"/>
-          </w:tcPr>
-          <w:p>
-            <w:pPr>
-              <w:spacing w:after="0" w:before="0"/>
-            </w:pPr>
-            <w:r>
-              <w:rPr>
-                <w:rFonts w:ascii="Arial" w:hAnsi="Arial"/>
-                <w:b w:val="0"/>
-                <w:sz w:val="19"/>
-              </w:rPr>
-              <w:t>Illustrative</w:t>
-            </w:r>
-          </w:p>
-        </w:tc>
-        <w:tc>
-          <w:tcPr>
-            <w:tcW w:type="dxa" w:w="1826"/>
-            <w:shd w:val="clear" w:color="auto" w:fill="FFC7CE"/>
-          </w:tcPr>
-          <w:p>
-            <w:pPr>
-              <w:spacing w:after="0" w:before="0"/>
-            </w:pPr>
-            <w:r>
-              <w:rPr>
-                <w:rFonts w:ascii="Arial" w:hAnsi="Arial"/>
-                <w:b w:val="0"/>
-                <w:sz w:val="19"/>
-              </w:rPr>
-              <w:t>Red</w:t>
-            </w:r>
-          </w:p>
-        </w:tc>
-      </w:tr>
-      <w:tr>
-        <w:tc>
-          <w:tcPr>
-            <w:tcW w:type="dxa" w:w="4999"/>
-          </w:tcPr>
-          <w:p>
-            <w:pPr>
-              <w:spacing w:after="0" w:before="0"/>
-            </w:pPr>
-            <w:r>
-              <w:rPr>
-                <w:rFonts w:ascii="Arial" w:hAnsi="Arial"/>
-                <w:b w:val="0"/>
-                <w:sz w:val="19"/>
-              </w:rPr>
-              <w:t>Platform evidence base</w:t>
-            </w:r>
-          </w:p>
-        </w:tc>
-        <w:tc>
-          <w:tcPr>
-            <w:tcW w:type="dxa" w:w="2200"/>
-          </w:tcPr>
-          <w:p>
-            <w:pPr>
-              <w:spacing w:after="0" w:before="0"/>
-            </w:pPr>
-            <w:r>
-              <w:rPr>
-                <w:rFonts w:ascii="Arial" w:hAnsi="Arial"/>
-                <w:b w:val="0"/>
-                <w:sz w:val="19"/>
-              </w:rPr>
-              <w:t>Exploratory</w:t>
-            </w:r>
-          </w:p>
-        </w:tc>
-        <w:tc>
-          <w:tcPr>
-            <w:tcW w:type="dxa" w:w="1826"/>
-            <w:shd w:val="clear" w:color="auto" w:fill="FFEB9C"/>
-          </w:tcPr>
-          <w:p>
-            <w:pPr>
-              <w:spacing w:after="0" w:before="0"/>
-            </w:pPr>
-            <w:r>
-              <w:rPr>
-                <w:rFonts w:ascii="Arial" w:hAnsi="Arial"/>
-                <w:b w:val="0"/>
-                <w:sz w:val="19"/>
-              </w:rPr>
-              <w:t>Amber</w:t>
-            </w:r>
-          </w:p>
-        </w:tc>
-      </w:tr>
-      <w:tr>
-        <w:tc>
-          <w:tcPr>
-            <w:tcW w:type="dxa" w:w="4999"/>
-            <w:shd w:val="clear" w:color="auto" w:fill="F2F2F2"/>
-          </w:tcPr>
-          <w:p>
-            <w:pPr>
-              <w:spacing w:after="0" w:before="0"/>
-            </w:pPr>
-            <w:r>
-              <w:rPr>
-                <w:rFonts w:ascii="Arial" w:hAnsi="Arial"/>
-                <w:b w:val="0"/>
-                <w:sz w:val="19"/>
-              </w:rPr>
-              <w:t>Benefit assumptions changed from defaults</w:t>
-            </w:r>
-          </w:p>
-        </w:tc>
-        <w:tc>
-          <w:tcPr>
-            <w:tcW w:type="dxa" w:w="2200"/>
-            <w:shd w:val="clear" w:color="auto" w:fill="F2F2F2"/>
           </w:tcPr>
           <w:p>
             <w:pPr>
@@ -2058,7 +2115,7 @@
           <w:b w:val="0"/>
           <w:sz w:val="22"/>
         </w:rPr>
-        <w:t>The programme includes specialties that NHS England has signalled as priorities for robotic access: none scheduled in this configuration. Other procedures scheduled are Single-port radical prostatectomy, Single-port kidney surgery (partial nephrectomy, pyeloplasty), Single-port transoral surgery (head and neck), Single-port transanal surgery (local excision of rectal lesions), Single-port thoracic surgery (lung and mediastinal resection).</w:t>
+        <w:t>The programme includes specialties that NHS England has signalled as priorities for robotic access: none scheduled in this configuration. Other procedures scheduled are Radical prostatectomy (single-port), Nephrectomy (partial, radical, nephroureterectomy) (single-port), Lobectomy and transoral surgery (single-port).</w:t>
       </w:r>
     </w:p>
     <w:p>
@@ -2079,7 +2136,7 @@
           <w:b w:val="0"/>
           <w:sz w:val="22"/>
         </w:rPr>
-        <w:t>Deliver about 340 robotic operations a year by year 3.</w:t>
+        <w:t>Deliver about 290 robotic operations a year by year 3.</w:t>
       </w:r>
     </w:p>
     <w:p>
@@ -2092,7 +2149,7 @@
           <w:b w:val="0"/>
           <w:sz w:val="22"/>
         </w:rPr>
-        <w:t>Avoid about 63 open operations a year in patients who would otherwise have had open surgery.</w:t>
+        <w:t>Avoid about 53 open operations a year in patients who would otherwise have had open surgery.</w:t>
       </w:r>
     </w:p>
     <w:p>
@@ -2105,7 +2162,7 @@
           <w:b w:val="0"/>
           <w:sz w:val="22"/>
         </w:rPr>
-        <w:t>Release about 245 bed-days a year.</w:t>
+        <w:t>Release about 232 bed-days a year.</w:t>
       </w:r>
     </w:p>
     <w:p>
@@ -2118,7 +2175,7 @@
           <w:b w:val="0"/>
           <w:sz w:val="22"/>
         </w:rPr>
-        <w:t>Keep booked robot utilisation at or above 85% (currently planned at 67%).</w:t>
+        <w:t>Keep booked robot utilisation at or above 85% (currently planned at 72%).</w:t>
       </w:r>
     </w:p>
     <w:p>
@@ -2533,7 +2590,7 @@
                 <w:b w:val="0"/>
                 <w:sz w:val="17"/>
               </w:rPr>
-              <w:t>67%</w:t>
+              <w:t>72%</w:t>
             </w:r>
           </w:p>
         </w:tc>
@@ -2552,7 +2609,7 @@
                 <w:b w:val="0"/>
                 <w:sz w:val="17"/>
               </w:rPr>
-              <w:t>340</w:t>
+              <w:t>290</w:t>
             </w:r>
           </w:p>
         </w:tc>
@@ -2571,7 +2628,7 @@
                 <w:b w:val="0"/>
                 <w:sz w:val="17"/>
               </w:rPr>
-              <w:t>245</w:t>
+              <w:t>232</w:t>
             </w:r>
           </w:p>
         </w:tc>
@@ -2590,7 +2647,7 @@
                 <w:b w:val="0"/>
                 <w:sz w:val="17"/>
               </w:rPr>
-              <w:t>£6.42M</w:t>
+              <w:t>£5.86M</w:t>
             </w:r>
           </w:p>
         </w:tc>
@@ -2609,7 +2666,7 @@
                 <w:b w:val="0"/>
                 <w:sz w:val="17"/>
               </w:rPr>
-              <w:t>£6,047</w:t>
+              <w:t>£5,822</w:t>
             </w:r>
           </w:p>
         </w:tc>
@@ -2628,7 +2685,7 @@
                 <w:b w:val="0"/>
                 <w:sz w:val="17"/>
               </w:rPr>
-              <w:t>£5.38M</w:t>
+              <w:t>£4.90M</w:t>
             </w:r>
           </w:p>
         </w:tc>
@@ -2666,7 +2723,7 @@
                 <w:b w:val="0"/>
                 <w:sz w:val="17"/>
               </w:rPr>
-              <w:t>33%</w:t>
+              <w:t>36%</w:t>
             </w:r>
           </w:p>
         </w:tc>
@@ -2684,7 +2741,7 @@
                 <w:b w:val="0"/>
                 <w:sz w:val="17"/>
               </w:rPr>
-              <w:t>340</w:t>
+              <w:t>290</w:t>
             </w:r>
           </w:p>
         </w:tc>
@@ -2702,7 +2759,7 @@
                 <w:b w:val="0"/>
                 <w:sz w:val="17"/>
               </w:rPr>
-              <w:t>245</w:t>
+              <w:t>232</w:t>
             </w:r>
           </w:p>
         </w:tc>
@@ -2720,7 +2777,7 @@
                 <w:b w:val="0"/>
                 <w:sz w:val="17"/>
               </w:rPr>
-              <w:t>£9.35M</w:t>
+              <w:t>£8.79M</w:t>
             </w:r>
           </w:p>
         </w:tc>
@@ -2738,7 +2795,7 @@
                 <w:b w:val="0"/>
                 <w:sz w:val="17"/>
               </w:rPr>
-              <w:t>£8,803</w:t>
+              <w:t>£8,733</w:t>
             </w:r>
           </w:p>
         </w:tc>
@@ -2756,7 +2813,7 @@
                 <w:b w:val="0"/>
                 <w:sz w:val="17"/>
               </w:rPr>
-              <w:t>£8.06M</w:t>
+              <w:t>£7.58M</w:t>
             </w:r>
           </w:p>
         </w:tc>
@@ -2884,7 +2941,7 @@
       <w:r>
         <w:drawing>
           <wp:inline xmlns:a="http://schemas.openxmlformats.org/drawingml/2006/main" xmlns:pic="http://schemas.openxmlformats.org/drawingml/2006/picture">
-            <wp:extent cx="5760000" cy="3279703"/>
+            <wp:extent cx="5760000" cy="3249503"/>
             <wp:docPr id="2" name="Picture 2"/>
             <wp:cNvGraphicFramePr>
               <a:graphicFrameLocks noChangeAspect="1"/>
@@ -2905,7 +2962,7 @@
                   <pic:spPr>
                     <a:xfrm>
                       <a:off x="0" y="0"/>
-                      <a:ext cx="5760000" cy="3279703"/>
+                      <a:ext cx="5760000" cy="3249503"/>
                     </a:xfrm>
                     <a:prstGeom prst="rect"/>
                   </pic:spPr>
@@ -3129,7 +3186,7 @@
                 <w:b w:val="0"/>
                 <w:sz w:val="17"/>
               </w:rPr>
-              <w:t>£5,838,347</w:t>
+              <w:t>£5,357,877</w:t>
             </w:r>
           </w:p>
         </w:tc>
@@ -3147,7 +3204,7 @@
                 <w:b w:val="0"/>
                 <w:sz w:val="17"/>
               </w:rPr>
-              <w:t>£7,011,347</w:t>
+              <w:t>£6,358,377</w:t>
             </w:r>
           </w:p>
         </w:tc>
@@ -3225,7 +3282,7 @@
                 <w:b w:val="0"/>
                 <w:sz w:val="17"/>
               </w:rPr>
-              <w:t>£6,094,133</w:t>
+              <w:t>£5,527,413</w:t>
             </w:r>
           </w:p>
         </w:tc>
@@ -3244,7 +3301,7 @@
                 <w:b w:val="0"/>
                 <w:sz w:val="17"/>
               </w:rPr>
-              <w:t>£6,755,562</w:t>
+              <w:t>£6,188,842</w:t>
             </w:r>
           </w:p>
         </w:tc>
@@ -3318,7 +3375,7 @@
                 <w:b w:val="0"/>
                 <w:sz w:val="17"/>
               </w:rPr>
-              <w:t>£6,124,847</w:t>
+              <w:t>£5,558,127</w:t>
             </w:r>
           </w:p>
         </w:tc>
@@ -3336,7 +3393,7 @@
                 <w:b w:val="0"/>
                 <w:sz w:val="17"/>
               </w:rPr>
-              <w:t>£6,724,847</w:t>
+              <w:t>£6,158,127</w:t>
             </w:r>
           </w:p>
         </w:tc>
@@ -3414,7 +3471,7 @@
                 <w:b w:val="0"/>
                 <w:sz w:val="17"/>
               </w:rPr>
-              <w:t>£5,968,811</w:t>
+              <w:t>£5,476,011</w:t>
             </w:r>
           </w:p>
         </w:tc>
@@ -3433,7 +3490,7 @@
                 <w:b w:val="0"/>
                 <w:sz w:val="17"/>
               </w:rPr>
-              <w:t>£6,424,847</w:t>
+              <w:t>£5,858,127</w:t>
             </w:r>
           </w:p>
         </w:tc>
@@ -3507,7 +3564,7 @@
                 <w:b w:val="0"/>
                 <w:sz w:val="17"/>
               </w:rPr>
-              <w:t>£6,254,847</w:t>
+              <w:t>£5,688,127</w:t>
             </w:r>
           </w:p>
         </w:tc>
@@ -3525,7 +3582,7 @@
                 <w:b w:val="0"/>
                 <w:sz w:val="17"/>
               </w:rPr>
-              <w:t>£6,594,847</w:t>
+              <w:t>£6,028,127</w:t>
             </w:r>
           </w:p>
         </w:tc>
@@ -3603,7 +3660,7 @@
                 <w:b w:val="0"/>
                 <w:sz w:val="17"/>
               </w:rPr>
-              <w:t>£6,207,033</w:t>
+              <w:t>£5,640,313</w:t>
             </w:r>
           </w:p>
         </w:tc>
@@ -3622,7 +3679,7 @@
                 <w:b w:val="0"/>
                 <w:sz w:val="17"/>
               </w:rPr>
-              <w:t>£6,424,847</w:t>
+              <w:t>£5,858,127</w:t>
             </w:r>
           </w:p>
         </w:tc>
@@ -3696,7 +3753,7 @@
                 <w:b w:val="0"/>
                 <w:sz w:val="17"/>
               </w:rPr>
-              <w:t>£6,366,197</w:t>
+              <w:t>£5,808,102</w:t>
             </w:r>
           </w:p>
         </w:tc>
@@ -3714,7 +3771,7 @@
                 <w:b w:val="0"/>
                 <w:sz w:val="17"/>
               </w:rPr>
-              <w:t>£6,542,147</w:t>
+              <w:t>£5,958,177</w:t>
             </w:r>
           </w:p>
         </w:tc>
@@ -3735,7 +3792,7 @@
                 <w:b w:val="0"/>
                 <w:sz w:val="17"/>
               </w:rPr>
-              <w:t>Extra theatre minutes per case</w:t>
+              <w:t>Share open without the robot (all specialties)</w:t>
             </w:r>
           </w:p>
         </w:tc>
@@ -3754,7 +3811,7 @@
                 <w:b w:val="0"/>
                 <w:sz w:val="17"/>
               </w:rPr>
-              <w:t>-50%</w:t>
+              <w:t>half</w:t>
             </w:r>
           </w:p>
         </w:tc>
@@ -3773,7 +3830,7 @@
                 <w:b w:val="0"/>
                 <w:sz w:val="17"/>
               </w:rPr>
-              <w:t>+50%</w:t>
+              <w:t>1.5 times</w:t>
             </w:r>
           </w:p>
         </w:tc>
@@ -3792,7 +3849,7 @@
                 <w:b w:val="0"/>
                 <w:sz w:val="17"/>
               </w:rPr>
-              <w:t>£6,397,109</w:t>
+              <w:t>£5,843,414</w:t>
             </w:r>
           </w:p>
         </w:tc>
@@ -3811,7 +3868,7 @@
                 <w:b w:val="0"/>
                 <w:sz w:val="17"/>
               </w:rPr>
-              <w:t>£6,452,585</w:t>
+              <w:t>£5,872,841</w:t>
             </w:r>
           </w:p>
         </w:tc>
@@ -3831,7 +3888,7 @@
                 <w:b w:val="0"/>
                 <w:sz w:val="17"/>
               </w:rPr>
-              <w:t>Cost per theatre minute</w:t>
+              <w:t>Extra theatre minutes per case</w:t>
             </w:r>
           </w:p>
         </w:tc>
@@ -3849,7 +3906,7 @@
                 <w:b w:val="0"/>
                 <w:sz w:val="17"/>
               </w:rPr>
-              <w:t>£8</w:t>
+              <w:t>-50%</w:t>
             </w:r>
           </w:p>
         </w:tc>
@@ -3867,7 +3924,7 @@
                 <w:b w:val="0"/>
                 <w:sz w:val="17"/>
               </w:rPr>
-              <w:t>£20</w:t>
+              <w:t>+50%</w:t>
             </w:r>
           </w:p>
         </w:tc>
@@ -3885,7 +3942,7 @@
                 <w:b w:val="0"/>
                 <w:sz w:val="17"/>
               </w:rPr>
-              <w:t>£6,406,355</w:t>
+              <w:t>£5,860,749</w:t>
             </w:r>
           </w:p>
         </w:tc>
@@ -3903,7 +3960,7 @@
                 <w:b w:val="0"/>
                 <w:sz w:val="17"/>
               </w:rPr>
-              <w:t>£6,461,831</w:t>
+              <w:t>£5,855,505</w:t>
             </w:r>
           </w:p>
         </w:tc>
@@ -3924,7 +3981,7 @@
                 <w:b w:val="0"/>
                 <w:sz w:val="17"/>
               </w:rPr>
-              <w:t>Share open without the robot (all specialties)</w:t>
+              <w:t>Cost per theatre minute</w:t>
             </w:r>
           </w:p>
         </w:tc>
@@ -3943,7 +4000,7 @@
                 <w:b w:val="0"/>
                 <w:sz w:val="17"/>
               </w:rPr>
-              <w:t>half</w:t>
+              <w:t>£8</w:t>
             </w:r>
           </w:p>
         </w:tc>
@@ -3962,7 +4019,7 @@
                 <w:b w:val="0"/>
                 <w:sz w:val="17"/>
               </w:rPr>
-              <w:t>1.5 times</w:t>
+              <w:t>£20</w:t>
             </w:r>
           </w:p>
         </w:tc>
@@ -3981,7 +4038,7 @@
                 <w:b w:val="0"/>
                 <w:sz w:val="17"/>
               </w:rPr>
-              <w:t>£6,407,164</w:t>
+              <w:t>£5,859,875</w:t>
             </w:r>
           </w:p>
         </w:tc>
@@ -4000,7 +4057,7 @@
                 <w:b w:val="0"/>
                 <w:sz w:val="17"/>
               </w:rPr>
-              <w:t>£6,442,531</w:t>
+              <w:t>£5,854,631</w:t>
             </w:r>
           </w:p>
         </w:tc>
@@ -4209,7 +4266,7 @@
                 <w:b w:val="0"/>
                 <w:sz w:val="17"/>
               </w:rPr>
-              <w:t>£12,094</w:t>
+              <w:t>£11,645</w:t>
             </w:r>
           </w:p>
         </w:tc>
@@ -4227,7 +4284,7 @@
                 <w:b w:val="0"/>
                 <w:sz w:val="17"/>
               </w:rPr>
-              <w:t>£4,031</w:t>
+              <w:t>£3,882</w:t>
             </w:r>
           </w:p>
         </w:tc>
@@ -4305,7 +4362,7 @@
                 <w:b w:val="0"/>
                 <w:sz w:val="17"/>
               </w:rPr>
-              <w:t>£7,594</w:t>
+              <w:t>£7,370</w:t>
             </w:r>
           </w:p>
         </w:tc>
@@ -4324,7 +4381,7 @@
                 <w:b w:val="0"/>
                 <w:sz w:val="17"/>
               </w:rPr>
-              <w:t>£5,028</w:t>
+              <w:t>£4,816</w:t>
             </w:r>
           </w:p>
         </w:tc>
@@ -4398,7 +4455,7 @@
                 <w:b w:val="0"/>
                 <w:sz w:val="17"/>
               </w:rPr>
-              <w:t>£5,495</w:t>
+              <w:t>£5,325</w:t>
             </w:r>
           </w:p>
         </w:tc>
@@ -4416,7 +4473,7 @@
                 <w:b w:val="0"/>
                 <w:sz w:val="17"/>
               </w:rPr>
-              <w:t>£6,599</w:t>
+              <w:t>£6,320</w:t>
             </w:r>
           </w:p>
         </w:tc>
@@ -4494,7 +4551,7 @@
                 <w:b w:val="0"/>
                 <w:sz w:val="17"/>
               </w:rPr>
-              <w:t>£6,513</w:t>
+              <w:t>£6,271</w:t>
             </w:r>
           </w:p>
         </w:tc>
@@ -4513,7 +4570,7 @@
                 <w:b w:val="0"/>
                 <w:sz w:val="17"/>
               </w:rPr>
-              <w:t>£5,699</w:t>
+              <w:t>£5,487</w:t>
             </w:r>
           </w:p>
         </w:tc>
@@ -4587,7 +4644,7 @@
                 <w:b w:val="0"/>
                 <w:sz w:val="17"/>
               </w:rPr>
-              <w:t>£5,736</w:t>
+              <w:t>£5,494</w:t>
             </w:r>
           </w:p>
         </w:tc>
@@ -4605,7 +4662,7 @@
                 <w:b w:val="0"/>
                 <w:sz w:val="17"/>
               </w:rPr>
-              <w:t>£6,358</w:t>
+              <w:t>£6,151</w:t>
             </w:r>
           </w:p>
         </w:tc>
@@ -4683,7 +4740,7 @@
                 <w:b w:val="0"/>
                 <w:sz w:val="17"/>
               </w:rPr>
-              <w:t>£5,765</w:t>
+              <w:t>£5,524</w:t>
             </w:r>
           </w:p>
         </w:tc>
@@ -4702,7 +4759,7 @@
                 <w:b w:val="0"/>
                 <w:sz w:val="17"/>
               </w:rPr>
-              <w:t>£6,329</w:t>
+              <w:t>£6,120</w:t>
             </w:r>
           </w:p>
         </w:tc>
@@ -4776,7 +4833,7 @@
                 <w:b w:val="0"/>
                 <w:sz w:val="17"/>
               </w:rPr>
-              <w:t>£6,520</w:t>
+              <w:t>£6,317</w:t>
             </w:r>
           </w:p>
         </w:tc>
@@ -4794,7 +4851,7 @@
                 <w:b w:val="0"/>
                 <w:sz w:val="17"/>
               </w:rPr>
-              <w:t>£6,047</w:t>
+              <w:t>£5,822</w:t>
             </w:r>
           </w:p>
         </w:tc>
@@ -4872,7 +4929,7 @@
                 <w:b w:val="0"/>
                 <w:sz w:val="17"/>
               </w:rPr>
-              <w:t>£5,887</w:t>
+              <w:t>£5,653</w:t>
             </w:r>
           </w:p>
         </w:tc>
@@ -4891,7 +4948,7 @@
                 <w:b w:val="0"/>
                 <w:sz w:val="17"/>
               </w:rPr>
-              <w:t>£6,207</w:t>
+              <w:t>£5,991</w:t>
             </w:r>
           </w:p>
         </w:tc>
@@ -4965,7 +5022,7 @@
                 <w:b w:val="0"/>
                 <w:sz w:val="17"/>
               </w:rPr>
-              <w:t>£6,260</w:t>
+              <w:t>£6,031</w:t>
             </w:r>
           </w:p>
         </w:tc>
@@ -4983,7 +5040,7 @@
                 <w:b w:val="0"/>
                 <w:sz w:val="17"/>
               </w:rPr>
-              <w:t>£6,047</w:t>
+              <w:t>£5,822</w:t>
             </w:r>
           </w:p>
         </w:tc>
@@ -5061,7 +5118,7 @@
                 <w:b w:val="0"/>
                 <w:sz w:val="17"/>
               </w:rPr>
-              <w:t>£5,992</w:t>
+              <w:t>£5,773</w:t>
             </w:r>
           </w:p>
         </w:tc>
@@ -5080,7 +5137,7 @@
                 <w:b w:val="0"/>
                 <w:sz w:val="17"/>
               </w:rPr>
-              <w:t>£6,157</w:t>
+              <w:t>£5,922</w:t>
             </w:r>
           </w:p>
         </w:tc>
@@ -5100,7 +5157,7 @@
                 <w:b w:val="0"/>
                 <w:sz w:val="17"/>
               </w:rPr>
-              <w:t>Extra theatre minutes per case</w:t>
+              <w:t>Cost per theatre minute</w:t>
             </w:r>
           </w:p>
         </w:tc>
@@ -5118,7 +5175,7 @@
                 <w:b w:val="0"/>
                 <w:sz w:val="17"/>
               </w:rPr>
-              <w:t>-50%</w:t>
+              <w:t>£8</w:t>
             </w:r>
           </w:p>
         </w:tc>
@@ -5136,7 +5193,7 @@
                 <w:b w:val="0"/>
                 <w:sz w:val="17"/>
               </w:rPr>
-              <w:t>+50%</w:t>
+              <w:t>£20</w:t>
             </w:r>
           </w:p>
         </w:tc>
@@ -5154,7 +5211,7 @@
                 <w:b w:val="0"/>
                 <w:sz w:val="17"/>
               </w:rPr>
-              <w:t>£6,021</w:t>
+              <w:t>£5,824</w:t>
             </w:r>
           </w:p>
         </w:tc>
@@ -5172,7 +5229,7 @@
                 <w:b w:val="0"/>
                 <w:sz w:val="17"/>
               </w:rPr>
-              <w:t>£6,073</w:t>
+              <w:t>£5,819</w:t>
             </w:r>
           </w:p>
         </w:tc>
@@ -5193,7 +5250,7 @@
                 <w:b w:val="0"/>
                 <w:sz w:val="17"/>
               </w:rPr>
-              <w:t>Cost per theatre minute</w:t>
+              <w:t>Extra theatre minutes per case</w:t>
             </w:r>
           </w:p>
         </w:tc>
@@ -5212,7 +5269,7 @@
                 <w:b w:val="0"/>
                 <w:sz w:val="17"/>
               </w:rPr>
-              <w:t>£8</w:t>
+              <w:t>-50%</w:t>
             </w:r>
           </w:p>
         </w:tc>
@@ -5231,7 +5288,7 @@
                 <w:b w:val="0"/>
                 <w:sz w:val="17"/>
               </w:rPr>
-              <w:t>£20</w:t>
+              <w:t>+50%</w:t>
             </w:r>
           </w:p>
         </w:tc>
@@ -5250,7 +5307,7 @@
                 <w:b w:val="0"/>
                 <w:sz w:val="17"/>
               </w:rPr>
-              <w:t>£6,029</w:t>
+              <w:t>£5,825</w:t>
             </w:r>
           </w:p>
         </w:tc>
@@ -5269,7 +5326,7 @@
                 <w:b w:val="0"/>
                 <w:sz w:val="17"/>
               </w:rPr>
-              <w:t>£6,082</w:t>
+              <w:t>£5,820</w:t>
             </w:r>
           </w:p>
         </w:tc>
@@ -5450,7 +5507,7 @@
                 <w:b w:val="0"/>
                 <w:sz w:val="17"/>
               </w:rPr>
-              <w:t>£6.42M</w:t>
+              <w:t>£5.86M</w:t>
             </w:r>
           </w:p>
         </w:tc>
@@ -5468,7 +5525,7 @@
                 <w:b w:val="0"/>
                 <w:sz w:val="17"/>
               </w:rPr>
-              <w:t>£6,047</w:t>
+              <w:t>£5,822</w:t>
             </w:r>
           </w:p>
         </w:tc>
@@ -5486,7 +5543,7 @@
                 <w:b w:val="0"/>
                 <w:sz w:val="17"/>
               </w:rPr>
-              <w:t>£22,170</w:t>
+              <w:t>£24,028</w:t>
             </w:r>
           </w:p>
         </w:tc>
@@ -5504,7 +5561,7 @@
                 <w:b w:val="0"/>
                 <w:sz w:val="17"/>
               </w:rPr>
-              <w:t>£5.38M</w:t>
+              <w:t>£4.90M</w:t>
             </w:r>
           </w:p>
         </w:tc>
@@ -5544,7 +5601,7 @@
                 <w:b w:val="0"/>
                 <w:sz w:val="17"/>
               </w:rPr>
-              <w:t>£6.42M</w:t>
+              <w:t>£5.86M</w:t>
             </w:r>
           </w:p>
         </w:tc>
@@ -5582,7 +5639,7 @@
                 <w:b w:val="0"/>
                 <w:sz w:val="17"/>
               </w:rPr>
-              <w:t>£22,170</w:t>
+              <w:t>£24,028</w:t>
             </w:r>
           </w:p>
         </w:tc>
@@ -5601,7 +5658,7 @@
                 <w:b w:val="0"/>
                 <w:sz w:val="17"/>
               </w:rPr>
-              <w:t>£5.82M</w:t>
+              <w:t>£5.31M</w:t>
             </w:r>
           </w:p>
         </w:tc>
@@ -5639,7 +5696,7 @@
                 <w:b w:val="0"/>
                 <w:sz w:val="17"/>
               </w:rPr>
-              <w:t>£6.42M</w:t>
+              <w:t>£5.86M</w:t>
             </w:r>
           </w:p>
         </w:tc>
@@ -5657,7 +5714,7 @@
                 <w:b w:val="0"/>
                 <w:sz w:val="17"/>
               </w:rPr>
-              <w:t>£12,094</w:t>
+              <w:t>£11,645</w:t>
             </w:r>
           </w:p>
         </w:tc>
@@ -5675,7 +5732,7 @@
                 <w:b w:val="0"/>
                 <w:sz w:val="17"/>
               </w:rPr>
-              <w:t>£22,170</w:t>
+              <w:t>£24,028</w:t>
             </w:r>
           </w:p>
         </w:tc>
@@ -5693,7 +5750,7 @@
                 <w:b w:val="0"/>
                 <w:sz w:val="17"/>
               </w:rPr>
-              <w:t>£5.60M</w:t>
+              <w:t>£5.11M</w:t>
             </w:r>
           </w:p>
         </w:tc>
@@ -5733,7 +5790,7 @@
                 <w:b w:val="0"/>
                 <w:sz w:val="17"/>
               </w:rPr>
-              <w:t>£6.42M</w:t>
+              <w:t>£5.86M</w:t>
             </w:r>
           </w:p>
         </w:tc>
@@ -5752,7 +5809,7 @@
                 <w:b w:val="0"/>
                 <w:sz w:val="17"/>
               </w:rPr>
-              <w:t>£4,031</w:t>
+              <w:t>£3,882</w:t>
             </w:r>
           </w:p>
         </w:tc>
@@ -5771,7 +5828,7 @@
                 <w:b w:val="0"/>
                 <w:sz w:val="17"/>
               </w:rPr>
-              <w:t>£22,170</w:t>
+              <w:t>£24,028</w:t>
             </w:r>
           </w:p>
         </w:tc>
@@ -5790,7 +5847,7 @@
                 <w:b w:val="0"/>
                 <w:sz w:val="17"/>
               </w:rPr>
-              <w:t>£5.16M</w:t>
+              <w:t>£4.70M</w:t>
             </w:r>
           </w:p>
         </w:tc>
@@ -5828,7 +5885,7 @@
                 <w:b w:val="0"/>
                 <w:sz w:val="17"/>
               </w:rPr>
-              <w:t>£7.01M</w:t>
+              <w:t>£6.36M</w:t>
             </w:r>
           </w:p>
         </w:tc>
@@ -5846,7 +5903,7 @@
                 <w:b w:val="0"/>
                 <w:sz w:val="17"/>
               </w:rPr>
-              <w:t>£6,599</w:t>
+              <w:t>£6,320</w:t>
             </w:r>
           </w:p>
         </w:tc>
@@ -5864,7 +5921,7 @@
                 <w:b w:val="0"/>
                 <w:sz w:val="17"/>
               </w:rPr>
-              <w:t>£24,194</w:t>
+              <w:t>£26,080</w:t>
             </w:r>
           </w:p>
         </w:tc>
@@ -5882,7 +5939,7 @@
                 <w:b w:val="0"/>
                 <w:sz w:val="17"/>
               </w:rPr>
-              <w:t>£5.91M</w:t>
+              <w:t>£5.35M</w:t>
             </w:r>
           </w:p>
         </w:tc>
@@ -5922,7 +5979,7 @@
                 <w:b w:val="0"/>
                 <w:sz w:val="17"/>
               </w:rPr>
-              <w:t>£5.84M</w:t>
+              <w:t>£5.36M</w:t>
             </w:r>
           </w:p>
         </w:tc>
@@ -5941,7 +5998,7 @@
                 <w:b w:val="0"/>
                 <w:sz w:val="17"/>
               </w:rPr>
-              <w:t>£5,495</w:t>
+              <w:t>£5,325</w:t>
             </w:r>
           </w:p>
         </w:tc>
@@ -5960,7 +6017,7 @@
                 <w:b w:val="0"/>
                 <w:sz w:val="17"/>
               </w:rPr>
-              <w:t>£20,146</w:t>
+              <w:t>£21,977</w:t>
             </w:r>
           </w:p>
         </w:tc>
@@ -5979,7 +6036,7 @@
                 <w:b w:val="0"/>
                 <w:sz w:val="17"/>
               </w:rPr>
-              <w:t>£4.86M</w:t>
+              <w:t>£4.45M</w:t>
             </w:r>
           </w:p>
         </w:tc>
@@ -6017,7 +6074,7 @@
                 <w:b w:val="0"/>
                 <w:sz w:val="17"/>
               </w:rPr>
-              <w:t>£5.60M</w:t>
+              <w:t>£5.03M</w:t>
             </w:r>
           </w:p>
         </w:tc>
@@ -6035,7 +6092,7 @@
                 <w:b w:val="0"/>
                 <w:sz w:val="17"/>
               </w:rPr>
-              <w:t>£5,269</w:t>
+              <w:t>£5,001</w:t>
             </w:r>
           </w:p>
         </w:tc>
@@ -6053,7 +6110,7 @@
                 <w:b w:val="0"/>
                 <w:sz w:val="17"/>
               </w:rPr>
-              <w:t>£19,317</w:t>
+              <w:t>£20,637</w:t>
             </w:r>
           </w:p>
         </w:tc>
@@ -6071,7 +6128,7 @@
                 <w:b w:val="0"/>
                 <w:sz w:val="17"/>
               </w:rPr>
-              <w:t>£5.38M</w:t>
+              <w:t>£4.90M</w:t>
             </w:r>
           </w:p>
         </w:tc>
@@ -6111,7 +6168,7 @@
                 <w:b w:val="0"/>
                 <w:sz w:val="17"/>
               </w:rPr>
-              <w:t>£4.77M</w:t>
+              <w:t>£4.20M</w:t>
             </w:r>
           </w:p>
         </w:tc>
@@ -6130,7 +6187,7 @@
                 <w:b w:val="0"/>
                 <w:sz w:val="17"/>
               </w:rPr>
-              <w:t>£4,491</w:t>
+              <w:t>£4,179</w:t>
             </w:r>
           </w:p>
         </w:tc>
@@ -6149,7 +6206,7 @@
                 <w:b w:val="0"/>
                 <w:sz w:val="17"/>
               </w:rPr>
-              <w:t>£16,464</w:t>
+              <w:t>£17,246</w:t>
             </w:r>
           </w:p>
         </w:tc>
@@ -6168,7 +6225,7 @@
                 <w:b w:val="0"/>
                 <w:sz w:val="17"/>
               </w:rPr>
-              <w:t>£5.38M</w:t>
+              <w:t>£4.90M</w:t>
             </w:r>
           </w:p>
         </w:tc>
@@ -6293,7 +6350,7 @@
                 <w:b w:val="0"/>
                 <w:sz w:val="19"/>
               </w:rPr>
-              <w:t>340</w:t>
+              <w:t>290</w:t>
             </w:r>
           </w:p>
         </w:tc>
@@ -6333,7 +6390,7 @@
                 <w:b w:val="0"/>
                 <w:sz w:val="19"/>
               </w:rPr>
-              <w:t>510</w:t>
+              <w:t>402</w:t>
             </w:r>
           </w:p>
         </w:tc>
@@ -6371,7 +6428,7 @@
                 <w:b w:val="0"/>
                 <w:sz w:val="19"/>
               </w:rPr>
-              <w:t>£1,208,232</w:t>
+              <w:t>£1,092,930</w:t>
             </w:r>
           </w:p>
         </w:tc>
@@ -6411,7 +6468,7 @@
                 <w:b w:val="0"/>
                 <w:sz w:val="19"/>
               </w:rPr>
-              <w:t>£1,531,991</w:t>
+              <w:t>£1,297,628</w:t>
             </w:r>
           </w:p>
         </w:tc>
@@ -6564,7 +6621,7 @@
                 <w:b w:val="0"/>
                 <w:sz w:val="19"/>
               </w:rPr>
-              <w:t>£5.38M</w:t>
+              <w:t>£4.90M</w:t>
             </w:r>
           </w:p>
         </w:tc>
@@ -6604,7 +6661,7 @@
                 <w:b w:val="0"/>
                 <w:sz w:val="19"/>
               </w:rPr>
-              <w:t>£487,872</w:t>
+              <w:t>£453,634</w:t>
             </w:r>
           </w:p>
         </w:tc>
@@ -6642,7 +6699,7 @@
                 <w:b w:val="0"/>
                 <w:sz w:val="19"/>
               </w:rPr>
-              <w:t>£3,796</w:t>
+              <w:t>£4,051</w:t>
             </w:r>
           </w:p>
         </w:tc>
@@ -6682,7 +6739,7 @@
                 <w:b w:val="0"/>
                 <w:sz w:val="19"/>
               </w:rPr>
-              <w:t>£20,486</w:t>
+              <w:t>£22,168</w:t>
             </w:r>
           </w:p>
         </w:tc>
@@ -6720,7 +6777,7 @@
                 <w:b w:val="0"/>
                 <w:sz w:val="19"/>
               </w:rPr>
-              <w:t>£5,588</w:t>
+              <w:t>£5,371</w:t>
             </w:r>
           </w:p>
         </w:tc>
@@ -7973,7 +8030,7 @@
                 <w:b w:val="0"/>
                 <w:sz w:val="19"/>
               </w:rPr>
-              <w:t>506</w:t>
+              <w:t>431</w:t>
             </w:r>
           </w:p>
         </w:tc>
@@ -7992,7 +8049,7 @@
                 <w:b w:val="0"/>
                 <w:sz w:val="19"/>
               </w:rPr>
-              <w:t>650</w:t>
+              <w:t>555</w:t>
             </w:r>
           </w:p>
         </w:tc>
@@ -8011,7 +8068,7 @@
                 <w:b w:val="0"/>
                 <w:sz w:val="19"/>
               </w:rPr>
-              <w:t>722</w:t>
+              <w:t>616</w:t>
             </w:r>
           </w:p>
         </w:tc>
@@ -8030,7 +8087,7 @@
                 <w:b w:val="0"/>
                 <w:sz w:val="19"/>
               </w:rPr>
-              <w:t>722</w:t>
+              <w:t>616</w:t>
             </w:r>
           </w:p>
         </w:tc>
@@ -8049,7 +8106,7 @@
                 <w:b w:val="0"/>
                 <w:sz w:val="19"/>
               </w:rPr>
-              <w:t>722</w:t>
+              <w:t>616</w:t>
             </w:r>
           </w:p>
         </w:tc>
@@ -8068,7 +8125,7 @@
                 <w:b w:val="0"/>
                 <w:sz w:val="19"/>
               </w:rPr>
-              <w:t>3,324</w:t>
+              <w:t>2,835</w:t>
             </w:r>
           </w:p>
         </w:tc>
@@ -8106,7 +8163,7 @@
                 <w:b w:val="0"/>
                 <w:sz w:val="19"/>
               </w:rPr>
-              <w:t>18</w:t>
+              <w:t>15</w:t>
             </w:r>
           </w:p>
         </w:tc>
@@ -8124,7 +8181,7 @@
                 <w:b w:val="0"/>
                 <w:sz w:val="19"/>
               </w:rPr>
-              <w:t>23</w:t>
+              <w:t>20</w:t>
             </w:r>
           </w:p>
         </w:tc>
@@ -8142,7 +8199,7 @@
                 <w:b w:val="0"/>
                 <w:sz w:val="19"/>
               </w:rPr>
-              <w:t>26</w:t>
+              <w:t>22</w:t>
             </w:r>
           </w:p>
         </w:tc>
@@ -8160,7 +8217,7 @@
                 <w:b w:val="0"/>
                 <w:sz w:val="19"/>
               </w:rPr>
-              <w:t>26</w:t>
+              <w:t>22</w:t>
             </w:r>
           </w:p>
         </w:tc>
@@ -8178,7 +8235,7 @@
                 <w:b w:val="0"/>
                 <w:sz w:val="19"/>
               </w:rPr>
-              <w:t>26</w:t>
+              <w:t>22</w:t>
             </w:r>
           </w:p>
         </w:tc>
@@ -8196,7 +8253,7 @@
                 <w:b w:val="0"/>
                 <w:sz w:val="19"/>
               </w:rPr>
-              <w:t>117</w:t>
+              <w:t>100</w:t>
             </w:r>
           </w:p>
         </w:tc>
@@ -8369,7 +8426,7 @@
                 <w:b w:val="0"/>
                 <w:sz w:val="19"/>
               </w:rPr>
-              <w:t>8</w:t>
+              <w:t>-1</w:t>
             </w:r>
           </w:p>
         </w:tc>
@@ -8387,7 +8444,7 @@
                 <w:b w:val="0"/>
                 <w:sz w:val="19"/>
               </w:rPr>
-              <w:t>11</w:t>
+              <w:t>-1</w:t>
             </w:r>
           </w:p>
         </w:tc>
@@ -8405,7 +8462,7 @@
                 <w:b w:val="0"/>
                 <w:sz w:val="19"/>
               </w:rPr>
-              <w:t>12</w:t>
+              <w:t>-1</w:t>
             </w:r>
           </w:p>
         </w:tc>
@@ -8423,7 +8480,7 @@
                 <w:b w:val="0"/>
                 <w:sz w:val="19"/>
               </w:rPr>
-              <w:t>12</w:t>
+              <w:t>-1</w:t>
             </w:r>
           </w:p>
         </w:tc>
@@ -8441,7 +8498,7 @@
                 <w:b w:val="0"/>
                 <w:sz w:val="19"/>
               </w:rPr>
-              <w:t>12</w:t>
+              <w:t>-1</w:t>
             </w:r>
           </w:p>
         </w:tc>
@@ -8459,7 +8516,7 @@
                 <w:b w:val="0"/>
                 <w:sz w:val="19"/>
               </w:rPr>
-              <w:t>55</w:t>
+              <w:t>-5</w:t>
             </w:r>
           </w:p>
         </w:tc>
@@ -8762,7 +8819,7 @@
                 <w:b/>
                 <w:sz w:val="19"/>
               </w:rPr>
-              <w:t>1,238</w:t>
+              <w:t>1,152</w:t>
             </w:r>
           </w:p>
         </w:tc>
@@ -8781,7 +8838,7 @@
                 <w:b/>
                 <w:sz w:val="19"/>
               </w:rPr>
-              <w:t>1,255</w:t>
+              <w:t>1,144</w:t>
             </w:r>
           </w:p>
         </w:tc>
@@ -8800,7 +8857,7 @@
                 <w:b/>
                 <w:sz w:val="19"/>
               </w:rPr>
-              <w:t>1,321</w:t>
+              <w:t>1,198</w:t>
             </w:r>
           </w:p>
         </w:tc>
@@ -8819,7 +8876,7 @@
                 <w:b/>
                 <w:sz w:val="19"/>
               </w:rPr>
-              <w:t>1,311</w:t>
+              <w:t>1,188</w:t>
             </w:r>
           </w:p>
         </w:tc>
@@ -8838,7 +8895,7 @@
                 <w:b/>
                 <w:sz w:val="19"/>
               </w:rPr>
-              <w:t>1,301</w:t>
+              <w:t>1,178</w:t>
             </w:r>
           </w:p>
         </w:tc>
@@ -8857,7 +8914,7 @@
                 <w:b/>
                 <w:sz w:val="19"/>
               </w:rPr>
-              <w:t>6,425</w:t>
+              <w:t>5,858</w:t>
             </w:r>
           </w:p>
         </w:tc>
@@ -9084,7 +9141,7 @@
                 <w:b w:val="0"/>
                 <w:sz w:val="17"/>
               </w:rPr>
-              <w:t>59</w:t>
+              <w:t>55</w:t>
             </w:r>
           </w:p>
         </w:tc>
@@ -9102,7 +9159,7 @@
                 <w:b w:val="0"/>
                 <w:sz w:val="17"/>
               </w:rPr>
-              <w:t>91</w:t>
+              <w:t>85</w:t>
             </w:r>
           </w:p>
         </w:tc>
@@ -9120,7 +9177,7 @@
                 <w:b w:val="0"/>
                 <w:sz w:val="17"/>
               </w:rPr>
-              <w:t>113</w:t>
+              <w:t>105</w:t>
             </w:r>
           </w:p>
         </w:tc>
@@ -9138,7 +9195,7 @@
                 <w:b w:val="0"/>
                 <w:sz w:val="17"/>
               </w:rPr>
-              <w:t>113</w:t>
+              <w:t>105</w:t>
             </w:r>
           </w:p>
         </w:tc>
@@ -9156,7 +9213,7 @@
                 <w:b w:val="0"/>
                 <w:sz w:val="17"/>
               </w:rPr>
-              <w:t>113</w:t>
+              <w:t>105</w:t>
             </w:r>
           </w:p>
         </w:tc>
@@ -9174,7 +9231,7 @@
                 <w:b w:val="0"/>
                 <w:sz w:val="17"/>
               </w:rPr>
-              <w:t>488</w:t>
+              <w:t>454</w:t>
             </w:r>
           </w:p>
         </w:tc>
@@ -9214,7 +9271,7 @@
                 <w:b w:val="0"/>
                 <w:sz w:val="17"/>
               </w:rPr>
-              <w:t>1,179</w:t>
+              <w:t>1,097</w:t>
             </w:r>
           </w:p>
         </w:tc>
@@ -9233,7 +9290,7 @@
                 <w:b w:val="0"/>
                 <w:sz w:val="17"/>
               </w:rPr>
-              <w:t>1,164</w:t>
+              <w:t>1,059</w:t>
             </w:r>
           </w:p>
         </w:tc>
@@ -9252,7 +9309,7 @@
                 <w:b w:val="0"/>
                 <w:sz w:val="17"/>
               </w:rPr>
-              <w:t>1,208</w:t>
+              <w:t>1,093</w:t>
             </w:r>
           </w:p>
         </w:tc>
@@ -9271,7 +9328,7 @@
                 <w:b w:val="0"/>
                 <w:sz w:val="17"/>
               </w:rPr>
-              <w:t>1,198</w:t>
+              <w:t>1,083</w:t>
             </w:r>
           </w:p>
         </w:tc>
@@ -9290,7 +9347,7 @@
                 <w:b w:val="0"/>
                 <w:sz w:val="17"/>
               </w:rPr>
-              <w:t>1,188</w:t>
+              <w:t>1,073</w:t>
             </w:r>
           </w:p>
         </w:tc>
@@ -9309,7 +9366,7 @@
                 <w:b w:val="0"/>
                 <w:sz w:val="17"/>
               </w:rPr>
-              <w:t>5,937</w:t>
+              <w:t>5,404</w:t>
             </w:r>
           </w:p>
         </w:tc>
@@ -9413,7 +9470,7 @@
           <w:b w:val="0"/>
           <w:sz w:val="22"/>
         </w:rPr>
-        <w:t>The template (pre-filled from demand, standard day) covers 14 days, Monday to Sunday twice, with AM, PM and evening sessions on each robot. Standard hours are weekday AM and PM, with Friday PM kept for maintenance; evening and weekend sessions count only when used. 12 of 18 available sessions per fortnight are booked (67%). The fortnight is extrapolated to 45 operating weeks a year, and 100% of templated cases are assumed to go ahead.</w:t>
+        <w:t>The template (pre-filled from demand, standard day) covers 14 days, Monday to Sunday twice, with three sessions a day on each robot (AM session 1, PM session 2, PM session 3). Each session is booked with one procedure; cases per session follow the procedure's complexity (Appendix A). Standard hours are weekday sessions 1 and 2, with Friday session 2 kept for maintenance; session 3 and weekend sessions count only when used. 13 of 18 available sessions per fortnight are booked (72%). The fortnight is extrapolated to 45 operating weeks a year, and 100% of templated cases are assumed to go ahead.</w:t>
       </w:r>
     </w:p>
     <w:tbl>
@@ -9586,7 +9643,7 @@
                 <w:b w:val="0"/>
                 <w:sz w:val="17"/>
               </w:rPr>
-              <w:t>Single-port radical prostatectomy</w:t>
+              <w:t>Radical prostatectomy (single-port)</w:t>
             </w:r>
           </w:p>
         </w:tc>
@@ -9604,7 +9661,7 @@
                 <w:b w:val="0"/>
                 <w:sz w:val="17"/>
               </w:rPr>
-              <w:t>5.0</w:t>
+              <w:t>7.0</w:t>
             </w:r>
           </w:p>
         </w:tc>
@@ -9697,7 +9754,7 @@
                 <w:b w:val="0"/>
                 <w:sz w:val="17"/>
               </w:rPr>
-              <w:t>Single-port kidney surgery (partial nephrectomy, pyeloplasty)</w:t>
+              <w:t>Nephrectomy (partial, radical, nephroureterectomy) (single-port)</w:t>
             </w:r>
           </w:p>
         </w:tc>
@@ -9812,7 +9869,7 @@
                 <w:b w:val="0"/>
                 <w:sz w:val="17"/>
               </w:rPr>
-              <w:t>Single-port transoral surgery (head and neck)</w:t>
+              <w:t>Lobectomy and transoral surgery (single-port)</w:t>
             </w:r>
           </w:p>
         </w:tc>
@@ -9830,7 +9887,7 @@
                 <w:b w:val="0"/>
                 <w:sz w:val="17"/>
               </w:rPr>
-              <w:t>1.0</w:t>
+              <w:t>4.0</w:t>
             </w:r>
           </w:p>
         </w:tc>
@@ -9848,7 +9905,7 @@
                 <w:b w:val="0"/>
                 <w:sz w:val="17"/>
               </w:rPr>
-              <w:t>45</w:t>
+              <w:t>90</w:t>
             </w:r>
           </w:p>
         </w:tc>
@@ -9866,7 +9923,7 @@
                 <w:b w:val="0"/>
                 <w:sz w:val="17"/>
               </w:rPr>
-              <w:t>40</w:t>
+              <w:t>80</w:t>
             </w:r>
           </w:p>
         </w:tc>
@@ -9884,233 +9941,7 @@
                 <w:b w:val="0"/>
                 <w:sz w:val="17"/>
               </w:rPr>
-              <w:t>40</w:t>
-            </w:r>
-          </w:p>
-        </w:tc>
-        <w:tc>
-          <w:tcPr>
-            <w:tcW w:type="dxa" w:w="1126"/>
-          </w:tcPr>
-          <w:p>
-            <w:pPr>
-              <w:spacing w:after="0" w:before="0"/>
-            </w:pPr>
-            <w:r>
-              <w:rPr>
-                <w:rFonts w:ascii="Arial" w:hAnsi="Arial"/>
-                <w:b w:val="0"/>
-                <w:sz w:val="17"/>
-              </w:rPr>
-              <w:t>0</w:t>
-            </w:r>
-          </w:p>
-        </w:tc>
-      </w:tr>
-      <w:tr>
-        <w:tc>
-          <w:tcPr>
-            <w:tcW w:type="dxa" w:w="3100"/>
-            <w:shd w:val="clear" w:color="auto" w:fill="F2F2F2"/>
-          </w:tcPr>
-          <w:p>
-            <w:pPr>
-              <w:spacing w:after="0" w:before="0"/>
-            </w:pPr>
-            <w:r>
-              <w:rPr>
-                <w:rFonts w:ascii="Arial" w:hAnsi="Arial"/>
-                <w:b w:val="0"/>
-                <w:sz w:val="17"/>
-              </w:rPr>
-              <w:t>Single-port transanal surgery (local excision of rectal lesions)</w:t>
-            </w:r>
-          </w:p>
-        </w:tc>
-        <w:tc>
-          <w:tcPr>
-            <w:tcW w:type="dxa" w:w="1100"/>
-            <w:shd w:val="clear" w:color="auto" w:fill="F2F2F2"/>
-          </w:tcPr>
-          <w:p>
-            <w:pPr>
-              <w:spacing w:after="0" w:before="0"/>
-            </w:pPr>
-            <w:r>
-              <w:rPr>
-                <w:rFonts w:ascii="Arial" w:hAnsi="Arial"/>
-                <w:b w:val="0"/>
-                <w:sz w:val="17"/>
-              </w:rPr>
-              <w:t>2.0</w:t>
-            </w:r>
-          </w:p>
-        </w:tc>
-        <w:tc>
-          <w:tcPr>
-            <w:tcW w:type="dxa" w:w="1300"/>
-            <w:shd w:val="clear" w:color="auto" w:fill="F2F2F2"/>
-          </w:tcPr>
-          <w:p>
-            <w:pPr>
-              <w:spacing w:after="0" w:before="0"/>
-            </w:pPr>
-            <w:r>
-              <w:rPr>
-                <w:rFonts w:ascii="Arial" w:hAnsi="Arial"/>
-                <w:b w:val="0"/>
-                <w:sz w:val="17"/>
-              </w:rPr>
-              <w:t>68</w:t>
-            </w:r>
-          </w:p>
-        </w:tc>
-        <w:tc>
-          <w:tcPr>
-            <w:tcW w:type="dxa" w:w="1200"/>
-            <w:shd w:val="clear" w:color="auto" w:fill="F2F2F2"/>
-          </w:tcPr>
-          <w:p>
-            <w:pPr>
-              <w:spacing w:after="0" w:before="0"/>
-            </w:pPr>
-            <w:r>
-              <w:rPr>
-                <w:rFonts w:ascii="Arial" w:hAnsi="Arial"/>
-                <w:b w:val="0"/>
-                <w:sz w:val="17"/>
-              </w:rPr>
-              <w:t>50</w:t>
-            </w:r>
-          </w:p>
-        </w:tc>
-        <w:tc>
-          <w:tcPr>
-            <w:tcW w:type="dxa" w:w="1200"/>
-            <w:shd w:val="clear" w:color="auto" w:fill="F2F2F2"/>
-          </w:tcPr>
-          <w:p>
-            <w:pPr>
-              <w:spacing w:after="0" w:before="0"/>
-            </w:pPr>
-            <w:r>
-              <w:rPr>
-                <w:rFonts w:ascii="Arial" w:hAnsi="Arial"/>
-                <w:b w:val="0"/>
-                <w:sz w:val="17"/>
-              </w:rPr>
-              <w:t>50</w:t>
-            </w:r>
-          </w:p>
-        </w:tc>
-        <w:tc>
-          <w:tcPr>
-            <w:tcW w:type="dxa" w:w="1126"/>
-            <w:shd w:val="clear" w:color="auto" w:fill="F2F2F2"/>
-          </w:tcPr>
-          <w:p>
-            <w:pPr>
-              <w:spacing w:after="0" w:before="0"/>
-            </w:pPr>
-            <w:r>
-              <w:rPr>
-                <w:rFonts w:ascii="Arial" w:hAnsi="Arial"/>
-                <w:b w:val="0"/>
-                <w:sz w:val="17"/>
-              </w:rPr>
-              <w:t>0</w:t>
-            </w:r>
-          </w:p>
-        </w:tc>
-      </w:tr>
-      <w:tr>
-        <w:tc>
-          <w:tcPr>
-            <w:tcW w:type="dxa" w:w="3100"/>
-          </w:tcPr>
-          <w:p>
-            <w:pPr>
-              <w:spacing w:after="0" w:before="0"/>
-            </w:pPr>
-            <w:r>
-              <w:rPr>
-                <w:rFonts w:ascii="Arial" w:hAnsi="Arial"/>
-                <w:b w:val="0"/>
-                <w:sz w:val="17"/>
-              </w:rPr>
-              <w:t>Single-port thoracic surgery (lung and mediastinal resection)</w:t>
-            </w:r>
-          </w:p>
-        </w:tc>
-        <w:tc>
-          <w:tcPr>
-            <w:tcW w:type="dxa" w:w="1100"/>
-          </w:tcPr>
-          <w:p>
-            <w:pPr>
-              <w:spacing w:after="0" w:before="0"/>
-            </w:pPr>
-            <w:r>
-              <w:rPr>
-                <w:rFonts w:ascii="Arial" w:hAnsi="Arial"/>
-                <w:b w:val="0"/>
-                <w:sz w:val="17"/>
-              </w:rPr>
-              <w:t>2.0</w:t>
-            </w:r>
-          </w:p>
-        </w:tc>
-        <w:tc>
-          <w:tcPr>
-            <w:tcW w:type="dxa" w:w="1300"/>
-          </w:tcPr>
-          <w:p>
-            <w:pPr>
-              <w:spacing w:after="0" w:before="0"/>
-            </w:pPr>
-            <w:r>
-              <w:rPr>
-                <w:rFonts w:ascii="Arial" w:hAnsi="Arial"/>
-                <w:b w:val="0"/>
-                <w:sz w:val="17"/>
-              </w:rPr>
-              <w:t>45</w:t>
-            </w:r>
-          </w:p>
-        </w:tc>
-        <w:tc>
-          <w:tcPr>
-            <w:tcW w:type="dxa" w:w="1200"/>
-          </w:tcPr>
-          <w:p>
-            <w:pPr>
-              <w:spacing w:after="0" w:before="0"/>
-            </w:pPr>
-            <w:r>
-              <w:rPr>
-                <w:rFonts w:ascii="Arial" w:hAnsi="Arial"/>
-                <w:b w:val="0"/>
-                <w:sz w:val="17"/>
-              </w:rPr>
-              <w:t>40</w:t>
-            </w:r>
-          </w:p>
-        </w:tc>
-        <w:tc>
-          <w:tcPr>
-            <w:tcW w:type="dxa" w:w="1200"/>
-          </w:tcPr>
-          <w:p>
-            <w:pPr>
-              <w:spacing w:after="0" w:before="0"/>
-            </w:pPr>
-            <w:r>
-              <w:rPr>
-                <w:rFonts w:ascii="Arial" w:hAnsi="Arial"/>
-                <w:b w:val="0"/>
-                <w:sz w:val="17"/>
-              </w:rPr>
-              <w:t>40</w:t>
+              <w:t>80</w:t>
             </w:r>
           </w:p>
         </w:tc>
@@ -10208,7 +10039,7 @@
                 <w:color w:val="FFFFFF"/>
                 <w:sz w:val="17"/>
               </w:rPr>
-              <w:t>AM</w:t>
+              <w:t>AM session 1</w:t>
             </w:r>
           </w:p>
         </w:tc>
@@ -10229,7 +10060,7 @@
                 <w:color w:val="FFFFFF"/>
                 <w:sz w:val="17"/>
               </w:rPr>
-              <w:t>PM</w:t>
+              <w:t>PM session 2</w:t>
             </w:r>
           </w:p>
         </w:tc>
@@ -10250,7 +10081,7 @@
                 <w:color w:val="FFFFFF"/>
                 <w:sz w:val="17"/>
               </w:rPr>
-              <w:t>Evening</w:t>
+              <w:t>PM session 3</w:t>
             </w:r>
           </w:p>
         </w:tc>
@@ -10288,7 +10119,7 @@
                 <w:b w:val="0"/>
                 <w:sz w:val="17"/>
               </w:rPr>
-              <w:t>Colorectal: transanal (single-port): 2 minor</w:t>
+              <w:t>Radical prostatectomy</w:t>
             </w:r>
           </w:p>
         </w:tc>
@@ -10306,7 +10137,7 @@
                 <w:b w:val="0"/>
                 <w:sz w:val="17"/>
               </w:rPr>
-              <w:t>Colorectal: transanal (single-port): 1 minor</w:t>
+              <w:t>Radical prostatectomy</w:t>
             </w:r>
           </w:p>
         </w:tc>
@@ -10356,7 +10187,7 @@
                 <w:b w:val="0"/>
                 <w:sz w:val="17"/>
               </w:rPr>
-              <w:t>Urology: prostate (single-port): 2 medium</w:t>
+              <w:t>Lobectomy and transoral surgery</w:t>
             </w:r>
           </w:p>
         </w:tc>
@@ -10375,7 +10206,7 @@
                 <w:b w:val="0"/>
                 <w:sz w:val="17"/>
               </w:rPr>
-              <w:t>Urology: prostate (single-port): 1 medium</w:t>
+              <w:t>Lobectomy and transoral surgery</w:t>
             </w:r>
           </w:p>
         </w:tc>
@@ -10424,7 +10255,7 @@
                 <w:b w:val="0"/>
                 <w:sz w:val="17"/>
               </w:rPr>
-              <w:t>Head and neck: transoral (single-port): 2 major</w:t>
+              <w:t>Nephrectomy</w:t>
             </w:r>
           </w:p>
         </w:tc>
@@ -10442,7 +10273,7 @@
                 <w:b w:val="0"/>
                 <w:sz w:val="17"/>
               </w:rPr>
-              <w:t>Thoracic (single-port): 1 major</w:t>
+              <w:t>Nephrectomy</w:t>
             </w:r>
           </w:p>
         </w:tc>
@@ -10492,7 +10323,7 @@
                 <w:b w:val="0"/>
                 <w:sz w:val="17"/>
               </w:rPr>
-              <w:t>Unbooked</w:t>
+              <w:t>Radical prostatectomy</w:t>
             </w:r>
           </w:p>
         </w:tc>
@@ -10511,7 +10342,7 @@
                 <w:b w:val="0"/>
                 <w:sz w:val="17"/>
               </w:rPr>
-              <w:t>Unbooked</w:t>
+              <w:t>Unfilled</w:t>
             </w:r>
           </w:p>
         </w:tc>
@@ -10560,7 +10391,7 @@
                 <w:b w:val="0"/>
                 <w:sz w:val="17"/>
               </w:rPr>
-              <w:t>Unbooked</w:t>
+              <w:t>Unfilled</w:t>
             </w:r>
           </w:p>
         </w:tc>
@@ -10628,7 +10459,7 @@
                 <w:b w:val="0"/>
                 <w:sz w:val="17"/>
               </w:rPr>
-              <w:t>Urology: prostate (single-port): 2 medium</w:t>
+              <w:t>Radical prostatectomy</w:t>
             </w:r>
           </w:p>
         </w:tc>
@@ -10647,7 +10478,7 @@
                 <w:b w:val="0"/>
                 <w:sz w:val="17"/>
               </w:rPr>
-              <w:t>Urology: prostate (single-port): 1 medium</w:t>
+              <w:t>Radical prostatectomy</w:t>
             </w:r>
           </w:p>
         </w:tc>
@@ -10696,7 +10527,7 @@
                 <w:b w:val="0"/>
                 <w:sz w:val="17"/>
               </w:rPr>
-              <w:t>Urology: kidney (single-port): 2 medium</w:t>
+              <w:t>Radical prostatectomy</w:t>
             </w:r>
           </w:p>
         </w:tc>
@@ -10714,7 +10545,7 @@
                 <w:b w:val="0"/>
                 <w:sz w:val="17"/>
               </w:rPr>
-              <w:t>Urology: kidney (single-port): 1 medium</w:t>
+              <w:t>Radical prostatectomy</w:t>
             </w:r>
           </w:p>
         </w:tc>
@@ -10764,7 +10595,7 @@
                 <w:b w:val="0"/>
                 <w:sz w:val="17"/>
               </w:rPr>
-              <w:t>Thoracic (single-port): 1 major</w:t>
+              <w:t>Lobectomy and transoral surgery</w:t>
             </w:r>
           </w:p>
         </w:tc>
@@ -10783,7 +10614,7 @@
                 <w:b w:val="0"/>
                 <w:sz w:val="17"/>
               </w:rPr>
-              <w:t>Urology: prostate (single-port): 1 medium</w:t>
+              <w:t>Lobectomy and transoral surgery</w:t>
             </w:r>
           </w:p>
         </w:tc>
@@ -10832,7 +10663,7 @@
                 <w:b w:val="0"/>
                 <w:sz w:val="17"/>
               </w:rPr>
-              <w:t>Unbooked</w:t>
+              <w:t>Unfilled</w:t>
             </w:r>
           </w:p>
         </w:tc>
@@ -10850,7 +10681,7 @@
                 <w:b w:val="0"/>
                 <w:sz w:val="17"/>
               </w:rPr>
-              <w:t>Unbooked</w:t>
+              <w:t>Unfilled</w:t>
             </w:r>
           </w:p>
         </w:tc>
@@ -10900,7 +10731,7 @@
                 <w:b w:val="0"/>
                 <w:sz w:val="17"/>
               </w:rPr>
-              <w:t>Unbooked</w:t>
+              <w:t>Unfilled</w:t>
             </w:r>
           </w:p>
         </w:tc>
@@ -11181,7 +11012,7 @@
                 <w:b w:val="0"/>
                 <w:sz w:val="19"/>
               </w:rPr>
-              <w:t>238</w:t>
+              <w:t>203</w:t>
             </w:r>
           </w:p>
         </w:tc>
@@ -11249,7 +11080,7 @@
                 <w:b w:val="0"/>
                 <w:sz w:val="19"/>
               </w:rPr>
-              <w:t>47%</w:t>
+              <w:t>51%</w:t>
             </w:r>
           </w:p>
         </w:tc>
@@ -11317,7 +11148,7 @@
                 <w:b w:val="0"/>
                 <w:sz w:val="19"/>
               </w:rPr>
-              <w:t>44</w:t>
+              <w:t>37</w:t>
             </w:r>
           </w:p>
         </w:tc>
@@ -11385,7 +11216,7 @@
                 <w:b w:val="0"/>
                 <w:sz w:val="19"/>
               </w:rPr>
-              <w:t>129</w:t>
+              <w:t>122</w:t>
             </w:r>
           </w:p>
         </w:tc>
@@ -11657,7 +11488,7 @@
                 <w:b w:val="0"/>
                 <w:sz w:val="19"/>
               </w:rPr>
-              <w:t>£1,237,756</w:t>
+              <w:t>£1,151,516</w:t>
             </w:r>
           </w:p>
         </w:tc>
@@ -12330,7 +12161,7 @@
                 <w:b w:val="0"/>
                 <w:sz w:val="17"/>
               </w:rPr>
-              <w:t>Single-port radical prostatectomy</w:t>
+              <w:t>Radical prostatectomy (single-port)</w:t>
             </w:r>
           </w:p>
         </w:tc>
@@ -12495,7 +12326,7 @@
                 <w:b w:val="0"/>
                 <w:sz w:val="17"/>
               </w:rPr>
-              <w:t>Single-port radical prostatectomy</w:t>
+              <w:t>Radical prostatectomy (single-port)</w:t>
             </w:r>
           </w:p>
         </w:tc>
@@ -12667,7 +12498,7 @@
                 <w:b w:val="0"/>
                 <w:sz w:val="17"/>
               </w:rPr>
-              <w:t>Single-port kidney surgery (partial nephrectomy, pyeloplasty)</w:t>
+              <w:t>Nephrectomy (partial, radical, nephroureterectomy) (single-port)</w:t>
             </w:r>
           </w:p>
         </w:tc>
@@ -12832,7 +12663,7 @@
                 <w:b w:val="0"/>
                 <w:sz w:val="17"/>
               </w:rPr>
-              <w:t>Single-port kidney surgery (partial nephrectomy, pyeloplasty)</w:t>
+              <w:t>Nephrectomy (partial, radical, nephroureterectomy) (single-port)</w:t>
             </w:r>
           </w:p>
         </w:tc>
@@ -13004,7 +12835,7 @@
                 <w:b w:val="0"/>
                 <w:sz w:val="17"/>
               </w:rPr>
-              <w:t>Single-port kidney surgery (partial nephrectomy, pyeloplasty)</w:t>
+              <w:t>Nephrectomy (partial, radical, nephroureterectomy) (single-port)</w:t>
             </w:r>
           </w:p>
         </w:tc>
@@ -13169,7 +13000,7 @@
                 <w:b w:val="0"/>
                 <w:sz w:val="17"/>
               </w:rPr>
-              <w:t>Single-port transoral surgery (head and neck)</w:t>
+              <w:t>Lobectomy and transoral surgery (single-port)</w:t>
             </w:r>
           </w:p>
         </w:tc>
@@ -13207,7 +13038,7 @@
                 <w:b w:val="0"/>
                 <w:sz w:val="17"/>
               </w:rPr>
-              <w:t>60%</w:t>
+              <w:t>70%</w:t>
             </w:r>
           </w:p>
         </w:tc>
@@ -13226,7 +13057,7 @@
                 <w:b w:val="0"/>
                 <w:sz w:val="17"/>
               </w:rPr>
-              <w:t>0.5</w:t>
+              <w:t>0.3857</w:t>
             </w:r>
           </w:p>
         </w:tc>
@@ -13245,7 +13076,7 @@
                 <w:b w:val="0"/>
                 <w:sz w:val="17"/>
               </w:rPr>
-              <w:t>0.0%</w:t>
+              <w:t>0.6%</w:t>
             </w:r>
           </w:p>
         </w:tc>
@@ -13264,7 +13095,7 @@
                 <w:b w:val="0"/>
                 <w:sz w:val="17"/>
               </w:rPr>
-              <w:t>1.0%</w:t>
+              <w:t>0.4%</w:t>
             </w:r>
           </w:p>
         </w:tc>
@@ -13341,7 +13172,7 @@
                 <w:b w:val="0"/>
                 <w:sz w:val="17"/>
               </w:rPr>
-              <w:t>Single-port transoral surgery (head and neck)</w:t>
+              <w:t>Lobectomy and transoral surgery (single-port)</w:t>
             </w:r>
           </w:p>
         </w:tc>
@@ -13377,7 +13208,7 @@
                 <w:b w:val="0"/>
                 <w:sz w:val="17"/>
               </w:rPr>
-              <w:t>10%</w:t>
+              <w:t>5%</w:t>
             </w:r>
           </w:p>
         </w:tc>
@@ -13506,7 +13337,7 @@
                 <w:b w:val="0"/>
                 <w:sz w:val="17"/>
               </w:rPr>
-              <w:t>Single-port transoral surgery (head and neck)</w:t>
+              <w:t>Lobectomy and transoral surgery (single-port)</w:t>
             </w:r>
           </w:p>
         </w:tc>
@@ -13544,7 +13375,7 @@
                 <w:b w:val="0"/>
                 <w:sz w:val="17"/>
               </w:rPr>
-              <w:t>30%</w:t>
+              <w:t>25%</w:t>
             </w:r>
           </w:p>
         </w:tc>
@@ -13563,7 +13394,7 @@
                 <w:b w:val="0"/>
                 <w:sz w:val="17"/>
               </w:rPr>
-              <w:t>3</w:t>
+              <w:t>2.8</w:t>
             </w:r>
           </w:p>
         </w:tc>
@@ -13620,7 +13451,7 @@
                 <w:b w:val="0"/>
                 <w:sz w:val="17"/>
               </w:rPr>
-              <w:t>1.0%</w:t>
+              <w:t>0.8%</w:t>
             </w:r>
           </w:p>
         </w:tc>
@@ -13658,681 +13489,7 @@
                 <w:b w:val="0"/>
                 <w:sz w:val="17"/>
               </w:rPr>
-              <w:t>30</w:t>
-            </w:r>
-          </w:p>
-        </w:tc>
-      </w:tr>
-      <w:tr>
-        <w:tc>
-          <w:tcPr>
-            <w:tcW w:type="dxa" w:w="2000"/>
-          </w:tcPr>
-          <w:p>
-            <w:pPr>
-              <w:spacing w:after="0" w:before="0"/>
-            </w:pPr>
-            <w:r>
-              <w:rPr>
-                <w:rFonts w:ascii="Arial" w:hAnsi="Arial"/>
-                <w:b w:val="0"/>
-                <w:sz w:val="17"/>
-              </w:rPr>
-              <w:t>Single-port transanal surgery (local excision of rectal lesions)</w:t>
-            </w:r>
-          </w:p>
-        </w:tc>
-        <w:tc>
-          <w:tcPr>
-            <w:tcW w:type="dxa" w:w="1300"/>
-          </w:tcPr>
-          <w:p>
-            <w:pPr>
-              <w:spacing w:after="0" w:before="0"/>
-            </w:pPr>
-            <w:r>
-              <w:rPr>
-                <w:rFonts w:ascii="Arial" w:hAnsi="Arial"/>
-                <w:b w:val="0"/>
-                <w:sz w:val="17"/>
-              </w:rPr>
-              <w:t>Conventional minimal access</w:t>
-            </w:r>
-          </w:p>
-        </w:tc>
-        <w:tc>
-          <w:tcPr>
-            <w:tcW w:type="dxa" w:w="650"/>
-          </w:tcPr>
-          <w:p>
-            <w:pPr>
-              <w:spacing w:after="0" w:before="0"/>
-            </w:pPr>
-            <w:r>
-              <w:rPr>
-                <w:rFonts w:ascii="Arial" w:hAnsi="Arial"/>
-                <w:b w:val="0"/>
-                <w:sz w:val="17"/>
-              </w:rPr>
-              <w:t>80%</w:t>
-            </w:r>
-          </w:p>
-        </w:tc>
-        <w:tc>
-          <w:tcPr>
-            <w:tcW w:type="dxa" w:w="800"/>
-          </w:tcPr>
-          <w:p>
-            <w:pPr>
-              <w:spacing w:after="0" w:before="0"/>
-            </w:pPr>
-            <w:r>
-              <w:rPr>
-                <w:rFonts w:ascii="Arial" w:hAnsi="Arial"/>
-                <w:b w:val="0"/>
-                <w:sz w:val="17"/>
-              </w:rPr>
-              <w:t>0.2</w:t>
-            </w:r>
-          </w:p>
-        </w:tc>
-        <w:tc>
-          <w:tcPr>
-            <w:tcW w:type="dxa" w:w="850"/>
-          </w:tcPr>
-          <w:p>
-            <w:pPr>
-              <w:spacing w:after="0" w:before="0"/>
-            </w:pPr>
-            <w:r>
-              <w:rPr>
-                <w:rFonts w:ascii="Arial" w:hAnsi="Arial"/>
-                <w:b w:val="0"/>
-                <w:sz w:val="17"/>
-              </w:rPr>
-              <w:t>0.0%</w:t>
-            </w:r>
-          </w:p>
-        </w:tc>
-        <w:tc>
-          <w:tcPr>
-            <w:tcW w:type="dxa" w:w="950"/>
-          </w:tcPr>
-          <w:p>
-            <w:pPr>
-              <w:spacing w:after="0" w:before="0"/>
-            </w:pPr>
-            <w:r>
-              <w:rPr>
-                <w:rFonts w:ascii="Arial" w:hAnsi="Arial"/>
-                <w:b w:val="0"/>
-                <w:sz w:val="17"/>
-              </w:rPr>
-              <w:t>1.0%</w:t>
-            </w:r>
-          </w:p>
-        </w:tc>
-        <w:tc>
-          <w:tcPr>
-            <w:tcW w:type="dxa" w:w="900"/>
-          </w:tcPr>
-          <w:p>
-            <w:pPr>
-              <w:spacing w:after="0" w:before="0"/>
-            </w:pPr>
-            <w:r>
-              <w:rPr>
-                <w:rFonts w:ascii="Arial" w:hAnsi="Arial"/>
-                <w:b w:val="0"/>
-                <w:sz w:val="17"/>
-              </w:rPr>
-              <w:t>0.0%</w:t>
-            </w:r>
-          </w:p>
-        </w:tc>
-        <w:tc>
-          <w:tcPr>
-            <w:tcW w:type="dxa" w:w="900"/>
-          </w:tcPr>
-          <w:p>
-            <w:pPr>
-              <w:spacing w:after="0" w:before="0"/>
-            </w:pPr>
-            <w:r>
-              <w:rPr>
-                <w:rFonts w:ascii="Arial" w:hAnsi="Arial"/>
-                <w:b w:val="0"/>
-                <w:sz w:val="17"/>
-              </w:rPr>
-              <w:t>0.0%</w:t>
-            </w:r>
-          </w:p>
-        </w:tc>
-        <w:tc>
-          <w:tcPr>
-            <w:tcW w:type="dxa" w:w="676"/>
-          </w:tcPr>
-          <w:p>
-            <w:pPr>
-              <w:spacing w:after="0" w:before="0"/>
-            </w:pPr>
-            <w:r>
-              <w:rPr>
-                <w:rFonts w:ascii="Arial" w:hAnsi="Arial"/>
-                <w:b w:val="0"/>
-                <w:sz w:val="17"/>
-              </w:rPr>
-              <w:t>20</w:t>
-            </w:r>
-          </w:p>
-        </w:tc>
-      </w:tr>
-      <w:tr>
-        <w:tc>
-          <w:tcPr>
-            <w:tcW w:type="dxa" w:w="2000"/>
-            <w:shd w:val="clear" w:color="auto" w:fill="F2F2F2"/>
-          </w:tcPr>
-          <w:p>
-            <w:pPr>
-              <w:spacing w:after="0" w:before="0"/>
-            </w:pPr>
-            <w:r>
-              <w:rPr>
-                <w:rFonts w:ascii="Arial" w:hAnsi="Arial"/>
-                <w:b w:val="0"/>
-                <w:sz w:val="17"/>
-              </w:rPr>
-              <w:t>Single-port transanal surgery (local excision of rectal lesions)</w:t>
-            </w:r>
-          </w:p>
-        </w:tc>
-        <w:tc>
-          <w:tcPr>
-            <w:tcW w:type="dxa" w:w="1300"/>
-            <w:shd w:val="clear" w:color="auto" w:fill="F2F2F2"/>
-          </w:tcPr>
-          <w:p>
-            <w:pPr>
-              <w:spacing w:after="0" w:before="0"/>
-            </w:pPr>
-            <w:r>
-              <w:rPr>
-                <w:rFonts w:ascii="Arial" w:hAnsi="Arial"/>
-                <w:b w:val="0"/>
-                <w:sz w:val="17"/>
-              </w:rPr>
-              <w:t>Open</w:t>
-            </w:r>
-          </w:p>
-        </w:tc>
-        <w:tc>
-          <w:tcPr>
-            <w:tcW w:type="dxa" w:w="650"/>
-            <w:shd w:val="clear" w:color="auto" w:fill="F2F2F2"/>
-          </w:tcPr>
-          <w:p>
-            <w:pPr>
-              <w:spacing w:after="0" w:before="0"/>
-            </w:pPr>
-            <w:r>
-              <w:rPr>
-                <w:rFonts w:ascii="Arial" w:hAnsi="Arial"/>
-                <w:b w:val="0"/>
-                <w:sz w:val="17"/>
-              </w:rPr>
-              <w:t>20%</w:t>
-            </w:r>
-          </w:p>
-        </w:tc>
-        <w:tc>
-          <w:tcPr>
-            <w:tcW w:type="dxa" w:w="800"/>
-            <w:shd w:val="clear" w:color="auto" w:fill="F2F2F2"/>
-          </w:tcPr>
-          <w:p>
-            <w:pPr>
-              <w:spacing w:after="0" w:before="0"/>
-            </w:pPr>
-            <w:r>
-              <w:rPr>
-                <w:rFonts w:ascii="Arial" w:hAnsi="Arial"/>
-                <w:b w:val="0"/>
-                <w:sz w:val="17"/>
-              </w:rPr>
-              <w:t>0.5</w:t>
-            </w:r>
-          </w:p>
-        </w:tc>
-        <w:tc>
-          <w:tcPr>
-            <w:tcW w:type="dxa" w:w="850"/>
-            <w:shd w:val="clear" w:color="auto" w:fill="F2F2F2"/>
-          </w:tcPr>
-          <w:p>
-            <w:pPr>
-              <w:spacing w:after="0" w:before="0"/>
-            </w:pPr>
-            <w:r>
-              <w:rPr>
-                <w:rFonts w:ascii="Arial" w:hAnsi="Arial"/>
-                <w:b w:val="0"/>
-                <w:sz w:val="17"/>
-              </w:rPr>
-              <w:t>0.0%</w:t>
-            </w:r>
-          </w:p>
-        </w:tc>
-        <w:tc>
-          <w:tcPr>
-            <w:tcW w:type="dxa" w:w="950"/>
-            <w:shd w:val="clear" w:color="auto" w:fill="F2F2F2"/>
-          </w:tcPr>
-          <w:p>
-            <w:pPr>
-              <w:spacing w:after="0" w:before="0"/>
-            </w:pPr>
-            <w:r>
-              <w:rPr>
-                <w:rFonts w:ascii="Arial" w:hAnsi="Arial"/>
-                <w:b w:val="0"/>
-                <w:sz w:val="17"/>
-              </w:rPr>
-              <w:t>2.0%</w:t>
-            </w:r>
-          </w:p>
-        </w:tc>
-        <w:tc>
-          <w:tcPr>
-            <w:tcW w:type="dxa" w:w="900"/>
-            <w:shd w:val="clear" w:color="auto" w:fill="F2F2F2"/>
-          </w:tcPr>
-          <w:p>
-            <w:pPr>
-              <w:spacing w:after="0" w:before="0"/>
-            </w:pPr>
-            <w:r>
-              <w:rPr>
-                <w:rFonts w:ascii="Arial" w:hAnsi="Arial"/>
-                <w:b w:val="0"/>
-                <w:sz w:val="17"/>
-              </w:rPr>
-              <w:t>0.5%</w:t>
-            </w:r>
-          </w:p>
-        </w:tc>
-        <w:tc>
-          <w:tcPr>
-            <w:tcW w:type="dxa" w:w="900"/>
-            <w:shd w:val="clear" w:color="auto" w:fill="F2F2F2"/>
-          </w:tcPr>
-          <w:p>
-            <w:pPr>
-              <w:spacing w:after="0" w:before="0"/>
-            </w:pPr>
-            <w:r>
-              <w:rPr>
-                <w:rFonts w:ascii="Arial" w:hAnsi="Arial"/>
-                <w:b w:val="0"/>
-                <w:sz w:val="17"/>
-              </w:rPr>
-              <w:t>0.0%</w:t>
-            </w:r>
-          </w:p>
-        </w:tc>
-        <w:tc>
-          <w:tcPr>
-            <w:tcW w:type="dxa" w:w="676"/>
-            <w:shd w:val="clear" w:color="auto" w:fill="F2F2F2"/>
-          </w:tcPr>
-          <w:p>
-            <w:pPr>
-              <w:spacing w:after="0" w:before="0"/>
-            </w:pPr>
-            <w:r>
-              <w:rPr>
-                <w:rFonts w:ascii="Arial" w:hAnsi="Arial"/>
-                <w:b w:val="0"/>
-                <w:sz w:val="17"/>
-              </w:rPr>
-              <w:t>30</w:t>
-            </w:r>
-          </w:p>
-        </w:tc>
-      </w:tr>
-      <w:tr>
-        <w:tc>
-          <w:tcPr>
-            <w:tcW w:type="dxa" w:w="2000"/>
-          </w:tcPr>
-          <w:p>
-            <w:pPr>
-              <w:spacing w:after="0" w:before="0"/>
-            </w:pPr>
-            <w:r>
-              <w:rPr>
-                <w:rFonts w:ascii="Arial" w:hAnsi="Arial"/>
-                <w:b w:val="0"/>
-                <w:sz w:val="17"/>
-              </w:rPr>
-              <w:t>Single-port thoracic surgery (lung and mediastinal resection)</w:t>
-            </w:r>
-          </w:p>
-        </w:tc>
-        <w:tc>
-          <w:tcPr>
-            <w:tcW w:type="dxa" w:w="1300"/>
-          </w:tcPr>
-          <w:p>
-            <w:pPr>
-              <w:spacing w:after="0" w:before="0"/>
-            </w:pPr>
-            <w:r>
-              <w:rPr>
-                <w:rFonts w:ascii="Arial" w:hAnsi="Arial"/>
-                <w:b w:val="0"/>
-                <w:sz w:val="17"/>
-              </w:rPr>
-              <w:t>Conventional minimal access</w:t>
-            </w:r>
-          </w:p>
-        </w:tc>
-        <w:tc>
-          <w:tcPr>
-            <w:tcW w:type="dxa" w:w="650"/>
-          </w:tcPr>
-          <w:p>
-            <w:pPr>
-              <w:spacing w:after="0" w:before="0"/>
-            </w:pPr>
-            <w:r>
-              <w:rPr>
-                <w:rFonts w:ascii="Arial" w:hAnsi="Arial"/>
-                <w:b w:val="0"/>
-                <w:sz w:val="17"/>
-              </w:rPr>
-              <w:t>80%</w:t>
-            </w:r>
-          </w:p>
-        </w:tc>
-        <w:tc>
-          <w:tcPr>
-            <w:tcW w:type="dxa" w:w="800"/>
-          </w:tcPr>
-          <w:p>
-            <w:pPr>
-              <w:spacing w:after="0" w:before="0"/>
-            </w:pPr>
-            <w:r>
-              <w:rPr>
-                <w:rFonts w:ascii="Arial" w:hAnsi="Arial"/>
-                <w:b w:val="0"/>
-                <w:sz w:val="17"/>
-              </w:rPr>
-              <w:t>0.3</w:t>
-            </w:r>
-          </w:p>
-        </w:tc>
-        <w:tc>
-          <w:tcPr>
-            <w:tcW w:type="dxa" w:w="850"/>
-          </w:tcPr>
-          <w:p>
-            <w:pPr>
-              <w:spacing w:after="0" w:before="0"/>
-            </w:pPr>
-            <w:r>
-              <w:rPr>
-                <w:rFonts w:ascii="Arial" w:hAnsi="Arial"/>
-                <w:b w:val="0"/>
-                <w:sz w:val="17"/>
-              </w:rPr>
-              <w:t>1.0%</w:t>
-            </w:r>
-          </w:p>
-        </w:tc>
-        <w:tc>
-          <w:tcPr>
-            <w:tcW w:type="dxa" w:w="950"/>
-          </w:tcPr>
-          <w:p>
-            <w:pPr>
-              <w:spacing w:after="0" w:before="0"/>
-            </w:pPr>
-            <w:r>
-              <w:rPr>
-                <w:rFonts w:ascii="Arial" w:hAnsi="Arial"/>
-                <w:b w:val="0"/>
-                <w:sz w:val="17"/>
-              </w:rPr>
-              <w:t>0.0%</w:t>
-            </w:r>
-          </w:p>
-        </w:tc>
-        <w:tc>
-          <w:tcPr>
-            <w:tcW w:type="dxa" w:w="900"/>
-          </w:tcPr>
-          <w:p>
-            <w:pPr>
-              <w:spacing w:after="0" w:before="0"/>
-            </w:pPr>
-            <w:r>
-              <w:rPr>
-                <w:rFonts w:ascii="Arial" w:hAnsi="Arial"/>
-                <w:b w:val="0"/>
-                <w:sz w:val="17"/>
-              </w:rPr>
-              <w:t>0.0%</w:t>
-            </w:r>
-          </w:p>
-        </w:tc>
-        <w:tc>
-          <w:tcPr>
-            <w:tcW w:type="dxa" w:w="900"/>
-          </w:tcPr>
-          <w:p>
-            <w:pPr>
-              <w:spacing w:after="0" w:before="0"/>
-            </w:pPr>
-            <w:r>
-              <w:rPr>
-                <w:rFonts w:ascii="Arial" w:hAnsi="Arial"/>
-                <w:b w:val="0"/>
-                <w:sz w:val="17"/>
-              </w:rPr>
-              <w:t>0.0%</w:t>
-            </w:r>
-          </w:p>
-        </w:tc>
-        <w:tc>
-          <w:tcPr>
-            <w:tcW w:type="dxa" w:w="676"/>
-          </w:tcPr>
-          <w:p>
-            <w:pPr>
-              <w:spacing w:after="0" w:before="0"/>
-            </w:pPr>
-            <w:r>
-              <w:rPr>
-                <w:rFonts w:ascii="Arial" w:hAnsi="Arial"/>
-                <w:b w:val="0"/>
-                <w:sz w:val="17"/>
-              </w:rPr>
-              <w:t>20</w:t>
-            </w:r>
-          </w:p>
-        </w:tc>
-      </w:tr>
-      <w:tr>
-        <w:tc>
-          <w:tcPr>
-            <w:tcW w:type="dxa" w:w="2000"/>
-            <w:shd w:val="clear" w:color="auto" w:fill="F2F2F2"/>
-          </w:tcPr>
-          <w:p>
-            <w:pPr>
-              <w:spacing w:after="0" w:before="0"/>
-            </w:pPr>
-            <w:r>
-              <w:rPr>
-                <w:rFonts w:ascii="Arial" w:hAnsi="Arial"/>
-                <w:b w:val="0"/>
-                <w:sz w:val="17"/>
-              </w:rPr>
-              <w:t>Single-port thoracic surgery (lung and mediastinal resection)</w:t>
-            </w:r>
-          </w:p>
-        </w:tc>
-        <w:tc>
-          <w:tcPr>
-            <w:tcW w:type="dxa" w:w="1300"/>
-            <w:shd w:val="clear" w:color="auto" w:fill="F2F2F2"/>
-          </w:tcPr>
-          <w:p>
-            <w:pPr>
-              <w:spacing w:after="0" w:before="0"/>
-            </w:pPr>
-            <w:r>
-              <w:rPr>
-                <w:rFonts w:ascii="Arial" w:hAnsi="Arial"/>
-                <w:b w:val="0"/>
-                <w:sz w:val="17"/>
-              </w:rPr>
-              <w:t>Open</w:t>
-            </w:r>
-          </w:p>
-        </w:tc>
-        <w:tc>
-          <w:tcPr>
-            <w:tcW w:type="dxa" w:w="650"/>
-            <w:shd w:val="clear" w:color="auto" w:fill="F2F2F2"/>
-          </w:tcPr>
-          <w:p>
-            <w:pPr>
-              <w:spacing w:after="0" w:before="0"/>
-            </w:pPr>
-            <w:r>
-              <w:rPr>
-                <w:rFonts w:ascii="Arial" w:hAnsi="Arial"/>
-                <w:b w:val="0"/>
-                <w:sz w:val="17"/>
-              </w:rPr>
-              <w:t>20%</w:t>
-            </w:r>
-          </w:p>
-        </w:tc>
-        <w:tc>
-          <w:tcPr>
-            <w:tcW w:type="dxa" w:w="800"/>
-            <w:shd w:val="clear" w:color="auto" w:fill="F2F2F2"/>
-          </w:tcPr>
-          <w:p>
-            <w:pPr>
-              <w:spacing w:after="0" w:before="0"/>
-            </w:pPr>
-            <w:r>
-              <w:rPr>
-                <w:rFonts w:ascii="Arial" w:hAnsi="Arial"/>
-                <w:b w:val="0"/>
-                <w:sz w:val="17"/>
-              </w:rPr>
-              <w:t>2.5</w:t>
-            </w:r>
-          </w:p>
-        </w:tc>
-        <w:tc>
-          <w:tcPr>
-            <w:tcW w:type="dxa" w:w="850"/>
-            <w:shd w:val="clear" w:color="auto" w:fill="F2F2F2"/>
-          </w:tcPr>
-          <w:p>
-            <w:pPr>
-              <w:spacing w:after="0" w:before="0"/>
-            </w:pPr>
-            <w:r>
-              <w:rPr>
-                <w:rFonts w:ascii="Arial" w:hAnsi="Arial"/>
-                <w:b w:val="0"/>
-                <w:sz w:val="17"/>
-              </w:rPr>
-              <w:t>0.0%</w:t>
-            </w:r>
-          </w:p>
-        </w:tc>
-        <w:tc>
-          <w:tcPr>
-            <w:tcW w:type="dxa" w:w="950"/>
-            <w:shd w:val="clear" w:color="auto" w:fill="F2F2F2"/>
-          </w:tcPr>
-          <w:p>
-            <w:pPr>
-              <w:spacing w:after="0" w:before="0"/>
-            </w:pPr>
-            <w:r>
-              <w:rPr>
-                <w:rFonts w:ascii="Arial" w:hAnsi="Arial"/>
-                <w:b w:val="0"/>
-                <w:sz w:val="17"/>
-              </w:rPr>
-              <w:t>5.0%</w:t>
-            </w:r>
-          </w:p>
-        </w:tc>
-        <w:tc>
-          <w:tcPr>
-            <w:tcW w:type="dxa" w:w="900"/>
-            <w:shd w:val="clear" w:color="auto" w:fill="F2F2F2"/>
-          </w:tcPr>
-          <w:p>
-            <w:pPr>
-              <w:spacing w:after="0" w:before="0"/>
-            </w:pPr>
-            <w:r>
-              <w:rPr>
-                <w:rFonts w:ascii="Arial" w:hAnsi="Arial"/>
-                <w:b w:val="0"/>
-                <w:sz w:val="17"/>
-              </w:rPr>
-              <w:t>0.5%</w:t>
-            </w:r>
-          </w:p>
-        </w:tc>
-        <w:tc>
-          <w:tcPr>
-            <w:tcW w:type="dxa" w:w="900"/>
-            <w:shd w:val="clear" w:color="auto" w:fill="F2F2F2"/>
-          </w:tcPr>
-          <w:p>
-            <w:pPr>
-              <w:spacing w:after="0" w:before="0"/>
-            </w:pPr>
-            <w:r>
-              <w:rPr>
-                <w:rFonts w:ascii="Arial" w:hAnsi="Arial"/>
-                <w:b w:val="0"/>
-                <w:sz w:val="17"/>
-              </w:rPr>
-              <w:t>1.0%</w:t>
-            </w:r>
-          </w:p>
-        </w:tc>
-        <w:tc>
-          <w:tcPr>
-            <w:tcW w:type="dxa" w:w="676"/>
-            <w:shd w:val="clear" w:color="auto" w:fill="F2F2F2"/>
-          </w:tcPr>
-          <w:p>
-            <w:pPr>
-              <w:spacing w:after="0" w:before="0"/>
-            </w:pPr>
-            <w:r>
-              <w:rPr>
-                <w:rFonts w:ascii="Arial" w:hAnsi="Arial"/>
-                <w:b w:val="0"/>
-                <w:sz w:val="17"/>
-              </w:rPr>
-              <w:t>0</w:t>
+              <w:t>18</w:t>
             </w:r>
           </w:p>
         </w:tc>
@@ -14451,7 +13608,7 @@
                 <w:b w:val="0"/>
                 <w:sz w:val="17"/>
               </w:rPr>
-              <w:t>Single-port radical prostatectomy</w:t>
+              <w:t>Radical prostatectomy (single-port)</w:t>
             </w:r>
           </w:p>
         </w:tc>
@@ -14487,7 +13644,7 @@
                 <w:b w:val="0"/>
                 <w:sz w:val="17"/>
               </w:rPr>
-              <w:t>Versus multi-port: shorter stay and more same-day discharge, no difference in 30-day complications (umbrella review, J Robot Surg 2026; NSQIP analysis, World J Urol 2026). Theatre time difference is a placeholder.</w:t>
+              <w:t>Versus multi-port: shorter stay and more same-day discharge, no difference in 30-day complications (umbrella review, J Robot Surg 2026; NSQIP analysis, World J Urol 2026). Theatre time difference is a placeholder. Origin: Carried over unchanged.</w:t>
             </w:r>
           </w:p>
         </w:tc>
@@ -14508,7 +13665,7 @@
                 <w:b w:val="0"/>
                 <w:sz w:val="17"/>
               </w:rPr>
-              <w:t>Single-port kidney surgery (partial nephrectomy, pyeloplasty)</w:t>
+              <w:t>Nephrectomy (partial, radical, nephroureterectomy) (single-port)</w:t>
             </w:r>
           </w:p>
         </w:tc>
@@ -14546,7 +13703,7 @@
                 <w:b w:val="0"/>
                 <w:sz w:val="17"/>
               </w:rPr>
-              <w:t>Same-day discharge 83% v 17% after partial nephrectomy in one single-surgeon series (Urology 2021); otherwise placeholders.</w:t>
+              <w:t>Same-day discharge 83% v 17% after partial nephrectomy in one single-surgeon series (Urology 2021); otherwise placeholders. Origin: Carried over from single-port kidney surgery (pyeloplasty no longer listed).</w:t>
             </w:r>
           </w:p>
         </w:tc>
@@ -14566,7 +13723,7 @@
                 <w:b w:val="0"/>
                 <w:sz w:val="17"/>
               </w:rPr>
-              <w:t>Single-port transoral surgery (head and neck)</w:t>
+              <w:t>Lobectomy and transoral surgery (single-port)</w:t>
             </w:r>
           </w:p>
         </w:tc>
@@ -14584,7 +13741,7 @@
                 <w:b w:val="0"/>
                 <w:sz w:val="17"/>
               </w:rPr>
-              <w:t>Counterfactual is transoral laser or multi-port TORS, or open access; non-surgical treatment not modelled.</w:t>
+              <w:t>Merged from single-port transoral and thoracic groups, weighted equally (40 and 40 cases).</w:t>
             </w:r>
           </w:p>
         </w:tc>
@@ -14602,122 +13759,7 @@
                 <w:b w:val="0"/>
                 <w:sz w:val="17"/>
               </w:rPr>
-              <w:t>CE marked for transoral surgery January 2024; prospective series of 47 patients with no conversions. Effect sizes are best-available estimates.</w:t>
-            </w:r>
-          </w:p>
-        </w:tc>
-      </w:tr>
-      <w:tr>
-        <w:tc>
-          <w:tcPr>
-            <w:tcW w:type="dxa" w:w="2400"/>
-            <w:shd w:val="clear" w:color="auto" w:fill="F2F2F2"/>
-          </w:tcPr>
-          <w:p>
-            <w:pPr>
-              <w:spacing w:after="0" w:before="0"/>
-            </w:pPr>
-            <w:r>
-              <w:rPr>
-                <w:rFonts w:ascii="Arial" w:hAnsi="Arial"/>
-                <w:b w:val="0"/>
-                <w:sz w:val="17"/>
-              </w:rPr>
-              <w:t>Single-port transanal surgery (local excision of rectal lesions)</w:t>
-            </w:r>
-          </w:p>
-        </w:tc>
-        <w:tc>
-          <w:tcPr>
-            <w:tcW w:type="dxa" w:w="3300"/>
-            <w:shd w:val="clear" w:color="auto" w:fill="F2F2F2"/>
-          </w:tcPr>
-          <w:p>
-            <w:pPr>
-              <w:spacing w:after="0" w:before="0"/>
-            </w:pPr>
-            <w:r>
-              <w:rPr>
-                <w:rFonts w:ascii="Arial" w:hAnsi="Arial"/>
-                <w:b w:val="0"/>
-                <w:sz w:val="17"/>
-              </w:rPr>
-              <w:t>Without the robot, most would have conventional transanal endoscopic surgery; some open transanal excision.</w:t>
-            </w:r>
-          </w:p>
-        </w:tc>
-        <w:tc>
-          <w:tcPr>
-            <w:tcW w:type="dxa" w:w="3326"/>
-            <w:shd w:val="clear" w:color="auto" w:fill="F2F2F2"/>
-          </w:tcPr>
-          <w:p>
-            <w:pPr>
-              <w:spacing w:after="0" w:before="0"/>
-            </w:pPr>
-            <w:r>
-              <w:rPr>
-                <w:rFonts w:ascii="Arial" w:hAnsi="Arial"/>
-                <w:b w:val="0"/>
-                <w:sz w:val="17"/>
-              </w:rPr>
-              <w:t>Feasibility series and preclinical work only; effect sizes are best-available estimates.</w:t>
-            </w:r>
-          </w:p>
-        </w:tc>
-      </w:tr>
-      <w:tr>
-        <w:tc>
-          <w:tcPr>
-            <w:tcW w:type="dxa" w:w="2400"/>
-          </w:tcPr>
-          <w:p>
-            <w:pPr>
-              <w:spacing w:after="0" w:before="0"/>
-            </w:pPr>
-            <w:r>
-              <w:rPr>
-                <w:rFonts w:ascii="Arial" w:hAnsi="Arial"/>
-                <w:b w:val="0"/>
-                <w:sz w:val="17"/>
-              </w:rPr>
-              <w:t>Single-port thoracic surgery (lung and mediastinal resection)</w:t>
-            </w:r>
-          </w:p>
-        </w:tc>
-        <w:tc>
-          <w:tcPr>
-            <w:tcW w:type="dxa" w:w="3300"/>
-          </w:tcPr>
-          <w:p>
-            <w:pPr>
-              <w:spacing w:after="0" w:before="0"/>
-            </w:pPr>
-            <w:r>
-              <w:rPr>
-                <w:rFonts w:ascii="Arial" w:hAnsi="Arial"/>
-                <w:b w:val="0"/>
-                <w:sz w:val="17"/>
-              </w:rPr>
-              <w:t>Most would have video-assisted thoracoscopic surgery; some open thoracotomy.</w:t>
-            </w:r>
-          </w:p>
-        </w:tc>
-        <w:tc>
-          <w:tcPr>
-            <w:tcW w:type="dxa" w:w="3326"/>
-          </w:tcPr>
-          <w:p>
-            <w:pPr>
-              <w:spacing w:after="0" w:before="0"/>
-            </w:pPr>
-            <w:r>
-              <w:rPr>
-                <w:rFonts w:ascii="Arial" w:hAnsi="Arial"/>
-                <w:b w:val="0"/>
-                <w:sz w:val="17"/>
-              </w:rPr>
-              <w:t>Early international series only; effect sizes are best-available estimates.</w:t>
+              <w:t>Early international series only; effect sizes are best-available estimates (merged, flagged). Origin: Merged from single-port transoral surgery and single-port thoracic surgery (v0.6.1).</w:t>
             </w:r>
           </w:p>
         </w:tc>
@@ -14729,7 +13771,7 @@
         <w:pStyle w:val="Heading3"/>
       </w:pPr>
       <w:r>
-        <w:t>How the theatre template maps to procedures</w:t>
+        <w:t>Procedures: complexity and cases per session</w:t>
       </w:r>
     </w:p>
     <w:p>
@@ -14739,7 +13781,7 @@
           <w:b w:val="0"/>
           <w:sz w:val="22"/>
         </w:rPr>
-        <w:t>Each session on the template has a list type and a number of major, medium and minor cases. The table shows which procedure each tier counts as, and the split where a tier covers several procedures. 'Not modelled' cases are costed but carry no 30-day benefit. Changes from the defaults are listed in Appendix C.</w:t>
+        <w:t>Each booked session on the template counts as the cases per session shown, set by the procedure's complexity (High 1, Medium 1.5, Low 3; a whole-day procedure 0.5, so one case across two sessions). Changes from the defaults are listed in Appendix C.</w:t>
       </w:r>
     </w:p>
     <w:tbl>
@@ -14759,9 +13801,12 @@
         <w:tblLayout w:type="fixed"/>
       </w:tblPr>
       <w:tblGrid>
-        <w:gridCol w:w="2600"/>
-        <w:gridCol w:w="1200"/>
-        <w:gridCol w:w="5226"/>
+        <w:gridCol w:w="1700"/>
+        <w:gridCol w:w="3200"/>
+        <w:gridCol w:w="1000"/>
+        <w:gridCol w:w="1000"/>
+        <w:gridCol w:w="800"/>
+        <w:gridCol w:w="1326"/>
       </w:tblGrid>
       <w:tr>
         <w:trPr>
@@ -14769,7 +13814,7 @@
         </w:trPr>
         <w:tc>
           <w:tcPr>
-            <w:tcW w:type="dxa" w:w="2600"/>
+            <w:tcW w:type="dxa" w:w="1700"/>
             <w:shd w:val="clear" w:color="auto" w:fill="1F3864"/>
           </w:tcPr>
           <w:p>
@@ -14784,13 +13829,13 @@
                 <w:color w:val="FFFFFF"/>
                 <w:sz w:val="17"/>
               </w:rPr>
-              <w:t>List type</w:t>
-            </w:r>
-          </w:p>
-        </w:tc>
-        <w:tc>
-          <w:tcPr>
-            <w:tcW w:type="dxa" w:w="1200"/>
+              <w:t>Specialty</w:t>
+            </w:r>
+          </w:p>
+        </w:tc>
+        <w:tc>
+          <w:tcPr>
+            <w:tcW w:type="dxa" w:w="3200"/>
             <w:shd w:val="clear" w:color="auto" w:fill="1F3864"/>
           </w:tcPr>
           <w:p>
@@ -14805,13 +13850,13 @@
                 <w:color w:val="FFFFFF"/>
                 <w:sz w:val="17"/>
               </w:rPr>
-              <w:t>Tier</w:t>
-            </w:r>
-          </w:p>
-        </w:tc>
-        <w:tc>
-          <w:tcPr>
-            <w:tcW w:type="dxa" w:w="5225"/>
+              <w:t>Procedure</w:t>
+            </w:r>
+          </w:p>
+        </w:tc>
+        <w:tc>
+          <w:tcPr>
+            <w:tcW w:type="dxa" w:w="1000"/>
             <w:shd w:val="clear" w:color="auto" w:fill="1F3864"/>
           </w:tcPr>
           <w:p>
@@ -14826,7 +13871,70 @@
                 <w:color w:val="FFFFFF"/>
                 <w:sz w:val="17"/>
               </w:rPr>
-              <w:t>Counts as</w:t>
+              <w:t>Complexity</w:t>
+            </w:r>
+          </w:p>
+        </w:tc>
+        <w:tc>
+          <w:tcPr>
+            <w:tcW w:type="dxa" w:w="1000"/>
+            <w:shd w:val="clear" w:color="auto" w:fill="1F3864"/>
+          </w:tcPr>
+          <w:p>
+            <w:pPr>
+              <w:spacing w:after="0" w:before="0"/>
+            </w:pPr>
+            <w:r/>
+            <w:r>
+              <w:rPr>
+                <w:rFonts w:ascii="Arial" w:hAnsi="Arial"/>
+                <w:b/>
+                <w:color w:val="FFFFFF"/>
+                <w:sz w:val="17"/>
+              </w:rPr>
+              <w:t>Cases per session</w:t>
+            </w:r>
+          </w:p>
+        </w:tc>
+        <w:tc>
+          <w:tcPr>
+            <w:tcW w:type="dxa" w:w="800"/>
+            <w:shd w:val="clear" w:color="auto" w:fill="1F3864"/>
+          </w:tcPr>
+          <w:p>
+            <w:pPr>
+              <w:spacing w:after="0" w:before="0"/>
+            </w:pPr>
+            <w:r/>
+            <w:r>
+              <w:rPr>
+                <w:rFonts w:ascii="Arial" w:hAnsi="Arial"/>
+                <w:b/>
+                <w:color w:val="FFFFFF"/>
+                <w:sz w:val="17"/>
+              </w:rPr>
+              <w:t>Whole day</w:t>
+            </w:r>
+          </w:p>
+        </w:tc>
+        <w:tc>
+          <w:tcPr>
+            <w:tcW w:type="dxa" w:w="1326"/>
+            <w:shd w:val="clear" w:color="auto" w:fill="1F3864"/>
+          </w:tcPr>
+          <w:p>
+            <w:pPr>
+              <w:spacing w:after="0" w:before="0"/>
+            </w:pPr>
+            <w:r/>
+            <w:r>
+              <w:rPr>
+                <w:rFonts w:ascii="Arial" w:hAnsi="Arial"/>
+                <w:b/>
+                <w:color w:val="FFFFFF"/>
+                <w:sz w:val="17"/>
+              </w:rPr>
+              <w:t>30-day benefit</w:t>
             </w:r>
           </w:p>
         </w:tc>
@@ -14834,55 +13942,109 @@
       <w:tr>
         <w:tc>
           <w:tcPr>
-            <w:tcW w:type="dxa" w:w="2600"/>
-          </w:tcPr>
-          <w:p>
-            <w:pPr>
-              <w:spacing w:after="0" w:before="0"/>
-            </w:pPr>
-            <w:r>
-              <w:rPr>
-                <w:rFonts w:ascii="Arial" w:hAnsi="Arial"/>
-                <w:b w:val="0"/>
-                <w:sz w:val="17"/>
-              </w:rPr>
-              <w:t>Urology: prostate (single-port)</w:t>
-            </w:r>
-          </w:p>
-        </w:tc>
-        <w:tc>
-          <w:tcPr>
-            <w:tcW w:type="dxa" w:w="1200"/>
-          </w:tcPr>
-          <w:p>
-            <w:pPr>
-              <w:spacing w:after="0" w:before="0"/>
-            </w:pPr>
-            <w:r>
-              <w:rPr>
-                <w:rFonts w:ascii="Arial" w:hAnsi="Arial"/>
-                <w:b w:val="0"/>
-                <w:sz w:val="17"/>
-              </w:rPr>
-              <w:t>Medium</w:t>
-            </w:r>
-          </w:p>
-        </w:tc>
-        <w:tc>
-          <w:tcPr>
-            <w:tcW w:type="dxa" w:w="5225"/>
-          </w:tcPr>
-          <w:p>
-            <w:pPr>
-              <w:spacing w:after="0" w:before="0"/>
-            </w:pPr>
-            <w:r>
-              <w:rPr>
-                <w:rFonts w:ascii="Arial" w:hAnsi="Arial"/>
-                <w:b w:val="0"/>
-                <w:sz w:val="17"/>
-              </w:rPr>
-              <w:t>Single-port radical prostatectomy 100%</w:t>
+            <w:tcW w:type="dxa" w:w="1700"/>
+          </w:tcPr>
+          <w:p>
+            <w:pPr>
+              <w:spacing w:after="0" w:before="0"/>
+            </w:pPr>
+            <w:r>
+              <w:rPr>
+                <w:rFonts w:ascii="Arial" w:hAnsi="Arial"/>
+                <w:b w:val="0"/>
+                <w:sz w:val="17"/>
+              </w:rPr>
+              <w:t>Thoracic and head and neck</w:t>
+            </w:r>
+          </w:p>
+        </w:tc>
+        <w:tc>
+          <w:tcPr>
+            <w:tcW w:type="dxa" w:w="3200"/>
+          </w:tcPr>
+          <w:p>
+            <w:pPr>
+              <w:spacing w:after="0" w:before="0"/>
+            </w:pPr>
+            <w:r>
+              <w:rPr>
+                <w:rFonts w:ascii="Arial" w:hAnsi="Arial"/>
+                <w:b w:val="0"/>
+                <w:sz w:val="17"/>
+              </w:rPr>
+              <w:t>Lobectomy and transoral surgery (single-port)</w:t>
+            </w:r>
+          </w:p>
+        </w:tc>
+        <w:tc>
+          <w:tcPr>
+            <w:tcW w:type="dxa" w:w="1000"/>
+          </w:tcPr>
+          <w:p>
+            <w:pPr>
+              <w:spacing w:after="0" w:before="0"/>
+            </w:pPr>
+            <w:r>
+              <w:rPr>
+                <w:rFonts w:ascii="Arial" w:hAnsi="Arial"/>
+                <w:b w:val="0"/>
+                <w:sz w:val="17"/>
+              </w:rPr>
+              <w:t>High</w:t>
+            </w:r>
+          </w:p>
+        </w:tc>
+        <w:tc>
+          <w:tcPr>
+            <w:tcW w:type="dxa" w:w="1000"/>
+          </w:tcPr>
+          <w:p>
+            <w:pPr>
+              <w:spacing w:after="0" w:before="0"/>
+            </w:pPr>
+            <w:r>
+              <w:rPr>
+                <w:rFonts w:ascii="Arial" w:hAnsi="Arial"/>
+                <w:b w:val="0"/>
+                <w:sz w:val="17"/>
+              </w:rPr>
+              <w:t>1</w:t>
+            </w:r>
+          </w:p>
+        </w:tc>
+        <w:tc>
+          <w:tcPr>
+            <w:tcW w:type="dxa" w:w="800"/>
+          </w:tcPr>
+          <w:p>
+            <w:pPr>
+              <w:spacing w:after="0" w:before="0"/>
+            </w:pPr>
+            <w:r>
+              <w:rPr>
+                <w:rFonts w:ascii="Arial" w:hAnsi="Arial"/>
+                <w:b w:val="0"/>
+                <w:sz w:val="17"/>
+              </w:rPr>
+              <w:t>No</w:t>
+            </w:r>
+          </w:p>
+        </w:tc>
+        <w:tc>
+          <w:tcPr>
+            <w:tcW w:type="dxa" w:w="1326"/>
+          </w:tcPr>
+          <w:p>
+            <w:pPr>
+              <w:spacing w:after="0" w:before="0"/>
+            </w:pPr>
+            <w:r>
+              <w:rPr>
+                <w:rFonts w:ascii="Arial" w:hAnsi="Arial"/>
+                <w:b w:val="0"/>
+                <w:sz w:val="17"/>
+              </w:rPr>
+              <w:t>Modelled</w:t>
             </w:r>
           </w:p>
         </w:tc>
@@ -14890,7 +14052,7 @@
       <w:tr>
         <w:tc>
           <w:tcPr>
-            <w:tcW w:type="dxa" w:w="2600"/>
+            <w:tcW w:type="dxa" w:w="1700"/>
             <w:shd w:val="clear" w:color="auto" w:fill="F2F2F2"/>
           </w:tcPr>
           <w:p>
@@ -14903,13 +14065,13 @@
                 <w:b w:val="0"/>
                 <w:sz w:val="17"/>
               </w:rPr>
-              <w:t>Urology: kidney (single-port)</w:t>
-            </w:r>
-          </w:p>
-        </w:tc>
-        <w:tc>
-          <w:tcPr>
-            <w:tcW w:type="dxa" w:w="1200"/>
+              <w:t>Urology</w:t>
+            </w:r>
+          </w:p>
+        </w:tc>
+        <w:tc>
+          <w:tcPr>
+            <w:tcW w:type="dxa" w:w="3200"/>
             <w:shd w:val="clear" w:color="auto" w:fill="F2F2F2"/>
           </w:tcPr>
           <w:p>
@@ -14922,13 +14084,32 @@
                 <w:b w:val="0"/>
                 <w:sz w:val="17"/>
               </w:rPr>
+              <w:t>Nephrectomy (partial, radical, nephroureterectomy) (single-port)</w:t>
+            </w:r>
+          </w:p>
+        </w:tc>
+        <w:tc>
+          <w:tcPr>
+            <w:tcW w:type="dxa" w:w="1000"/>
+            <w:shd w:val="clear" w:color="auto" w:fill="F2F2F2"/>
+          </w:tcPr>
+          <w:p>
+            <w:pPr>
+              <w:spacing w:after="0" w:before="0"/>
+            </w:pPr>
+            <w:r>
+              <w:rPr>
+                <w:rFonts w:ascii="Arial" w:hAnsi="Arial"/>
+                <w:b w:val="0"/>
+                <w:sz w:val="17"/>
+              </w:rPr>
               <w:t>Medium</w:t>
             </w:r>
           </w:p>
         </w:tc>
         <w:tc>
           <w:tcPr>
-            <w:tcW w:type="dxa" w:w="5225"/>
+            <w:tcW w:type="dxa" w:w="1000"/>
             <w:shd w:val="clear" w:color="auto" w:fill="F2F2F2"/>
           </w:tcPr>
           <w:p>
@@ -14941,7 +14122,45 @@
                 <w:b w:val="0"/>
                 <w:sz w:val="17"/>
               </w:rPr>
-              <w:t>Single-port kidney surgery (partial nephrectomy, pyeloplasty) 100%</w:t>
+              <w:t>1.5</w:t>
+            </w:r>
+          </w:p>
+        </w:tc>
+        <w:tc>
+          <w:tcPr>
+            <w:tcW w:type="dxa" w:w="800"/>
+            <w:shd w:val="clear" w:color="auto" w:fill="F2F2F2"/>
+          </w:tcPr>
+          <w:p>
+            <w:pPr>
+              <w:spacing w:after="0" w:before="0"/>
+            </w:pPr>
+            <w:r>
+              <w:rPr>
+                <w:rFonts w:ascii="Arial" w:hAnsi="Arial"/>
+                <w:b w:val="0"/>
+                <w:sz w:val="17"/>
+              </w:rPr>
+              <w:t>No</w:t>
+            </w:r>
+          </w:p>
+        </w:tc>
+        <w:tc>
+          <w:tcPr>
+            <w:tcW w:type="dxa" w:w="1326"/>
+            <w:shd w:val="clear" w:color="auto" w:fill="F2F2F2"/>
+          </w:tcPr>
+          <w:p>
+            <w:pPr>
+              <w:spacing w:after="0" w:before="0"/>
+            </w:pPr>
+            <w:r>
+              <w:rPr>
+                <w:rFonts w:ascii="Arial" w:hAnsi="Arial"/>
+                <w:b w:val="0"/>
+                <w:sz w:val="17"/>
+              </w:rPr>
+              <w:t>Modelled</w:t>
             </w:r>
           </w:p>
         </w:tc>
@@ -14949,221 +14168,109 @@
       <w:tr>
         <w:tc>
           <w:tcPr>
-            <w:tcW w:type="dxa" w:w="2600"/>
-          </w:tcPr>
-          <w:p>
-            <w:pPr>
-              <w:spacing w:after="0" w:before="0"/>
-            </w:pPr>
-            <w:r>
-              <w:rPr>
-                <w:rFonts w:ascii="Arial" w:hAnsi="Arial"/>
-                <w:b w:val="0"/>
-                <w:sz w:val="17"/>
-              </w:rPr>
-              <w:t>Head and neck: transoral (single-port)</w:t>
-            </w:r>
-          </w:p>
-        </w:tc>
-        <w:tc>
-          <w:tcPr>
-            <w:tcW w:type="dxa" w:w="1200"/>
-          </w:tcPr>
-          <w:p>
-            <w:pPr>
-              <w:spacing w:after="0" w:before="0"/>
-            </w:pPr>
-            <w:r>
-              <w:rPr>
-                <w:rFonts w:ascii="Arial" w:hAnsi="Arial"/>
-                <w:b w:val="0"/>
-                <w:sz w:val="17"/>
-              </w:rPr>
-              <w:t>Major</w:t>
-            </w:r>
-          </w:p>
-        </w:tc>
-        <w:tc>
-          <w:tcPr>
-            <w:tcW w:type="dxa" w:w="5225"/>
-          </w:tcPr>
-          <w:p>
-            <w:pPr>
-              <w:spacing w:after="0" w:before="0"/>
-            </w:pPr>
-            <w:r>
-              <w:rPr>
-                <w:rFonts w:ascii="Arial" w:hAnsi="Arial"/>
-                <w:b w:val="0"/>
-                <w:sz w:val="17"/>
-              </w:rPr>
-              <w:t>Single-port transoral surgery (head and neck) 100%</w:t>
-            </w:r>
-          </w:p>
-        </w:tc>
-      </w:tr>
-      <w:tr>
-        <w:tc>
-          <w:tcPr>
-            <w:tcW w:type="dxa" w:w="2600"/>
-            <w:shd w:val="clear" w:color="auto" w:fill="F2F2F2"/>
-          </w:tcPr>
-          <w:p>
-            <w:pPr>
-              <w:spacing w:after="0" w:before="0"/>
-            </w:pPr>
-            <w:r>
-              <w:rPr>
-                <w:rFonts w:ascii="Arial" w:hAnsi="Arial"/>
-                <w:b w:val="0"/>
-                <w:sz w:val="17"/>
-              </w:rPr>
-              <w:t>Colorectal: transanal (single-port)</w:t>
-            </w:r>
-          </w:p>
-        </w:tc>
-        <w:tc>
-          <w:tcPr>
-            <w:tcW w:type="dxa" w:w="1200"/>
-            <w:shd w:val="clear" w:color="auto" w:fill="F2F2F2"/>
-          </w:tcPr>
-          <w:p>
-            <w:pPr>
-              <w:spacing w:after="0" w:before="0"/>
-            </w:pPr>
-            <w:r>
-              <w:rPr>
-                <w:rFonts w:ascii="Arial" w:hAnsi="Arial"/>
-                <w:b w:val="0"/>
-                <w:sz w:val="17"/>
-              </w:rPr>
-              <w:t>Minor</w:t>
-            </w:r>
-          </w:p>
-        </w:tc>
-        <w:tc>
-          <w:tcPr>
-            <w:tcW w:type="dxa" w:w="5225"/>
-            <w:shd w:val="clear" w:color="auto" w:fill="F2F2F2"/>
-          </w:tcPr>
-          <w:p>
-            <w:pPr>
-              <w:spacing w:after="0" w:before="0"/>
-            </w:pPr>
-            <w:r>
-              <w:rPr>
-                <w:rFonts w:ascii="Arial" w:hAnsi="Arial"/>
-                <w:b w:val="0"/>
-                <w:sz w:val="17"/>
-              </w:rPr>
-              <w:t>Single-port transanal surgery (local excision of rectal lesions) 100%</w:t>
-            </w:r>
-          </w:p>
-        </w:tc>
-      </w:tr>
-      <w:tr>
-        <w:tc>
-          <w:tcPr>
-            <w:tcW w:type="dxa" w:w="2600"/>
-          </w:tcPr>
-          <w:p>
-            <w:pPr>
-              <w:spacing w:after="0" w:before="0"/>
-            </w:pPr>
-            <w:r>
-              <w:rPr>
-                <w:rFonts w:ascii="Arial" w:hAnsi="Arial"/>
-                <w:b w:val="0"/>
-                <w:sz w:val="17"/>
-              </w:rPr>
-              <w:t>Thoracic (single-port)</w:t>
-            </w:r>
-          </w:p>
-        </w:tc>
-        <w:tc>
-          <w:tcPr>
-            <w:tcW w:type="dxa" w:w="1200"/>
-          </w:tcPr>
-          <w:p>
-            <w:pPr>
-              <w:spacing w:after="0" w:before="0"/>
-            </w:pPr>
-            <w:r>
-              <w:rPr>
-                <w:rFonts w:ascii="Arial" w:hAnsi="Arial"/>
-                <w:b w:val="0"/>
-                <w:sz w:val="17"/>
-              </w:rPr>
-              <w:t>Major</w:t>
-            </w:r>
-          </w:p>
-        </w:tc>
-        <w:tc>
-          <w:tcPr>
-            <w:tcW w:type="dxa" w:w="5225"/>
-          </w:tcPr>
-          <w:p>
-            <w:pPr>
-              <w:spacing w:after="0" w:before="0"/>
-            </w:pPr>
-            <w:r>
-              <w:rPr>
-                <w:rFonts w:ascii="Arial" w:hAnsi="Arial"/>
-                <w:b w:val="0"/>
-                <w:sz w:val="17"/>
-              </w:rPr>
-              <w:t>Single-port thoracic surgery (lung and mediastinal resection) 100%</w:t>
-            </w:r>
-          </w:p>
-        </w:tc>
-      </w:tr>
-      <w:tr>
-        <w:tc>
-          <w:tcPr>
-            <w:tcW w:type="dxa" w:w="2600"/>
-            <w:shd w:val="clear" w:color="auto" w:fill="F2F2F2"/>
-          </w:tcPr>
-          <w:p>
-            <w:pPr>
-              <w:spacing w:after="0" w:before="0"/>
-            </w:pPr>
-            <w:r>
-              <w:rPr>
-                <w:rFonts w:ascii="Arial" w:hAnsi="Arial"/>
-                <w:b w:val="0"/>
-                <w:sz w:val="17"/>
-              </w:rPr>
-              <w:t>Any other list type or tier</w:t>
-            </w:r>
-          </w:p>
-        </w:tc>
-        <w:tc>
-          <w:tcPr>
-            <w:tcW w:type="dxa" w:w="1200"/>
-            <w:shd w:val="clear" w:color="auto" w:fill="F2F2F2"/>
-          </w:tcPr>
-          <w:p>
-            <w:pPr>
-              <w:spacing w:after="0" w:before="0"/>
-            </w:pPr>
-          </w:p>
-        </w:tc>
-        <w:tc>
-          <w:tcPr>
-            <w:tcW w:type="dxa" w:w="5225"/>
-            <w:shd w:val="clear" w:color="auto" w:fill="F2F2F2"/>
-          </w:tcPr>
-          <w:p>
-            <w:pPr>
-              <w:spacing w:after="0" w:before="0"/>
-            </w:pPr>
-            <w:r>
-              <w:rPr>
-                <w:rFonts w:ascii="Arial" w:hAnsi="Arial"/>
-                <w:b w:val="0"/>
-                <w:sz w:val="17"/>
-              </w:rPr>
-              <w:t>Not modelled</w:t>
+            <w:tcW w:type="dxa" w:w="1700"/>
+          </w:tcPr>
+          <w:p>
+            <w:pPr>
+              <w:spacing w:after="0" w:before="0"/>
+            </w:pPr>
+            <w:r>
+              <w:rPr>
+                <w:rFonts w:ascii="Arial" w:hAnsi="Arial"/>
+                <w:b w:val="0"/>
+                <w:sz w:val="17"/>
+              </w:rPr>
+              <w:t>Urology</w:t>
+            </w:r>
+          </w:p>
+        </w:tc>
+        <w:tc>
+          <w:tcPr>
+            <w:tcW w:type="dxa" w:w="3200"/>
+          </w:tcPr>
+          <w:p>
+            <w:pPr>
+              <w:spacing w:after="0" w:before="0"/>
+            </w:pPr>
+            <w:r>
+              <w:rPr>
+                <w:rFonts w:ascii="Arial" w:hAnsi="Arial"/>
+                <w:b w:val="0"/>
+                <w:sz w:val="17"/>
+              </w:rPr>
+              <w:t>Radical prostatectomy (single-port)</w:t>
+            </w:r>
+          </w:p>
+        </w:tc>
+        <w:tc>
+          <w:tcPr>
+            <w:tcW w:type="dxa" w:w="1000"/>
+          </w:tcPr>
+          <w:p>
+            <w:pPr>
+              <w:spacing w:after="0" w:before="0"/>
+            </w:pPr>
+            <w:r>
+              <w:rPr>
+                <w:rFonts w:ascii="Arial" w:hAnsi="Arial"/>
+                <w:b w:val="0"/>
+                <w:sz w:val="17"/>
+              </w:rPr>
+              <w:t>High</w:t>
+            </w:r>
+          </w:p>
+        </w:tc>
+        <w:tc>
+          <w:tcPr>
+            <w:tcW w:type="dxa" w:w="1000"/>
+          </w:tcPr>
+          <w:p>
+            <w:pPr>
+              <w:spacing w:after="0" w:before="0"/>
+            </w:pPr>
+            <w:r>
+              <w:rPr>
+                <w:rFonts w:ascii="Arial" w:hAnsi="Arial"/>
+                <w:b w:val="0"/>
+                <w:sz w:val="17"/>
+              </w:rPr>
+              <w:t>1</w:t>
+            </w:r>
+          </w:p>
+        </w:tc>
+        <w:tc>
+          <w:tcPr>
+            <w:tcW w:type="dxa" w:w="800"/>
+          </w:tcPr>
+          <w:p>
+            <w:pPr>
+              <w:spacing w:after="0" w:before="0"/>
+            </w:pPr>
+            <w:r>
+              <w:rPr>
+                <w:rFonts w:ascii="Arial" w:hAnsi="Arial"/>
+                <w:b w:val="0"/>
+                <w:sz w:val="17"/>
+              </w:rPr>
+              <w:t>No</w:t>
+            </w:r>
+          </w:p>
+        </w:tc>
+        <w:tc>
+          <w:tcPr>
+            <w:tcW w:type="dxa" w:w="1326"/>
+          </w:tcPr>
+          <w:p>
+            <w:pPr>
+              <w:spacing w:after="0" w:before="0"/>
+            </w:pPr>
+            <w:r>
+              <w:rPr>
+                <w:rFonts w:ascii="Arial" w:hAnsi="Arial"/>
+                <w:b w:val="0"/>
+                <w:sz w:val="17"/>
+              </w:rPr>
+              <w:t>Modelled</w:t>
             </w:r>
           </w:p>
         </w:tc>
@@ -15282,7 +14389,7 @@
                 <w:b w:val="0"/>
                 <w:sz w:val="17"/>
               </w:rPr>
-              <w:t>Single-port radical prostatectomy</w:t>
+              <w:t>Radical prostatectomy (single-port)</w:t>
             </w:r>
           </w:p>
         </w:tc>
@@ -15339,7 +14446,7 @@
                 <w:b w:val="0"/>
                 <w:sz w:val="17"/>
               </w:rPr>
-              <w:t>Single-port kidney surgery (partial nephrectomy, pyeloplasty)</w:t>
+              <w:t>Nephrectomy (partial, radical, nephroureterectomy) (single-port)</w:t>
             </w:r>
           </w:p>
         </w:tc>
@@ -15397,122 +14504,7 @@
                 <w:b w:val="0"/>
                 <w:sz w:val="17"/>
               </w:rPr>
-              <w:t>Single-port transoral surgery (head and neck)</w:t>
-            </w:r>
-          </w:p>
-        </w:tc>
-        <w:tc>
-          <w:tcPr>
-            <w:tcW w:type="dxa" w:w="1600"/>
-          </w:tcPr>
-          <w:p>
-            <w:pPr>
-              <w:spacing w:after="0" w:before="0"/>
-            </w:pPr>
-            <w:r>
-              <w:rPr>
-                <w:rFonts w:ascii="Arial" w:hAnsi="Arial"/>
-                <w:b w:val="0"/>
-                <w:sz w:val="17"/>
-              </w:rPr>
-              <w:t>£0</w:t>
-            </w:r>
-          </w:p>
-        </w:tc>
-        <w:tc>
-          <w:tcPr>
-            <w:tcW w:type="dxa" w:w="4425"/>
-          </w:tcPr>
-          <w:p>
-            <w:pPr>
-              <w:spacing w:after="0" w:before="0"/>
-            </w:pPr>
-            <w:r>
-              <w:rPr>
-                <w:rFonts w:ascii="Arial" w:hAnsi="Arial"/>
-                <w:b w:val="0"/>
-                <w:sz w:val="17"/>
-              </w:rPr>
-              <w:t>No robotic price difference identified: £0.</w:t>
-            </w:r>
-          </w:p>
-        </w:tc>
-      </w:tr>
-      <w:tr>
-        <w:tc>
-          <w:tcPr>
-            <w:tcW w:type="dxa" w:w="3000"/>
-            <w:shd w:val="clear" w:color="auto" w:fill="F2F2F2"/>
-          </w:tcPr>
-          <w:p>
-            <w:pPr>
-              <w:spacing w:after="0" w:before="0"/>
-            </w:pPr>
-            <w:r>
-              <w:rPr>
-                <w:rFonts w:ascii="Arial" w:hAnsi="Arial"/>
-                <w:b w:val="0"/>
-                <w:sz w:val="17"/>
-              </w:rPr>
-              <w:t>Single-port transanal surgery (local excision of rectal lesions)</w:t>
-            </w:r>
-          </w:p>
-        </w:tc>
-        <w:tc>
-          <w:tcPr>
-            <w:tcW w:type="dxa" w:w="1600"/>
-            <w:shd w:val="clear" w:color="auto" w:fill="F2F2F2"/>
-          </w:tcPr>
-          <w:p>
-            <w:pPr>
-              <w:spacing w:after="0" w:before="0"/>
-            </w:pPr>
-            <w:r>
-              <w:rPr>
-                <w:rFonts w:ascii="Arial" w:hAnsi="Arial"/>
-                <w:b w:val="0"/>
-                <w:sz w:val="17"/>
-              </w:rPr>
-              <w:t>£0</w:t>
-            </w:r>
-          </w:p>
-        </w:tc>
-        <w:tc>
-          <w:tcPr>
-            <w:tcW w:type="dxa" w:w="4425"/>
-            <w:shd w:val="clear" w:color="auto" w:fill="F2F2F2"/>
-          </w:tcPr>
-          <w:p>
-            <w:pPr>
-              <w:spacing w:after="0" w:before="0"/>
-            </w:pPr>
-            <w:r>
-              <w:rPr>
-                <w:rFonts w:ascii="Arial" w:hAnsi="Arial"/>
-                <w:b w:val="0"/>
-                <w:sz w:val="17"/>
-              </w:rPr>
-              <w:t>No robotic price difference identified: £0.</w:t>
-            </w:r>
-          </w:p>
-        </w:tc>
-      </w:tr>
-      <w:tr>
-        <w:tc>
-          <w:tcPr>
-            <w:tcW w:type="dxa" w:w="3000"/>
-          </w:tcPr>
-          <w:p>
-            <w:pPr>
-              <w:spacing w:after="0" w:before="0"/>
-            </w:pPr>
-            <w:r>
-              <w:rPr>
-                <w:rFonts w:ascii="Arial" w:hAnsi="Arial"/>
-                <w:b w:val="0"/>
-                <w:sz w:val="17"/>
-              </w:rPr>
-              <w:t>Single-port thoracic surgery (lung and mediastinal resection)</w:t>
+              <w:t>Lobectomy and transoral surgery (single-port)</w:t>
             </w:r>
           </w:p>
         </w:tc>
@@ -16706,7 +15698,7 @@
           <w:b w:val="0"/>
           <w:sz w:val="22"/>
         </w:rPr>
-        <w:t>Engine version 0.6.1. The calculation engine is covered by an automated test suite including hand-calculated cases and an independent re-calculation of all cost avoided.</w:t>
+        <w:t>Engine version 0.7.0. The calculation engine is covered by an automated test suite including hand-calculated cases and an independent re-calculation of all cost avoided.</w:t>
       </w:r>
     </w:p>
     <w:p>
@@ -16750,7 +15742,7 @@
           <w:b w:val="0"/>
           <w:sz w:val="22"/>
         </w:rPr>
-        <w:t>Single-port transanal surgery (local excision of rectal lesions): the template schedules 68 cases a year but demand is 50, so its lists would be only 74% full.</w:t>
+        <w:t>Booked utilisation 72% is below the 75% threshold: consider fewer robots or more specialties.</w:t>
       </w:r>
     </w:p>
     <w:p>
@@ -16763,20 +15755,7 @@
           <w:b w:val="0"/>
           <w:sz w:val="22"/>
         </w:rPr>
-        <w:t>Booked utilisation 67% is below the 75% threshold: consider fewer robots or more specialties.</w:t>
-      </w:r>
-    </w:p>
-    <w:p>
-      <w:pPr>
-        <w:pStyle w:val="ListBullet"/>
-      </w:pPr>
-      <w:r>
-        <w:rPr>
-          <w:rFonts w:ascii="Arial" w:hAnsi="Arial"/>
-          <w:b w:val="0"/>
-          <w:sz w:val="22"/>
-        </w:rPr>
-        <w:t>6 open sessions per fortnight left unbooked on the template.</w:t>
+        <w:t>5 open sessions per fortnight left unbooked on the template.</w:t>
       </w:r>
     </w:p>
     <w:p>
@@ -16794,7 +15773,7 @@
           <w:b w:val="0"/>
           <w:sz w:val="22"/>
         </w:rPr>
-        <w:t>Every input the case depends on, with its source, evidence grade, status and the person who must sign it off. 10 assumption; 1 partly sourced; 25 placeholder; 2 sourced; 6 trust input. No entry has yet been reviewed by the relevant specialty.</w:t>
+        <w:t>Every input the case depends on, with its source, evidence grade, status and the person who must sign it off. 8 assumption; 3 clinical lead input; 1 flagged for review; 1 partly sourced; 23 placeholder; 2 sourced; 1 trust input. No entry has yet been reviewed by the relevant specialty. The full register, one row per procedure and assumption, is available as an Excel file from the tool.</w:t>
       </w:r>
     </w:p>
     <w:tbl>
@@ -16945,7 +15924,7 @@
                 <w:b w:val="0"/>
                 <w:sz w:val="17"/>
               </w:rPr>
-              <w:t>Single-port radical prostatectomy: annual demand (robotic cases)</w:t>
+              <w:t>Radical prostatectomy (single-port): annual demand</w:t>
             </w:r>
           </w:p>
         </w:tc>
@@ -16981,7 +15960,7 @@
                 <w:b w:val="0"/>
                 <w:sz w:val="17"/>
               </w:rPr>
-              <w:t>Trust activity data (preset values are placeholders)</w:t>
+              <w:t>Placeholder for review. Carried over unchanged.</w:t>
             </w:r>
           </w:p>
         </w:tc>
@@ -16999,7 +15978,7 @@
                 <w:b w:val="0"/>
                 <w:sz w:val="17"/>
               </w:rPr>
-              <w:t>Trust input</w:t>
+              <w:t>Placeholder</w:t>
             </w:r>
           </w:p>
         </w:tc>
@@ -17039,7 +16018,7 @@
                 <w:b w:val="0"/>
                 <w:sz w:val="17"/>
               </w:rPr>
-              <w:t>Single-port radical prostatectomy: what patients would have without the robot</w:t>
+              <w:t>Radical prostatectomy (single-port): complexity and cases per session</w:t>
             </w:r>
           </w:p>
         </w:tc>
@@ -17058,7 +16037,7 @@
                 <w:b w:val="0"/>
                 <w:sz w:val="17"/>
               </w:rPr>
-              <w:t>multi-port robot 90%, open 10%</w:t>
+              <w:t>High; 1 per session</w:t>
             </w:r>
           </w:p>
         </w:tc>
@@ -17077,7 +16056,7 @@
                 <w:b w:val="0"/>
                 <w:sz w:val="17"/>
               </w:rPr>
-              <w:t>Versus multi-port: shorter stay and more same-day discharge, no difference in 30-day complications (umbrella review, J Robot Surg 2026; NSQIP analysis, World J Urol 2026). Theatre time difference is a placeholder.</w:t>
+              <w:t>Clinical lead's procedure list and complexity ratings (October 2026); cases per session from the approved complexity defaults</w:t>
             </w:r>
           </w:p>
         </w:tc>
@@ -17096,7 +16075,7 @@
                 <w:b w:val="0"/>
                 <w:sz w:val="17"/>
               </w:rPr>
-              <w:t>Placeholder</w:t>
+              <w:t>Clinical lead input</w:t>
             </w:r>
           </w:p>
         </w:tc>
@@ -17136,7 +16115,7 @@
                 <w:b w:val="0"/>
                 <w:sz w:val="17"/>
               </w:rPr>
-              <w:t>Single-port radical prostatectomy: 30-day differences</w:t>
+              <w:t>Radical prostatectomy (single-port): what patients would have without the robot</w:t>
             </w:r>
           </w:p>
         </w:tc>
@@ -17154,7 +16133,7 @@
                 <w:b w:val="0"/>
                 <w:sz w:val="17"/>
               </w:rPr>
-              <w:t>See Appendix A</w:t>
+              <w:t>multi-port robot 90%, open 10%</w:t>
             </w:r>
           </w:p>
         </w:tc>
@@ -17230,7 +16209,7 @@
                 <w:b w:val="0"/>
                 <w:sz w:val="17"/>
               </w:rPr>
-              <w:t>Single-port kidney surgery (partial nephrectomy, pyeloplasty): annual demand (robotic cases)</w:t>
+              <w:t>Radical prostatectomy (single-port): 30-day differences</w:t>
             </w:r>
           </w:p>
         </w:tc>
@@ -17249,7 +16228,7 @@
                 <w:b w:val="0"/>
                 <w:sz w:val="17"/>
               </w:rPr>
-              <w:t>60</w:t>
+              <w:t>See Appendix A</w:t>
             </w:r>
           </w:p>
         </w:tc>
@@ -17268,7 +16247,7 @@
                 <w:b w:val="0"/>
                 <w:sz w:val="17"/>
               </w:rPr>
-              <w:t>Trust activity data (preset values are placeholders)</w:t>
+              <w:t>Versus multi-port: shorter stay and more same-day discharge, no difference in 30-day complications (umbrella review, J Robot Surg 2026; NSQIP analysis, World J Urol 2026). Theatre time difference is a placeholder.</w:t>
             </w:r>
           </w:p>
         </w:tc>
@@ -17287,7 +16266,7 @@
                 <w:b w:val="0"/>
                 <w:sz w:val="17"/>
               </w:rPr>
-              <w:t>Trust input</w:t>
+              <w:t>Placeholder</w:t>
             </w:r>
           </w:p>
         </w:tc>
@@ -17327,7 +16306,7 @@
                 <w:b w:val="0"/>
                 <w:sz w:val="17"/>
               </w:rPr>
-              <w:t>Single-port kidney surgery (partial nephrectomy, pyeloplasty): what patients would have without the robot</w:t>
+              <w:t>Nephrectomy (partial, radical, nephroureterectomy) (single-port): annual demand</w:t>
             </w:r>
           </w:p>
         </w:tc>
@@ -17345,7 +16324,7 @@
                 <w:b w:val="0"/>
                 <w:sz w:val="17"/>
               </w:rPr>
-              <w:t>multi-port robot 60%, open 30%, conventional minimal access 10%</w:t>
+              <w:t>60</w:t>
             </w:r>
           </w:p>
         </w:tc>
@@ -17363,7 +16342,7 @@
                 <w:b w:val="0"/>
                 <w:sz w:val="17"/>
               </w:rPr>
-              <w:t>Same-day discharge 83% v 17% after partial nephrectomy in one single-surgeon series (Urology 2021); otherwise placeholders.</w:t>
+              <w:t>Placeholder for review. Carried over from single-port kidney surgery (pyeloplasty no longer listed).</w:t>
             </w:r>
           </w:p>
         </w:tc>
@@ -17421,7 +16400,7 @@
                 <w:b w:val="0"/>
                 <w:sz w:val="17"/>
               </w:rPr>
-              <w:t>Single-port kidney surgery (partial nephrectomy, pyeloplasty): 30-day differences</w:t>
+              <w:t>Nephrectomy (partial, radical, nephroureterectomy) (single-port): complexity and cases per session</w:t>
             </w:r>
           </w:p>
         </w:tc>
@@ -17440,7 +16419,7 @@
                 <w:b w:val="0"/>
                 <w:sz w:val="17"/>
               </w:rPr>
-              <w:t>See Appendix A</w:t>
+              <w:t>Medium; 1.5 per session</w:t>
             </w:r>
           </w:p>
         </w:tc>
@@ -17459,7 +16438,7 @@
                 <w:b w:val="0"/>
                 <w:sz w:val="17"/>
               </w:rPr>
-              <w:t>Same-day discharge 83% v 17% after partial nephrectomy in one single-surgeon series (Urology 2021); otherwise placeholders.</w:t>
+              <w:t>Clinical lead's procedure list and complexity ratings (October 2026); cases per session from the approved complexity defaults</w:t>
             </w:r>
           </w:p>
         </w:tc>
@@ -17478,7 +16457,7 @@
                 <w:b w:val="0"/>
                 <w:sz w:val="17"/>
               </w:rPr>
-              <w:t>Placeholder</w:t>
+              <w:t>Clinical lead input</w:t>
             </w:r>
           </w:p>
         </w:tc>
@@ -17518,7 +16497,7 @@
                 <w:b w:val="0"/>
                 <w:sz w:val="17"/>
               </w:rPr>
-              <w:t>Single-port transoral surgery (head and neck): annual demand (robotic cases)</w:t>
+              <w:t>Nephrectomy (partial, radical, nephroureterectomy) (single-port): what patients would have without the robot</w:t>
             </w:r>
           </w:p>
         </w:tc>
@@ -17536,7 +16515,7 @@
                 <w:b w:val="0"/>
                 <w:sz w:val="17"/>
               </w:rPr>
-              <w:t>40</w:t>
+              <w:t>multi-port robot 60%, open 30%, conventional minimal access 10%</w:t>
             </w:r>
           </w:p>
         </w:tc>
@@ -17554,7 +16533,7 @@
                 <w:b w:val="0"/>
                 <w:sz w:val="17"/>
               </w:rPr>
-              <w:t>Trust activity data (preset values are placeholders)</w:t>
+              <w:t>Same-day discharge 83% v 17% after partial nephrectomy in one single-surgeon series (Urology 2021); otherwise placeholders.</w:t>
             </w:r>
           </w:p>
         </w:tc>
@@ -17572,7 +16551,7 @@
                 <w:b w:val="0"/>
                 <w:sz w:val="17"/>
               </w:rPr>
-              <w:t>Trust input</w:t>
+              <w:t>Placeholder</w:t>
             </w:r>
           </w:p>
         </w:tc>
@@ -17591,7 +16570,7 @@
                 <w:sz w:val="17"/>
                 <w:highlight w:val="yellow"/>
               </w:rPr>
-              <w:t>[Head and neck clinical benefit owner]</w:t>
+              <w:t>[Urology clinical benefit owner]</w:t>
             </w:r>
           </w:p>
         </w:tc>
@@ -17612,7 +16591,7 @@
                 <w:b w:val="0"/>
                 <w:sz w:val="17"/>
               </w:rPr>
-              <w:t>Single-port transoral surgery (head and neck): what patients would have without the robot</w:t>
+              <w:t>Nephrectomy (partial, radical, nephroureterectomy) (single-port): 30-day differences</w:t>
             </w:r>
           </w:p>
         </w:tc>
@@ -17631,7 +16610,7 @@
                 <w:b w:val="0"/>
                 <w:sz w:val="17"/>
               </w:rPr>
-              <w:t>conventional minimal access 60%, multi-port robot 10%, open 30%</w:t>
+              <w:t>See Appendix A</w:t>
             </w:r>
           </w:p>
         </w:tc>
@@ -17650,7 +16629,7 @@
                 <w:b w:val="0"/>
                 <w:sz w:val="17"/>
               </w:rPr>
-              <w:t>CE marked for transoral surgery January 2024; prospective series of 47 patients with no conversions. Effect sizes are best-available estimates.</w:t>
+              <w:t>Same-day discharge 83% v 17% after partial nephrectomy in one single-surgeon series (Urology 2021); otherwise placeholders.</w:t>
             </w:r>
           </w:p>
         </w:tc>
@@ -17689,7 +16668,7 @@
                 <w:sz w:val="17"/>
                 <w:highlight w:val="yellow"/>
               </w:rPr>
-              <w:t>[Head and neck clinical benefit owner]</w:t>
+              <w:t>[Urology clinical benefit owner]</w:t>
             </w:r>
           </w:p>
         </w:tc>
@@ -17709,7 +16688,7 @@
                 <w:b w:val="0"/>
                 <w:sz w:val="17"/>
               </w:rPr>
-              <w:t>Single-port transoral surgery (head and neck): 30-day differences</w:t>
+              <w:t>Lobectomy and transoral surgery (single-port): annual demand</w:t>
             </w:r>
           </w:p>
         </w:tc>
@@ -17727,7 +16706,7 @@
                 <w:b w:val="0"/>
                 <w:sz w:val="17"/>
               </w:rPr>
-              <w:t>See Appendix A</w:t>
+              <w:t>80</w:t>
             </w:r>
           </w:p>
         </w:tc>
@@ -17745,7 +16724,7 @@
                 <w:b w:val="0"/>
                 <w:sz w:val="17"/>
               </w:rPr>
-              <w:t>CE marked for transoral surgery January 2024; prospective series of 47 patients with no conversions. Effect sizes are best-available estimates.</w:t>
+              <w:t>Placeholder for review. Merged from single-port transoral surgery and single-port thoracic surgery (v0.6.1).</w:t>
             </w:r>
           </w:p>
         </w:tc>
@@ -17782,7 +16761,7 @@
                 <w:sz w:val="17"/>
                 <w:highlight w:val="yellow"/>
               </w:rPr>
-              <w:t>[Head and neck clinical benefit owner]</w:t>
+              <w:t>[Thoracic and head and neck clinical benefit owner]</w:t>
             </w:r>
           </w:p>
         </w:tc>
@@ -17803,7 +16782,7 @@
                 <w:b w:val="0"/>
                 <w:sz w:val="17"/>
               </w:rPr>
-              <w:t>Single-port transanal surgery (local excision of rectal lesions): annual demand (robotic cases)</w:t>
+              <w:t>Lobectomy and transoral surgery (single-port): complexity and cases per session</w:t>
             </w:r>
           </w:p>
         </w:tc>
@@ -17822,7 +16801,7 @@
                 <w:b w:val="0"/>
                 <w:sz w:val="17"/>
               </w:rPr>
-              <w:t>50</w:t>
+              <w:t>High; 1 per session</w:t>
             </w:r>
           </w:p>
         </w:tc>
@@ -17841,7 +16820,7 @@
                 <w:b w:val="0"/>
                 <w:sz w:val="17"/>
               </w:rPr>
-              <w:t>Trust activity data (preset values are placeholders)</w:t>
+              <w:t>Clinical lead's procedure list and complexity ratings (October 2026); cases per session from the approved complexity defaults</w:t>
             </w:r>
           </w:p>
         </w:tc>
@@ -17860,7 +16839,7 @@
                 <w:b w:val="0"/>
                 <w:sz w:val="17"/>
               </w:rPr>
-              <w:t>Trust input</w:t>
+              <w:t>Clinical lead input</w:t>
             </w:r>
           </w:p>
         </w:tc>
@@ -17880,7 +16859,7 @@
                 <w:sz w:val="17"/>
                 <w:highlight w:val="yellow"/>
               </w:rPr>
-              <w:t>[Colorectal clinical benefit owner]</w:t>
+              <w:t>[Thoracic and head and neck clinical benefit owner]</w:t>
             </w:r>
           </w:p>
         </w:tc>
@@ -17900,7 +16879,7 @@
                 <w:b w:val="0"/>
                 <w:sz w:val="17"/>
               </w:rPr>
-              <w:t>Single-port transanal surgery (local excision of rectal lesions): what patients would have without the robot</w:t>
+              <w:t>Lobectomy and transoral surgery (single-port): what patients would have without the robot</w:t>
             </w:r>
           </w:p>
         </w:tc>
@@ -17918,7 +16897,7 @@
                 <w:b w:val="0"/>
                 <w:sz w:val="17"/>
               </w:rPr>
-              <w:t>conventional minimal access 80%, open 20%</w:t>
+              <w:t>conventional minimal access 70%, multi-port robot 5%, open 25%</w:t>
             </w:r>
           </w:p>
         </w:tc>
@@ -17936,7 +16915,7 @@
                 <w:b w:val="0"/>
                 <w:sz w:val="17"/>
               </w:rPr>
-              <w:t>Feasibility series and preclinical work only; effect sizes are best-available estimates.</w:t>
+              <w:t>Early international series only; effect sizes are best-available estimates (merged, flagged).</w:t>
             </w:r>
           </w:p>
         </w:tc>
@@ -17973,7 +16952,7 @@
                 <w:sz w:val="17"/>
                 <w:highlight w:val="yellow"/>
               </w:rPr>
-              <w:t>[Colorectal clinical benefit owner]</w:t>
+              <w:t>[Thoracic and head and neck clinical benefit owner]</w:t>
             </w:r>
           </w:p>
         </w:tc>
@@ -17994,7 +16973,7 @@
                 <w:b w:val="0"/>
                 <w:sz w:val="17"/>
               </w:rPr>
-              <w:t>Single-port transanal surgery (local excision of rectal lesions): 30-day differences</w:t>
+              <w:t>Lobectomy and transoral surgery (single-port): 30-day differences</w:t>
             </w:r>
           </w:p>
         </w:tc>
@@ -18032,7 +17011,7 @@
                 <w:b w:val="0"/>
                 <w:sz w:val="17"/>
               </w:rPr>
-              <w:t>Feasibility series and preclinical work only; effect sizes are best-available estimates.</w:t>
+              <w:t>Early international series only; effect sizes are best-available estimates (merged, flagged).</w:t>
             </w:r>
           </w:p>
         </w:tc>
@@ -18051,7 +17030,7 @@
                 <w:b w:val="0"/>
                 <w:sz w:val="17"/>
               </w:rPr>
-              <w:t>Placeholder</w:t>
+              <w:t>Flagged for review</w:t>
             </w:r>
           </w:p>
         </w:tc>
@@ -18071,7 +17050,7 @@
                 <w:sz w:val="17"/>
                 <w:highlight w:val="yellow"/>
               </w:rPr>
-              <w:t>[Colorectal clinical benefit owner]</w:t>
+              <w:t>[Thoracic and head and neck clinical benefit owner]</w:t>
             </w:r>
           </w:p>
         </w:tc>
@@ -18091,7 +17070,7 @@
                 <w:b w:val="0"/>
                 <w:sz w:val="17"/>
               </w:rPr>
-              <w:t>Single-port thoracic surgery (lung and mediastinal resection): annual demand (robotic cases)</w:t>
+              <w:t>Two-week theatre template</w:t>
             </w:r>
           </w:p>
         </w:tc>
@@ -18109,7 +17088,7 @@
                 <w:b w:val="0"/>
                 <w:sz w:val="17"/>
               </w:rPr>
-              <w:t>40</w:t>
+              <w:t>Standard day, pre-filled from demand</w:t>
             </w:r>
           </w:p>
         </w:tc>
@@ -18127,7 +17106,7 @@
                 <w:b w:val="0"/>
                 <w:sz w:val="17"/>
               </w:rPr>
-              <w:t>Trust activity data (preset values are placeholders)</w:t>
+              <w:t>Trust theatre plan</w:t>
             </w:r>
           </w:p>
         </w:tc>
@@ -18164,7 +17143,7 @@
                 <w:sz w:val="17"/>
                 <w:highlight w:val="yellow"/>
               </w:rPr>
-              <w:t>[Thoracic clinical benefit owner]</w:t>
+              <w:t>[Theatres lead]</w:t>
             </w:r>
           </w:p>
         </w:tc>
@@ -18185,7 +17164,7 @@
                 <w:b w:val="0"/>
                 <w:sz w:val="17"/>
               </w:rPr>
-              <w:t>Single-port thoracic surgery (lung and mediastinal resection): what patients would have without the robot</w:t>
+              <w:t>Cases per session by complexity</w:t>
             </w:r>
           </w:p>
         </w:tc>
@@ -18204,7 +17183,7 @@
                 <w:b w:val="0"/>
                 <w:sz w:val="17"/>
               </w:rPr>
-              <w:t>conventional minimal access 80%, open 20%</w:t>
+              <w:t>High 1, Medium 1.5, Low 3; whole day 0.5</w:t>
             </w:r>
           </w:p>
         </w:tc>
@@ -18223,7 +17202,7 @@
                 <w:b w:val="0"/>
                 <w:sz w:val="17"/>
               </w:rPr>
-              <w:t>Early international series only; effect sizes are best-available estimates.</w:t>
+              <w:t>Project proposal approved October 2026; no published operating-time source used</w:t>
             </w:r>
           </w:p>
         </w:tc>
@@ -18242,7 +17221,7 @@
                 <w:b w:val="0"/>
                 <w:sz w:val="17"/>
               </w:rPr>
-              <w:t>Placeholder</w:t>
+              <w:t>Assumption</w:t>
             </w:r>
           </w:p>
         </w:tc>
@@ -18262,7 +17241,7 @@
                 <w:sz w:val="17"/>
                 <w:highlight w:val="yellow"/>
               </w:rPr>
-              <w:t>[Thoracic clinical benefit owner]</w:t>
+              <w:t>[Clinical lead]</w:t>
             </w:r>
           </w:p>
         </w:tc>
@@ -18282,7 +17261,7 @@
                 <w:b w:val="0"/>
                 <w:sz w:val="17"/>
               </w:rPr>
-              <w:t>Single-port thoracic surgery (lung and mediastinal resection): 30-day differences</w:t>
+              <w:t>Share of templated cases that go ahead</w:t>
             </w:r>
           </w:p>
         </w:tc>
@@ -18300,7 +17279,7 @@
                 <w:b w:val="0"/>
                 <w:sz w:val="17"/>
               </w:rPr>
-              <w:t>See Appendix A</w:t>
+              <w:t>100%</w:t>
             </w:r>
           </w:p>
         </w:tc>
@@ -18318,7 +17297,7 @@
                 <w:b w:val="0"/>
                 <w:sz w:val="17"/>
               </w:rPr>
-              <w:t>Early international series only; effect sizes are best-available estimates.</w:t>
+              <w:t>None found (cancellations and under-runs)</w:t>
             </w:r>
           </w:p>
         </w:tc>
@@ -18355,7 +17334,7 @@
                 <w:sz w:val="17"/>
                 <w:highlight w:val="yellow"/>
               </w:rPr>
-              <w:t>[Thoracic clinical benefit owner]</w:t>
+              <w:t>[Theatres lead]</w:t>
             </w:r>
           </w:p>
         </w:tc>
@@ -18376,7 +17355,7 @@
                 <w:b w:val="0"/>
                 <w:sz w:val="17"/>
               </w:rPr>
-              <w:t>Two-week theatre template</w:t>
+              <w:t>Extra tariff income, all other procedures</w:t>
             </w:r>
           </w:p>
         </w:tc>
@@ -18395,7 +17374,7 @@
                 <w:b w:val="0"/>
                 <w:sz w:val="17"/>
               </w:rPr>
-              <w:t>Standard day, pre-filled from demand</w:t>
+              <w:t>£0</w:t>
             </w:r>
           </w:p>
         </w:tc>
@@ -18414,7 +17393,7 @@
                 <w:b w:val="0"/>
                 <w:sz w:val="17"/>
               </w:rPr>
-              <w:t>Trust theatre plan</w:t>
+              <w:t>No robotic price difference identified: £0. Not checked per HRG.</w:t>
             </w:r>
           </w:p>
         </w:tc>
@@ -18433,7 +17412,7 @@
                 <w:b w:val="0"/>
                 <w:sz w:val="17"/>
               </w:rPr>
-              <w:t>Trust input</w:t>
+              <w:t>Placeholder</w:t>
             </w:r>
           </w:p>
         </w:tc>
@@ -18453,7 +17432,7 @@
                 <w:sz w:val="17"/>
                 <w:highlight w:val="yellow"/>
               </w:rPr>
-              <w:t>[Theatres lead]</w:t>
+              <w:t>[Finance lead]</w:t>
             </w:r>
           </w:p>
         </w:tc>
@@ -18473,7 +17452,7 @@
                 <w:b w:val="0"/>
                 <w:sz w:val="17"/>
               </w:rPr>
-              <w:t>Major, medium and minor tiers: which procedure each counts as</w:t>
+              <w:t>Tariff: patients would otherwise be treated at this trust</w:t>
             </w:r>
           </w:p>
         </w:tc>
@@ -18491,7 +17470,7 @@
                 <w:b w:val="0"/>
                 <w:sz w:val="17"/>
               </w:rPr>
-              <w:t>See Appendix A</w:t>
+              <w:t>Assumed</w:t>
             </w:r>
           </w:p>
         </w:tc>
@@ -18509,7 +17488,7 @@
                 <w:b w:val="0"/>
                 <w:sz w:val="17"/>
               </w:rPr>
-              <w:t>Clinical lead's mapping (v0.6); medium tier for prostate, kidney and bladder lists</w:t>
+              <w:t>If they would otherwise go to another provider, the trust gains the whole tariff and that provider loses it: a transfer, not a gain to the NHS</w:t>
             </w:r>
           </w:p>
         </w:tc>
@@ -18546,7 +17525,7 @@
                 <w:sz w:val="17"/>
                 <w:highlight w:val="yellow"/>
               </w:rPr>
-              <w:t>[Clinical lead]</w:t>
+              <w:t>[Finance lead]</w:t>
             </w:r>
           </w:p>
         </w:tc>
@@ -18567,7 +17546,7 @@
                 <w:b w:val="0"/>
                 <w:sz w:val="17"/>
               </w:rPr>
-              <w:t>Maximum cases per session</w:t>
+              <w:t>Tariff: payment mechanism and market forces factor</w:t>
             </w:r>
           </w:p>
         </w:tc>
@@ -18586,7 +17565,7 @@
                 <w:b w:val="0"/>
                 <w:sz w:val="17"/>
               </w:rPr>
-              <w:t>3</w:t>
+              <w:t>Not modelled</w:t>
             </w:r>
           </w:p>
         </w:tc>
@@ -18605,7 +17584,7 @@
                 <w:b w:val="0"/>
                 <w:sz w:val="17"/>
               </w:rPr>
-              <w:t>Clinical lead's default; adjustable</w:t>
+              <w:t>Elective income may be paid under aligned payment and incentive (fixed plus variable) rather than full unit prices; the market forces factor is not applied</w:t>
             </w:r>
           </w:p>
         </w:tc>
@@ -18624,7 +17603,7 @@
                 <w:b w:val="0"/>
                 <w:sz w:val="17"/>
               </w:rPr>
-              <w:t>Assumption</w:t>
+              <w:t>Placeholder</w:t>
             </w:r>
           </w:p>
         </w:tc>
@@ -18644,7 +17623,7 @@
                 <w:sz w:val="17"/>
                 <w:highlight w:val="yellow"/>
               </w:rPr>
-              <w:t>[Clinical lead]</w:t>
+              <w:t>[Finance lead]</w:t>
             </w:r>
           </w:p>
         </w:tc>
@@ -18664,7 +17643,7 @@
                 <w:b w:val="0"/>
                 <w:sz w:val="17"/>
               </w:rPr>
-              <w:t>Share of templated cases that go ahead</w:t>
+              <w:t>Excess bed-day (cost avoided, not cash)</w:t>
             </w:r>
           </w:p>
         </w:tc>
@@ -18682,7 +17661,7 @@
                 <w:b w:val="0"/>
                 <w:sz w:val="17"/>
               </w:rPr>
-              <w:t>100%</w:t>
+              <w:t>£400</w:t>
             </w:r>
           </w:p>
         </w:tc>
@@ -18700,7 +17679,7 @@
                 <w:b w:val="0"/>
                 <w:sz w:val="17"/>
               </w:rPr>
-              <w:t>None found (cancellations and under-runs)</w:t>
+              <w:t>Single-trust FOI 2023/24 (£379); national context: UK Parliament written answer UIN 100046, December 2025 (elective bed-day £1,198, 2024/25)</w:t>
             </w:r>
           </w:p>
         </w:tc>
@@ -18737,7 +17716,7 @@
                 <w:sz w:val="17"/>
                 <w:highlight w:val="yellow"/>
               </w:rPr>
-              <w:t>[Theatres lead]</w:t>
+              <w:t>[Finance lead]</w:t>
             </w:r>
           </w:p>
         </w:tc>
@@ -18758,7 +17737,7 @@
                 <w:b w:val="0"/>
                 <w:sz w:val="17"/>
               </w:rPr>
-              <w:t>Cases that map to no modelled procedure</w:t>
+              <w:t>Return to theatre (non-ward)</w:t>
             </w:r>
           </w:p>
         </w:tc>
@@ -18777,7 +17756,7 @@
                 <w:b w:val="0"/>
                 <w:sz w:val="17"/>
               </w:rPr>
-              <w:t>Costed, no 30-day benefit</w:t>
+              <w:t>£6,000</w:t>
             </w:r>
           </w:p>
         </w:tc>
@@ -18796,7 +17775,7 @@
                 <w:b w:val="0"/>
                 <w:sz w:val="17"/>
               </w:rPr>
-              <w:t>Project team decision (conservative)</w:t>
+              <w:t>None found</w:t>
             </w:r>
           </w:p>
         </w:tc>
@@ -18815,7 +17794,7 @@
                 <w:b w:val="0"/>
                 <w:sz w:val="17"/>
               </w:rPr>
-              <w:t>Assumption</w:t>
+              <w:t>Placeholder</w:t>
             </w:r>
           </w:p>
         </w:tc>
@@ -18835,7 +17814,7 @@
                 <w:sz w:val="17"/>
                 <w:highlight w:val="yellow"/>
               </w:rPr>
-              <w:t>[Project team]</w:t>
+              <w:t>[Finance lead]</w:t>
             </w:r>
           </w:p>
         </w:tc>
@@ -18855,7 +17834,7 @@
                 <w:b w:val="0"/>
                 <w:sz w:val="17"/>
               </w:rPr>
-              <w:t>Extra tariff income, all other procedures</w:t>
+              <w:t>Major complication (non-ward)</w:t>
             </w:r>
           </w:p>
         </w:tc>
@@ -18873,7 +17852,7 @@
                 <w:b w:val="0"/>
                 <w:sz w:val="17"/>
               </w:rPr>
-              <w:t>£0</w:t>
+              <w:t>£4,000</w:t>
             </w:r>
           </w:p>
         </w:tc>
@@ -18891,7 +17870,7 @@
                 <w:b w:val="0"/>
                 <w:sz w:val="17"/>
               </w:rPr>
-              <w:t>No robotic price difference identified: £0. Not checked per HRG.</w:t>
+              <w:t>None found</w:t>
             </w:r>
           </w:p>
         </w:tc>
@@ -18949,7 +17928,7 @@
                 <w:b w:val="0"/>
                 <w:sz w:val="17"/>
               </w:rPr>
-              <w:t>Tariff: patients would otherwise be treated at this trust</w:t>
+              <w:t>Readmission (full spell)</w:t>
             </w:r>
           </w:p>
         </w:tc>
@@ -18968,7 +17947,7 @@
                 <w:b w:val="0"/>
                 <w:sz w:val="17"/>
               </w:rPr>
-              <w:t>Assumed</w:t>
+              <w:t>£2,500</w:t>
             </w:r>
           </w:p>
         </w:tc>
@@ -18987,7 +17966,7 @@
                 <w:b w:val="0"/>
                 <w:sz w:val="17"/>
               </w:rPr>
-              <w:t>If they would otherwise go to another provider, the trust gains the whole tariff and that provider loses it: a transfer, not a gain to the NHS</w:t>
+              <w:t>None found</w:t>
             </w:r>
           </w:p>
         </w:tc>
@@ -19006,7 +17985,7 @@
                 <w:b w:val="0"/>
                 <w:sz w:val="17"/>
               </w:rPr>
-              <w:t>Assumption</w:t>
+              <w:t>Placeholder</w:t>
             </w:r>
           </w:p>
         </w:tc>
@@ -19046,7 +18025,7 @@
                 <w:b w:val="0"/>
                 <w:sz w:val="17"/>
               </w:rPr>
-              <w:t>Tariff: payment mechanism and market forces factor</w:t>
+              <w:t>Conversion to open (non-ward)</w:t>
             </w:r>
           </w:p>
         </w:tc>
@@ -19064,7 +18043,7 @@
                 <w:b w:val="0"/>
                 <w:sz w:val="17"/>
               </w:rPr>
-              <w:t>Not modelled</w:t>
+              <w:t>£1,000</w:t>
             </w:r>
           </w:p>
         </w:tc>
@@ -19082,7 +18061,7 @@
                 <w:b w:val="0"/>
                 <w:sz w:val="17"/>
               </w:rPr>
-              <w:t>Elective income may be paid under aligned payment and incentive (fixed plus variable) rather than full unit prices; the market forces factor is not applied</w:t>
+              <w:t>None found</w:t>
             </w:r>
           </w:p>
         </w:tc>
@@ -19140,7 +18119,7 @@
                 <w:b w:val="0"/>
                 <w:sz w:val="17"/>
               </w:rPr>
-              <w:t>Excess bed-day (cost avoided, not cash)</w:t>
+              <w:t>Extra theatre minute</w:t>
             </w:r>
           </w:p>
         </w:tc>
@@ -19159,7 +18138,7 @@
                 <w:b w:val="0"/>
                 <w:sz w:val="17"/>
               </w:rPr>
-              <w:t>£400</w:t>
+              <w:t>£12</w:t>
             </w:r>
           </w:p>
         </w:tc>
@@ -19178,7 +18157,7 @@
                 <w:b w:val="0"/>
                 <w:sz w:val="17"/>
               </w:rPr>
-              <w:t>Single-trust FOI 2023/24 (£379); national context: UK Parliament written answer UIN 100046, December 2025 (elective bed-day £1,198, 2024/25)</w:t>
+              <w:t>None found</w:t>
             </w:r>
           </w:p>
         </w:tc>
@@ -19237,7 +18216,7 @@
                 <w:b w:val="0"/>
                 <w:sz w:val="17"/>
               </w:rPr>
-              <w:t>Return to theatre (non-ward)</w:t>
+              <w:t>Sterile services per robotic case</w:t>
             </w:r>
           </w:p>
         </w:tc>
@@ -19255,7 +18234,7 @@
                 <w:b w:val="0"/>
                 <w:sz w:val="17"/>
               </w:rPr>
-              <w:t>£6,000</w:t>
+              <w:t>£75</w:t>
             </w:r>
           </w:p>
         </w:tc>
@@ -19273,7 +18252,7 @@
                 <w:b w:val="0"/>
                 <w:sz w:val="17"/>
               </w:rPr>
-              <w:t>None found</w:t>
+              <w:t>None found; sterilisation requirements are listed for consideration in system choice (GIRFT 2025)</w:t>
             </w:r>
           </w:p>
         </w:tc>
@@ -19331,7 +18310,7 @@
                 <w:b w:val="0"/>
                 <w:sz w:val="17"/>
               </w:rPr>
-              <w:t>Major complication (non-ward)</w:t>
+              <w:t>Platform price basis</w:t>
             </w:r>
           </w:p>
         </w:tc>
@@ -19350,7 +18329,7 @@
                 <w:b w:val="0"/>
                 <w:sz w:val="17"/>
               </w:rPr>
-              <w:t>£4,000</w:t>
+              <w:t>Platform D: single-port (purchase), exploratory</w:t>
             </w:r>
           </w:p>
         </w:tc>
@@ -19369,7 +18348,7 @@
                 <w:b w:val="0"/>
                 <w:sz w:val="17"/>
               </w:rPr>
-              <w:t>None found</w:t>
+              <w:t>Illustrative only. Instruments set about £1,000 per case above multi-port, reflecting reported extra instrument and drape costs of $1,170 to $1,820 per case (AUA 2022); capital not published</w:t>
             </w:r>
           </w:p>
         </w:tc>
@@ -19408,7 +18387,7 @@
                 <w:sz w:val="17"/>
                 <w:highlight w:val="yellow"/>
               </w:rPr>
-              <w:t>[Finance lead]</w:t>
+              <w:t>[Procurement lead]</w:t>
             </w:r>
           </w:p>
         </w:tc>
@@ -19428,7 +18407,7 @@
                 <w:b w:val="0"/>
                 <w:sz w:val="17"/>
               </w:rPr>
-              <w:t>Readmission (full spell)</w:t>
+              <w:t>Instrument price per case</w:t>
             </w:r>
           </w:p>
         </w:tc>
@@ -19446,7 +18425,7 @@
                 <w:b w:val="0"/>
                 <w:sz w:val="17"/>
               </w:rPr>
-              <w:t>£2,500</w:t>
+              <w:t>£2,125</w:t>
             </w:r>
           </w:p>
         </w:tc>
@@ -19464,7 +18443,7 @@
                 <w:b w:val="0"/>
                 <w:sz w:val="17"/>
               </w:rPr>
-              <w:t>None found</w:t>
+              <w:t>US single-centre average about $1,500 per case; single-port extra $1,170 to $1,820 (AUA 2022 abstract MP32-10)</w:t>
             </w:r>
           </w:p>
         </w:tc>
@@ -19501,7 +18480,7 @@
                 <w:sz w:val="17"/>
                 <w:highlight w:val="yellow"/>
               </w:rPr>
-              <w:t>[Finance lead]</w:t>
+              <w:t>[Procurement lead]</w:t>
             </w:r>
           </w:p>
         </w:tc>
@@ -19522,7 +18501,7 @@
                 <w:b w:val="0"/>
                 <w:sz w:val="17"/>
               </w:rPr>
-              <w:t>Conversion to open (non-ward)</w:t>
+              <w:t>Instrument discounts (15% standard, 30% volume)</w:t>
             </w:r>
           </w:p>
         </w:tc>
@@ -19541,7 +18520,7 @@
                 <w:b w:val="0"/>
                 <w:sz w:val="17"/>
               </w:rPr>
-              <w:t>£1,000</w:t>
+              <w:t>15% and 30%</w:t>
             </w:r>
           </w:p>
         </w:tc>
@@ -19599,7 +18578,7 @@
                 <w:sz w:val="17"/>
                 <w:highlight w:val="yellow"/>
               </w:rPr>
-              <w:t>[Finance lead]</w:t>
+              <w:t>[Procurement lead]</w:t>
             </w:r>
           </w:p>
         </w:tc>
@@ -19619,7 +18598,7 @@
                 <w:b w:val="0"/>
                 <w:sz w:val="17"/>
               </w:rPr>
-              <w:t>Extra theatre minute</w:t>
+              <w:t>Sessions per robot per week; operating weeks</w:t>
             </w:r>
           </w:p>
         </w:tc>
@@ -19637,7 +18616,7 @@
                 <w:b w:val="0"/>
                 <w:sz w:val="17"/>
               </w:rPr>
-              <w:t>£12</w:t>
+              <w:t>9; 45</w:t>
             </w:r>
           </w:p>
         </w:tc>
@@ -19655,7 +18634,7 @@
                 <w:b w:val="0"/>
                 <w:sz w:val="17"/>
               </w:rPr>
-              <w:t>None found</w:t>
+              <w:t>Programmes should be fully used on all working days (GIRFT 2025)</w:t>
             </w:r>
           </w:p>
         </w:tc>
@@ -19673,7 +18652,7 @@
                 <w:b w:val="0"/>
                 <w:sz w:val="17"/>
               </w:rPr>
-              <w:t>Placeholder</w:t>
+              <w:t>Assumption</w:t>
             </w:r>
           </w:p>
         </w:tc>
@@ -19692,7 +18671,7 @@
                 <w:sz w:val="17"/>
                 <w:highlight w:val="yellow"/>
               </w:rPr>
-              <w:t>[Finance lead]</w:t>
+              <w:t>[Senior responsible owner]</w:t>
             </w:r>
           </w:p>
         </w:tc>
@@ -19713,7 +18692,7 @@
                 <w:b w:val="0"/>
                 <w:sz w:val="17"/>
               </w:rPr>
-              <w:t>Sterile services per robotic case</w:t>
+              <w:t>Utilisation ramp (years 1 to 5)</w:t>
             </w:r>
           </w:p>
         </w:tc>
@@ -19732,7 +18711,7 @@
                 <w:b w:val="0"/>
                 <w:sz w:val="17"/>
               </w:rPr>
-              <w:t>£75</w:t>
+              <w:t>70%, 90%, 100%, 100%, 100%</w:t>
             </w:r>
           </w:p>
         </w:tc>
@@ -19751,7 +18730,7 @@
                 <w:b w:val="0"/>
                 <w:sz w:val="17"/>
               </w:rPr>
-              <w:t>None found; sterilisation requirements are listed for consideration in system choice (GIRFT 2025)</w:t>
+              <w:t>None found</w:t>
             </w:r>
           </w:p>
         </w:tc>
@@ -19770,7 +18749,7 @@
                 <w:b w:val="0"/>
                 <w:sz w:val="17"/>
               </w:rPr>
-              <w:t>Placeholder</w:t>
+              <w:t>Assumption</w:t>
             </w:r>
           </w:p>
         </w:tc>
@@ -19790,7 +18769,7 @@
                 <w:sz w:val="17"/>
                 <w:highlight w:val="yellow"/>
               </w:rPr>
-              <w:t>[Finance lead]</w:t>
+              <w:t>[Senior responsible owner]</w:t>
             </w:r>
           </w:p>
         </w:tc>
@@ -19810,7 +18789,7 @@
                 <w:b w:val="0"/>
                 <w:sz w:val="17"/>
               </w:rPr>
-              <w:t>Platform price basis</w:t>
+              <w:t>Learning curve on benefits (years 1 to 5)</w:t>
             </w:r>
           </w:p>
         </w:tc>
@@ -19828,7 +18807,7 @@
                 <w:b w:val="0"/>
                 <w:sz w:val="17"/>
               </w:rPr>
-              <w:t>Platform D: single-port (purchase), exploratory</w:t>
+              <w:t>75%, 90%, 100%, 100%, 100%</w:t>
             </w:r>
           </w:p>
         </w:tc>
@@ -19846,7 +18825,7 @@
                 <w:b w:val="0"/>
                 <w:sz w:val="17"/>
               </w:rPr>
-              <w:t>Illustrative only. Instruments set about £1,000 per case above multi-port, reflecting reported extra instrument and drape costs of $1,170 to $1,820 per case (AUA 2022); capital not published</w:t>
+              <w:t>None found</w:t>
             </w:r>
           </w:p>
         </w:tc>
@@ -19864,7 +18843,7 @@
                 <w:b w:val="0"/>
                 <w:sz w:val="17"/>
               </w:rPr>
-              <w:t>Placeholder</w:t>
+              <w:t>Assumption</w:t>
             </w:r>
           </w:p>
         </w:tc>
@@ -19883,7 +18862,7 @@
                 <w:sz w:val="17"/>
                 <w:highlight w:val="yellow"/>
               </w:rPr>
-              <w:t>[Procurement lead]</w:t>
+              <w:t>[Senior responsible owner]</w:t>
             </w:r>
           </w:p>
         </w:tc>
@@ -19904,7 +18883,7 @@
                 <w:b w:val="0"/>
                 <w:sz w:val="17"/>
               </w:rPr>
-              <w:t>Instrument price per case</w:t>
+              <w:t>Implementation, training and proctoring per robot</w:t>
             </w:r>
           </w:p>
         </w:tc>
@@ -19923,7 +18902,7 @@
                 <w:b w:val="0"/>
                 <w:sz w:val="17"/>
               </w:rPr>
-              <w:t>£2,125</w:t>
+              <w:t>£75,000</w:t>
             </w:r>
           </w:p>
         </w:tc>
@@ -19942,7 +18921,7 @@
                 <w:b w:val="0"/>
                 <w:sz w:val="17"/>
               </w:rPr>
-              <w:t>US single-centre average about $1,500 per case; single-port extra $1,170 to $1,820 (AUA 2022 abstract MP32-10)</w:t>
+              <w:t>None found; GIRFT 2025 asks the business case to consider proctoring arrangements, including funding</w:t>
             </w:r>
           </w:p>
         </w:tc>
@@ -19981,7 +18960,7 @@
                 <w:sz w:val="17"/>
                 <w:highlight w:val="yellow"/>
               </w:rPr>
-              <w:t>[Procurement lead]</w:t>
+              <w:t>[Senior responsible owner]</w:t>
             </w:r>
           </w:p>
         </w:tc>
@@ -20001,7 +18980,7 @@
                 <w:b w:val="0"/>
                 <w:sz w:val="17"/>
               </w:rPr>
-              <w:t>Instrument discounts (15% standard, 30% volume)</w:t>
+              <w:t>Theatre works per robot (one-off)</w:t>
             </w:r>
           </w:p>
         </w:tc>
@@ -20019,7 +18998,7 @@
                 <w:b w:val="0"/>
                 <w:sz w:val="17"/>
               </w:rPr>
-              <w:t>15% and 30%</w:t>
+              <w:t>£50,000</w:t>
             </w:r>
           </w:p>
         </w:tc>
@@ -20074,7 +19053,7 @@
                 <w:sz w:val="17"/>
                 <w:highlight w:val="yellow"/>
               </w:rPr>
-              <w:t>[Procurement lead]</w:t>
+              <w:t>[Estates lead]</w:t>
             </w:r>
           </w:p>
         </w:tc>
@@ -20095,7 +19074,7 @@
                 <w:b w:val="0"/>
                 <w:sz w:val="17"/>
               </w:rPr>
-              <w:t>Sessions per robot per week; operating weeks</w:t>
+              <w:t>Surgical first assistant or care practitioner</w:t>
             </w:r>
           </w:p>
         </w:tc>
@@ -20114,7 +19093,7 @@
                 <w:b w:val="0"/>
                 <w:sz w:val="17"/>
               </w:rPr>
-              <w:t>9; 45</w:t>
+              <w:t>1 WTE per robot at £60,000</w:t>
             </w:r>
           </w:p>
         </w:tc>
@@ -20133,7 +19112,7 @@
                 <w:b w:val="0"/>
                 <w:sz w:val="17"/>
               </w:rPr>
-              <w:t>Programmes should be fully used on all working days (GIRFT 2025)</w:t>
+              <w:t>NHS England and GIRFT, Implementation of robotic-assisted surgery in England, July 2025 (provision should be built into the business case); cost is a placeholder</w:t>
             </w:r>
           </w:p>
         </w:tc>
@@ -20152,7 +19131,7 @@
                 <w:b w:val="0"/>
                 <w:sz w:val="17"/>
               </w:rPr>
-              <w:t>Assumption</w:t>
+              <w:t>Partly sourced</w:t>
             </w:r>
           </w:p>
         </w:tc>
@@ -20172,7 +19151,7 @@
                 <w:sz w:val="17"/>
                 <w:highlight w:val="yellow"/>
               </w:rPr>
-              <w:t>[Senior responsible owner]</w:t>
+              <w:t>[Theatres lead]</w:t>
             </w:r>
           </w:p>
         </w:tc>
@@ -20192,7 +19171,7 @@
                 <w:b w:val="0"/>
                 <w:sz w:val="17"/>
               </w:rPr>
-              <w:t>Utilisation ramp (years 1 to 5)</w:t>
+              <w:t>Robotic cases per robot per year: advisory level</w:t>
             </w:r>
           </w:p>
         </w:tc>
@@ -20210,7 +19189,7 @@
                 <w:b w:val="0"/>
                 <w:sz w:val="17"/>
               </w:rPr>
-              <w:t>70%, 90%, 100%, 100%, 100%</w:t>
+              <w:t>700</w:t>
             </w:r>
           </w:p>
         </w:tc>
@@ -20228,7 +19207,7 @@
                 <w:b w:val="0"/>
                 <w:sz w:val="17"/>
               </w:rPr>
-              <w:t>None found</w:t>
+              <w:t>Project team decision (amber guardrail above this level, not a cut)</w:t>
             </w:r>
           </w:p>
         </w:tc>
@@ -20265,7 +19244,7 @@
                 <w:sz w:val="17"/>
                 <w:highlight w:val="yellow"/>
               </w:rPr>
-              <w:t>[Senior responsible owner]</w:t>
+              <w:t>[Project team]</w:t>
             </w:r>
           </w:p>
         </w:tc>
@@ -20286,7 +19265,7 @@
                 <w:b w:val="0"/>
                 <w:sz w:val="17"/>
               </w:rPr>
-              <w:t>Learning curve on benefits (years 1 to 5)</w:t>
+              <w:t>Minimum list fill</w:t>
             </w:r>
           </w:p>
         </w:tc>
@@ -20305,7 +19284,7 @@
                 <w:b w:val="0"/>
                 <w:sz w:val="17"/>
               </w:rPr>
-              <w:t>75%, 90%, 100%, 100%, 100%</w:t>
+              <w:t>75%</w:t>
             </w:r>
           </w:p>
         </w:tc>
@@ -20324,7 +19303,7 @@
                 <w:b w:val="0"/>
                 <w:sz w:val="17"/>
               </w:rPr>
-              <w:t>None found</w:t>
+              <w:t>Project team decision (matches the utilisation guardrail)</w:t>
             </w:r>
           </w:p>
         </w:tc>
@@ -20363,7 +19342,7 @@
                 <w:sz w:val="17"/>
                 <w:highlight w:val="yellow"/>
               </w:rPr>
-              <w:t>[Senior responsible owner]</w:t>
+              <w:t>[Project team]</w:t>
             </w:r>
           </w:p>
         </w:tc>
@@ -20383,7 +19362,7 @@
                 <w:b w:val="0"/>
                 <w:sz w:val="17"/>
               </w:rPr>
-              <w:t>Implementation, training and proctoring per robot</w:t>
+              <w:t>Benchmark programme volume</w:t>
             </w:r>
           </w:p>
         </w:tc>
@@ -20401,7 +19380,7 @@
                 <w:b w:val="0"/>
                 <w:sz w:val="17"/>
               </w:rPr>
-              <w:t>£75,000</w:t>
+              <w:t>550 cases per robot per year</w:t>
             </w:r>
           </w:p>
         </w:tc>
@@ -20419,7 +19398,7 @@
                 <w:b w:val="0"/>
                 <w:sz w:val="17"/>
               </w:rPr>
-              <w:t>None found; GIRFT 2025 asks the business case to consider proctoring arrangements, including funding</w:t>
+              <w:t>Assumption set by the project team. No published per-robot benchmark was found. For context, UK NHS trusts reported 36,209 robotic procedures on 212 systems in 2024 (about 171 per system). That study grouped trusts by annual volume, with 500 to 750 procedures a year as its high-volume category (Donald et al, Surg Endosc 2026).</w:t>
             </w:r>
           </w:p>
         </w:tc>
@@ -20437,7 +19416,7 @@
                 <w:b w:val="0"/>
                 <w:sz w:val="17"/>
               </w:rPr>
-              <w:t>Placeholder</w:t>
+              <w:t>Assumption</w:t>
             </w:r>
           </w:p>
         </w:tc>
@@ -20456,7 +19435,7 @@
                 <w:sz w:val="17"/>
                 <w:highlight w:val="yellow"/>
               </w:rPr>
-              <w:t>[Senior responsible owner]</w:t>
+              <w:t>[Project team]</w:t>
             </w:r>
           </w:p>
         </w:tc>
@@ -20477,7 +19456,7 @@
                 <w:b w:val="0"/>
                 <w:sz w:val="17"/>
               </w:rPr>
-              <w:t>Theatre works per robot (one-off)</w:t>
+              <w:t>Discount rate (economic case)</w:t>
             </w:r>
           </w:p>
         </w:tc>
@@ -20496,7 +19475,7 @@
                 <w:b w:val="0"/>
                 <w:sz w:val="17"/>
               </w:rPr>
-              <w:t>£50,000</w:t>
+              <w:t>3.5%</w:t>
             </w:r>
           </w:p>
         </w:tc>
@@ -20515,7 +19494,7 @@
                 <w:b w:val="0"/>
                 <w:sz w:val="17"/>
               </w:rPr>
-              <w:t>None found</w:t>
+              <w:t>HM Treasury Green Book (3.5% discount rate)</w:t>
             </w:r>
           </w:p>
         </w:tc>
@@ -20534,7 +19513,7 @@
                 <w:b w:val="0"/>
                 <w:sz w:val="17"/>
               </w:rPr>
-              <w:t>Placeholder</w:t>
+              <w:t>Sourced</w:t>
             </w:r>
           </w:p>
         </w:tc>
@@ -20554,7 +19533,7 @@
                 <w:sz w:val="17"/>
                 <w:highlight w:val="yellow"/>
               </w:rPr>
-              <w:t>[Estates lead]</w:t>
+              <w:t>[Finance lead]</w:t>
             </w:r>
           </w:p>
         </w:tc>
@@ -20574,7 +19553,7 @@
                 <w:b w:val="0"/>
                 <w:sz w:val="17"/>
               </w:rPr>
-              <w:t>Surgical first assistant or care practitioner</w:t>
+              <w:t>Public dividend capital</w:t>
             </w:r>
           </w:p>
         </w:tc>
@@ -20592,7 +19571,7 @@
                 <w:b w:val="0"/>
                 <w:sz w:val="17"/>
               </w:rPr>
-              <w:t>1 WTE per robot at £60,000</w:t>
+              <w:t>3.5%</w:t>
             </w:r>
           </w:p>
         </w:tc>
@@ -20610,7 +19589,7 @@
                 <w:b w:val="0"/>
                 <w:sz w:val="17"/>
               </w:rPr>
-              <w:t>NHS England and GIRFT, Implementation of robotic-assisted surgery in England, July 2025 (provision should be built into the business case); cost is a placeholder</w:t>
+              <w:t>DHSC policy rate</w:t>
             </w:r>
           </w:p>
         </w:tc>
@@ -20628,493 +19607,13 @@
                 <w:b w:val="0"/>
                 <w:sz w:val="17"/>
               </w:rPr>
-              <w:t>Partly sourced</w:t>
+              <w:t>Sourced</w:t>
             </w:r>
           </w:p>
         </w:tc>
         <w:tc>
           <w:tcPr>
             <w:tcW w:type="dxa" w:w="1400"/>
-          </w:tcPr>
-          <w:p>
-            <w:pPr>
-              <w:spacing w:after="0" w:before="0"/>
-            </w:pPr>
-            <w:r>
-              <w:rPr>
-                <w:rFonts w:ascii="Arial" w:hAnsi="Arial"/>
-                <w:b w:val="0"/>
-                <w:sz w:val="17"/>
-                <w:highlight w:val="yellow"/>
-              </w:rPr>
-              <w:t>[Theatres lead]</w:t>
-            </w:r>
-          </w:p>
-        </w:tc>
-      </w:tr>
-      <w:tr>
-        <w:tc>
-          <w:tcPr>
-            <w:tcW w:type="dxa" w:w="2500"/>
-            <w:shd w:val="clear" w:color="auto" w:fill="F2F2F2"/>
-          </w:tcPr>
-          <w:p>
-            <w:pPr>
-              <w:spacing w:after="0" w:before="0"/>
-            </w:pPr>
-            <w:r>
-              <w:rPr>
-                <w:rFonts w:ascii="Arial" w:hAnsi="Arial"/>
-                <w:b w:val="0"/>
-                <w:sz w:val="17"/>
-              </w:rPr>
-              <w:t>Robotic cases per robot per year: advisory level</w:t>
-            </w:r>
-          </w:p>
-        </w:tc>
-        <w:tc>
-          <w:tcPr>
-            <w:tcW w:type="dxa" w:w="1100"/>
-            <w:shd w:val="clear" w:color="auto" w:fill="F2F2F2"/>
-          </w:tcPr>
-          <w:p>
-            <w:pPr>
-              <w:spacing w:after="0" w:before="0"/>
-            </w:pPr>
-            <w:r>
-              <w:rPr>
-                <w:rFonts w:ascii="Arial" w:hAnsi="Arial"/>
-                <w:b w:val="0"/>
-                <w:sz w:val="17"/>
-              </w:rPr>
-              <w:t>700</w:t>
-            </w:r>
-          </w:p>
-        </w:tc>
-        <w:tc>
-          <w:tcPr>
-            <w:tcW w:type="dxa" w:w="2926"/>
-            <w:shd w:val="clear" w:color="auto" w:fill="F2F2F2"/>
-          </w:tcPr>
-          <w:p>
-            <w:pPr>
-              <w:spacing w:after="0" w:before="0"/>
-            </w:pPr>
-            <w:r>
-              <w:rPr>
-                <w:rFonts w:ascii="Arial" w:hAnsi="Arial"/>
-                <w:b w:val="0"/>
-                <w:sz w:val="17"/>
-              </w:rPr>
-              <w:t>Project team decision (amber guardrail above this level, not a cut)</w:t>
-            </w:r>
-          </w:p>
-        </w:tc>
-        <w:tc>
-          <w:tcPr>
-            <w:tcW w:type="dxa" w:w="1100"/>
-            <w:shd w:val="clear" w:color="auto" w:fill="F2F2F2"/>
-          </w:tcPr>
-          <w:p>
-            <w:pPr>
-              <w:spacing w:after="0" w:before="0"/>
-            </w:pPr>
-            <w:r>
-              <w:rPr>
-                <w:rFonts w:ascii="Arial" w:hAnsi="Arial"/>
-                <w:b w:val="0"/>
-                <w:sz w:val="17"/>
-              </w:rPr>
-              <w:t>Assumption</w:t>
-            </w:r>
-          </w:p>
-        </w:tc>
-        <w:tc>
-          <w:tcPr>
-            <w:tcW w:type="dxa" w:w="1400"/>
-            <w:shd w:val="clear" w:color="auto" w:fill="F2F2F2"/>
-          </w:tcPr>
-          <w:p>
-            <w:pPr>
-              <w:spacing w:after="0" w:before="0"/>
-            </w:pPr>
-            <w:r>
-              <w:rPr>
-                <w:rFonts w:ascii="Arial" w:hAnsi="Arial"/>
-                <w:b w:val="0"/>
-                <w:sz w:val="17"/>
-                <w:highlight w:val="yellow"/>
-              </w:rPr>
-              <w:t>[Project team]</w:t>
-            </w:r>
-          </w:p>
-        </w:tc>
-      </w:tr>
-      <w:tr>
-        <w:tc>
-          <w:tcPr>
-            <w:tcW w:type="dxa" w:w="2500"/>
-          </w:tcPr>
-          <w:p>
-            <w:pPr>
-              <w:spacing w:after="0" w:before="0"/>
-            </w:pPr>
-            <w:r>
-              <w:rPr>
-                <w:rFonts w:ascii="Arial" w:hAnsi="Arial"/>
-                <w:b w:val="0"/>
-                <w:sz w:val="17"/>
-              </w:rPr>
-              <w:t>Minimum list fill before a list is created</w:t>
-            </w:r>
-          </w:p>
-        </w:tc>
-        <w:tc>
-          <w:tcPr>
-            <w:tcW w:type="dxa" w:w="1100"/>
-          </w:tcPr>
-          <w:p>
-            <w:pPr>
-              <w:spacing w:after="0" w:before="0"/>
-            </w:pPr>
-            <w:r>
-              <w:rPr>
-                <w:rFonts w:ascii="Arial" w:hAnsi="Arial"/>
-                <w:b w:val="0"/>
-                <w:sz w:val="17"/>
-              </w:rPr>
-              <w:t>75%</w:t>
-            </w:r>
-          </w:p>
-        </w:tc>
-        <w:tc>
-          <w:tcPr>
-            <w:tcW w:type="dxa" w:w="2926"/>
-          </w:tcPr>
-          <w:p>
-            <w:pPr>
-              <w:spacing w:after="0" w:before="0"/>
-            </w:pPr>
-            <w:r>
-              <w:rPr>
-                <w:rFonts w:ascii="Arial" w:hAnsi="Arial"/>
-                <w:b w:val="0"/>
-                <w:sz w:val="17"/>
-              </w:rPr>
-              <w:t>Project team decision (matches the utilisation guardrail)</w:t>
-            </w:r>
-          </w:p>
-        </w:tc>
-        <w:tc>
-          <w:tcPr>
-            <w:tcW w:type="dxa" w:w="1100"/>
-          </w:tcPr>
-          <w:p>
-            <w:pPr>
-              <w:spacing w:after="0" w:before="0"/>
-            </w:pPr>
-            <w:r>
-              <w:rPr>
-                <w:rFonts w:ascii="Arial" w:hAnsi="Arial"/>
-                <w:b w:val="0"/>
-                <w:sz w:val="17"/>
-              </w:rPr>
-              <w:t>Assumption</w:t>
-            </w:r>
-          </w:p>
-        </w:tc>
-        <w:tc>
-          <w:tcPr>
-            <w:tcW w:type="dxa" w:w="1400"/>
-          </w:tcPr>
-          <w:p>
-            <w:pPr>
-              <w:spacing w:after="0" w:before="0"/>
-            </w:pPr>
-            <w:r>
-              <w:rPr>
-                <w:rFonts w:ascii="Arial" w:hAnsi="Arial"/>
-                <w:b w:val="0"/>
-                <w:sz w:val="17"/>
-                <w:highlight w:val="yellow"/>
-              </w:rPr>
-              <w:t>[Project team]</w:t>
-            </w:r>
-          </w:p>
-        </w:tc>
-      </w:tr>
-      <w:tr>
-        <w:tc>
-          <w:tcPr>
-            <w:tcW w:type="dxa" w:w="2500"/>
-            <w:shd w:val="clear" w:color="auto" w:fill="F2F2F2"/>
-          </w:tcPr>
-          <w:p>
-            <w:pPr>
-              <w:spacing w:after="0" w:before="0"/>
-            </w:pPr>
-            <w:r>
-              <w:rPr>
-                <w:rFonts w:ascii="Arial" w:hAnsi="Arial"/>
-                <w:b w:val="0"/>
-                <w:sz w:val="17"/>
-              </w:rPr>
-              <w:t>Benchmark programme volume</w:t>
-            </w:r>
-          </w:p>
-        </w:tc>
-        <w:tc>
-          <w:tcPr>
-            <w:tcW w:type="dxa" w:w="1100"/>
-            <w:shd w:val="clear" w:color="auto" w:fill="F2F2F2"/>
-          </w:tcPr>
-          <w:p>
-            <w:pPr>
-              <w:spacing w:after="0" w:before="0"/>
-            </w:pPr>
-            <w:r>
-              <w:rPr>
-                <w:rFonts w:ascii="Arial" w:hAnsi="Arial"/>
-                <w:b w:val="0"/>
-                <w:sz w:val="17"/>
-              </w:rPr>
-              <w:t>550 cases per robot per year</w:t>
-            </w:r>
-          </w:p>
-        </w:tc>
-        <w:tc>
-          <w:tcPr>
-            <w:tcW w:type="dxa" w:w="2926"/>
-            <w:shd w:val="clear" w:color="auto" w:fill="F2F2F2"/>
-          </w:tcPr>
-          <w:p>
-            <w:pPr>
-              <w:spacing w:after="0" w:before="0"/>
-            </w:pPr>
-            <w:r>
-              <w:rPr>
-                <w:rFonts w:ascii="Arial" w:hAnsi="Arial"/>
-                <w:b w:val="0"/>
-                <w:sz w:val="17"/>
-              </w:rPr>
-              <w:t>Assumption set by the project team. No published per-robot benchmark was found. For context, UK NHS trusts reported 36,209 robotic procedures on 212 systems in 2024 (about 171 per system). That study grouped trusts by annual volume, with 500 to 750 procedures a year as its high-volume category (Donald et al, Surg Endosc 2026).</w:t>
-            </w:r>
-          </w:p>
-        </w:tc>
-        <w:tc>
-          <w:tcPr>
-            <w:tcW w:type="dxa" w:w="1100"/>
-            <w:shd w:val="clear" w:color="auto" w:fill="F2F2F2"/>
-          </w:tcPr>
-          <w:p>
-            <w:pPr>
-              <w:spacing w:after="0" w:before="0"/>
-            </w:pPr>
-            <w:r>
-              <w:rPr>
-                <w:rFonts w:ascii="Arial" w:hAnsi="Arial"/>
-                <w:b w:val="0"/>
-                <w:sz w:val="17"/>
-              </w:rPr>
-              <w:t>Assumption</w:t>
-            </w:r>
-          </w:p>
-        </w:tc>
-        <w:tc>
-          <w:tcPr>
-            <w:tcW w:type="dxa" w:w="1400"/>
-            <w:shd w:val="clear" w:color="auto" w:fill="F2F2F2"/>
-          </w:tcPr>
-          <w:p>
-            <w:pPr>
-              <w:spacing w:after="0" w:before="0"/>
-            </w:pPr>
-            <w:r>
-              <w:rPr>
-                <w:rFonts w:ascii="Arial" w:hAnsi="Arial"/>
-                <w:b w:val="0"/>
-                <w:sz w:val="17"/>
-                <w:highlight w:val="yellow"/>
-              </w:rPr>
-              <w:t>[Project team]</w:t>
-            </w:r>
-          </w:p>
-        </w:tc>
-      </w:tr>
-      <w:tr>
-        <w:tc>
-          <w:tcPr>
-            <w:tcW w:type="dxa" w:w="2500"/>
-          </w:tcPr>
-          <w:p>
-            <w:pPr>
-              <w:spacing w:after="0" w:before="0"/>
-            </w:pPr>
-            <w:r>
-              <w:rPr>
-                <w:rFonts w:ascii="Arial" w:hAnsi="Arial"/>
-                <w:b w:val="0"/>
-                <w:sz w:val="17"/>
-              </w:rPr>
-              <w:t>Discount rate (economic case)</w:t>
-            </w:r>
-          </w:p>
-        </w:tc>
-        <w:tc>
-          <w:tcPr>
-            <w:tcW w:type="dxa" w:w="1100"/>
-          </w:tcPr>
-          <w:p>
-            <w:pPr>
-              <w:spacing w:after="0" w:before="0"/>
-            </w:pPr>
-            <w:r>
-              <w:rPr>
-                <w:rFonts w:ascii="Arial" w:hAnsi="Arial"/>
-                <w:b w:val="0"/>
-                <w:sz w:val="17"/>
-              </w:rPr>
-              <w:t>3.5%</w:t>
-            </w:r>
-          </w:p>
-        </w:tc>
-        <w:tc>
-          <w:tcPr>
-            <w:tcW w:type="dxa" w:w="2926"/>
-          </w:tcPr>
-          <w:p>
-            <w:pPr>
-              <w:spacing w:after="0" w:before="0"/>
-            </w:pPr>
-            <w:r>
-              <w:rPr>
-                <w:rFonts w:ascii="Arial" w:hAnsi="Arial"/>
-                <w:b w:val="0"/>
-                <w:sz w:val="17"/>
-              </w:rPr>
-              <w:t>HM Treasury Green Book (3.5% discount rate)</w:t>
-            </w:r>
-          </w:p>
-        </w:tc>
-        <w:tc>
-          <w:tcPr>
-            <w:tcW w:type="dxa" w:w="1100"/>
-          </w:tcPr>
-          <w:p>
-            <w:pPr>
-              <w:spacing w:after="0" w:before="0"/>
-            </w:pPr>
-            <w:r>
-              <w:rPr>
-                <w:rFonts w:ascii="Arial" w:hAnsi="Arial"/>
-                <w:b w:val="0"/>
-                <w:sz w:val="17"/>
-              </w:rPr>
-              <w:t>Sourced</w:t>
-            </w:r>
-          </w:p>
-        </w:tc>
-        <w:tc>
-          <w:tcPr>
-            <w:tcW w:type="dxa" w:w="1400"/>
-          </w:tcPr>
-          <w:p>
-            <w:pPr>
-              <w:spacing w:after="0" w:before="0"/>
-            </w:pPr>
-            <w:r>
-              <w:rPr>
-                <w:rFonts w:ascii="Arial" w:hAnsi="Arial"/>
-                <w:b w:val="0"/>
-                <w:sz w:val="17"/>
-                <w:highlight w:val="yellow"/>
-              </w:rPr>
-              <w:t>[Finance lead]</w:t>
-            </w:r>
-          </w:p>
-        </w:tc>
-      </w:tr>
-      <w:tr>
-        <w:tc>
-          <w:tcPr>
-            <w:tcW w:type="dxa" w:w="2500"/>
-            <w:shd w:val="clear" w:color="auto" w:fill="F2F2F2"/>
-          </w:tcPr>
-          <w:p>
-            <w:pPr>
-              <w:spacing w:after="0" w:before="0"/>
-            </w:pPr>
-            <w:r>
-              <w:rPr>
-                <w:rFonts w:ascii="Arial" w:hAnsi="Arial"/>
-                <w:b w:val="0"/>
-                <w:sz w:val="17"/>
-              </w:rPr>
-              <w:t>Public dividend capital</w:t>
-            </w:r>
-          </w:p>
-        </w:tc>
-        <w:tc>
-          <w:tcPr>
-            <w:tcW w:type="dxa" w:w="1100"/>
-            <w:shd w:val="clear" w:color="auto" w:fill="F2F2F2"/>
-          </w:tcPr>
-          <w:p>
-            <w:pPr>
-              <w:spacing w:after="0" w:before="0"/>
-            </w:pPr>
-            <w:r>
-              <w:rPr>
-                <w:rFonts w:ascii="Arial" w:hAnsi="Arial"/>
-                <w:b w:val="0"/>
-                <w:sz w:val="17"/>
-              </w:rPr>
-              <w:t>3.5%</w:t>
-            </w:r>
-          </w:p>
-        </w:tc>
-        <w:tc>
-          <w:tcPr>
-            <w:tcW w:type="dxa" w:w="2926"/>
-            <w:shd w:val="clear" w:color="auto" w:fill="F2F2F2"/>
-          </w:tcPr>
-          <w:p>
-            <w:pPr>
-              <w:spacing w:after="0" w:before="0"/>
-            </w:pPr>
-            <w:r>
-              <w:rPr>
-                <w:rFonts w:ascii="Arial" w:hAnsi="Arial"/>
-                <w:b w:val="0"/>
-                <w:sz w:val="17"/>
-              </w:rPr>
-              <w:t>DHSC policy rate</w:t>
-            </w:r>
-          </w:p>
-        </w:tc>
-        <w:tc>
-          <w:tcPr>
-            <w:tcW w:type="dxa" w:w="1100"/>
-            <w:shd w:val="clear" w:color="auto" w:fill="F2F2F2"/>
-          </w:tcPr>
-          <w:p>
-            <w:pPr>
-              <w:spacing w:after="0" w:before="0"/>
-            </w:pPr>
-            <w:r>
-              <w:rPr>
-                <w:rFonts w:ascii="Arial" w:hAnsi="Arial"/>
-                <w:b w:val="0"/>
-                <w:sz w:val="17"/>
-              </w:rPr>
-              <w:t>Sourced</w:t>
-            </w:r>
-          </w:p>
-        </w:tc>
-        <w:tc>
-          <w:tcPr>
-            <w:tcW w:type="dxa" w:w="1400"/>
-            <w:shd w:val="clear" w:color="auto" w:fill="F2F2F2"/>
           </w:tcPr>
           <w:p>
             <w:pPr>
@@ -21335,6 +19834,97 @@
           <w:sz w:val="20"/>
         </w:rPr>
         <w:t>Single port robotic urologic surgery: fewer ports, higher costs. American Urological Association Annual Meeting 2022 (abstract MP32-10).</w:t>
+      </w:r>
+    </w:p>
+    <w:p>
+      <w:pPr>
+        <w:pStyle w:val="ListNumber"/>
+      </w:pPr>
+      <w:r>
+        <w:rPr>
+          <w:rFonts w:ascii="Arial" w:hAnsi="Arial"/>
+          <w:b w:val="0"/>
+          <w:sz w:val="20"/>
+        </w:rPr>
+        <w:t>Prabhu AS, Carbonell A, Hope W, et al. Robotic inguinal vs transabdominal laparoscopic inguinal hernia repair: the RIVAL randomized clinical trial. JAMA Surg 2020; 155: 380-87.</w:t>
+      </w:r>
+    </w:p>
+    <w:p>
+      <w:pPr>
+        <w:pStyle w:val="ListNumber"/>
+      </w:pPr>
+      <w:r>
+        <w:rPr>
+          <w:rFonts w:ascii="Arial" w:hAnsi="Arial"/>
+          <w:b w:val="0"/>
+          <w:sz w:val="20"/>
+        </w:rPr>
+        <w:t>van der Sluis PC, van der Horst S, May AM, et al. Robot-assisted minimally invasive thoracolaparoscopic esophagectomy versus open transthoracic esophagectomy for resectable esophageal cancer: a randomized controlled trial. Ann Surg 2019; 269: 621-30.</w:t>
+      </w:r>
+    </w:p>
+    <w:p>
+      <w:pPr>
+        <w:pStyle w:val="ListNumber"/>
+      </w:pPr>
+      <w:r>
+        <w:rPr>
+          <w:rFonts w:ascii="Arial" w:hAnsi="Arial"/>
+          <w:b w:val="0"/>
+          <w:sz w:val="20"/>
+        </w:rPr>
+        <w:t>Klotz R, Mihaljevic AL, Kulu Y, et al. Robotic versus open partial pancreatoduodenectomy (EUROPA): a randomised controlled stage 2b trial. Lancet Reg Health Eur 2024; 39: 100864.</w:t>
+      </w:r>
+    </w:p>
+    <w:p>
+      <w:pPr>
+        <w:pStyle w:val="ListNumber"/>
+      </w:pPr>
+      <w:r>
+        <w:rPr>
+          <w:rFonts w:ascii="Arial" w:hAnsi="Arial"/>
+          <w:b w:val="0"/>
+          <w:sz w:val="20"/>
+        </w:rPr>
+        <w:t>Kalata S, Thumma JR, Norton EC, Dimick JB, Sheetz KH. Comparative safety of robotic-assisted vs laparoscopic cholecystectomy. JAMA Surg 2023; 158: 1303-10.</w:t>
+      </w:r>
+    </w:p>
+    <w:p>
+      <w:pPr>
+        <w:pStyle w:val="ListNumber"/>
+      </w:pPr>
+      <w:r>
+        <w:rPr>
+          <w:rFonts w:ascii="Arial" w:hAnsi="Arial"/>
+          <w:b w:val="0"/>
+          <w:sz w:val="20"/>
+        </w:rPr>
+        <w:t>Toesca A, Sangalli C, Maisonneuve P, et al. A randomized trial of robotic mastectomy versus open surgery in women with breast cancer or BRCA mutation. Ann Surg 2022; 276: 11-19.</w:t>
+      </w:r>
+    </w:p>
+    <w:p>
+      <w:pPr>
+        <w:pStyle w:val="ListNumber"/>
+      </w:pPr>
+      <w:r>
+        <w:rPr>
+          <w:rFonts w:ascii="Arial" w:hAnsi="Arial"/>
+          <w:b w:val="0"/>
+          <w:sz w:val="20"/>
+        </w:rPr>
+        <w:t>Nessa A, Shaikh S, Fuller M, Masannat YA, Kastora SL. Postoperative complications and surgical outcomes of robotic versus conventional nipple-sparing mastectomy in breast cancer: meta-analysis. Br J Surg 2024; 111: znad336.</w:t>
+      </w:r>
+    </w:p>
+    <w:p>
+      <w:pPr>
+        <w:pStyle w:val="ListNumber"/>
+      </w:pPr>
+      <w:r>
+        <w:rPr>
+          <w:rFonts w:ascii="Arial" w:hAnsi="Arial"/>
+          <w:b w:val="0"/>
+          <w:sz w:val="20"/>
+        </w:rPr>
+        <w:t>The impact of robotics in liver surgery: a worldwide systematic review and short-term outcomes meta-analysis on 2,728 cases. 2022.</w:t>
       </w:r>
     </w:p>
     <w:p>
